--- a/4 курс/Дипломная работа/Пояснительная записка.docx
+++ b/4 курс/Дипломная работа/Пояснительная записка.docx
@@ -714,23 +714,23 @@
           </mc:Choice>
           <mc:Fallback>
             <w:pict>
-              <v:group w14:anchorId="59CFFC92" id="Group 40" o:spid="_x0000_s1026" style="position:absolute;margin-left:85.1pt;margin-top:9.8pt;width:467.9pt;height:1.6pt;z-index:-251657216;mso-wrap-distance-left:0;mso-wrap-distance-right:0;mso-position-horizontal-relative:page" coordsize="59423,203" o:gfxdata="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">
-                <v:shape id="Graphic 41" o:spid="_x0000_s1027" style="position:absolute;width:59404;height:196;visibility:visible;mso-wrap-style:square;v-text-anchor:top" coordsize="5940425,19685" o:gfxdata="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" path="m5940425,l,,,19672r5940425,l5940425,xe" fillcolor="#9f9f9f" stroked="f">
+              <v:group w14:anchorId="59CFFC92" id="Group 40" o:spid="_x0000_s1026" style="position:absolute;margin-left:85.1pt;margin-top:9.8pt;width:467.9pt;height:1.6pt;z-index:-251657216;mso-wrap-distance-left:0;mso-wrap-distance-right:0;mso-position-horizontal-relative:page" coordsize="59423,203" o:gfxdata="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">
+                <v:shape id="Graphic 41" o:spid="_x0000_s1027" style="position:absolute;width:59404;height:196;visibility:visible;mso-wrap-style:square;v-text-anchor:top" coordsize="5940425,19685" o:gfxdata="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" path="m5940425,l,,,19672r5940425,l5940425,xe" fillcolor="#9f9f9f" stroked="f">
                   <v:path arrowok="t"/>
                 </v:shape>
-                <v:shape id="Graphic 42" o:spid="_x0000_s1028" style="position:absolute;left:59387;top:1;width:32;height:32;visibility:visible;mso-wrap-style:square;v-text-anchor:top" coordsize="3175,3175" o:gfxdata="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" path="m3047,l,,,3047r3047,l3047,xe" fillcolor="#e2e2e2" stroked="f">
+                <v:shape id="Graphic 42" o:spid="_x0000_s1028" style="position:absolute;left:59387;top:1;width:32;height:32;visibility:visible;mso-wrap-style:square;v-text-anchor:top" coordsize="3175,3175" o:gfxdata="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" path="m3047,l,,,3047r3047,l3047,xe" fillcolor="#e2e2e2" stroked="f">
                   <v:path arrowok="t"/>
                 </v:shape>
-                <v:shape id="Graphic 43" o:spid="_x0000_s1029" style="position:absolute;top:1;width:59423;height:171;visibility:visible;mso-wrap-style:square;v-text-anchor:top" coordsize="5942330,17145" o:gfxdata="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" path="m3048,3035l,3035,,16751r3048,l3048,3035xem5941758,r-3035,l5938723,3035r3035,l5941758,xe" fillcolor="#9f9f9f" stroked="f">
+                <v:shape id="Graphic 43" o:spid="_x0000_s1029" style="position:absolute;top:1;width:59423;height:171;visibility:visible;mso-wrap-style:square;v-text-anchor:top" coordsize="5942330,17145" o:gfxdata="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" path="m3048,3035l,3035,,16751r3048,l3048,3035xem5941758,r-3035,l5938723,3035r3035,l5941758,xe" fillcolor="#9f9f9f" stroked="f">
                   <v:path arrowok="t"/>
                 </v:shape>
-                <v:shape id="Graphic 44" o:spid="_x0000_s1030" style="position:absolute;left:59387;top:31;width:32;height:140;visibility:visible;mso-wrap-style:square;v-text-anchor:top" coordsize="3175,13970" o:gfxdata="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" path="m3047,l,,,13716r3047,l3047,xe" fillcolor="#e2e2e2" stroked="f">
+                <v:shape id="Graphic 44" o:spid="_x0000_s1030" style="position:absolute;left:59387;top:31;width:32;height:140;visibility:visible;mso-wrap-style:square;v-text-anchor:top" coordsize="3175,13970" o:gfxdata="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" path="m3047,l,,,13716r3047,l3047,xe" fillcolor="#e2e2e2" stroked="f">
                   <v:path arrowok="t"/>
                 </v:shape>
-                <v:shape id="Graphic 45" o:spid="_x0000_s1031" style="position:absolute;top:168;width:32;height:32;visibility:visible;mso-wrap-style:square;v-text-anchor:top" coordsize="3175,3175" o:gfxdata="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" path="m3047,l,,,3048r3047,l3047,xe" fillcolor="#9f9f9f" stroked="f">
+                <v:shape id="Graphic 45" o:spid="_x0000_s1031" style="position:absolute;top:168;width:32;height:32;visibility:visible;mso-wrap-style:square;v-text-anchor:top" coordsize="3175,3175" o:gfxdata="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" path="m3047,l,,,3048r3047,l3047,xe" fillcolor="#9f9f9f" stroked="f">
                   <v:path arrowok="t"/>
                 </v:shape>
-                <v:shape id="Graphic 46" o:spid="_x0000_s1032" style="position:absolute;top:168;width:59423;height:32;visibility:visible;mso-wrap-style:square;v-text-anchor:top" coordsize="5942330,3175" o:gfxdata="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" path="m5941758,r-2997,l3048,,,,,3048r3048,l5938723,3048r3035,l5941758,xe" fillcolor="#e2e2e2" stroked="f">
+                <v:shape id="Graphic 46" o:spid="_x0000_s1032" style="position:absolute;top:168;width:59423;height:32;visibility:visible;mso-wrap-style:square;v-text-anchor:top" coordsize="5942330,3175" o:gfxdata="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" path="m5941758,r-2997,l3048,,,,,3048r3048,l5938723,3048r3035,l5941758,xe" fillcolor="#e2e2e2" stroked="f">
                   <v:path arrowok="t"/>
                 </v:shape>
                 <w10:wrap type="topAndBottom" anchorx="page"/>
@@ -1019,7 +1019,7 @@
           </mc:Choice>
           <mc:Fallback>
             <w:pict>
-              <v:shape w14:anchorId="35A54189" id="Graphic 47" o:spid="_x0000_s1026" style="position:absolute;margin-left:297.55pt;margin-top:13.6pt;width:48pt;height:.1pt;z-index:-251656192;visibility:visible;mso-wrap-style:square;mso-wrap-distance-left:0;mso-wrap-distance-top:0;mso-wrap-distance-right:0;mso-wrap-distance-bottom:0;mso-position-horizontal:absolute;mso-position-horizontal-relative:page;mso-position-vertical:absolute;mso-position-vertical-relative:text;v-text-anchor:top" coordsize="609600,1270" o:gfxdata="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" path="m,l609600,e" filled="f" strokeweight=".17183mm">
+              <v:shape w14:anchorId="35A54189" id="Graphic 47" o:spid="_x0000_s1026" style="position:absolute;margin-left:297.55pt;margin-top:13.6pt;width:48pt;height:.1pt;z-index:-251656192;visibility:visible;mso-wrap-style:square;mso-wrap-distance-left:0;mso-wrap-distance-top:0;mso-wrap-distance-right:0;mso-wrap-distance-bottom:0;mso-position-horizontal:absolute;mso-position-horizontal-relative:page;mso-position-vertical:absolute;mso-position-vertical-relative:text;v-text-anchor:top" coordsize="609600,1270" o:gfxdata="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" path="m,l609600,e" filled="f" strokeweight=".17183mm">
                 <v:path arrowok="t"/>
                 <w10:wrap type="topAndBottom" anchorx="page"/>
               </v:shape>
@@ -1102,7 +1102,7 @@
           </mc:Choice>
           <mc:Fallback>
             <w:pict>
-              <v:shape w14:anchorId="282BB101" id="Graphic 48" o:spid="_x0000_s1026" style="position:absolute;margin-left:351.55pt;margin-top:13.6pt;width:138pt;height:.1pt;z-index:-251655168;visibility:visible;mso-wrap-style:square;mso-wrap-distance-left:0;mso-wrap-distance-top:0;mso-wrap-distance-right:0;mso-wrap-distance-bottom:0;mso-position-horizontal:absolute;mso-position-horizontal-relative:page;mso-position-vertical:absolute;mso-position-vertical-relative:text;v-text-anchor:top" coordsize="1752600,1270" o:gfxdata="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" path="m,l1752600,e" filled="f" strokeweight=".17183mm">
+              <v:shape w14:anchorId="282BB101" id="Graphic 48" o:spid="_x0000_s1026" style="position:absolute;margin-left:351.55pt;margin-top:13.6pt;width:138pt;height:.1pt;z-index:-251655168;visibility:visible;mso-wrap-style:square;mso-wrap-distance-left:0;mso-wrap-distance-top:0;mso-wrap-distance-right:0;mso-wrap-distance-bottom:0;mso-position-horizontal:absolute;mso-position-horizontal-relative:page;mso-position-vertical:absolute;mso-position-vertical-relative:text;v-text-anchor:top" coordsize="1752600,1270" o:gfxdata="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" path="m,l1752600,e" filled="f" strokeweight=".17183mm">
                 <v:path arrowok="t"/>
                 <w10:wrap type="topAndBottom" anchorx="page"/>
               </v:shape>
@@ -2644,6 +2644,16 @@
     </w:p>
     <w:sdt>
       <w:sdtPr>
+        <w:rPr>
+          <w:rFonts w:ascii="Times New Roman" w:eastAsiaTheme="minorHAnsi" w:hAnsi="Times New Roman" w:cstheme="minorBidi"/>
+          <w:b w:val="0"/>
+          <w:bCs w:val="0"/>
+          <w:color w:val="auto"/>
+          <w:kern w:val="2"/>
+          <w:szCs w:val="24"/>
+          <w:lang w:eastAsia="en-US"/>
+          <w14:ligatures w14:val="standardContextual"/>
+        </w:rPr>
         <w:id w:val="1007942231"/>
         <w:docPartObj>
           <w:docPartGallery w:val="Table of Contents"/>
@@ -2652,13 +2662,7 @@
       </w:sdtPr>
       <w:sdtEndPr>
         <w:rPr>
-          <w:rFonts w:ascii="Times New Roman" w:eastAsiaTheme="minorHAnsi" w:hAnsi="Times New Roman" w:cstheme="minorBidi"/>
           <w:noProof/>
-          <w:color w:val="auto"/>
-          <w:kern w:val="2"/>
-          <w:szCs w:val="24"/>
-          <w:lang w:eastAsia="en-US"/>
-          <w14:ligatures w14:val="standardContextual"/>
         </w:rPr>
       </w:sdtEndPr>
       <w:sdtContent>
@@ -2703,29 +2707,41 @@
             <w:rPr>
               <w:b w:val="0"/>
               <w:bCs w:val="0"/>
+              <w:i w:val="0"/>
+              <w:iCs w:val="0"/>
             </w:rPr>
             <w:fldChar w:fldCharType="begin"/>
           </w:r>
           <w:r>
+            <w:rPr>
+              <w:i w:val="0"/>
+              <w:iCs w:val="0"/>
+            </w:rPr>
             <w:instrText>TOC \o "1-3" \h \z \u</w:instrText>
           </w:r>
           <w:r>
             <w:rPr>
               <w:b w:val="0"/>
               <w:bCs w:val="0"/>
+              <w:i w:val="0"/>
+              <w:iCs w:val="0"/>
             </w:rPr>
             <w:fldChar w:fldCharType="separate"/>
           </w:r>
-          <w:hyperlink w:anchor="_Toc226986658" w:history="1">
+          <w:hyperlink w:anchor="_Toc228878584" w:history="1">
             <w:r>
               <w:rPr>
                 <w:rStyle w:val="af3"/>
+                <w:i w:val="0"/>
+                <w:iCs w:val="0"/>
                 <w:noProof/>
               </w:rPr>
               <w:t>Введение</w:t>
             </w:r>
             <w:r>
               <w:rPr>
+                <w:i w:val="0"/>
+                <w:iCs w:val="0"/>
                 <w:noProof/>
                 <w:webHidden/>
               </w:rPr>
@@ -2733,6 +2749,8 @@
             </w:r>
             <w:r>
               <w:rPr>
+                <w:i w:val="0"/>
+                <w:iCs w:val="0"/>
                 <w:noProof/>
                 <w:webHidden/>
               </w:rPr>
@@ -2740,19 +2758,25 @@
             </w:r>
             <w:r>
               <w:rPr>
+                <w:i w:val="0"/>
+                <w:iCs w:val="0"/>
                 <w:noProof/>
                 <w:webHidden/>
               </w:rPr>
-              <w:instrText xml:space="preserve"> PAGEREF _Toc226986658 \h </w:instrText>
+              <w:instrText xml:space="preserve"> PAGEREF _Toc228878584 \h </w:instrText>
             </w:r>
             <w:r>
               <w:rPr>
+                <w:i w:val="0"/>
+                <w:iCs w:val="0"/>
                 <w:noProof/>
                 <w:webHidden/>
               </w:rPr>
             </w:r>
             <w:r>
               <w:rPr>
+                <w:i w:val="0"/>
+                <w:iCs w:val="0"/>
                 <w:noProof/>
                 <w:webHidden/>
               </w:rPr>
@@ -2760,6 +2784,8 @@
             </w:r>
             <w:r>
               <w:rPr>
+                <w:i w:val="0"/>
+                <w:iCs w:val="0"/>
                 <w:noProof/>
                 <w:webHidden/>
               </w:rPr>
@@ -2767,6 +2793,571 @@
             </w:r>
             <w:r>
               <w:rPr>
+                <w:i w:val="0"/>
+                <w:iCs w:val="0"/>
+                <w:noProof/>
+                <w:webHidden/>
+              </w:rPr>
+              <w:fldChar w:fldCharType="end"/>
+            </w:r>
+          </w:hyperlink>
+        </w:p>
+        <w:p>
+          <w:pPr>
+            <w:pStyle w:val="11"/>
+            <w:tabs>
+              <w:tab w:val="left" w:pos="1400"/>
+              <w:tab w:val="right" w:leader="dot" w:pos="9344"/>
+            </w:tabs>
+            <w:rPr>
+              <w:rFonts w:eastAsiaTheme="minorEastAsia" w:cstheme="minorBidi"/>
+              <w:b w:val="0"/>
+              <w:bCs w:val="0"/>
+              <w:i w:val="0"/>
+              <w:iCs w:val="0"/>
+              <w:noProof/>
+              <w:lang w:eastAsia="ru-RU"/>
+            </w:rPr>
+          </w:pPr>
+          <w:hyperlink w:anchor="_Toc228878585" w:history="1">
+            <w:r>
+              <w:rPr>
+                <w:rStyle w:val="af3"/>
+                <w:i w:val="0"/>
+                <w:iCs w:val="0"/>
+                <w:noProof/>
+                <w:lang w:val="en-US"/>
+              </w:rPr>
+              <w:t>1.</w:t>
+            </w:r>
+            <w:r>
+              <w:rPr>
+                <w:rFonts w:eastAsiaTheme="minorEastAsia" w:cstheme="minorBidi"/>
+                <w:b w:val="0"/>
+                <w:bCs w:val="0"/>
+                <w:i w:val="0"/>
+                <w:iCs w:val="0"/>
+                <w:noProof/>
+                <w:lang w:eastAsia="ru-RU"/>
+              </w:rPr>
+              <w:t xml:space="preserve"> </w:t>
+            </w:r>
+            <w:r>
+              <w:rPr>
+                <w:rStyle w:val="af3"/>
+                <w:i w:val="0"/>
+                <w:iCs w:val="0"/>
+                <w:noProof/>
+              </w:rPr>
+              <w:t>Теоретические основы применения одноплатных компьютеров для потоковой передачи медиаданных</w:t>
+            </w:r>
+            <w:r>
+              <w:rPr>
+                <w:i w:val="0"/>
+                <w:iCs w:val="0"/>
+                <w:noProof/>
+                <w:webHidden/>
+              </w:rPr>
+              <w:tab/>
+            </w:r>
+            <w:r>
+              <w:rPr>
+                <w:i w:val="0"/>
+                <w:iCs w:val="0"/>
+                <w:noProof/>
+                <w:webHidden/>
+              </w:rPr>
+              <w:fldChar w:fldCharType="begin"/>
+            </w:r>
+            <w:r>
+              <w:rPr>
+                <w:i w:val="0"/>
+                <w:iCs w:val="0"/>
+                <w:noProof/>
+                <w:webHidden/>
+              </w:rPr>
+              <w:instrText xml:space="preserve"> PAGEREF _Toc228878585 \h </w:instrText>
+            </w:r>
+            <w:r>
+              <w:rPr>
+                <w:i w:val="0"/>
+                <w:iCs w:val="0"/>
+                <w:noProof/>
+                <w:webHidden/>
+              </w:rPr>
+            </w:r>
+            <w:r>
+              <w:rPr>
+                <w:i w:val="0"/>
+                <w:iCs w:val="0"/>
+                <w:noProof/>
+                <w:webHidden/>
+              </w:rPr>
+              <w:fldChar w:fldCharType="separate"/>
+            </w:r>
+            <w:r>
+              <w:rPr>
+                <w:i w:val="0"/>
+                <w:iCs w:val="0"/>
+                <w:noProof/>
+                <w:webHidden/>
+              </w:rPr>
+              <w:t>7</w:t>
+            </w:r>
+            <w:r>
+              <w:rPr>
+                <w:i w:val="0"/>
+                <w:iCs w:val="0"/>
+                <w:noProof/>
+                <w:webHidden/>
+              </w:rPr>
+              <w:fldChar w:fldCharType="end"/>
+            </w:r>
+          </w:hyperlink>
+        </w:p>
+        <w:p>
+          <w:pPr>
+            <w:pStyle w:val="11"/>
+            <w:tabs>
+              <w:tab w:val="right" w:leader="dot" w:pos="9344"/>
+            </w:tabs>
+            <w:rPr>
+              <w:rFonts w:eastAsiaTheme="minorEastAsia" w:cstheme="minorBidi"/>
+              <w:b w:val="0"/>
+              <w:bCs w:val="0"/>
+              <w:i w:val="0"/>
+              <w:iCs w:val="0"/>
+              <w:noProof/>
+              <w:lang w:eastAsia="ru-RU"/>
+            </w:rPr>
+          </w:pPr>
+          <w:hyperlink w:anchor="_Toc228878586" w:history="1">
+            <w:r>
+              <w:rPr>
+                <w:rStyle w:val="af3"/>
+                <w:i w:val="0"/>
+                <w:iCs w:val="0"/>
+                <w:noProof/>
+              </w:rPr>
+              <w:t>1.1. Архитектура и вычислительные возможности одноплатных компьютеров</w:t>
+            </w:r>
+            <w:r>
+              <w:rPr>
+                <w:i w:val="0"/>
+                <w:iCs w:val="0"/>
+                <w:noProof/>
+                <w:webHidden/>
+              </w:rPr>
+              <w:tab/>
+            </w:r>
+            <w:r>
+              <w:rPr>
+                <w:i w:val="0"/>
+                <w:iCs w:val="0"/>
+                <w:noProof/>
+                <w:webHidden/>
+              </w:rPr>
+              <w:fldChar w:fldCharType="begin"/>
+            </w:r>
+            <w:r>
+              <w:rPr>
+                <w:i w:val="0"/>
+                <w:iCs w:val="0"/>
+                <w:noProof/>
+                <w:webHidden/>
+              </w:rPr>
+              <w:instrText xml:space="preserve"> PAGEREF _Toc228878586 \h </w:instrText>
+            </w:r>
+            <w:r>
+              <w:rPr>
+                <w:i w:val="0"/>
+                <w:iCs w:val="0"/>
+                <w:noProof/>
+                <w:webHidden/>
+              </w:rPr>
+            </w:r>
+            <w:r>
+              <w:rPr>
+                <w:i w:val="0"/>
+                <w:iCs w:val="0"/>
+                <w:noProof/>
+                <w:webHidden/>
+              </w:rPr>
+              <w:fldChar w:fldCharType="separate"/>
+            </w:r>
+            <w:r>
+              <w:rPr>
+                <w:i w:val="0"/>
+                <w:iCs w:val="0"/>
+                <w:noProof/>
+                <w:webHidden/>
+              </w:rPr>
+              <w:t>7</w:t>
+            </w:r>
+            <w:r>
+              <w:rPr>
+                <w:i w:val="0"/>
+                <w:iCs w:val="0"/>
+                <w:noProof/>
+                <w:webHidden/>
+              </w:rPr>
+              <w:fldChar w:fldCharType="end"/>
+            </w:r>
+          </w:hyperlink>
+        </w:p>
+        <w:p>
+          <w:pPr>
+            <w:pStyle w:val="11"/>
+            <w:tabs>
+              <w:tab w:val="right" w:leader="dot" w:pos="9344"/>
+            </w:tabs>
+            <w:rPr>
+              <w:rFonts w:eastAsiaTheme="minorEastAsia" w:cstheme="minorBidi"/>
+              <w:b w:val="0"/>
+              <w:bCs w:val="0"/>
+              <w:i w:val="0"/>
+              <w:iCs w:val="0"/>
+              <w:noProof/>
+              <w:lang w:eastAsia="ru-RU"/>
+            </w:rPr>
+          </w:pPr>
+          <w:hyperlink w:anchor="_Toc228878587" w:history="1">
+            <w:r>
+              <w:rPr>
+                <w:rStyle w:val="af3"/>
+                <w:i w:val="0"/>
+                <w:iCs w:val="0"/>
+                <w:noProof/>
+              </w:rPr>
+              <w:t>1.2. Протоколы и механизмы потоковой передачи видео по беспроводным сетям</w:t>
+            </w:r>
+            <w:r>
+              <w:rPr>
+                <w:i w:val="0"/>
+                <w:iCs w:val="0"/>
+                <w:noProof/>
+                <w:webHidden/>
+              </w:rPr>
+              <w:tab/>
+            </w:r>
+            <w:r>
+              <w:rPr>
+                <w:i w:val="0"/>
+                <w:iCs w:val="0"/>
+                <w:noProof/>
+                <w:webHidden/>
+              </w:rPr>
+              <w:fldChar w:fldCharType="begin"/>
+            </w:r>
+            <w:r>
+              <w:rPr>
+                <w:i w:val="0"/>
+                <w:iCs w:val="0"/>
+                <w:noProof/>
+                <w:webHidden/>
+              </w:rPr>
+              <w:instrText xml:space="preserve"> PAGEREF _Toc228878587 \h </w:instrText>
+            </w:r>
+            <w:r>
+              <w:rPr>
+                <w:i w:val="0"/>
+                <w:iCs w:val="0"/>
+                <w:noProof/>
+                <w:webHidden/>
+              </w:rPr>
+            </w:r>
+            <w:r>
+              <w:rPr>
+                <w:i w:val="0"/>
+                <w:iCs w:val="0"/>
+                <w:noProof/>
+                <w:webHidden/>
+              </w:rPr>
+              <w:fldChar w:fldCharType="separate"/>
+            </w:r>
+            <w:r>
+              <w:rPr>
+                <w:i w:val="0"/>
+                <w:iCs w:val="0"/>
+                <w:noProof/>
+                <w:webHidden/>
+              </w:rPr>
+              <w:t>10</w:t>
+            </w:r>
+            <w:r>
+              <w:rPr>
+                <w:i w:val="0"/>
+                <w:iCs w:val="0"/>
+                <w:noProof/>
+                <w:webHidden/>
+              </w:rPr>
+              <w:fldChar w:fldCharType="end"/>
+            </w:r>
+          </w:hyperlink>
+        </w:p>
+        <w:p>
+          <w:pPr>
+            <w:pStyle w:val="11"/>
+            <w:tabs>
+              <w:tab w:val="right" w:leader="dot" w:pos="9344"/>
+            </w:tabs>
+            <w:rPr>
+              <w:rFonts w:eastAsiaTheme="minorEastAsia" w:cstheme="minorBidi"/>
+              <w:b w:val="0"/>
+              <w:bCs w:val="0"/>
+              <w:i w:val="0"/>
+              <w:iCs w:val="0"/>
+              <w:noProof/>
+              <w:lang w:eastAsia="ru-RU"/>
+            </w:rPr>
+          </w:pPr>
+          <w:hyperlink w:anchor="_Toc228878588" w:history="1">
+            <w:r>
+              <w:rPr>
+                <w:rStyle w:val="af3"/>
+                <w:i w:val="0"/>
+                <w:iCs w:val="0"/>
+                <w:noProof/>
+              </w:rPr>
+              <w:t>1.3. Принципы помехоустойчивого кодирования (FEC) в медиасистемах реального времени</w:t>
+            </w:r>
+            <w:r>
+              <w:rPr>
+                <w:i w:val="0"/>
+                <w:iCs w:val="0"/>
+                <w:noProof/>
+                <w:webHidden/>
+              </w:rPr>
+              <w:tab/>
+            </w:r>
+            <w:r>
+              <w:rPr>
+                <w:i w:val="0"/>
+                <w:iCs w:val="0"/>
+                <w:noProof/>
+                <w:webHidden/>
+              </w:rPr>
+              <w:fldChar w:fldCharType="begin"/>
+            </w:r>
+            <w:r>
+              <w:rPr>
+                <w:i w:val="0"/>
+                <w:iCs w:val="0"/>
+                <w:noProof/>
+                <w:webHidden/>
+              </w:rPr>
+              <w:instrText xml:space="preserve"> PAGEREF _Toc228878588 \h </w:instrText>
+            </w:r>
+            <w:r>
+              <w:rPr>
+                <w:i w:val="0"/>
+                <w:iCs w:val="0"/>
+                <w:noProof/>
+                <w:webHidden/>
+              </w:rPr>
+            </w:r>
+            <w:r>
+              <w:rPr>
+                <w:i w:val="0"/>
+                <w:iCs w:val="0"/>
+                <w:noProof/>
+                <w:webHidden/>
+              </w:rPr>
+              <w:fldChar w:fldCharType="separate"/>
+            </w:r>
+            <w:r>
+              <w:rPr>
+                <w:i w:val="0"/>
+                <w:iCs w:val="0"/>
+                <w:noProof/>
+                <w:webHidden/>
+              </w:rPr>
+              <w:t>14</w:t>
+            </w:r>
+            <w:r>
+              <w:rPr>
+                <w:i w:val="0"/>
+                <w:iCs w:val="0"/>
+                <w:noProof/>
+                <w:webHidden/>
+              </w:rPr>
+              <w:fldChar w:fldCharType="end"/>
+            </w:r>
+          </w:hyperlink>
+        </w:p>
+        <w:p>
+          <w:pPr>
+            <w:pStyle w:val="11"/>
+            <w:tabs>
+              <w:tab w:val="right" w:leader="dot" w:pos="9344"/>
+            </w:tabs>
+            <w:rPr>
+              <w:rFonts w:eastAsiaTheme="minorEastAsia" w:cstheme="minorBidi"/>
+              <w:b w:val="0"/>
+              <w:bCs w:val="0"/>
+              <w:i w:val="0"/>
+              <w:iCs w:val="0"/>
+              <w:noProof/>
+              <w:lang w:eastAsia="ru-RU"/>
+            </w:rPr>
+          </w:pPr>
+          <w:hyperlink w:anchor="_Toc228878589" w:history="1">
+            <w:r>
+              <w:rPr>
+                <w:rStyle w:val="af3"/>
+                <w:i w:val="0"/>
+                <w:iCs w:val="0"/>
+                <w:noProof/>
+              </w:rPr>
+              <w:t>1.4. Метрики оценки качества видеопотока и эффективности системы передачи</w:t>
+            </w:r>
+            <w:r>
+              <w:rPr>
+                <w:i w:val="0"/>
+                <w:iCs w:val="0"/>
+                <w:noProof/>
+                <w:webHidden/>
+              </w:rPr>
+              <w:tab/>
+            </w:r>
+            <w:r>
+              <w:rPr>
+                <w:i w:val="0"/>
+                <w:iCs w:val="0"/>
+                <w:noProof/>
+                <w:webHidden/>
+              </w:rPr>
+              <w:fldChar w:fldCharType="begin"/>
+            </w:r>
+            <w:r>
+              <w:rPr>
+                <w:i w:val="0"/>
+                <w:iCs w:val="0"/>
+                <w:noProof/>
+                <w:webHidden/>
+              </w:rPr>
+              <w:instrText xml:space="preserve"> PAGEREF _Toc228878589 \h </w:instrText>
+            </w:r>
+            <w:r>
+              <w:rPr>
+                <w:i w:val="0"/>
+                <w:iCs w:val="0"/>
+                <w:noProof/>
+                <w:webHidden/>
+              </w:rPr>
+            </w:r>
+            <w:r>
+              <w:rPr>
+                <w:i w:val="0"/>
+                <w:iCs w:val="0"/>
+                <w:noProof/>
+                <w:webHidden/>
+              </w:rPr>
+              <w:fldChar w:fldCharType="separate"/>
+            </w:r>
+            <w:r>
+              <w:rPr>
+                <w:i w:val="0"/>
+                <w:iCs w:val="0"/>
+                <w:noProof/>
+                <w:webHidden/>
+              </w:rPr>
+              <w:t>16</w:t>
+            </w:r>
+            <w:r>
+              <w:rPr>
+                <w:i w:val="0"/>
+                <w:iCs w:val="0"/>
+                <w:noProof/>
+                <w:webHidden/>
+              </w:rPr>
+              <w:fldChar w:fldCharType="end"/>
+            </w:r>
+          </w:hyperlink>
+        </w:p>
+        <w:p>
+          <w:pPr>
+            <w:pStyle w:val="11"/>
+            <w:tabs>
+              <w:tab w:val="right" w:leader="dot" w:pos="9344"/>
+            </w:tabs>
+            <w:rPr>
+              <w:rFonts w:eastAsiaTheme="minorEastAsia" w:cstheme="minorBidi"/>
+              <w:b w:val="0"/>
+              <w:bCs w:val="0"/>
+              <w:i w:val="0"/>
+              <w:iCs w:val="0"/>
+              <w:noProof/>
+              <w:lang w:eastAsia="ru-RU"/>
+            </w:rPr>
+          </w:pPr>
+          <w:hyperlink w:anchor="_Toc228878590" w:history="1">
+            <w:r>
+              <w:rPr>
+                <w:rStyle w:val="af3"/>
+                <w:i w:val="0"/>
+                <w:iCs w:val="0"/>
+                <w:noProof/>
+              </w:rPr>
+              <w:t>1.5 Выводы по первой главе</w:t>
+            </w:r>
+            <w:r>
+              <w:rPr>
+                <w:i w:val="0"/>
+                <w:iCs w:val="0"/>
+                <w:noProof/>
+                <w:webHidden/>
+              </w:rPr>
+              <w:tab/>
+            </w:r>
+            <w:r>
+              <w:rPr>
+                <w:i w:val="0"/>
+                <w:iCs w:val="0"/>
+                <w:noProof/>
+                <w:webHidden/>
+              </w:rPr>
+              <w:fldChar w:fldCharType="begin"/>
+            </w:r>
+            <w:r>
+              <w:rPr>
+                <w:i w:val="0"/>
+                <w:iCs w:val="0"/>
+                <w:noProof/>
+                <w:webHidden/>
+              </w:rPr>
+              <w:instrText xml:space="preserve"> PAGEREF _Toc228878590 \h </w:instrText>
+            </w:r>
+            <w:r>
+              <w:rPr>
+                <w:i w:val="0"/>
+                <w:iCs w:val="0"/>
+                <w:noProof/>
+                <w:webHidden/>
+              </w:rPr>
+            </w:r>
+            <w:r>
+              <w:rPr>
+                <w:i w:val="0"/>
+                <w:iCs w:val="0"/>
+                <w:noProof/>
+                <w:webHidden/>
+              </w:rPr>
+              <w:fldChar w:fldCharType="separate"/>
+            </w:r>
+            <w:r>
+              <w:rPr>
+                <w:i w:val="0"/>
+                <w:iCs w:val="0"/>
+                <w:noProof/>
+                <w:webHidden/>
+              </w:rPr>
+              <w:t>18</w:t>
+            </w:r>
+            <w:r>
+              <w:rPr>
+                <w:i w:val="0"/>
+                <w:iCs w:val="0"/>
                 <w:noProof/>
                 <w:webHidden/>
               </w:rPr>
@@ -2801,13 +3392,6 @@
     <w:p/>
     <w:p/>
     <w:p/>
-    <w:p/>
-    <w:p/>
-    <w:p/>
-    <w:p/>
-    <w:p/>
-    <w:p/>
-    <w:p/>
     <w:p>
       <w:pPr>
         <w:ind w:firstLine="0"/>
@@ -2817,7 +3401,7 @@
       <w:pPr>
         <w:pStyle w:val="a3"/>
       </w:pPr>
-      <w:bookmarkStart w:id="0" w:name="_Toc226986658"/>
+      <w:bookmarkStart w:id="0" w:name="_Toc228878584"/>
       <w:r>
         <w:lastRenderedPageBreak/>
         <w:t>Введение</w:t>
@@ -2828,36 +3412,19 @@
       <w:r>
         <w:t xml:space="preserve">Актуальность темы исследования обусловлена стремительным ростом объёмов видеоданных, передаваемых по беспроводным сетям, и увеличением спроса на энергоэффективные решения для систем удалённого мониторинга, видеонаблюдения и распределённых медиаплатформ. В условиях развития технологий «интернета вещей» и периферийных вычислений особую практическую ценность приобретают одноплатные компьютеры, сочетающие низкую стоимость, компактные габариты и достаточную вычислительную мощность для обработки медиаконтента. При этом передача видеопотока в реальном времени по нестабильным </w:t>
       </w:r>
-      <w:proofErr w:type="spellStart"/>
       <w:r>
         <w:rPr>
           <w:lang w:val="en-US"/>
         </w:rPr>
         <w:t>W</w:t>
       </w:r>
-      <w:proofErr w:type="spellEnd"/>
-      <w:r>
-        <w:t>i-Fi</w:t>
-      </w:r>
-      <w:r>
-        <w:t xml:space="preserve"> </w:t>
-      </w:r>
-      <w:r>
-        <w:t>каналам требует применения механизмов прямого исправления ошибок, которые повышают надёжность доставки данных, но вносят дополнительные вычислительные и энергетические затраты. Оценка целесообразности использования одноплатных компьютеров для задач потоковой передачи видео с учётом накладных расходов среды разработки и параметров помехоустойчивого кодирования представляет собой актуальную инженерно-практическую задачу.</w:t>
-      </w:r>
-    </w:p>
-    <w:p>
-      <w:r>
-        <w:t>Проблема</w:t>
-      </w:r>
-      <w:r>
-        <w:t xml:space="preserve"> характеризуется значительным количеством публикаций, посвящённых архитектурным возможностям </w:t>
-      </w:r>
-      <w:r>
-        <w:t>одноплатных компьютеров</w:t>
-      </w:r>
-      <w:r>
-        <w:t xml:space="preserve">, оптимизации </w:t>
+      <w:r>
+        <w:t>i-Fi каналам требует применения механизмов прямого исправления ошибок, которые повышают надёжность доставки данных, но вносят дополнительные вычислительные и энергетические затраты. Оценка целесообразности использования одноплатных компьютеров для задач потоковой передачи видео с учётом накладных расходов среды разработки и параметров помехоустойчивого кодирования представляет собой актуальную инженерно-практическую задачу.</w:t>
+      </w:r>
+    </w:p>
+    <w:p>
+      <w:r>
+        <w:t xml:space="preserve">Проблема характеризуется значительным количеством публикаций, посвящённых архитектурным возможностям одноплатных компьютеров, оптимизации </w:t>
       </w:r>
       <w:proofErr w:type="spellStart"/>
       <w:r>
@@ -2865,25 +3432,7 @@
       </w:r>
       <w:proofErr w:type="spellEnd"/>
       <w:r>
-        <w:t xml:space="preserve"> в сетях общего пользования и математическим основам кодов коррекции ошибок. Однако большинство существующих исследований фокусируется на </w:t>
-      </w:r>
-      <w:r>
-        <w:t>уже готовых</w:t>
-      </w:r>
-      <w:r>
-        <w:t xml:space="preserve"> решениях или аппаратных кодеках, оставляя недостаточно изученным вопрос о производительности и энергоэффективности</w:t>
-      </w:r>
-      <w:r>
-        <w:t xml:space="preserve"> </w:t>
-      </w:r>
-      <w:r>
-        <w:t xml:space="preserve">при передаче высоконагруженного видеопотока. Отсутствуют систематизированные данные о влиянии параметров разрешения, частоты кадров и типа </w:t>
-      </w:r>
-      <w:r>
-        <w:t>кодирования</w:t>
-      </w:r>
-      <w:r>
-        <w:t xml:space="preserve"> на суммарную задержку, качество изображения и потребление энергии при работе в режиме интерпретатора, что затрудняет выбор оптимальной конфигурации для прикладных задач.</w:t>
+        <w:t xml:space="preserve"> в сетях общего пользования и математическим основам кодов коррекции ошибок. Однако большинство существующих исследований фокусируется на уже готовых решениях или аппаратных кодеках, оставляя недостаточно изученным вопрос о производительности при передаче высоконагруженного видеопотока. Отсутствуют систематизированные данные о влиянии параметров разрешения, частоты кадров и типа кодирования на суммарную задержку, качество изображения и потребление энергии при работе в режиме интерпретатора, что затрудняет выбор оптимальной конфигурации для прикладных задач.</w:t>
       </w:r>
     </w:p>
     <w:p>
@@ -2968,7 +3517,7 @@
         <w:ind w:left="567" w:firstLine="501"/>
       </w:pPr>
       <w:r>
-        <w:t>Разработать экспериментальный стенд и программный комплекс в среде MATLAB для передачи, приёма и сравнения видеопотоков с применением кодов Рида–Соломона и БЧХ.</w:t>
+        <w:t>Разработать экспериментальный стенд и программный комплекс в среде MATLAB для передачи, приёма и сравнения видеопотоков с применением кодов Рида–Соломона.</w:t>
       </w:r>
     </w:p>
     <w:p>
@@ -2981,7 +3530,13 @@
         <w:ind w:left="567" w:firstLine="501"/>
       </w:pPr>
       <w:r>
-        <w:t>Экспериментально исследовать влияние параметров видеопотока (разрешение, частота кадров, битрейт) и типа помехоустойчивого кодирования на энергопотребление плат, задержку и метрики качества изображения.</w:t>
+        <w:t xml:space="preserve">Экспериментально исследовать влияние параметров видеопотока (разрешение, частота кадров, битрейт) </w:t>
+      </w:r>
+      <w:r>
+        <w:t xml:space="preserve">на </w:t>
+      </w:r>
+      <w:r>
+        <w:t>задержку и метрики качества изображения.</w:t>
       </w:r>
     </w:p>
     <w:p>
@@ -3020,16 +3575,22 @@
     </w:p>
     <w:p>
       <w:r>
-        <w:t>Предметом исследования являются закономерности изменения энергопотребления, задержки доставки и качества видеопотока в зависимости от параметров кодирования и применения алгоритмов коррекции ошибок при передаче данных в среде MATLAB.</w:t>
-      </w:r>
-    </w:p>
-    <w:p>
-      <w:r>
-        <w:t xml:space="preserve">В ходе работы применялись следующие методы исследования: теоретический анализ научной и технической литературы по теме работы, </w:t>
+        <w:t xml:space="preserve">Предметом исследования являются закономерности изменения задержки доставки и качества видеопотока в зависимости от </w:t>
+      </w:r>
+      <w:r>
+        <w:t xml:space="preserve">параметров видеопотока и </w:t>
+      </w:r>
+      <w:r>
+        <w:t>параметров кодирования при передаче данных в среде MATLAB.</w:t>
+      </w:r>
+    </w:p>
+    <w:p>
+      <w:r>
+        <w:t xml:space="preserve">В ходе работы применялись следующие методы исследования: теоретический анализ научной и технической литературы по теме работы, натурный эксперимент на аппаратном стенде, математическая обработка экспериментальных данных с использованием метрик PSNR и SSIM, </w:t>
       </w:r>
       <w:r>
         <w:lastRenderedPageBreak/>
-        <w:t>натурный эксперимент на аппаратном стенде, математическая обработка экспериментальных данных с использованием метрик PSNR и SSIM, статистический анализ результатов измерений, сравнительный анализ различных конфигураций передачи данных.</w:t>
+        <w:t>статистический анализ результатов измерений, сравнительный анализ различных конфигураций передачи данных.</w:t>
       </w:r>
     </w:p>
     <w:p>
@@ -3046,6 +3607,1697 @@
     <w:p>
       <w:r>
         <w:t>Структура выпускной квалификационной работы включает введение, две главы, заключение, список использованных источников и приложения. Во введении обоснована актуальность темы, сформулированы цель, задачи, объект и предмет исследования. В первой главе представлен теоретический анализ одноплатных компьютеров, протоколов потоковой передачи видео и принципов работы кодов коррекции ошибок. Во второй главе описаны методика и ход эксперимента, приведены результаты измерений энергопотребления, задержки и качества видеопотока, выполнен их анализ и интерпретация. В заключении сформулированы основные выводы по результатам исследования и практические рекомендации.</w:t>
+      </w:r>
+    </w:p>
+    <w:p>
+      <w:pPr>
+        <w:spacing w:line="278" w:lineRule="auto"/>
+        <w:ind w:firstLine="0"/>
+        <w:jc w:val="left"/>
+      </w:pPr>
+      <w:r>
+        <w:br w:type="page"/>
+      </w:r>
+    </w:p>
+    <w:p>
+      <w:pPr>
+        <w:pStyle w:val="a3"/>
+        <w:numPr>
+          <w:ilvl w:val="0"/>
+          <w:numId w:val="4"/>
+        </w:numPr>
+        <w:ind w:left="284"/>
+        <w:rPr>
+          <w:bCs/>
+          <w:lang w:val="en-US"/>
+        </w:rPr>
+      </w:pPr>
+      <w:bookmarkStart w:id="1" w:name="_Toc228878585"/>
+      <w:r>
+        <w:rPr>
+          <w:bCs/>
+        </w:rPr>
+        <w:lastRenderedPageBreak/>
+        <w:t xml:space="preserve">Теоретические основы применения одноплатных компьютеров для потоковой передачи </w:t>
+      </w:r>
+      <w:proofErr w:type="spellStart"/>
+      <w:r>
+        <w:rPr>
+          <w:bCs/>
+        </w:rPr>
+        <w:t>медиаданных</w:t>
+      </w:r>
+      <w:bookmarkEnd w:id="1"/>
+      <w:proofErr w:type="spellEnd"/>
+    </w:p>
+    <w:p>
+      <w:pPr>
+        <w:pStyle w:val="a3"/>
+        <w:rPr>
+          <w:sz w:val="28"/>
+          <w:szCs w:val="52"/>
+        </w:rPr>
+      </w:pPr>
+      <w:bookmarkStart w:id="2" w:name="_Toc228878586"/>
+      <w:r>
+        <w:rPr>
+          <w:sz w:val="28"/>
+          <w:szCs w:val="52"/>
+        </w:rPr>
+        <w:t>1.1. Архитектура и вычислительные возможности одноплатных компьютеров</w:t>
+      </w:r>
+      <w:bookmarkEnd w:id="2"/>
+    </w:p>
+    <w:p>
+      <w:r>
+        <w:t xml:space="preserve">В последние годы одноплатные компьютеры (Single-Board Computers, SBC) получили широкое распространение в задачах распределённой обработки данных, периферийных вычислений (Edge Computing) и систем удалённого мониторинга. Их ключевыми преимуществами являются компактность, низкая стоимость, открытая экосистема программного обеспечения и достаточная вычислительная мощность для решения прикладных задач в реальном времени. Среди представителей данного класса особое положение занимает семейство </w:t>
+      </w:r>
+      <w:proofErr w:type="spellStart"/>
+      <w:r>
+        <w:t>Raspberry</w:t>
+      </w:r>
+      <w:proofErr w:type="spellEnd"/>
+      <w:r>
+        <w:t xml:space="preserve"> </w:t>
+      </w:r>
+      <w:proofErr w:type="spellStart"/>
+      <w:r>
+        <w:t>Pi</w:t>
+      </w:r>
+      <w:proofErr w:type="spellEnd"/>
+      <w:r>
+        <w:t xml:space="preserve">, архитектура которого эволюционировала от базовых образовательных платформ до полноценных медиа- и сетевых узлов. В рамках настоящей работы в качестве аппаратной основы выбран модуль </w:t>
+      </w:r>
+      <w:proofErr w:type="spellStart"/>
+      <w:r>
+        <w:t>Raspberry</w:t>
+      </w:r>
+      <w:proofErr w:type="spellEnd"/>
+      <w:r>
+        <w:t xml:space="preserve"> </w:t>
+      </w:r>
+      <w:proofErr w:type="spellStart"/>
+      <w:r>
+        <w:t>Pi</w:t>
+      </w:r>
+      <w:proofErr w:type="spellEnd"/>
+      <w:r>
+        <w:t xml:space="preserve"> 4 Model B с объёмом оперативной памяти 4 ГБ, что обусловлено оптимальным балансом производительности, энергоэффективности и стоимости для задач потоковой передачи видеоданных с применением алгоритмов помехоустойчивого кодирования.</w:t>
+      </w:r>
+    </w:p>
+    <w:p>
+      <w:r>
+        <w:t xml:space="preserve">Аппаратная архитектура </w:t>
+      </w:r>
+      <w:proofErr w:type="spellStart"/>
+      <w:r>
+        <w:t>Raspberry</w:t>
+      </w:r>
+      <w:proofErr w:type="spellEnd"/>
+      <w:r>
+        <w:t xml:space="preserve"> </w:t>
+      </w:r>
+      <w:proofErr w:type="spellStart"/>
+      <w:r>
+        <w:t>Pi</w:t>
+      </w:r>
+      <w:proofErr w:type="spellEnd"/>
+      <w:r>
+        <w:t xml:space="preserve"> 4B базируется на системе-на-кристалле (</w:t>
+      </w:r>
+      <w:proofErr w:type="spellStart"/>
+      <w:r>
+        <w:t>SoC</w:t>
+      </w:r>
+      <w:proofErr w:type="spellEnd"/>
+      <w:r>
+        <w:t xml:space="preserve">) </w:t>
+      </w:r>
+      <w:proofErr w:type="spellStart"/>
+      <w:r>
+        <w:t>Broadcom</w:t>
+      </w:r>
+      <w:proofErr w:type="spellEnd"/>
+      <w:r>
+        <w:t xml:space="preserve"> BCM2711, выполненной по 28-нм технологическому процессу. Вычислительное ядро представляет собой </w:t>
+      </w:r>
+      <w:r>
+        <w:t>четырёх</w:t>
+      </w:r>
+      <w:r>
+        <w:t>ъядерный</w:t>
+      </w:r>
+      <w:r>
+        <w:t xml:space="preserve"> 64-разрядный процессор ARM Cortex-A72, работающий на тактовой частоте до 1,5 ГГц. Графический сопроцессор </w:t>
+      </w:r>
+      <w:proofErr w:type="spellStart"/>
+      <w:r>
+        <w:t>VideoCore</w:t>
+      </w:r>
+      <w:proofErr w:type="spellEnd"/>
+      <w:r>
+        <w:t xml:space="preserve"> VI поддерживает аппаратное декодирование видеоформатов H.264 и H.265 (HEVC) с разрешением до 4K при 60 кадрах в секунду, что потенциально снижает нагрузку на центральное процессорное ядро при воспроизведении медиаконтента. Однако в сценариях потоковой передачи с применением программной реализации кодов коррекции ошибок (Рида–Соломона) основная вычислительная нагрузка ложится именно на CPU, поскольку стандартные </w:t>
+      </w:r>
+      <w:r>
+        <w:lastRenderedPageBreak/>
+        <w:t>аппаратные кодеки не поддерживают прямое внедрение FEC-блоков в транспортный поток в реальном времени.</w:t>
+      </w:r>
+    </w:p>
+    <w:p>
+      <w:r>
+        <w:t xml:space="preserve">Оперативная память модуля объёмом 4 ГБ реализована на базе чипов LPDDR4-3200, что обеспечивает пропускную способность, достаточную для буферизации видеоданных, обработки кадров в среде MATLAB и выполнения операций помехоустойчивого кодирования. Конфигурация 4 ГБ признана оптимальной для одноканальной передачи видеопотока с применением FEC при разрешениях до 1080p и частоте кадров до 30 </w:t>
+      </w:r>
+      <w:proofErr w:type="spellStart"/>
+      <w:r>
+        <w:t>fps</w:t>
+      </w:r>
+      <w:proofErr w:type="spellEnd"/>
+      <w:r>
+        <w:t>, что соответствует типовым требованиям систем видеонаблюдения и удалённого мониторинга.</w:t>
+      </w:r>
+    </w:p>
+    <w:p>
+      <w:r>
+        <w:t xml:space="preserve">Подсистема ввода-вывода </w:t>
+      </w:r>
+      <w:proofErr w:type="spellStart"/>
+      <w:r>
+        <w:t>Raspberry</w:t>
+      </w:r>
+      <w:proofErr w:type="spellEnd"/>
+      <w:r>
+        <w:t xml:space="preserve"> </w:t>
+      </w:r>
+      <w:proofErr w:type="spellStart"/>
+      <w:r>
+        <w:t>Pi</w:t>
+      </w:r>
+      <w:proofErr w:type="spellEnd"/>
+      <w:r>
+        <w:t xml:space="preserve"> 4B включает контроллер Gigabit Ethernet, интегрированный двухдиапазонный </w:t>
+      </w:r>
+      <w:proofErr w:type="spellStart"/>
+      <w:r>
+        <w:t>Wi</w:t>
+      </w:r>
+      <w:proofErr w:type="spellEnd"/>
+      <w:r>
+        <w:t xml:space="preserve">-Fi 802.11ac (2,4/5 ГГц), два порта USB 3.0 и два порта USB 2.0, а также 40-контактный разъём GPIO. Для задач беспроводной потоковой передачи наиболее значимым является модуль </w:t>
+      </w:r>
+      <w:proofErr w:type="spellStart"/>
+      <w:r>
+        <w:t>Wi</w:t>
+      </w:r>
+      <w:proofErr w:type="spellEnd"/>
+      <w:r>
+        <w:t>-Fi, поддерживающий стандарты 802.11a/b/g/n/</w:t>
+      </w:r>
+      <w:proofErr w:type="spellStart"/>
+      <w:r>
+        <w:t>ac</w:t>
+      </w:r>
+      <w:proofErr w:type="spellEnd"/>
+      <w:r>
+        <w:t xml:space="preserve">. Наличие Gigabit Ethernet позволяет использовать его в качестве референсного канала для сравнения задержек и потерь пакетов, однако в рамках настоящей работы основное внимание уделено </w:t>
+      </w:r>
+      <w:proofErr w:type="spellStart"/>
+      <w:r>
+        <w:t>Wi</w:t>
+      </w:r>
+      <w:proofErr w:type="spellEnd"/>
+      <w:r>
+        <w:t xml:space="preserve">-Fi-передаче, имитирующей реальные условия нестабильного беспроводного канала. Сетевой стек Linux (на базе </w:t>
+      </w:r>
+      <w:proofErr w:type="spellStart"/>
+      <w:r>
+        <w:t>Raspbian</w:t>
+      </w:r>
+      <w:proofErr w:type="spellEnd"/>
+      <w:r>
+        <w:t>/</w:t>
+      </w:r>
+      <w:proofErr w:type="spellStart"/>
+      <w:r>
+        <w:t>Bookworm</w:t>
+      </w:r>
+      <w:proofErr w:type="spellEnd"/>
+      <w:r>
+        <w:t>) обеспечивает стандартную реализацию TCP/UDP, однако при использовании протоколов реального времени (RTP/UDP) требуется ручная настройка буферов сокетов и приоритизации трафика для минимизации джиттера.</w:t>
+      </w:r>
+    </w:p>
+    <w:p>
+      <w:r>
+        <w:t xml:space="preserve">Тепловыделение </w:t>
+      </w:r>
+      <w:r>
+        <w:t>является важным параметром, который влияет на производительность.</w:t>
+      </w:r>
+      <w:r>
+        <w:t xml:space="preserve"> </w:t>
+      </w:r>
+      <w:r>
+        <w:t>П</w:t>
+      </w:r>
+      <w:r>
+        <w:t xml:space="preserve">ри длительной нагрузке без активного охлаждения приводит к троттлингу: при достижении температуры ядра 80 °C тактовая частота автоматически снижается до 600 МГц, что критически сказывается на пропускной способности видеопотока и времени выполнения операций коррекции ошибок. В связи с этим в экспериментальной части работы </w:t>
+      </w:r>
+      <w:r>
+        <w:lastRenderedPageBreak/>
+        <w:t>предусматривается использование пассивного или активного охлаждения для стабилизации производительности.</w:t>
+      </w:r>
+    </w:p>
+    <w:p>
+      <w:r>
+        <w:t xml:space="preserve">Особое внимание в контексте данной работы следует уделить особенностям выполнения вычислений в среде MATLAB на ARM-архитектуре. Официальная поддержка MATLAB для Linux ARM64 обеспечивает полнофункциональный интерпретатор, однако его производительность отличается от нативных C/C++-решений. Интерпретация кода, отсутствие полной JIT-оптимизации для некоторых математических операций и накладные расходы сборщика памяти приводят к дополнительному потреблению CPU и увеличению задержки обработки кадров. При реализации кодов Рида–Соломона, требующих интенсивных операций с конечными полями и полиномиальной арифметикой, эффективность MATLAB напрямую зависит от степени векторизации операций и использования встроенных объектов Communications </w:t>
+      </w:r>
+      <w:proofErr w:type="spellStart"/>
+      <w:r>
+        <w:t>Toolbox</w:t>
+      </w:r>
+      <w:proofErr w:type="spellEnd"/>
+      <w:r>
+        <w:t xml:space="preserve"> (</w:t>
+      </w:r>
+      <w:proofErr w:type="spellStart"/>
+      <w:proofErr w:type="gramStart"/>
+      <w:r>
+        <w:t>comm.RSEncoder</w:t>
+      </w:r>
+      <w:proofErr w:type="spellEnd"/>
+      <w:proofErr w:type="gramEnd"/>
+      <w:r>
+        <w:t xml:space="preserve">, </w:t>
+      </w:r>
+      <w:proofErr w:type="spellStart"/>
+      <w:proofErr w:type="gramStart"/>
+      <w:r>
+        <w:t>comm.BCHEncoder</w:t>
+      </w:r>
+      <w:proofErr w:type="spellEnd"/>
+      <w:proofErr w:type="gramEnd"/>
+      <w:r>
+        <w:t>). Оптимизация скриптов, отказ от циклов в пользу матричных вычислений и предварительная компиляция критических участков в MEX-формате позволяют сократить вычислительные задержки на 30–50 %, что подтверждается предварительными тестами в рамках подготовки экспериментального стенда.</w:t>
+      </w:r>
+    </w:p>
+    <w:p>
+      <w:r>
+        <w:t xml:space="preserve">Сравнительный анализ </w:t>
+      </w:r>
+      <w:proofErr w:type="spellStart"/>
+      <w:r>
+        <w:t>Raspberry</w:t>
+      </w:r>
+      <w:proofErr w:type="spellEnd"/>
+      <w:r>
+        <w:t xml:space="preserve"> </w:t>
+      </w:r>
+      <w:proofErr w:type="spellStart"/>
+      <w:r>
+        <w:t>Pi</w:t>
+      </w:r>
+      <w:proofErr w:type="spellEnd"/>
+      <w:r>
+        <w:t xml:space="preserve"> 4B с альтернативными SBC-платформами показывает, что решения на базе NVIDIA </w:t>
+      </w:r>
+      <w:proofErr w:type="spellStart"/>
+      <w:r>
+        <w:t>Jetson</w:t>
+      </w:r>
+      <w:proofErr w:type="spellEnd"/>
+      <w:r>
+        <w:t xml:space="preserve"> </w:t>
+      </w:r>
+      <w:proofErr w:type="spellStart"/>
+      <w:r>
+        <w:t>Nano</w:t>
+      </w:r>
+      <w:proofErr w:type="spellEnd"/>
+      <w:r>
+        <w:t xml:space="preserve"> или Orange </w:t>
+      </w:r>
+      <w:proofErr w:type="spellStart"/>
+      <w:r>
+        <w:t>Pi</w:t>
+      </w:r>
+      <w:proofErr w:type="spellEnd"/>
+      <w:r>
+        <w:t xml:space="preserve"> 5 предлагают более высокую вычислительную мощность и аппаратное ускорение видеопотоков, однако их стоимость, энергопотребление и сложность программной интеграции с MATLAB существенно выше. </w:t>
+      </w:r>
+      <w:proofErr w:type="spellStart"/>
+      <w:r>
+        <w:t>Raspberry</w:t>
+      </w:r>
+      <w:proofErr w:type="spellEnd"/>
+      <w:r>
+        <w:t xml:space="preserve"> </w:t>
+      </w:r>
+      <w:proofErr w:type="spellStart"/>
+      <w:r>
+        <w:t>Pi</w:t>
+      </w:r>
+      <w:proofErr w:type="spellEnd"/>
+      <w:r>
+        <w:t xml:space="preserve"> 4B, несмотря на отсутствие аппаратного ускорения FEC, остаётся оптимальным выбором благодаря зрелой программной платформе, широкой базе сообщества, детальной документации и предсказуемому поведению при нагрузках, характерных для медиасистем реального времени.</w:t>
+      </w:r>
+    </w:p>
+    <w:p>
+      <w:r>
+        <w:lastRenderedPageBreak/>
+        <w:t xml:space="preserve">Таким образом, архитектурные особенности </w:t>
+      </w:r>
+      <w:proofErr w:type="spellStart"/>
+      <w:r>
+        <w:t>Raspberry</w:t>
+      </w:r>
+      <w:proofErr w:type="spellEnd"/>
+      <w:r>
+        <w:t xml:space="preserve"> </w:t>
+      </w:r>
+      <w:proofErr w:type="spellStart"/>
+      <w:r>
+        <w:t>Pi</w:t>
+      </w:r>
+      <w:proofErr w:type="spellEnd"/>
+      <w:r>
+        <w:t xml:space="preserve"> 4B 4GB определяют его применимость в качестве узлов передачи </w:t>
+      </w:r>
+      <w:proofErr w:type="spellStart"/>
+      <w:r>
+        <w:t>медиаданных</w:t>
+      </w:r>
+      <w:proofErr w:type="spellEnd"/>
+      <w:r>
+        <w:t>: вычислительная мощность Cortex-A72 достаточна для программной реализации FEC-алгоритмов и кодирования видеопотока при умеренных параметрах разрешения и частоты кадров, однако требует тщательного управления тепловым режимом и оптимизации программного кода. Ограничения интерпретатора MATLAB на ARM-платформе компенсируются использованием векторизованных вычислений и встроенных коммуникационных библиотек. Данные характеристики задают технические рамки для последующего экспериментального исследования, в котором будут количественно оценены влияние параметров видеопотока, тип помехоустойчивого кодирования и накладные расходы программной среды на энергопотребление, задержку и качество изображения.</w:t>
+      </w:r>
+    </w:p>
+    <w:p>
+      <w:pPr>
+        <w:pStyle w:val="a3"/>
+        <w:rPr>
+          <w:bCs/>
+          <w:sz w:val="28"/>
+          <w:szCs w:val="48"/>
+        </w:rPr>
+      </w:pPr>
+      <w:bookmarkStart w:id="3" w:name="_Toc228878587"/>
+      <w:r>
+        <w:rPr>
+          <w:bCs/>
+          <w:sz w:val="28"/>
+          <w:szCs w:val="48"/>
+        </w:rPr>
+        <w:t>1.2. Протоколы и механизмы потоковой передачи видео по беспроводным сетям</w:t>
+      </w:r>
+      <w:bookmarkEnd w:id="3"/>
+    </w:p>
+    <w:p>
+      <w:r>
+        <w:t xml:space="preserve">Эффективность системы потоковой передачи видеоданных в значительной степени определяется выбором транспортных протоколов, характеристиками физического канала связи и параметрами кодирования медиаконтента. В условиях нестабильных беспроводных сетей, таких как </w:t>
+      </w:r>
+      <w:proofErr w:type="spellStart"/>
+      <w:r>
+        <w:t>Wi</w:t>
+      </w:r>
+      <w:proofErr w:type="spellEnd"/>
+      <w:r>
+        <w:t>-Fi, обеспечение минимальной задержки при сохранении приемлемого качества изображения требует комплексного подхода к проектированию стека передачи данных. Данный раздел посвящён анализу современных протоколов стриминга, особенностей беспроводных каналов и влиянию параметров видеопотока на производительность системы.</w:t>
+      </w:r>
+    </w:p>
+    <w:p>
+      <w:r>
+        <w:t xml:space="preserve">Современные системы </w:t>
+      </w:r>
+      <w:proofErr w:type="spellStart"/>
+      <w:r>
+        <w:t>видеостриминга</w:t>
+      </w:r>
+      <w:proofErr w:type="spellEnd"/>
+      <w:r>
+        <w:t xml:space="preserve"> используют различные протоколы транспортного уровня, выбор которых зависит от требований к задержке, надёжности и масштабируемости.</w:t>
+      </w:r>
+    </w:p>
+    <w:p>
+      <w:r>
+        <w:lastRenderedPageBreak/>
+        <w:t>RTP/UDP (Real-</w:t>
+      </w:r>
+      <w:proofErr w:type="spellStart"/>
+      <w:r>
+        <w:t>time</w:t>
+      </w:r>
+      <w:proofErr w:type="spellEnd"/>
+      <w:r>
+        <w:t xml:space="preserve"> Transport Protocol </w:t>
+      </w:r>
+      <w:proofErr w:type="spellStart"/>
+      <w:r>
+        <w:t>over</w:t>
+      </w:r>
+      <w:proofErr w:type="spellEnd"/>
+      <w:r>
+        <w:t xml:space="preserve"> User </w:t>
+      </w:r>
+      <w:proofErr w:type="spellStart"/>
+      <w:r>
+        <w:t>Datagram</w:t>
+      </w:r>
+      <w:proofErr w:type="spellEnd"/>
+      <w:r>
+        <w:t xml:space="preserve"> Protocol) является де-факто стандартом для передачи мультимедиа в реальном времени. Протокол RTP обеспечивает временную синхронизацию потоков, нумерацию пакетов и идентификацию типа полезной нагрузки, в то время как транспортный уровень UDP минимизирует служебные накладные расходы, исключая механизмы повторной передачи и подтверждения доставки. Это делает связку RTP/UDP предпочтительной для задач, где критична низкая латентность (видеонаблюдение, телеметрия БПЛА), однако отсутствие встроенной надёжности требует применения дополнительных механизмов коррекции ошибок на прикладном уровне.</w:t>
+      </w:r>
+    </w:p>
+    <w:p>
+      <w:r>
+        <w:t xml:space="preserve">RTSP (Real-Time </w:t>
+      </w:r>
+      <w:proofErr w:type="spellStart"/>
+      <w:r>
+        <w:t>Streaming</w:t>
+      </w:r>
+      <w:proofErr w:type="spellEnd"/>
+      <w:r>
+        <w:t xml:space="preserve"> Protocol) выполняет функции сигнального протокола, управляющего установкой сессии, паузой и завершением передачи, но не транспортирует </w:t>
+      </w:r>
+      <w:proofErr w:type="spellStart"/>
+      <w:r>
+        <w:t>медиаданные</w:t>
+      </w:r>
+      <w:proofErr w:type="spellEnd"/>
+      <w:r>
+        <w:t xml:space="preserve"> непосредственно. В сочетании с RTP/UDP RTSP обеспечивает гибкое управление потоком, однако добавляет дополнительную задержку на этапе инициализации соединения.</w:t>
+      </w:r>
+    </w:p>
+    <w:p>
+      <w:proofErr w:type="spellStart"/>
+      <w:r>
+        <w:t>WebRTC</w:t>
+      </w:r>
+      <w:proofErr w:type="spellEnd"/>
+      <w:r>
+        <w:t xml:space="preserve"> (Web Real-Time Communication) представляет собой современную альтернативу, объединяющую транспорт, сигнализацию и механизмы адаптации к качеству канала в едином фреймворке. Поддержка встроенного FEC, динамического изменения битрейта и шифрования делает </w:t>
+      </w:r>
+      <w:proofErr w:type="spellStart"/>
+      <w:r>
+        <w:t>WebRTC</w:t>
+      </w:r>
+      <w:proofErr w:type="spellEnd"/>
+      <w:r>
+        <w:t xml:space="preserve"> привлекательным решением, однако его интеграция в легковесные ARM-системы требует значительных вычислительных ресурсов и сложной программной настройки [3].</w:t>
+      </w:r>
+    </w:p>
+    <w:p>
+      <w:r>
+        <w:t xml:space="preserve">HLS (HTTP Live </w:t>
+      </w:r>
+      <w:proofErr w:type="spellStart"/>
+      <w:r>
+        <w:t>Streaming</w:t>
+      </w:r>
+      <w:proofErr w:type="spellEnd"/>
+      <w:r>
+        <w:t>) и MPEG-DASH ориентированы на адаптивную потоковую передачу через стандартные веб-серверы с использованием сегментации контента. Эти протоколы обеспечивают высокую масштабируемость и устойчивость к разрывам соединения, однако задержки, достигающие нескольких секунд, делают их неприменимыми для задач реального времени, рассматриваемых в данной работе [4].</w:t>
+      </w:r>
+    </w:p>
+    <w:p>
+      <w:r>
+        <w:lastRenderedPageBreak/>
+        <w:t>С учётом поставленных целей — исследование влияния параметров кодирования и FEC на задержку и энергопотребление — в экспериментальной части работы выбран базовый стек RTP/UDP. Это позволяет изолировать влияние исследуемых факторов от накладных расходов высокоуровневых протоколов и сосредоточиться на оценке эффективности помехоустойчивого кодирования.</w:t>
+      </w:r>
+    </w:p>
+    <w:p>
+      <w:r>
+        <w:t>Беспроводные сети стандарта 802.11 (</w:t>
+      </w:r>
+      <w:proofErr w:type="spellStart"/>
+      <w:r>
+        <w:t>Wi</w:t>
+      </w:r>
+      <w:proofErr w:type="spellEnd"/>
+      <w:r>
+        <w:t>-Fi) характеризуются рядом особенностей, существенно влияющих на качество потоковой передачи видео.</w:t>
+      </w:r>
+    </w:p>
+    <w:p>
+      <w:r>
+        <w:t>Сигнал в помещении отражается от стен, мебели и других объектов, создавая множественные копии, приходящие с разными задержками. Это приводит к межсимвольной интерференции и ошибкам демодуляции, особенно на высоких частотах (5 ГГц). Стандарт 802.11ac использует технологию OFDM и множественные антенны (MIMO) для компенсации этих эффектов, однако в условиях высокой загрузки эфира вероятность коллизий возрастает.</w:t>
+      </w:r>
+    </w:p>
+    <w:p>
+      <w:r>
+        <w:t xml:space="preserve">Пропускная способность канала </w:t>
+      </w:r>
+      <w:proofErr w:type="spellStart"/>
+      <w:r>
+        <w:t>Wi</w:t>
+      </w:r>
+      <w:proofErr w:type="spellEnd"/>
+      <w:r>
+        <w:t xml:space="preserve">-Fi не является постоянной величиной: она зависит от расстояния до точки доступа, наличия препятствий, активности соседних сетей и алгоритмов адаптивной модуляции (MCS — </w:t>
+      </w:r>
+      <w:proofErr w:type="spellStart"/>
+      <w:r>
+        <w:t>Modulation</w:t>
+      </w:r>
+      <w:proofErr w:type="spellEnd"/>
+      <w:r>
+        <w:t xml:space="preserve"> </w:t>
+      </w:r>
+      <w:proofErr w:type="spellStart"/>
+      <w:r>
+        <w:t>and</w:t>
+      </w:r>
+      <w:proofErr w:type="spellEnd"/>
+      <w:r>
+        <w:t xml:space="preserve"> </w:t>
+      </w:r>
+      <w:proofErr w:type="spellStart"/>
+      <w:r>
+        <w:t>Coding</w:t>
+      </w:r>
+      <w:proofErr w:type="spellEnd"/>
+      <w:r>
+        <w:t xml:space="preserve"> </w:t>
+      </w:r>
+      <w:proofErr w:type="spellStart"/>
+      <w:r>
+        <w:t>Scheme</w:t>
+      </w:r>
+      <w:proofErr w:type="spellEnd"/>
+      <w:r>
+        <w:t>). При ухудшении условий связи драйвер автоматически снижает порядок модуляции (например, с 256-QAM до QPSK), что уменьшает скорость передачи, но повышает помехоустойчивость.</w:t>
+      </w:r>
+    </w:p>
+    <w:p>
+      <w:r>
+        <w:t>В отличие от проводных сетей, где потери пакетов обычно не превышают 0,1 %, в беспроводных каналах этот показатель может достигать 5–15 % даже при умеренной нагрузке. Потери часто имеют пакетный характер</w:t>
+      </w:r>
+      <w:r>
+        <w:t xml:space="preserve">, </w:t>
+      </w:r>
+      <w:r>
+        <w:t>что особенно критично для видео: потеря одного I-кадра в потоке H.264 может привести к деградации качества до следующего ключевого кадра. Джиттер — вариация задержки доставки пакетов — требует использования буферов на стороне приёмника, что увеличивает общую латентность системы.</w:t>
+      </w:r>
+    </w:p>
+    <w:p>
+      <w:r>
+        <w:lastRenderedPageBreak/>
+        <w:t>Для минимизации влияния этих факторов в работе применяются два подхода: (1) выбор оптимальных параметров физического уровня (диапазон 5 ГГц, фиксированная ширина канала 40 МГц) и (2) применение кодов прямого исправления ошибок (FEC) на транспортном уровне, позволяющих восстанавливать утраченные пакеты без повторной передачи.</w:t>
+      </w:r>
+    </w:p>
+    <w:p>
+      <w:r>
+        <w:t>Параметры исходного видеосигнала напрямую определяют требования к каналу связи и вычислительной платформе.</w:t>
+      </w:r>
+    </w:p>
+    <w:p>
+      <w:r>
+        <w:t xml:space="preserve">Разрешение и частота кадров. Увеличение разрешения (например, с 720p до 1080p) приводит к росту объёма данных в ~2,25 раза при сохранении прочих параметров. Частота кадров влияет как на плавность изображения, так и на нагрузку на кодер: при </w:t>
+      </w:r>
+      <w:r>
+        <w:t>6</w:t>
+      </w:r>
+      <w:r>
+        <w:t xml:space="preserve">0 </w:t>
+      </w:r>
+      <w:proofErr w:type="spellStart"/>
+      <w:r>
+        <w:t>fps</w:t>
+      </w:r>
+      <w:proofErr w:type="spellEnd"/>
+      <w:r>
+        <w:t xml:space="preserve"> система должна обрабатывать и передавать вдвое больше кадров в секунду, чем при</w:t>
+      </w:r>
+      <w:r>
+        <w:t xml:space="preserve"> 30</w:t>
+      </w:r>
+      <w:r>
+        <w:t xml:space="preserve"> </w:t>
+      </w:r>
+      <w:proofErr w:type="spellStart"/>
+      <w:r>
+        <w:t>fps</w:t>
+      </w:r>
+      <w:proofErr w:type="spellEnd"/>
+      <w:r>
+        <w:t>, что увеличивает потребление CPU и энергопотребление платформы.</w:t>
+      </w:r>
+    </w:p>
+    <w:p>
+      <w:r>
+        <w:t>Битрейт и профиль кодека. Современные кодеки H.264 (AVC) и H.265 (HEVC) обеспечивают сжатие с потерями, позволяя существенно снизить битрейт при сохранении визуального качества. Выбор профиля (</w:t>
+      </w:r>
+      <w:proofErr w:type="spellStart"/>
+      <w:r>
+        <w:t>Baseline</w:t>
+      </w:r>
+      <w:proofErr w:type="spellEnd"/>
+      <w:r>
+        <w:t xml:space="preserve">, </w:t>
+      </w:r>
+      <w:proofErr w:type="spellStart"/>
+      <w:r>
+        <w:t>Main</w:t>
+      </w:r>
+      <w:proofErr w:type="spellEnd"/>
+      <w:r>
+        <w:t xml:space="preserve">, High) определяет набор используемых инструментов кодирования: более сложные профили обеспечивают лучшую компрессию, но требуют больше вычислительных ресурсов. Для </w:t>
+      </w:r>
+      <w:proofErr w:type="spellStart"/>
+      <w:r>
+        <w:t>Raspberry</w:t>
+      </w:r>
+      <w:proofErr w:type="spellEnd"/>
+      <w:r>
+        <w:t xml:space="preserve"> </w:t>
+      </w:r>
+      <w:proofErr w:type="spellStart"/>
+      <w:r>
+        <w:t>Pi</w:t>
+      </w:r>
+      <w:proofErr w:type="spellEnd"/>
+      <w:r>
+        <w:t xml:space="preserve"> 4B с аппаратной поддержкой H.264 рекомендуется использовать профиль High с уровнем 4.2, что позволяет кодировать 1080p@30fps с битрейтом до 20 Мбит/с.</w:t>
+      </w:r>
+    </w:p>
+    <w:p>
+      <w:r>
+        <w:t>Задержка кодирования. Программное кодирование</w:t>
+      </w:r>
+      <w:r>
+        <w:t xml:space="preserve"> </w:t>
+      </w:r>
+      <w:r>
+        <w:t>обеспечивает гибкость настройки, но создаёт значительную нагрузку на CPU. Аппаратное кодирование (</w:t>
+      </w:r>
+      <w:proofErr w:type="spellStart"/>
+      <w:r>
+        <w:t>OpenMAX</w:t>
+      </w:r>
+      <w:proofErr w:type="spellEnd"/>
+      <w:r>
+        <w:t xml:space="preserve"> IL на </w:t>
+      </w:r>
+      <w:proofErr w:type="spellStart"/>
+      <w:r>
+        <w:t>VideoCore</w:t>
+      </w:r>
+      <w:proofErr w:type="spellEnd"/>
+      <w:r>
+        <w:t xml:space="preserve"> VI) снижает задержку и энергопотребление, однако ограничивает доступ к параметрам кодирования и усложняет интеграцию с пользовательскими алгоритмами, такими как встраивание FEC-блоков в транспортный поток. В рамках данной работы используется программное кодирование в среде MATLAB для обеспечения </w:t>
+      </w:r>
+      <w:r>
+        <w:lastRenderedPageBreak/>
+        <w:t>полного контроля над процессом обработки кадров и возможностью детального измерения временных характеристик.</w:t>
+      </w:r>
+    </w:p>
+    <w:p>
+      <w:pPr>
+        <w:pStyle w:val="a3"/>
+        <w:rPr>
+          <w:sz w:val="28"/>
+          <w:szCs w:val="52"/>
+        </w:rPr>
+      </w:pPr>
+      <w:bookmarkStart w:id="4" w:name="_Toc228878588"/>
+      <w:r>
+        <w:rPr>
+          <w:sz w:val="28"/>
+          <w:szCs w:val="52"/>
+        </w:rPr>
+        <w:t>1.3. Принципы помехоустойчивого кодирования (FEC) в медиасистемах реального времени</w:t>
+      </w:r>
+      <w:bookmarkEnd w:id="4"/>
+    </w:p>
+    <w:p>
+      <w:r>
+        <w:t xml:space="preserve">Обеспечение надёжной доставки видеоданных по нестабильным беспроводным каналам требует применения механизмов коррекции ошибок на транспортном или прикладном уровне. В системах потоковой передачи видео в реальном времени классические методы повторной передачи (ARQ — </w:t>
+      </w:r>
+      <w:proofErr w:type="spellStart"/>
+      <w:r>
+        <w:t>Automatic</w:t>
+      </w:r>
+      <w:proofErr w:type="spellEnd"/>
+      <w:r>
+        <w:t xml:space="preserve"> </w:t>
+      </w:r>
+      <w:proofErr w:type="spellStart"/>
+      <w:r>
+        <w:t>Repeat</w:t>
+      </w:r>
+      <w:proofErr w:type="spellEnd"/>
+      <w:r>
+        <w:t xml:space="preserve"> </w:t>
+      </w:r>
+      <w:proofErr w:type="spellStart"/>
+      <w:r>
+        <w:t>reQuest</w:t>
+      </w:r>
+      <w:proofErr w:type="spellEnd"/>
+      <w:r>
+        <w:t>) оказываются неэффективными из-за непредсказуемого увеличения задержки и невозможности синхронизации воспроизведения. Альтернативой выступает прямое исправление ошибок (</w:t>
+      </w:r>
+      <w:proofErr w:type="spellStart"/>
+      <w:r>
+        <w:t>Forward</w:t>
+      </w:r>
+      <w:proofErr w:type="spellEnd"/>
+      <w:r>
+        <w:t xml:space="preserve"> </w:t>
+      </w:r>
+      <w:proofErr w:type="spellStart"/>
+      <w:r>
+        <w:t>Error</w:t>
+      </w:r>
+      <w:proofErr w:type="spellEnd"/>
+      <w:r>
+        <w:t xml:space="preserve"> </w:t>
+      </w:r>
+      <w:proofErr w:type="spellStart"/>
+      <w:r>
+        <w:t>Correction</w:t>
+      </w:r>
+      <w:proofErr w:type="spellEnd"/>
+      <w:r>
+        <w:t xml:space="preserve">, FEC), при котором к исходным данным добавляется избыточная информация, позволяющая восстановить утраченные блоки без обратной связи от приёмника. В данном разделе рассматриваются математические основы наиболее распространённых блочных кодов (Рида–Соломона), анализируются их свойства в контексте </w:t>
+      </w:r>
+      <w:proofErr w:type="spellStart"/>
+      <w:r>
+        <w:t>медиастриминга</w:t>
+      </w:r>
+      <w:proofErr w:type="spellEnd"/>
+      <w:r>
+        <w:t xml:space="preserve"> и оценивается влияние применения FEC на системные характеристики платформы.</w:t>
+      </w:r>
+    </w:p>
+    <w:p>
+      <w:r>
+        <w:t>В беспроводных сетях стандарты MAC-уровня (например, IEEE 802.11) обеспечивают базовую коррекцию ошибок на физическом уровне и механизмы повторной передачи на уровне канала, однако при высокой нагрузке или сильной интерференции пакеты всё равно могут теряться или приходить с нарушением порядка. Для видеопотоков, упакованных в RTP/UDP, потеря даже небольшого процента пакетов приводит к видимым артефактам: разрывам кадров, макро-</w:t>
+      </w:r>
+      <w:proofErr w:type="spellStart"/>
+      <w:r>
+        <w:t>блочности</w:t>
+      </w:r>
+      <w:proofErr w:type="spellEnd"/>
+      <w:r>
+        <w:t xml:space="preserve"> или полной деградации изображения до следующего I-кадра.</w:t>
+      </w:r>
+    </w:p>
+    <w:p>
+      <w:r>
+        <w:t>Применение FEC решает эту проблему путём формирования избыточных блоков</w:t>
+      </w:r>
+      <w:r>
+        <w:t xml:space="preserve">, </w:t>
+      </w:r>
+      <w:r>
+        <w:t xml:space="preserve">которые передаются вместе с основными данными. </w:t>
+      </w:r>
+      <w:r>
+        <w:lastRenderedPageBreak/>
+        <w:t>Приёмник, получив достаточное количество пакетов из группы (оригинальных и избыточных), способен математически восстановить утерянные. Однако FEC вносит три системных ограничения:</w:t>
+      </w:r>
+    </w:p>
+    <w:p>
+      <w:pPr>
+        <w:numPr>
+          <w:ilvl w:val="0"/>
+          <w:numId w:val="5"/>
+        </w:numPr>
+        <w:tabs>
+          <w:tab w:val="num" w:pos="720"/>
+        </w:tabs>
+      </w:pPr>
+      <w:r>
+        <w:t>Избыточность трафика</w:t>
+      </w:r>
+    </w:p>
+    <w:p>
+      <w:pPr>
+        <w:numPr>
+          <w:ilvl w:val="0"/>
+          <w:numId w:val="5"/>
+        </w:numPr>
+        <w:tabs>
+          <w:tab w:val="num" w:pos="720"/>
+        </w:tabs>
+      </w:pPr>
+      <w:r>
+        <w:t>Вычислительная сложность</w:t>
+      </w:r>
+    </w:p>
+    <w:p>
+      <w:pPr>
+        <w:numPr>
+          <w:ilvl w:val="0"/>
+          <w:numId w:val="5"/>
+        </w:numPr>
+        <w:tabs>
+          <w:tab w:val="num" w:pos="720"/>
+        </w:tabs>
+      </w:pPr>
+      <w:r>
+        <w:t>Дополнительная задержка</w:t>
+      </w:r>
+    </w:p>
+    <w:p>
+      <w:r>
+        <w:t xml:space="preserve">Оптимизация этих параметров является одной из центральных задач </w:t>
+      </w:r>
+      <w:r>
+        <w:t>этого</w:t>
+      </w:r>
+      <w:r>
+        <w:t xml:space="preserve"> исследования.</w:t>
+      </w:r>
+    </w:p>
+    <w:p>
+      <w:r>
+        <w:t xml:space="preserve">В данной работе в качестве </w:t>
+      </w:r>
+      <w:r>
+        <w:rPr>
+          <w:lang w:val="en-US"/>
+        </w:rPr>
+        <w:t>FEC</w:t>
+      </w:r>
+      <w:r>
+        <w:t xml:space="preserve"> </w:t>
+      </w:r>
+      <w:r>
+        <w:t xml:space="preserve">было выбрано кодирование </w:t>
+      </w:r>
+      <w:r>
+        <w:t>Рида–Соломона (RS)</w:t>
+      </w:r>
+      <w:r>
+        <w:t>, которое</w:t>
+      </w:r>
+      <w:r>
+        <w:t xml:space="preserve"> относ</w:t>
+      </w:r>
+      <w:r>
+        <w:t>и</w:t>
+      </w:r>
+      <w:r>
+        <w:t>тся к классу непозиционных блочных кодов. Код определяется параметрами (</w:t>
+      </w:r>
+      <w:proofErr w:type="spellStart"/>
+      <w:proofErr w:type="gramStart"/>
+      <w:r>
+        <w:t>n,k</w:t>
+      </w:r>
+      <w:proofErr w:type="spellEnd"/>
+      <w:proofErr w:type="gramEnd"/>
+      <w:r>
+        <w:t>), где n — общая длина кодового слова, k — количество информационных символов. Код способен исправить до t=(n−k)/2</w:t>
+      </w:r>
+      <w:r>
+        <w:rPr>
+          <w:i/>
+          <w:iCs/>
+        </w:rPr>
+        <w:t>t</w:t>
+      </w:r>
+      <w:r>
+        <w:t>=(</w:t>
+      </w:r>
+      <w:r>
+        <w:rPr>
+          <w:i/>
+          <w:iCs/>
+        </w:rPr>
+        <w:t>n</w:t>
+      </w:r>
+      <w:r>
+        <w:t>−</w:t>
+      </w:r>
+      <w:r>
+        <w:rPr>
+          <w:i/>
+          <w:iCs/>
+        </w:rPr>
+        <w:t>k</w:t>
+      </w:r>
+      <w:r>
+        <w:t>)/2 ошибочных символов</w:t>
+      </w:r>
+      <w:r>
+        <w:t>.</w:t>
+      </w:r>
+    </w:p>
+    <w:p>
+      <w:r>
+        <w:t>Процесс кодирования базируется на полиномиальной арифметике. Информационные символы представляются как коэффициенты полинома I(x), который умножается на порождающий полином g(x): C(x)=I(x)</w:t>
+      </w:r>
+      <w:r>
+        <w:rPr>
+          <w:rFonts w:ascii="Cambria Math" w:hAnsi="Cambria Math" w:cs="Cambria Math"/>
+        </w:rPr>
+        <w:t>⋅</w:t>
+      </w:r>
+      <w:r>
+        <w:t>g(x</w:t>
+      </w:r>
+      <w:r>
+        <w:t>).</w:t>
+      </w:r>
+    </w:p>
+    <w:p>
+      <w:r>
+        <w:t xml:space="preserve">Декодирование выполняется в несколько этапов: вычисление синдромов, поиск локатора ошибок (алгоритм </w:t>
+      </w:r>
+      <w:proofErr w:type="spellStart"/>
+      <w:r>
+        <w:t>Берлекэмпа</w:t>
+      </w:r>
+      <w:proofErr w:type="spellEnd"/>
+      <w:r>
+        <w:t xml:space="preserve">–Мэсси или Евклида) и восстановление значений (алгоритм </w:t>
+      </w:r>
+      <w:proofErr w:type="spellStart"/>
+      <w:r>
+        <w:t>Форни</w:t>
+      </w:r>
+      <w:proofErr w:type="spellEnd"/>
+      <w:r>
+        <w:t xml:space="preserve">). В среде MATLAB данные операции реализованы в объектах </w:t>
+      </w:r>
+      <w:proofErr w:type="spellStart"/>
+      <w:proofErr w:type="gramStart"/>
+      <w:r>
+        <w:t>comm.RSEncoder</w:t>
+      </w:r>
+      <w:proofErr w:type="spellEnd"/>
+      <w:proofErr w:type="gramEnd"/>
+      <w:r>
+        <w:t xml:space="preserve"> и </w:t>
+      </w:r>
+      <w:proofErr w:type="spellStart"/>
+      <w:proofErr w:type="gramStart"/>
+      <w:r>
+        <w:t>comm.RSDecoder</w:t>
+      </w:r>
+      <w:proofErr w:type="spellEnd"/>
+      <w:proofErr w:type="gramEnd"/>
+      <w:r>
+        <w:t>, которые поддерживают векторизованную обработку и могут быть адаптированы для работы с потоковыми буферами видеоданных.</w:t>
+      </w:r>
+    </w:p>
+    <w:p>
+      <w:r>
+        <w:t>RS-коды особенно эффективны при пакетных потерях (</w:t>
+      </w:r>
+      <w:proofErr w:type="spellStart"/>
+      <w:r>
+        <w:t>burst</w:t>
+      </w:r>
+      <w:proofErr w:type="spellEnd"/>
+      <w:r>
+        <w:t xml:space="preserve"> </w:t>
+      </w:r>
+      <w:proofErr w:type="spellStart"/>
+      <w:r>
+        <w:t>losses</w:t>
+      </w:r>
+      <w:proofErr w:type="spellEnd"/>
+      <w:r>
+        <w:t xml:space="preserve">), характерных для </w:t>
+      </w:r>
+      <w:proofErr w:type="spellStart"/>
+      <w:r>
+        <w:t>Wi</w:t>
+      </w:r>
+      <w:proofErr w:type="spellEnd"/>
+      <w:r>
+        <w:t>-Fi-каналов, поскольку один повреждённый символ соответствует одному утерянному пакету, а не биту. Это делает их предпочтительным выбором для транспортных протоколов реального времени.</w:t>
+      </w:r>
+    </w:p>
+    <w:p>
+      <w:pPr>
+        <w:pStyle w:val="a3"/>
+        <w:rPr>
+          <w:bCs/>
+        </w:rPr>
+      </w:pPr>
+      <w:bookmarkStart w:id="5" w:name="_Toc228878589"/>
+      <w:r>
+        <w:rPr>
+          <w:bCs/>
+        </w:rPr>
+        <w:lastRenderedPageBreak/>
+        <w:t>1.4. Метрики оценки качества видеопотока и эффективности системы передачи</w:t>
+      </w:r>
+      <w:bookmarkEnd w:id="5"/>
+    </w:p>
+    <w:p>
+      <w:r>
+        <w:t>Для комплексной оценки эффективности системы потоковой передачи видеоданных на базе одноплатных компьютеров необходимо использовать систему взаимосвязанных метрик, характеризующих как субъективное восприятие изображения, так и объективные параметры работы сети и энергопотребления платформы. В данном разделе рассматриваются основные метрики качества видеопотока, методы оценки задержек и надёжности передачи, применяемые в рамках настоящего исследования.</w:t>
+      </w:r>
+    </w:p>
+    <w:p>
+      <w:r>
+        <w:t>Оценка качества восстановленного видеосигнала является ключевым этапом анализа эффективности систем с помехоустойчивым кодированием. В работе используются две наиболее распространённые объективные метрики: пиковое отношение сигнала к шуму (</w:t>
+      </w:r>
+      <w:proofErr w:type="spellStart"/>
+      <w:r>
+        <w:t>Peak</w:t>
+      </w:r>
+      <w:proofErr w:type="spellEnd"/>
+      <w:r>
+        <w:t xml:space="preserve"> </w:t>
+      </w:r>
+      <w:proofErr w:type="spellStart"/>
+      <w:r>
+        <w:t>Signal-to-Noise</w:t>
+      </w:r>
+      <w:proofErr w:type="spellEnd"/>
+      <w:r>
+        <w:t xml:space="preserve"> </w:t>
+      </w:r>
+      <w:proofErr w:type="spellStart"/>
+      <w:r>
+        <w:t>Ratio</w:t>
+      </w:r>
+      <w:proofErr w:type="spellEnd"/>
+      <w:r>
+        <w:t>, PSNR) и индекс структурного сходства (</w:t>
+      </w:r>
+      <w:proofErr w:type="spellStart"/>
+      <w:r>
+        <w:t>Structural</w:t>
+      </w:r>
+      <w:proofErr w:type="spellEnd"/>
+      <w:r>
+        <w:t xml:space="preserve"> </w:t>
+      </w:r>
+      <w:proofErr w:type="spellStart"/>
+      <w:r>
+        <w:t>Similarity</w:t>
+      </w:r>
+      <w:proofErr w:type="spellEnd"/>
+      <w:r>
+        <w:t xml:space="preserve"> Index </w:t>
+      </w:r>
+      <w:proofErr w:type="spellStart"/>
+      <w:r>
+        <w:t>Measure</w:t>
+      </w:r>
+      <w:proofErr w:type="spellEnd"/>
+      <w:r>
+        <w:t>, SSIM).</w:t>
+      </w:r>
+    </w:p>
+    <w:p>
+      <w:r>
+        <w:t>PSNR вычисляется на основе среднеквадратичной ошибки (MSE) между исходным и восстановленным кадрами</w:t>
+      </w:r>
+      <w:r>
+        <w:t xml:space="preserve">. </w:t>
+      </w:r>
+      <w:r>
+        <w:t xml:space="preserve">Значения PSNR выше 30–35 дБ обычно соответствуют хорошему визуальному качеству, однако метрика имеет ряд ограничений: она не учитывает особенности человеческого зрения, чувствительность к структурным искажениям и может давать завышенные оценки при наличии размытия или артефактов </w:t>
+      </w:r>
+      <w:proofErr w:type="spellStart"/>
+      <w:r>
+        <w:t>блочности</w:t>
+      </w:r>
+      <w:proofErr w:type="spellEnd"/>
+      <w:r>
+        <w:t>.</w:t>
+      </w:r>
+    </w:p>
+    <w:p>
+      <w:r>
+        <w:t>SSIM, в отличие от PSNR, оценивает сходство изображений по трём компонентам: яркости, контрасту и структуре</w:t>
+      </w:r>
+      <w:r>
+        <w:t xml:space="preserve">. </w:t>
+      </w:r>
+      <w:r>
+        <w:t>Значение SSIM изменяется в диапазоне [0; 1], где 1 соответствует полному совпадению. Метрика лучше коррелирует с субъективным восприятием качества, особенно при оценке влияния компрессии и пакетных потерь на структурную целостность изображения.</w:t>
+      </w:r>
+    </w:p>
+    <w:p>
+      <w:r>
+        <w:lastRenderedPageBreak/>
+        <w:t xml:space="preserve">В рамках данной работы обе метрики рассчитываются в среде MATLAB с использованием встроенных функций </w:t>
+      </w:r>
+      <w:proofErr w:type="spellStart"/>
+      <w:r>
+        <w:t>psnr</w:t>
+      </w:r>
+      <w:proofErr w:type="spellEnd"/>
+      <w:r>
+        <w:t xml:space="preserve"> и </w:t>
+      </w:r>
+      <w:proofErr w:type="spellStart"/>
+      <w:r>
+        <w:t>ssim</w:t>
+      </w:r>
+      <w:proofErr w:type="spellEnd"/>
+      <w:r>
+        <w:t xml:space="preserve"> для каждого кадра видеопоследовательности с последующим усреднением по всему тестовому отрезку. Такой подход позволяет получить статистически устойчивые оценки и выявить зависимость качества от параметров кодирования и применения FEC.</w:t>
+      </w:r>
+    </w:p>
+    <w:p>
+      <w:r>
+        <w:t>Для систем реального времени критически важны не только качество изображения, но и временные характеристики доставки данных.</w:t>
+      </w:r>
+    </w:p>
+    <w:p>
+      <w:r>
+        <w:t>Сквозная задержка (End-</w:t>
+      </w:r>
+      <w:proofErr w:type="spellStart"/>
+      <w:r>
+        <w:t>to</w:t>
+      </w:r>
+      <w:proofErr w:type="spellEnd"/>
+      <w:r>
+        <w:t xml:space="preserve">-End </w:t>
+      </w:r>
+      <w:proofErr w:type="spellStart"/>
+      <w:r>
+        <w:t>Latency</w:t>
+      </w:r>
+      <w:proofErr w:type="spellEnd"/>
+      <w:r>
+        <w:t>) определяется как интервал времени между захватом кадра на передающей стороне и его полным отображением на стороне приёмника. Задержка складывается из следующих компонентов:</w:t>
+      </w:r>
+    </w:p>
+    <w:p>
+      <w:pPr>
+        <w:numPr>
+          <w:ilvl w:val="0"/>
+          <w:numId w:val="6"/>
+        </w:numPr>
+      </w:pPr>
+      <w:r>
+        <w:t>время кодирования кадра</w:t>
+      </w:r>
+      <w:r>
+        <w:rPr>
+          <w:lang w:val="en-US"/>
+        </w:rPr>
+        <w:t>;</w:t>
+      </w:r>
+    </w:p>
+    <w:p>
+      <w:pPr>
+        <w:numPr>
+          <w:ilvl w:val="0"/>
+          <w:numId w:val="6"/>
+        </w:numPr>
+      </w:pPr>
+      <w:r>
+        <w:t>время применения FEC и формирования транспортных пакетов</w:t>
+      </w:r>
+      <w:r>
+        <w:t>;</w:t>
+      </w:r>
+    </w:p>
+    <w:p>
+      <w:pPr>
+        <w:numPr>
+          <w:ilvl w:val="0"/>
+          <w:numId w:val="6"/>
+        </w:numPr>
+      </w:pPr>
+      <w:r>
+        <w:t>время передачи по беспроводному каналу с учётом повторных отправок MAC-уровня;</w:t>
+      </w:r>
+    </w:p>
+    <w:p>
+      <w:pPr>
+        <w:numPr>
+          <w:ilvl w:val="0"/>
+          <w:numId w:val="6"/>
+        </w:numPr>
+      </w:pPr>
+      <w:r>
+        <w:t>время буферизации и декодирования на приёмнике</w:t>
+      </w:r>
+      <w:r>
+        <w:t>;</w:t>
+      </w:r>
+    </w:p>
+    <w:p>
+      <w:pPr>
+        <w:numPr>
+          <w:ilvl w:val="0"/>
+          <w:numId w:val="6"/>
+        </w:numPr>
+      </w:pPr>
+      <w:r>
+        <w:t>накладные расходы интерпретатора MATLAB</w:t>
+      </w:r>
+      <w:r>
+        <w:rPr>
+          <w:lang w:val="en-US"/>
+        </w:rPr>
+        <w:t>.</w:t>
+      </w:r>
+    </w:p>
+    <w:p>
+      <w:r>
+        <w:t>В эксперименте задержка измеряется с использованием временных меток, встраиваемых в заголовок каждого транспортного пакета, с последующей синхронизацией часов передающего и принимающего узлов по протоколу NTP.</w:t>
+      </w:r>
+    </w:p>
+    <w:p>
+      <w:r>
+        <w:t>Джиттер (</w:t>
+      </w:r>
+      <w:proofErr w:type="spellStart"/>
+      <w:r>
+        <w:t>Jitter</w:t>
+      </w:r>
+      <w:proofErr w:type="spellEnd"/>
+      <w:r>
+        <w:t>) характеризует вариацию задержки доставки пакетов и вычисляется как среднеквадратичное отклонение времени прибытия пакетов относительно среднего значения</w:t>
+      </w:r>
+      <w:r>
+        <w:t xml:space="preserve">. </w:t>
+      </w:r>
+      <w:r>
+        <w:t xml:space="preserve">Высокий джиттер требует увеличения размера буфера на стороне приёмника, что, в свою очередь, увеличивает </w:t>
+      </w:r>
+      <w:r>
+        <w:lastRenderedPageBreak/>
+        <w:t>общую задержку системы. В работе джиттер оценивается для различных конфигураций канала и параметров FEC с целью определения оптимального размера буфера.</w:t>
+      </w:r>
+    </w:p>
+    <w:p>
+      <w:r>
+        <w:t xml:space="preserve">Процент потерянных пакетов (Packet </w:t>
+      </w:r>
+      <w:proofErr w:type="spellStart"/>
+      <w:r>
+        <w:t>Loss</w:t>
+      </w:r>
+      <w:proofErr w:type="spellEnd"/>
+      <w:r>
+        <w:t xml:space="preserve"> Rate, PLR) рассчитывается как отношение количества не доставленных пакетов к общему числу отправленных</w:t>
+      </w:r>
+      <w:r>
+        <w:t xml:space="preserve"> пакетов</w:t>
+      </w:r>
+      <w:r>
+        <w:t xml:space="preserve">. </w:t>
+      </w:r>
+      <w:r>
+        <w:t>Потери в беспроводных каналах часто имеют пакетный характер, поэтому дополнительно анализируется распределение длин серий потерь (</w:t>
+      </w:r>
+      <w:proofErr w:type="spellStart"/>
+      <w:r>
+        <w:t>burst</w:t>
+      </w:r>
+      <w:proofErr w:type="spellEnd"/>
+      <w:r>
+        <w:t xml:space="preserve"> </w:t>
+      </w:r>
+      <w:proofErr w:type="spellStart"/>
+      <w:r>
+        <w:t>length</w:t>
+      </w:r>
+      <w:proofErr w:type="spellEnd"/>
+      <w:r>
+        <w:t xml:space="preserve"> </w:t>
+      </w:r>
+      <w:proofErr w:type="spellStart"/>
+      <w:r>
+        <w:t>distribution</w:t>
+      </w:r>
+      <w:proofErr w:type="spellEnd"/>
+      <w:r>
+        <w:t>). Эффективность кодов Рида–Соломона оценивается именно по способности восстанавливать данные при различных профилях потерь</w:t>
+      </w:r>
+      <w:r>
+        <w:t>.</w:t>
+      </w:r>
+    </w:p>
+    <w:p>
+      <w:pPr>
+        <w:pStyle w:val="a3"/>
+        <w:rPr>
+          <w:sz w:val="28"/>
+          <w:szCs w:val="52"/>
+        </w:rPr>
+      </w:pPr>
+      <w:bookmarkStart w:id="6" w:name="_Toc228878590"/>
+      <w:r>
+        <w:rPr>
+          <w:sz w:val="28"/>
+          <w:szCs w:val="52"/>
+        </w:rPr>
+        <w:t>1.5 Выводы по первой главе</w:t>
+      </w:r>
+      <w:bookmarkEnd w:id="6"/>
+    </w:p>
+    <w:p>
+      <w:r>
+        <w:t>В первой главе выпускной квалификационной работы проведён комплексный теоретический анализ основных компонентов системы потоковой передачи видеоданных на базе одноплатных компьютеров. Систематизация полученных результатов позволяет сформулировать следующие ключевые выводы.</w:t>
+      </w:r>
+    </w:p>
+    <w:p>
+      <w:r>
+        <w:t xml:space="preserve">1. Архитектурные возможности и ограничения платформы </w:t>
+      </w:r>
+      <w:proofErr w:type="spellStart"/>
+      <w:r>
+        <w:t>Raspberry</w:t>
+      </w:r>
+      <w:proofErr w:type="spellEnd"/>
+      <w:r>
+        <w:t xml:space="preserve"> </w:t>
+      </w:r>
+      <w:proofErr w:type="spellStart"/>
+      <w:r>
+        <w:t>Pi</w:t>
+      </w:r>
+      <w:proofErr w:type="spellEnd"/>
+      <w:r>
+        <w:t xml:space="preserve"> 4B. Анализ аппаратной архитектуры модуля </w:t>
+      </w:r>
+      <w:proofErr w:type="spellStart"/>
+      <w:r>
+        <w:t>Raspberry</w:t>
+      </w:r>
+      <w:proofErr w:type="spellEnd"/>
+      <w:r>
+        <w:t xml:space="preserve"> </w:t>
+      </w:r>
+      <w:proofErr w:type="spellStart"/>
+      <w:r>
+        <w:t>Pi</w:t>
+      </w:r>
+      <w:proofErr w:type="spellEnd"/>
+      <w:r>
+        <w:t xml:space="preserve"> 4B 4GB подтвердил его применимость в задачах </w:t>
+      </w:r>
+      <w:proofErr w:type="spellStart"/>
+      <w:r>
+        <w:t>медиастриминга</w:t>
+      </w:r>
+      <w:proofErr w:type="spellEnd"/>
+      <w:r>
+        <w:t xml:space="preserve">: четырёхъядерный процессор ARM Cortex-A72 (1,5 ГГц), графический ускоритель </w:t>
+      </w:r>
+      <w:proofErr w:type="spellStart"/>
+      <w:r>
+        <w:t>VideoCore</w:t>
+      </w:r>
+      <w:proofErr w:type="spellEnd"/>
+      <w:r>
+        <w:t xml:space="preserve"> VI и 4 ГБ оперативной памяти LPDDR4 обеспечивают достаточную вычислительную мощность для кодирования видеопотока разрешением до 1080p при 30 кадрах в секунду. При этом выявлены критические ограничения:</w:t>
+      </w:r>
+    </w:p>
+    <w:p>
+      <w:pPr>
+        <w:numPr>
+          <w:ilvl w:val="0"/>
+          <w:numId w:val="7"/>
+        </w:numPr>
+      </w:pPr>
+      <w:r>
+        <w:t>отсутствие аппаратной поддержки алгоритмов помехоустойчивого кодирования (FEC) требует программной реализации кодов Рида–Соломона, что увеличивает нагрузку на CPU;</w:t>
+      </w:r>
+    </w:p>
+    <w:p>
+      <w:pPr>
+        <w:numPr>
+          <w:ilvl w:val="0"/>
+          <w:numId w:val="7"/>
+        </w:numPr>
+      </w:pPr>
+      <w:r>
+        <w:lastRenderedPageBreak/>
+        <w:t xml:space="preserve">тепловыделение </w:t>
+      </w:r>
+      <w:proofErr w:type="spellStart"/>
+      <w:r>
+        <w:t>SoC</w:t>
+      </w:r>
+      <w:proofErr w:type="spellEnd"/>
+      <w:r>
+        <w:t xml:space="preserve"> при длительной нагрузке приводит к троттлингу частоты, что необходимо компенсировать системой охлаждения;</w:t>
+      </w:r>
+    </w:p>
+    <w:p>
+      <w:pPr>
+        <w:numPr>
+          <w:ilvl w:val="0"/>
+          <w:numId w:val="7"/>
+        </w:numPr>
+      </w:pPr>
+      <w:r>
+        <w:t xml:space="preserve">интерпретация кода в среде MATLAB на ARM-архитектуре вносит дополнительные накладные расходы, требующие оптимизации скриптов (векторизация, использование встроенных объектов Communications </w:t>
+      </w:r>
+      <w:proofErr w:type="spellStart"/>
+      <w:r>
+        <w:t>Toolbox</w:t>
+      </w:r>
+      <w:proofErr w:type="spellEnd"/>
+      <w:r>
+        <w:t>).</w:t>
+      </w:r>
+    </w:p>
+    <w:p>
+      <w:r>
+        <w:t xml:space="preserve">2. Протоколы и механизмы потоковой передачи по беспроводным каналам. Сравнительный анализ протоколов стриминга (RTP/UDP, RTSP, </w:t>
+      </w:r>
+      <w:proofErr w:type="spellStart"/>
+      <w:r>
+        <w:t>WebRTC</w:t>
+      </w:r>
+      <w:proofErr w:type="spellEnd"/>
+      <w:r>
+        <w:t xml:space="preserve">, HLS, MPEG-DASH) показал, что для задач реального времени с низкими требованиями к масштабируемости оптимальным выбором является стек RTP/UDP. Он обеспечивает минимальные служебные накладные расходы и гибкость интеграции с пользовательскими алгоритмами коррекции ошибок. При этом специфика беспроводных каналов </w:t>
+      </w:r>
+      <w:proofErr w:type="spellStart"/>
+      <w:r>
+        <w:t>Wi</w:t>
+      </w:r>
+      <w:proofErr w:type="spellEnd"/>
+      <w:r>
+        <w:t>-Fi (переменная пропускная способность, интерференция, пакетные потери) делает обязательным применение механизмов прямого исправления ошибок для обеспечения надёжности доставки видеоданных.</w:t>
+      </w:r>
+    </w:p>
+    <w:p>
+      <w:r>
+        <w:t>3. Принципы помехоустойчивого кодирования в медиасистемах. Теоретическое исследование кодов Рида–Соломона подтвердило их эффективность для компенсации пакетных потерь в транспортных потоках реального времени</w:t>
+      </w:r>
+      <w:r>
+        <w:t xml:space="preserve">. Однако, </w:t>
+      </w:r>
+      <w:r>
+        <w:t>применение FEC увеличивает избыточность трафика и вычислительную нагрузку, что требует баланса между надёжностью, задержкой и энергопотреблением.</w:t>
+      </w:r>
+    </w:p>
+    <w:p>
+      <w:r>
+        <w:t>4. Методическая база оценки эффективности системы. Для комплексной характеристики работы системы обоснован выбор следующих метрик:</w:t>
+      </w:r>
+    </w:p>
+    <w:p>
+      <w:pPr>
+        <w:numPr>
+          <w:ilvl w:val="0"/>
+          <w:numId w:val="9"/>
+        </w:numPr>
+      </w:pPr>
+      <w:r>
+        <w:t>Качество изображения: объективные метрики PSNR и SSIM, дополняющие друг друга и позволяющие оценить как уровень шума, так и структурные искажения;</w:t>
+      </w:r>
+    </w:p>
+    <w:p>
+      <w:pPr>
+        <w:numPr>
+          <w:ilvl w:val="0"/>
+          <w:numId w:val="9"/>
+        </w:numPr>
+      </w:pPr>
+      <w:r>
+        <w:lastRenderedPageBreak/>
+        <w:t>Временные характеристики: сквозная задержка (</w:t>
+      </w:r>
+      <w:proofErr w:type="spellStart"/>
+      <w:r>
+        <w:t>latency</w:t>
+      </w:r>
+      <w:proofErr w:type="spellEnd"/>
+      <w:r>
+        <w:t>) и джиттер, критичные для приложений реального времени;</w:t>
+      </w:r>
+    </w:p>
+    <w:p>
+      <w:pPr>
+        <w:numPr>
+          <w:ilvl w:val="0"/>
+          <w:numId w:val="9"/>
+        </w:numPr>
+      </w:pPr>
+      <w:r>
+        <w:t>Надёжность доставки: процент потерянных пакетов (PLR) и распределение длин серий потерь;</w:t>
+      </w:r>
+    </w:p>
+    <w:p>
+      <w:r>
+        <w:t>5. Обоснование выбора инструментов исследования. На основе проведённого анализа сформулированы основания для выбора конфигурации экспериментального стенда:</w:t>
+      </w:r>
+    </w:p>
+    <w:p>
+      <w:pPr>
+        <w:numPr>
+          <w:ilvl w:val="0"/>
+          <w:numId w:val="10"/>
+        </w:numPr>
+      </w:pPr>
+      <w:r>
+        <w:t xml:space="preserve">Аппаратная платформа: </w:t>
+      </w:r>
+      <w:proofErr w:type="spellStart"/>
+      <w:r>
+        <w:t>Raspberry</w:t>
+      </w:r>
+      <w:proofErr w:type="spellEnd"/>
+      <w:r>
+        <w:t xml:space="preserve"> </w:t>
+      </w:r>
+      <w:proofErr w:type="spellStart"/>
+      <w:r>
+        <w:t>Pi</w:t>
+      </w:r>
+      <w:proofErr w:type="spellEnd"/>
+      <w:r>
+        <w:t xml:space="preserve"> 4B 4GB как оптимальное соотношение производительности, стоимости и доступности программной экосистемы;</w:t>
+      </w:r>
+    </w:p>
+    <w:p>
+      <w:pPr>
+        <w:numPr>
+          <w:ilvl w:val="0"/>
+          <w:numId w:val="10"/>
+        </w:numPr>
+      </w:pPr>
+      <w:r>
+        <w:t xml:space="preserve">Среда разработки: MATLAB с Communications </w:t>
+      </w:r>
+      <w:proofErr w:type="spellStart"/>
+      <w:r>
+        <w:t>Toolbox</w:t>
+      </w:r>
+      <w:proofErr w:type="spellEnd"/>
+      <w:r>
+        <w:t xml:space="preserve"> обеспечивает необходимые инструменты для реализации и сравнения алгоритмов FEC, а также встроенные функции расчёта метрик качества;</w:t>
+      </w:r>
+    </w:p>
+    <w:p>
+      <w:pPr>
+        <w:numPr>
+          <w:ilvl w:val="0"/>
+          <w:numId w:val="10"/>
+        </w:numPr>
+      </w:pPr>
+      <w:r>
+        <w:rPr>
+          <w:lang w:val="en-US"/>
+        </w:rPr>
+        <w:t>FEC</w:t>
+      </w:r>
+      <w:r>
+        <w:t xml:space="preserve">: </w:t>
+      </w:r>
+      <w:r>
+        <w:t>кодирование</w:t>
+      </w:r>
+      <w:r>
+        <w:t xml:space="preserve"> Рида–Соломона выбран</w:t>
+      </w:r>
+      <w:r>
+        <w:t>о</w:t>
+      </w:r>
+      <w:r>
+        <w:t xml:space="preserve"> как наиболее применим</w:t>
+      </w:r>
+      <w:r>
+        <w:t>ое</w:t>
+      </w:r>
+      <w:r>
+        <w:t xml:space="preserve"> в транспортных потоках реального времени;</w:t>
+      </w:r>
+    </w:p>
+    <w:p>
+      <w:pPr>
+        <w:numPr>
+          <w:ilvl w:val="0"/>
+          <w:numId w:val="10"/>
+        </w:numPr>
+      </w:pPr>
+      <w:r>
+        <w:t xml:space="preserve">Метрики: комбинация PSNR/SSIM + </w:t>
+      </w:r>
+      <w:proofErr w:type="spellStart"/>
+      <w:r>
+        <w:t>latency</w:t>
+      </w:r>
+      <w:proofErr w:type="spellEnd"/>
+      <w:r>
+        <w:t xml:space="preserve"> </w:t>
+      </w:r>
+      <w:r>
+        <w:t>позволяет провести многокритериальную оценку эффективности системы.</w:t>
+      </w:r>
+    </w:p>
+    <w:p>
+      <w:r>
+        <w:t>6. Формулировка гипотез исследования. На основании теоретического анализа выдвигаются следующие гипотезы, проверка которых будет выполнена во второй главе:</w:t>
+      </w:r>
+    </w:p>
+    <w:p>
+      <w:pPr>
+        <w:numPr>
+          <w:ilvl w:val="0"/>
+          <w:numId w:val="11"/>
+        </w:numPr>
+      </w:pPr>
+      <w:r>
+        <w:t xml:space="preserve">Применение кодов Рида–Соломона позволяет снизить влияние пакетных потерь в </w:t>
+      </w:r>
+      <w:proofErr w:type="spellStart"/>
+      <w:r>
+        <w:t>Wi</w:t>
+      </w:r>
+      <w:proofErr w:type="spellEnd"/>
+      <w:r>
+        <w:t>-Fi-канале на качество видеопотока, однако вносит дополнительную задержку, пропорциональную параметрам кода (n, k);</w:t>
+      </w:r>
+    </w:p>
+    <w:p>
+      <w:pPr>
+        <w:numPr>
+          <w:ilvl w:val="0"/>
+          <w:numId w:val="11"/>
+        </w:numPr>
+      </w:pPr>
+      <w:r>
+        <w:t>Энергопотребление платформы при программной реализации FEC в среде MATLAB существенно зависит от степени векторизации вычислений и разрешения видеопотока;</w:t>
+      </w:r>
+    </w:p>
+    <w:p>
+      <w:pPr>
+        <w:numPr>
+          <w:ilvl w:val="0"/>
+          <w:numId w:val="11"/>
+        </w:numPr>
+      </w:pPr>
+      <w:r>
+        <w:lastRenderedPageBreak/>
+        <w:t>Существует оптимальная конфигурация параметров видеопотока и типа FEC, обеспечивающая компромисс между качеством изображения, задержкой и энергозатратами для заданного сценария применения.</w:t>
+      </w:r>
+    </w:p>
+    <w:p>
+      <w:r>
+        <w:t>Таким образом, теоретические результаты первой главы формируют методологическую основу для проведения экспериментального исследования. Во второй главе будут описаны методика и ход эксперимента, представлены результаты измерений энергопотребления, задержки и качества видеопотока, а также выполнен анализ и интерпретация полученных данных в контексте сформулированных гипотез.</w:t>
       </w:r>
     </w:p>
     <w:p/>
@@ -3240,6 +5492,155 @@
 <file path=word/numbering.xml><?xml version="1.0" encoding="utf-8"?>
 <w:numbering xmlns:wpc="http://schemas.microsoft.com/office/word/2010/wordprocessingCanvas" xmlns:cx="http://schemas.microsoft.com/office/drawing/2014/chartex" xmlns:cx1="http://schemas.microsoft.com/office/drawing/2015/9/8/chartex" xmlns:cx2="http://schemas.microsoft.com/office/drawing/2015/10/21/chartex" xmlns:cx3="http://schemas.microsoft.com/office/drawing/2016/5/9/chartex" xmlns:cx4="http://schemas.microsoft.com/office/drawing/2016/5/10/chartex" xmlns:cx5="http://schemas.microsoft.com/office/drawing/2016/5/11/chartex" xmlns:cx6="http://schemas.microsoft.com/office/drawing/2016/5/12/chartex" xmlns:cx7="http://schemas.microsoft.com/office/drawing/2016/5/13/chartex" xmlns:cx8="http://schemas.microsoft.com/office/drawing/2016/5/14/chartex" xmlns:mc="http://schemas.openxmlformats.org/markup-compatibility/2006" xmlns:aink="http://schemas.microsoft.com/office/drawing/2016/ink" xmlns:am3d="http://schemas.microsoft.com/office/drawing/2017/model3d" xmlns:o="urn:schemas-microsoft-com:office:office" xmlns:oel="http://schemas.microsoft.com/office/2019/extlst" xmlns:r="http://schemas.openxmlformats.org/officeDocument/2006/relationships" xmlns:m="http://schemas.openxmlformats.org/officeDocument/2006/math" xmlns:v="urn:schemas-microsoft-com:vml" xmlns:wp14="http://schemas.microsoft.com/office/word/2010/wordprocessingDrawing" xmlns:wp="http://schemas.openxmlformats.org/drawingml/2006/wordprocessingDrawing" xmlns:w10="urn:schemas-microsoft-com:office:word" xmlns:w="http://schemas.openxmlformats.org/wordprocessingml/2006/main" xmlns:w14="http://schemas.microsoft.com/office/word/2010/wordml" xmlns:w15="http://schemas.microsoft.com/office/word/2012/wordml" xmlns:w16cex="http://schemas.microsoft.com/office/word/2018/wordml/cex" xmlns:w16cid="http://schemas.microsoft.com/office/word/2016/wordml/cid" xmlns:w16="http://schemas.microsoft.com/office/word/2018/wordml" xmlns:w16du="http://schemas.microsoft.com/office/word/2023/wordml/word16du" xmlns:w16sdtdh="http://schemas.microsoft.com/office/word/2020/wordml/sdtdatahash" xmlns:w16sdtfl="http://schemas.microsoft.com/office/word/2024/wordml/sdtformatlock" xmlns:w16se="http://schemas.microsoft.com/office/word/2015/wordml/symex" xmlns:wpg="http://schemas.microsoft.com/office/word/2010/wordprocessingGroup" xmlns:wpi="http://schemas.microsoft.com/office/word/2010/wordprocessingInk" xmlns:wne="http://schemas.microsoft.com/office/word/2006/wordml" xmlns:wps="http://schemas.microsoft.com/office/word/2010/wordprocessingShape" mc:Ignorable="w14 w15 w16se w16cid w16 w16cex w16sdtdh w16sdtfl w16du wp14">
   <w:abstractNum w:abstractNumId="0" w15:restartNumberingAfterBreak="0">
+    <w:nsid w:val="066211D8"/>
+    <w:multiLevelType w:val="multilevel"/>
+    <w:tmpl w:val="84AE8D46"/>
+    <w:lvl w:ilvl="0">
+      <w:start w:val="1"/>
+      <w:numFmt w:val="bullet"/>
+      <w:lvlText w:val=""/>
+      <w:lvlJc w:val="left"/>
+      <w:pPr>
+        <w:tabs>
+          <w:tab w:val="num" w:pos="720"/>
+        </w:tabs>
+        <w:ind w:left="720" w:hanging="360"/>
+      </w:pPr>
+      <w:rPr>
+        <w:rFonts w:ascii="Symbol" w:hAnsi="Symbol" w:hint="default"/>
+        <w:sz w:val="20"/>
+      </w:rPr>
+    </w:lvl>
+    <w:lvl w:ilvl="1" w:tentative="1">
+      <w:start w:val="1"/>
+      <w:numFmt w:val="bullet"/>
+      <w:lvlText w:val="o"/>
+      <w:lvlJc w:val="left"/>
+      <w:pPr>
+        <w:tabs>
+          <w:tab w:val="num" w:pos="1440"/>
+        </w:tabs>
+        <w:ind w:left="1440" w:hanging="360"/>
+      </w:pPr>
+      <w:rPr>
+        <w:rFonts w:ascii="Courier New" w:hAnsi="Courier New" w:hint="default"/>
+        <w:sz w:val="20"/>
+      </w:rPr>
+    </w:lvl>
+    <w:lvl w:ilvl="2" w:tentative="1">
+      <w:start w:val="1"/>
+      <w:numFmt w:val="bullet"/>
+      <w:lvlText w:val=""/>
+      <w:lvlJc w:val="left"/>
+      <w:pPr>
+        <w:tabs>
+          <w:tab w:val="num" w:pos="2160"/>
+        </w:tabs>
+        <w:ind w:left="2160" w:hanging="360"/>
+      </w:pPr>
+      <w:rPr>
+        <w:rFonts w:ascii="Wingdings" w:hAnsi="Wingdings" w:hint="default"/>
+        <w:sz w:val="20"/>
+      </w:rPr>
+    </w:lvl>
+    <w:lvl w:ilvl="3" w:tentative="1">
+      <w:start w:val="1"/>
+      <w:numFmt w:val="bullet"/>
+      <w:lvlText w:val=""/>
+      <w:lvlJc w:val="left"/>
+      <w:pPr>
+        <w:tabs>
+          <w:tab w:val="num" w:pos="2880"/>
+        </w:tabs>
+        <w:ind w:left="2880" w:hanging="360"/>
+      </w:pPr>
+      <w:rPr>
+        <w:rFonts w:ascii="Wingdings" w:hAnsi="Wingdings" w:hint="default"/>
+        <w:sz w:val="20"/>
+      </w:rPr>
+    </w:lvl>
+    <w:lvl w:ilvl="4" w:tentative="1">
+      <w:start w:val="1"/>
+      <w:numFmt w:val="bullet"/>
+      <w:lvlText w:val=""/>
+      <w:lvlJc w:val="left"/>
+      <w:pPr>
+        <w:tabs>
+          <w:tab w:val="num" w:pos="3600"/>
+        </w:tabs>
+        <w:ind w:left="3600" w:hanging="360"/>
+      </w:pPr>
+      <w:rPr>
+        <w:rFonts w:ascii="Wingdings" w:hAnsi="Wingdings" w:hint="default"/>
+        <w:sz w:val="20"/>
+      </w:rPr>
+    </w:lvl>
+    <w:lvl w:ilvl="5" w:tentative="1">
+      <w:start w:val="1"/>
+      <w:numFmt w:val="bullet"/>
+      <w:lvlText w:val=""/>
+      <w:lvlJc w:val="left"/>
+      <w:pPr>
+        <w:tabs>
+          <w:tab w:val="num" w:pos="4320"/>
+        </w:tabs>
+        <w:ind w:left="4320" w:hanging="360"/>
+      </w:pPr>
+      <w:rPr>
+        <w:rFonts w:ascii="Wingdings" w:hAnsi="Wingdings" w:hint="default"/>
+        <w:sz w:val="20"/>
+      </w:rPr>
+    </w:lvl>
+    <w:lvl w:ilvl="6" w:tentative="1">
+      <w:start w:val="1"/>
+      <w:numFmt w:val="bullet"/>
+      <w:lvlText w:val=""/>
+      <w:lvlJc w:val="left"/>
+      <w:pPr>
+        <w:tabs>
+          <w:tab w:val="num" w:pos="5040"/>
+        </w:tabs>
+        <w:ind w:left="5040" w:hanging="360"/>
+      </w:pPr>
+      <w:rPr>
+        <w:rFonts w:ascii="Wingdings" w:hAnsi="Wingdings" w:hint="default"/>
+        <w:sz w:val="20"/>
+      </w:rPr>
+    </w:lvl>
+    <w:lvl w:ilvl="7" w:tentative="1">
+      <w:start w:val="1"/>
+      <w:numFmt w:val="bullet"/>
+      <w:lvlText w:val=""/>
+      <w:lvlJc w:val="left"/>
+      <w:pPr>
+        <w:tabs>
+          <w:tab w:val="num" w:pos="5760"/>
+        </w:tabs>
+        <w:ind w:left="5760" w:hanging="360"/>
+      </w:pPr>
+      <w:rPr>
+        <w:rFonts w:ascii="Wingdings" w:hAnsi="Wingdings" w:hint="default"/>
+        <w:sz w:val="20"/>
+      </w:rPr>
+    </w:lvl>
+    <w:lvl w:ilvl="8" w:tentative="1">
+      <w:start w:val="1"/>
+      <w:numFmt w:val="bullet"/>
+      <w:lvlText w:val=""/>
+      <w:lvlJc w:val="left"/>
+      <w:pPr>
+        <w:tabs>
+          <w:tab w:val="num" w:pos="6480"/>
+        </w:tabs>
+        <w:ind w:left="6480" w:hanging="360"/>
+      </w:pPr>
+      <w:rPr>
+        <w:rFonts w:ascii="Wingdings" w:hAnsi="Wingdings" w:hint="default"/>
+        <w:sz w:val="20"/>
+      </w:rPr>
+    </w:lvl>
+  </w:abstractNum>
+  <w:abstractNum w:abstractNumId="1" w15:restartNumberingAfterBreak="0">
     <w:nsid w:val="253B0612"/>
     <w:multiLevelType w:val="hybridMultilevel"/>
     <w:tmpl w:val="32DEEC4A"/>
@@ -3325,7 +5726,1043 @@
       </w:pPr>
     </w:lvl>
   </w:abstractNum>
-  <w:abstractNum w:abstractNumId="1" w15:restartNumberingAfterBreak="0">
+  <w:abstractNum w:abstractNumId="2" w15:restartNumberingAfterBreak="0">
+    <w:nsid w:val="25B30E93"/>
+    <w:multiLevelType w:val="multilevel"/>
+    <w:tmpl w:val="C5502ABC"/>
+    <w:lvl w:ilvl="0">
+      <w:start w:val="1"/>
+      <w:numFmt w:val="bullet"/>
+      <w:lvlText w:val=""/>
+      <w:lvlJc w:val="left"/>
+      <w:pPr>
+        <w:tabs>
+          <w:tab w:val="num" w:pos="720"/>
+        </w:tabs>
+        <w:ind w:left="720" w:hanging="360"/>
+      </w:pPr>
+      <w:rPr>
+        <w:rFonts w:ascii="Symbol" w:hAnsi="Symbol" w:hint="default"/>
+        <w:sz w:val="20"/>
+      </w:rPr>
+    </w:lvl>
+    <w:lvl w:ilvl="1" w:tentative="1">
+      <w:start w:val="1"/>
+      <w:numFmt w:val="bullet"/>
+      <w:lvlText w:val="o"/>
+      <w:lvlJc w:val="left"/>
+      <w:pPr>
+        <w:tabs>
+          <w:tab w:val="num" w:pos="1440"/>
+        </w:tabs>
+        <w:ind w:left="1440" w:hanging="360"/>
+      </w:pPr>
+      <w:rPr>
+        <w:rFonts w:ascii="Courier New" w:hAnsi="Courier New" w:hint="default"/>
+        <w:sz w:val="20"/>
+      </w:rPr>
+    </w:lvl>
+    <w:lvl w:ilvl="2" w:tentative="1">
+      <w:start w:val="1"/>
+      <w:numFmt w:val="bullet"/>
+      <w:lvlText w:val=""/>
+      <w:lvlJc w:val="left"/>
+      <w:pPr>
+        <w:tabs>
+          <w:tab w:val="num" w:pos="2160"/>
+        </w:tabs>
+        <w:ind w:left="2160" w:hanging="360"/>
+      </w:pPr>
+      <w:rPr>
+        <w:rFonts w:ascii="Wingdings" w:hAnsi="Wingdings" w:hint="default"/>
+        <w:sz w:val="20"/>
+      </w:rPr>
+    </w:lvl>
+    <w:lvl w:ilvl="3" w:tentative="1">
+      <w:start w:val="1"/>
+      <w:numFmt w:val="bullet"/>
+      <w:lvlText w:val=""/>
+      <w:lvlJc w:val="left"/>
+      <w:pPr>
+        <w:tabs>
+          <w:tab w:val="num" w:pos="2880"/>
+        </w:tabs>
+        <w:ind w:left="2880" w:hanging="360"/>
+      </w:pPr>
+      <w:rPr>
+        <w:rFonts w:ascii="Wingdings" w:hAnsi="Wingdings" w:hint="default"/>
+        <w:sz w:val="20"/>
+      </w:rPr>
+    </w:lvl>
+    <w:lvl w:ilvl="4" w:tentative="1">
+      <w:start w:val="1"/>
+      <w:numFmt w:val="bullet"/>
+      <w:lvlText w:val=""/>
+      <w:lvlJc w:val="left"/>
+      <w:pPr>
+        <w:tabs>
+          <w:tab w:val="num" w:pos="3600"/>
+        </w:tabs>
+        <w:ind w:left="3600" w:hanging="360"/>
+      </w:pPr>
+      <w:rPr>
+        <w:rFonts w:ascii="Wingdings" w:hAnsi="Wingdings" w:hint="default"/>
+        <w:sz w:val="20"/>
+      </w:rPr>
+    </w:lvl>
+    <w:lvl w:ilvl="5" w:tentative="1">
+      <w:start w:val="1"/>
+      <w:numFmt w:val="bullet"/>
+      <w:lvlText w:val=""/>
+      <w:lvlJc w:val="left"/>
+      <w:pPr>
+        <w:tabs>
+          <w:tab w:val="num" w:pos="4320"/>
+        </w:tabs>
+        <w:ind w:left="4320" w:hanging="360"/>
+      </w:pPr>
+      <w:rPr>
+        <w:rFonts w:ascii="Wingdings" w:hAnsi="Wingdings" w:hint="default"/>
+        <w:sz w:val="20"/>
+      </w:rPr>
+    </w:lvl>
+    <w:lvl w:ilvl="6" w:tentative="1">
+      <w:start w:val="1"/>
+      <w:numFmt w:val="bullet"/>
+      <w:lvlText w:val=""/>
+      <w:lvlJc w:val="left"/>
+      <w:pPr>
+        <w:tabs>
+          <w:tab w:val="num" w:pos="5040"/>
+        </w:tabs>
+        <w:ind w:left="5040" w:hanging="360"/>
+      </w:pPr>
+      <w:rPr>
+        <w:rFonts w:ascii="Wingdings" w:hAnsi="Wingdings" w:hint="default"/>
+        <w:sz w:val="20"/>
+      </w:rPr>
+    </w:lvl>
+    <w:lvl w:ilvl="7" w:tentative="1">
+      <w:start w:val="1"/>
+      <w:numFmt w:val="bullet"/>
+      <w:lvlText w:val=""/>
+      <w:lvlJc w:val="left"/>
+      <w:pPr>
+        <w:tabs>
+          <w:tab w:val="num" w:pos="5760"/>
+        </w:tabs>
+        <w:ind w:left="5760" w:hanging="360"/>
+      </w:pPr>
+      <w:rPr>
+        <w:rFonts w:ascii="Wingdings" w:hAnsi="Wingdings" w:hint="default"/>
+        <w:sz w:val="20"/>
+      </w:rPr>
+    </w:lvl>
+    <w:lvl w:ilvl="8" w:tentative="1">
+      <w:start w:val="1"/>
+      <w:numFmt w:val="bullet"/>
+      <w:lvlText w:val=""/>
+      <w:lvlJc w:val="left"/>
+      <w:pPr>
+        <w:tabs>
+          <w:tab w:val="num" w:pos="6480"/>
+        </w:tabs>
+        <w:ind w:left="6480" w:hanging="360"/>
+      </w:pPr>
+      <w:rPr>
+        <w:rFonts w:ascii="Wingdings" w:hAnsi="Wingdings" w:hint="default"/>
+        <w:sz w:val="20"/>
+      </w:rPr>
+    </w:lvl>
+  </w:abstractNum>
+  <w:abstractNum w:abstractNumId="3" w15:restartNumberingAfterBreak="0">
+    <w:nsid w:val="273271FE"/>
+    <w:multiLevelType w:val="multilevel"/>
+    <w:tmpl w:val="D0BC6668"/>
+    <w:lvl w:ilvl="0">
+      <w:start w:val="1"/>
+      <w:numFmt w:val="bullet"/>
+      <w:lvlText w:val=""/>
+      <w:lvlJc w:val="left"/>
+      <w:pPr>
+        <w:tabs>
+          <w:tab w:val="num" w:pos="720"/>
+        </w:tabs>
+        <w:ind w:left="720" w:hanging="360"/>
+      </w:pPr>
+      <w:rPr>
+        <w:rFonts w:ascii="Symbol" w:hAnsi="Symbol" w:hint="default"/>
+        <w:sz w:val="20"/>
+      </w:rPr>
+    </w:lvl>
+    <w:lvl w:ilvl="1" w:tentative="1">
+      <w:start w:val="1"/>
+      <w:numFmt w:val="bullet"/>
+      <w:lvlText w:val="o"/>
+      <w:lvlJc w:val="left"/>
+      <w:pPr>
+        <w:tabs>
+          <w:tab w:val="num" w:pos="1440"/>
+        </w:tabs>
+        <w:ind w:left="1440" w:hanging="360"/>
+      </w:pPr>
+      <w:rPr>
+        <w:rFonts w:ascii="Courier New" w:hAnsi="Courier New" w:hint="default"/>
+        <w:sz w:val="20"/>
+      </w:rPr>
+    </w:lvl>
+    <w:lvl w:ilvl="2" w:tentative="1">
+      <w:start w:val="1"/>
+      <w:numFmt w:val="bullet"/>
+      <w:lvlText w:val=""/>
+      <w:lvlJc w:val="left"/>
+      <w:pPr>
+        <w:tabs>
+          <w:tab w:val="num" w:pos="2160"/>
+        </w:tabs>
+        <w:ind w:left="2160" w:hanging="360"/>
+      </w:pPr>
+      <w:rPr>
+        <w:rFonts w:ascii="Wingdings" w:hAnsi="Wingdings" w:hint="default"/>
+        <w:sz w:val="20"/>
+      </w:rPr>
+    </w:lvl>
+    <w:lvl w:ilvl="3" w:tentative="1">
+      <w:start w:val="1"/>
+      <w:numFmt w:val="bullet"/>
+      <w:lvlText w:val=""/>
+      <w:lvlJc w:val="left"/>
+      <w:pPr>
+        <w:tabs>
+          <w:tab w:val="num" w:pos="2880"/>
+        </w:tabs>
+        <w:ind w:left="2880" w:hanging="360"/>
+      </w:pPr>
+      <w:rPr>
+        <w:rFonts w:ascii="Wingdings" w:hAnsi="Wingdings" w:hint="default"/>
+        <w:sz w:val="20"/>
+      </w:rPr>
+    </w:lvl>
+    <w:lvl w:ilvl="4" w:tentative="1">
+      <w:start w:val="1"/>
+      <w:numFmt w:val="bullet"/>
+      <w:lvlText w:val=""/>
+      <w:lvlJc w:val="left"/>
+      <w:pPr>
+        <w:tabs>
+          <w:tab w:val="num" w:pos="3600"/>
+        </w:tabs>
+        <w:ind w:left="3600" w:hanging="360"/>
+      </w:pPr>
+      <w:rPr>
+        <w:rFonts w:ascii="Wingdings" w:hAnsi="Wingdings" w:hint="default"/>
+        <w:sz w:val="20"/>
+      </w:rPr>
+    </w:lvl>
+    <w:lvl w:ilvl="5" w:tentative="1">
+      <w:start w:val="1"/>
+      <w:numFmt w:val="bullet"/>
+      <w:lvlText w:val=""/>
+      <w:lvlJc w:val="left"/>
+      <w:pPr>
+        <w:tabs>
+          <w:tab w:val="num" w:pos="4320"/>
+        </w:tabs>
+        <w:ind w:left="4320" w:hanging="360"/>
+      </w:pPr>
+      <w:rPr>
+        <w:rFonts w:ascii="Wingdings" w:hAnsi="Wingdings" w:hint="default"/>
+        <w:sz w:val="20"/>
+      </w:rPr>
+    </w:lvl>
+    <w:lvl w:ilvl="6" w:tentative="1">
+      <w:start w:val="1"/>
+      <w:numFmt w:val="bullet"/>
+      <w:lvlText w:val=""/>
+      <w:lvlJc w:val="left"/>
+      <w:pPr>
+        <w:tabs>
+          <w:tab w:val="num" w:pos="5040"/>
+        </w:tabs>
+        <w:ind w:left="5040" w:hanging="360"/>
+      </w:pPr>
+      <w:rPr>
+        <w:rFonts w:ascii="Wingdings" w:hAnsi="Wingdings" w:hint="default"/>
+        <w:sz w:val="20"/>
+      </w:rPr>
+    </w:lvl>
+    <w:lvl w:ilvl="7" w:tentative="1">
+      <w:start w:val="1"/>
+      <w:numFmt w:val="bullet"/>
+      <w:lvlText w:val=""/>
+      <w:lvlJc w:val="left"/>
+      <w:pPr>
+        <w:tabs>
+          <w:tab w:val="num" w:pos="5760"/>
+        </w:tabs>
+        <w:ind w:left="5760" w:hanging="360"/>
+      </w:pPr>
+      <w:rPr>
+        <w:rFonts w:ascii="Wingdings" w:hAnsi="Wingdings" w:hint="default"/>
+        <w:sz w:val="20"/>
+      </w:rPr>
+    </w:lvl>
+    <w:lvl w:ilvl="8" w:tentative="1">
+      <w:start w:val="1"/>
+      <w:numFmt w:val="bullet"/>
+      <w:lvlText w:val=""/>
+      <w:lvlJc w:val="left"/>
+      <w:pPr>
+        <w:tabs>
+          <w:tab w:val="num" w:pos="6480"/>
+        </w:tabs>
+        <w:ind w:left="6480" w:hanging="360"/>
+      </w:pPr>
+      <w:rPr>
+        <w:rFonts w:ascii="Wingdings" w:hAnsi="Wingdings" w:hint="default"/>
+        <w:sz w:val="20"/>
+      </w:rPr>
+    </w:lvl>
+  </w:abstractNum>
+  <w:abstractNum w:abstractNumId="4" w15:restartNumberingAfterBreak="0">
+    <w:nsid w:val="34026C36"/>
+    <w:multiLevelType w:val="hybridMultilevel"/>
+    <w:tmpl w:val="5382124A"/>
+    <w:lvl w:ilvl="0" w:tplc="0419000F">
+      <w:start w:val="1"/>
+      <w:numFmt w:val="decimal"/>
+      <w:lvlText w:val="%1."/>
+      <w:lvlJc w:val="left"/>
+      <w:pPr>
+        <w:ind w:left="720" w:hanging="360"/>
+      </w:pPr>
+      <w:rPr>
+        <w:rFonts w:hint="default"/>
+      </w:rPr>
+    </w:lvl>
+    <w:lvl w:ilvl="1" w:tplc="04190019" w:tentative="1">
+      <w:start w:val="1"/>
+      <w:numFmt w:val="lowerLetter"/>
+      <w:lvlText w:val="%2."/>
+      <w:lvlJc w:val="left"/>
+      <w:pPr>
+        <w:ind w:left="1440" w:hanging="360"/>
+      </w:pPr>
+    </w:lvl>
+    <w:lvl w:ilvl="2" w:tplc="0419001B" w:tentative="1">
+      <w:start w:val="1"/>
+      <w:numFmt w:val="lowerRoman"/>
+      <w:lvlText w:val="%3."/>
+      <w:lvlJc w:val="right"/>
+      <w:pPr>
+        <w:ind w:left="2160" w:hanging="180"/>
+      </w:pPr>
+    </w:lvl>
+    <w:lvl w:ilvl="3" w:tplc="0419000F" w:tentative="1">
+      <w:start w:val="1"/>
+      <w:numFmt w:val="decimal"/>
+      <w:lvlText w:val="%4."/>
+      <w:lvlJc w:val="left"/>
+      <w:pPr>
+        <w:ind w:left="2880" w:hanging="360"/>
+      </w:pPr>
+    </w:lvl>
+    <w:lvl w:ilvl="4" w:tplc="04190019" w:tentative="1">
+      <w:start w:val="1"/>
+      <w:numFmt w:val="lowerLetter"/>
+      <w:lvlText w:val="%5."/>
+      <w:lvlJc w:val="left"/>
+      <w:pPr>
+        <w:ind w:left="3600" w:hanging="360"/>
+      </w:pPr>
+    </w:lvl>
+    <w:lvl w:ilvl="5" w:tplc="0419001B" w:tentative="1">
+      <w:start w:val="1"/>
+      <w:numFmt w:val="lowerRoman"/>
+      <w:lvlText w:val="%6."/>
+      <w:lvlJc w:val="right"/>
+      <w:pPr>
+        <w:ind w:left="4320" w:hanging="180"/>
+      </w:pPr>
+    </w:lvl>
+    <w:lvl w:ilvl="6" w:tplc="0419000F" w:tentative="1">
+      <w:start w:val="1"/>
+      <w:numFmt w:val="decimal"/>
+      <w:lvlText w:val="%7."/>
+      <w:lvlJc w:val="left"/>
+      <w:pPr>
+        <w:ind w:left="5040" w:hanging="360"/>
+      </w:pPr>
+    </w:lvl>
+    <w:lvl w:ilvl="7" w:tplc="04190019" w:tentative="1">
+      <w:start w:val="1"/>
+      <w:numFmt w:val="lowerLetter"/>
+      <w:lvlText w:val="%8."/>
+      <w:lvlJc w:val="left"/>
+      <w:pPr>
+        <w:ind w:left="5760" w:hanging="360"/>
+      </w:pPr>
+    </w:lvl>
+    <w:lvl w:ilvl="8" w:tplc="0419001B" w:tentative="1">
+      <w:start w:val="1"/>
+      <w:numFmt w:val="lowerRoman"/>
+      <w:lvlText w:val="%9."/>
+      <w:lvlJc w:val="right"/>
+      <w:pPr>
+        <w:ind w:left="6480" w:hanging="180"/>
+      </w:pPr>
+    </w:lvl>
+  </w:abstractNum>
+  <w:abstractNum w:abstractNumId="5" w15:restartNumberingAfterBreak="0">
+    <w:nsid w:val="35694421"/>
+    <w:multiLevelType w:val="multilevel"/>
+    <w:tmpl w:val="D7F46138"/>
+    <w:lvl w:ilvl="0">
+      <w:start w:val="1"/>
+      <w:numFmt w:val="bullet"/>
+      <w:lvlText w:val=""/>
+      <w:lvlJc w:val="left"/>
+      <w:pPr>
+        <w:tabs>
+          <w:tab w:val="num" w:pos="720"/>
+        </w:tabs>
+        <w:ind w:left="720" w:hanging="360"/>
+      </w:pPr>
+      <w:rPr>
+        <w:rFonts w:ascii="Symbol" w:hAnsi="Symbol" w:hint="default"/>
+        <w:sz w:val="20"/>
+      </w:rPr>
+    </w:lvl>
+    <w:lvl w:ilvl="1" w:tentative="1">
+      <w:start w:val="1"/>
+      <w:numFmt w:val="bullet"/>
+      <w:lvlText w:val="o"/>
+      <w:lvlJc w:val="left"/>
+      <w:pPr>
+        <w:tabs>
+          <w:tab w:val="num" w:pos="1440"/>
+        </w:tabs>
+        <w:ind w:left="1440" w:hanging="360"/>
+      </w:pPr>
+      <w:rPr>
+        <w:rFonts w:ascii="Courier New" w:hAnsi="Courier New" w:hint="default"/>
+        <w:sz w:val="20"/>
+      </w:rPr>
+    </w:lvl>
+    <w:lvl w:ilvl="2" w:tentative="1">
+      <w:start w:val="1"/>
+      <w:numFmt w:val="bullet"/>
+      <w:lvlText w:val=""/>
+      <w:lvlJc w:val="left"/>
+      <w:pPr>
+        <w:tabs>
+          <w:tab w:val="num" w:pos="2160"/>
+        </w:tabs>
+        <w:ind w:left="2160" w:hanging="360"/>
+      </w:pPr>
+      <w:rPr>
+        <w:rFonts w:ascii="Wingdings" w:hAnsi="Wingdings" w:hint="default"/>
+        <w:sz w:val="20"/>
+      </w:rPr>
+    </w:lvl>
+    <w:lvl w:ilvl="3" w:tentative="1">
+      <w:start w:val="1"/>
+      <w:numFmt w:val="bullet"/>
+      <w:lvlText w:val=""/>
+      <w:lvlJc w:val="left"/>
+      <w:pPr>
+        <w:tabs>
+          <w:tab w:val="num" w:pos="2880"/>
+        </w:tabs>
+        <w:ind w:left="2880" w:hanging="360"/>
+      </w:pPr>
+      <w:rPr>
+        <w:rFonts w:ascii="Wingdings" w:hAnsi="Wingdings" w:hint="default"/>
+        <w:sz w:val="20"/>
+      </w:rPr>
+    </w:lvl>
+    <w:lvl w:ilvl="4" w:tentative="1">
+      <w:start w:val="1"/>
+      <w:numFmt w:val="bullet"/>
+      <w:lvlText w:val=""/>
+      <w:lvlJc w:val="left"/>
+      <w:pPr>
+        <w:tabs>
+          <w:tab w:val="num" w:pos="3600"/>
+        </w:tabs>
+        <w:ind w:left="3600" w:hanging="360"/>
+      </w:pPr>
+      <w:rPr>
+        <w:rFonts w:ascii="Wingdings" w:hAnsi="Wingdings" w:hint="default"/>
+        <w:sz w:val="20"/>
+      </w:rPr>
+    </w:lvl>
+    <w:lvl w:ilvl="5" w:tentative="1">
+      <w:start w:val="1"/>
+      <w:numFmt w:val="bullet"/>
+      <w:lvlText w:val=""/>
+      <w:lvlJc w:val="left"/>
+      <w:pPr>
+        <w:tabs>
+          <w:tab w:val="num" w:pos="4320"/>
+        </w:tabs>
+        <w:ind w:left="4320" w:hanging="360"/>
+      </w:pPr>
+      <w:rPr>
+        <w:rFonts w:ascii="Wingdings" w:hAnsi="Wingdings" w:hint="default"/>
+        <w:sz w:val="20"/>
+      </w:rPr>
+    </w:lvl>
+    <w:lvl w:ilvl="6" w:tentative="1">
+      <w:start w:val="1"/>
+      <w:numFmt w:val="bullet"/>
+      <w:lvlText w:val=""/>
+      <w:lvlJc w:val="left"/>
+      <w:pPr>
+        <w:tabs>
+          <w:tab w:val="num" w:pos="5040"/>
+        </w:tabs>
+        <w:ind w:left="5040" w:hanging="360"/>
+      </w:pPr>
+      <w:rPr>
+        <w:rFonts w:ascii="Wingdings" w:hAnsi="Wingdings" w:hint="default"/>
+        <w:sz w:val="20"/>
+      </w:rPr>
+    </w:lvl>
+    <w:lvl w:ilvl="7" w:tentative="1">
+      <w:start w:val="1"/>
+      <w:numFmt w:val="bullet"/>
+      <w:lvlText w:val=""/>
+      <w:lvlJc w:val="left"/>
+      <w:pPr>
+        <w:tabs>
+          <w:tab w:val="num" w:pos="5760"/>
+        </w:tabs>
+        <w:ind w:left="5760" w:hanging="360"/>
+      </w:pPr>
+      <w:rPr>
+        <w:rFonts w:ascii="Wingdings" w:hAnsi="Wingdings" w:hint="default"/>
+        <w:sz w:val="20"/>
+      </w:rPr>
+    </w:lvl>
+    <w:lvl w:ilvl="8" w:tentative="1">
+      <w:start w:val="1"/>
+      <w:numFmt w:val="bullet"/>
+      <w:lvlText w:val=""/>
+      <w:lvlJc w:val="left"/>
+      <w:pPr>
+        <w:tabs>
+          <w:tab w:val="num" w:pos="6480"/>
+        </w:tabs>
+        <w:ind w:left="6480" w:hanging="360"/>
+      </w:pPr>
+      <w:rPr>
+        <w:rFonts w:ascii="Wingdings" w:hAnsi="Wingdings" w:hint="default"/>
+        <w:sz w:val="20"/>
+      </w:rPr>
+    </w:lvl>
+  </w:abstractNum>
+  <w:abstractNum w:abstractNumId="6" w15:restartNumberingAfterBreak="0">
+    <w:nsid w:val="3FC120C1"/>
+    <w:multiLevelType w:val="multilevel"/>
+    <w:tmpl w:val="9508E8F4"/>
+    <w:lvl w:ilvl="0">
+      <w:start w:val="1"/>
+      <w:numFmt w:val="bullet"/>
+      <w:lvlText w:val=""/>
+      <w:lvlJc w:val="left"/>
+      <w:pPr>
+        <w:tabs>
+          <w:tab w:val="num" w:pos="720"/>
+        </w:tabs>
+        <w:ind w:left="720" w:hanging="360"/>
+      </w:pPr>
+      <w:rPr>
+        <w:rFonts w:ascii="Symbol" w:hAnsi="Symbol" w:hint="default"/>
+        <w:sz w:val="20"/>
+      </w:rPr>
+    </w:lvl>
+    <w:lvl w:ilvl="1" w:tentative="1">
+      <w:start w:val="1"/>
+      <w:numFmt w:val="bullet"/>
+      <w:lvlText w:val="o"/>
+      <w:lvlJc w:val="left"/>
+      <w:pPr>
+        <w:tabs>
+          <w:tab w:val="num" w:pos="1440"/>
+        </w:tabs>
+        <w:ind w:left="1440" w:hanging="360"/>
+      </w:pPr>
+      <w:rPr>
+        <w:rFonts w:ascii="Courier New" w:hAnsi="Courier New" w:hint="default"/>
+        <w:sz w:val="20"/>
+      </w:rPr>
+    </w:lvl>
+    <w:lvl w:ilvl="2" w:tentative="1">
+      <w:start w:val="1"/>
+      <w:numFmt w:val="bullet"/>
+      <w:lvlText w:val=""/>
+      <w:lvlJc w:val="left"/>
+      <w:pPr>
+        <w:tabs>
+          <w:tab w:val="num" w:pos="2160"/>
+        </w:tabs>
+        <w:ind w:left="2160" w:hanging="360"/>
+      </w:pPr>
+      <w:rPr>
+        <w:rFonts w:ascii="Wingdings" w:hAnsi="Wingdings" w:hint="default"/>
+        <w:sz w:val="20"/>
+      </w:rPr>
+    </w:lvl>
+    <w:lvl w:ilvl="3" w:tentative="1">
+      <w:start w:val="1"/>
+      <w:numFmt w:val="bullet"/>
+      <w:lvlText w:val=""/>
+      <w:lvlJc w:val="left"/>
+      <w:pPr>
+        <w:tabs>
+          <w:tab w:val="num" w:pos="2880"/>
+        </w:tabs>
+        <w:ind w:left="2880" w:hanging="360"/>
+      </w:pPr>
+      <w:rPr>
+        <w:rFonts w:ascii="Wingdings" w:hAnsi="Wingdings" w:hint="default"/>
+        <w:sz w:val="20"/>
+      </w:rPr>
+    </w:lvl>
+    <w:lvl w:ilvl="4" w:tentative="1">
+      <w:start w:val="1"/>
+      <w:numFmt w:val="bullet"/>
+      <w:lvlText w:val=""/>
+      <w:lvlJc w:val="left"/>
+      <w:pPr>
+        <w:tabs>
+          <w:tab w:val="num" w:pos="3600"/>
+        </w:tabs>
+        <w:ind w:left="3600" w:hanging="360"/>
+      </w:pPr>
+      <w:rPr>
+        <w:rFonts w:ascii="Wingdings" w:hAnsi="Wingdings" w:hint="default"/>
+        <w:sz w:val="20"/>
+      </w:rPr>
+    </w:lvl>
+    <w:lvl w:ilvl="5" w:tentative="1">
+      <w:start w:val="1"/>
+      <w:numFmt w:val="bullet"/>
+      <w:lvlText w:val=""/>
+      <w:lvlJc w:val="left"/>
+      <w:pPr>
+        <w:tabs>
+          <w:tab w:val="num" w:pos="4320"/>
+        </w:tabs>
+        <w:ind w:left="4320" w:hanging="360"/>
+      </w:pPr>
+      <w:rPr>
+        <w:rFonts w:ascii="Wingdings" w:hAnsi="Wingdings" w:hint="default"/>
+        <w:sz w:val="20"/>
+      </w:rPr>
+    </w:lvl>
+    <w:lvl w:ilvl="6" w:tentative="1">
+      <w:start w:val="1"/>
+      <w:numFmt w:val="bullet"/>
+      <w:lvlText w:val=""/>
+      <w:lvlJc w:val="left"/>
+      <w:pPr>
+        <w:tabs>
+          <w:tab w:val="num" w:pos="5040"/>
+        </w:tabs>
+        <w:ind w:left="5040" w:hanging="360"/>
+      </w:pPr>
+      <w:rPr>
+        <w:rFonts w:ascii="Wingdings" w:hAnsi="Wingdings" w:hint="default"/>
+        <w:sz w:val="20"/>
+      </w:rPr>
+    </w:lvl>
+    <w:lvl w:ilvl="7" w:tentative="1">
+      <w:start w:val="1"/>
+      <w:numFmt w:val="bullet"/>
+      <w:lvlText w:val=""/>
+      <w:lvlJc w:val="left"/>
+      <w:pPr>
+        <w:tabs>
+          <w:tab w:val="num" w:pos="5760"/>
+        </w:tabs>
+        <w:ind w:left="5760" w:hanging="360"/>
+      </w:pPr>
+      <w:rPr>
+        <w:rFonts w:ascii="Wingdings" w:hAnsi="Wingdings" w:hint="default"/>
+        <w:sz w:val="20"/>
+      </w:rPr>
+    </w:lvl>
+    <w:lvl w:ilvl="8" w:tentative="1">
+      <w:start w:val="1"/>
+      <w:numFmt w:val="bullet"/>
+      <w:lvlText w:val=""/>
+      <w:lvlJc w:val="left"/>
+      <w:pPr>
+        <w:tabs>
+          <w:tab w:val="num" w:pos="6480"/>
+        </w:tabs>
+        <w:ind w:left="6480" w:hanging="360"/>
+      </w:pPr>
+      <w:rPr>
+        <w:rFonts w:ascii="Wingdings" w:hAnsi="Wingdings" w:hint="default"/>
+        <w:sz w:val="20"/>
+      </w:rPr>
+    </w:lvl>
+  </w:abstractNum>
+  <w:abstractNum w:abstractNumId="7" w15:restartNumberingAfterBreak="0">
+    <w:nsid w:val="480D63D5"/>
+    <w:multiLevelType w:val="hybridMultilevel"/>
+    <w:tmpl w:val="01AC839A"/>
+    <w:lvl w:ilvl="0" w:tplc="0419000F">
+      <w:start w:val="1"/>
+      <w:numFmt w:val="decimal"/>
+      <w:lvlText w:val="%1."/>
+      <w:lvlJc w:val="left"/>
+      <w:pPr>
+        <w:ind w:left="720" w:hanging="360"/>
+      </w:pPr>
+      <w:rPr>
+        <w:rFonts w:hint="default"/>
+      </w:rPr>
+    </w:lvl>
+    <w:lvl w:ilvl="1" w:tplc="04190019" w:tentative="1">
+      <w:start w:val="1"/>
+      <w:numFmt w:val="lowerLetter"/>
+      <w:lvlText w:val="%2."/>
+      <w:lvlJc w:val="left"/>
+      <w:pPr>
+        <w:ind w:left="1440" w:hanging="360"/>
+      </w:pPr>
+    </w:lvl>
+    <w:lvl w:ilvl="2" w:tplc="0419001B" w:tentative="1">
+      <w:start w:val="1"/>
+      <w:numFmt w:val="lowerRoman"/>
+      <w:lvlText w:val="%3."/>
+      <w:lvlJc w:val="right"/>
+      <w:pPr>
+        <w:ind w:left="2160" w:hanging="180"/>
+      </w:pPr>
+    </w:lvl>
+    <w:lvl w:ilvl="3" w:tplc="0419000F" w:tentative="1">
+      <w:start w:val="1"/>
+      <w:numFmt w:val="decimal"/>
+      <w:lvlText w:val="%4."/>
+      <w:lvlJc w:val="left"/>
+      <w:pPr>
+        <w:ind w:left="2880" w:hanging="360"/>
+      </w:pPr>
+    </w:lvl>
+    <w:lvl w:ilvl="4" w:tplc="04190019" w:tentative="1">
+      <w:start w:val="1"/>
+      <w:numFmt w:val="lowerLetter"/>
+      <w:lvlText w:val="%5."/>
+      <w:lvlJc w:val="left"/>
+      <w:pPr>
+        <w:ind w:left="3600" w:hanging="360"/>
+      </w:pPr>
+    </w:lvl>
+    <w:lvl w:ilvl="5" w:tplc="0419001B" w:tentative="1">
+      <w:start w:val="1"/>
+      <w:numFmt w:val="lowerRoman"/>
+      <w:lvlText w:val="%6."/>
+      <w:lvlJc w:val="right"/>
+      <w:pPr>
+        <w:ind w:left="4320" w:hanging="180"/>
+      </w:pPr>
+    </w:lvl>
+    <w:lvl w:ilvl="6" w:tplc="0419000F" w:tentative="1">
+      <w:start w:val="1"/>
+      <w:numFmt w:val="decimal"/>
+      <w:lvlText w:val="%7."/>
+      <w:lvlJc w:val="left"/>
+      <w:pPr>
+        <w:ind w:left="5040" w:hanging="360"/>
+      </w:pPr>
+    </w:lvl>
+    <w:lvl w:ilvl="7" w:tplc="04190019" w:tentative="1">
+      <w:start w:val="1"/>
+      <w:numFmt w:val="lowerLetter"/>
+      <w:lvlText w:val="%8."/>
+      <w:lvlJc w:val="left"/>
+      <w:pPr>
+        <w:ind w:left="5760" w:hanging="360"/>
+      </w:pPr>
+    </w:lvl>
+    <w:lvl w:ilvl="8" w:tplc="0419001B" w:tentative="1">
+      <w:start w:val="1"/>
+      <w:numFmt w:val="lowerRoman"/>
+      <w:lvlText w:val="%9."/>
+      <w:lvlJc w:val="right"/>
+      <w:pPr>
+        <w:ind w:left="6480" w:hanging="180"/>
+      </w:pPr>
+    </w:lvl>
+  </w:abstractNum>
+  <w:abstractNum w:abstractNumId="8" w15:restartNumberingAfterBreak="0">
+    <w:nsid w:val="5B2B3E8A"/>
+    <w:multiLevelType w:val="multilevel"/>
+    <w:tmpl w:val="E74CE3AE"/>
+    <w:lvl w:ilvl="0">
+      <w:start w:val="1"/>
+      <w:numFmt w:val="decimal"/>
+      <w:lvlText w:val="%1."/>
+      <w:lvlJc w:val="left"/>
+      <w:pPr>
+        <w:tabs>
+          <w:tab w:val="num" w:pos="1068"/>
+        </w:tabs>
+        <w:ind w:left="1068" w:hanging="360"/>
+      </w:pPr>
+    </w:lvl>
+    <w:lvl w:ilvl="1" w:tentative="1">
+      <w:start w:val="1"/>
+      <w:numFmt w:val="decimal"/>
+      <w:lvlText w:val="%2."/>
+      <w:lvlJc w:val="left"/>
+      <w:pPr>
+        <w:tabs>
+          <w:tab w:val="num" w:pos="1788"/>
+        </w:tabs>
+        <w:ind w:left="1788" w:hanging="360"/>
+      </w:pPr>
+    </w:lvl>
+    <w:lvl w:ilvl="2" w:tentative="1">
+      <w:start w:val="1"/>
+      <w:numFmt w:val="decimal"/>
+      <w:lvlText w:val="%3."/>
+      <w:lvlJc w:val="left"/>
+      <w:pPr>
+        <w:tabs>
+          <w:tab w:val="num" w:pos="2508"/>
+        </w:tabs>
+        <w:ind w:left="2508" w:hanging="360"/>
+      </w:pPr>
+    </w:lvl>
+    <w:lvl w:ilvl="3" w:tentative="1">
+      <w:start w:val="1"/>
+      <w:numFmt w:val="decimal"/>
+      <w:lvlText w:val="%4."/>
+      <w:lvlJc w:val="left"/>
+      <w:pPr>
+        <w:tabs>
+          <w:tab w:val="num" w:pos="3228"/>
+        </w:tabs>
+        <w:ind w:left="3228" w:hanging="360"/>
+      </w:pPr>
+    </w:lvl>
+    <w:lvl w:ilvl="4" w:tentative="1">
+      <w:start w:val="1"/>
+      <w:numFmt w:val="decimal"/>
+      <w:lvlText w:val="%5."/>
+      <w:lvlJc w:val="left"/>
+      <w:pPr>
+        <w:tabs>
+          <w:tab w:val="num" w:pos="3948"/>
+        </w:tabs>
+        <w:ind w:left="3948" w:hanging="360"/>
+      </w:pPr>
+    </w:lvl>
+    <w:lvl w:ilvl="5" w:tentative="1">
+      <w:start w:val="1"/>
+      <w:numFmt w:val="decimal"/>
+      <w:lvlText w:val="%6."/>
+      <w:lvlJc w:val="left"/>
+      <w:pPr>
+        <w:tabs>
+          <w:tab w:val="num" w:pos="4668"/>
+        </w:tabs>
+        <w:ind w:left="4668" w:hanging="360"/>
+      </w:pPr>
+    </w:lvl>
+    <w:lvl w:ilvl="6" w:tentative="1">
+      <w:start w:val="1"/>
+      <w:numFmt w:val="decimal"/>
+      <w:lvlText w:val="%7."/>
+      <w:lvlJc w:val="left"/>
+      <w:pPr>
+        <w:tabs>
+          <w:tab w:val="num" w:pos="5388"/>
+        </w:tabs>
+        <w:ind w:left="5388" w:hanging="360"/>
+      </w:pPr>
+    </w:lvl>
+    <w:lvl w:ilvl="7" w:tentative="1">
+      <w:start w:val="1"/>
+      <w:numFmt w:val="decimal"/>
+      <w:lvlText w:val="%8."/>
+      <w:lvlJc w:val="left"/>
+      <w:pPr>
+        <w:tabs>
+          <w:tab w:val="num" w:pos="6108"/>
+        </w:tabs>
+        <w:ind w:left="6108" w:hanging="360"/>
+      </w:pPr>
+    </w:lvl>
+    <w:lvl w:ilvl="8" w:tentative="1">
+      <w:start w:val="1"/>
+      <w:numFmt w:val="decimal"/>
+      <w:lvlText w:val="%9."/>
+      <w:lvlJc w:val="left"/>
+      <w:pPr>
+        <w:tabs>
+          <w:tab w:val="num" w:pos="6828"/>
+        </w:tabs>
+        <w:ind w:left="6828" w:hanging="360"/>
+      </w:pPr>
+    </w:lvl>
+  </w:abstractNum>
+  <w:abstractNum w:abstractNumId="9" w15:restartNumberingAfterBreak="0">
+    <w:nsid w:val="781336DB"/>
+    <w:multiLevelType w:val="multilevel"/>
+    <w:tmpl w:val="6562E964"/>
+    <w:lvl w:ilvl="0">
+      <w:start w:val="1"/>
+      <w:numFmt w:val="bullet"/>
+      <w:lvlText w:val=""/>
+      <w:lvlJc w:val="left"/>
+      <w:pPr>
+        <w:tabs>
+          <w:tab w:val="num" w:pos="720"/>
+        </w:tabs>
+        <w:ind w:left="720" w:hanging="360"/>
+      </w:pPr>
+      <w:rPr>
+        <w:rFonts w:ascii="Symbol" w:hAnsi="Symbol" w:hint="default"/>
+        <w:sz w:val="20"/>
+      </w:rPr>
+    </w:lvl>
+    <w:lvl w:ilvl="1" w:tentative="1">
+      <w:start w:val="1"/>
+      <w:numFmt w:val="bullet"/>
+      <w:lvlText w:val="o"/>
+      <w:lvlJc w:val="left"/>
+      <w:pPr>
+        <w:tabs>
+          <w:tab w:val="num" w:pos="1440"/>
+        </w:tabs>
+        <w:ind w:left="1440" w:hanging="360"/>
+      </w:pPr>
+      <w:rPr>
+        <w:rFonts w:ascii="Courier New" w:hAnsi="Courier New" w:hint="default"/>
+        <w:sz w:val="20"/>
+      </w:rPr>
+    </w:lvl>
+    <w:lvl w:ilvl="2" w:tentative="1">
+      <w:start w:val="1"/>
+      <w:numFmt w:val="bullet"/>
+      <w:lvlText w:val=""/>
+      <w:lvlJc w:val="left"/>
+      <w:pPr>
+        <w:tabs>
+          <w:tab w:val="num" w:pos="2160"/>
+        </w:tabs>
+        <w:ind w:left="2160" w:hanging="360"/>
+      </w:pPr>
+      <w:rPr>
+        <w:rFonts w:ascii="Wingdings" w:hAnsi="Wingdings" w:hint="default"/>
+        <w:sz w:val="20"/>
+      </w:rPr>
+    </w:lvl>
+    <w:lvl w:ilvl="3" w:tentative="1">
+      <w:start w:val="1"/>
+      <w:numFmt w:val="bullet"/>
+      <w:lvlText w:val=""/>
+      <w:lvlJc w:val="left"/>
+      <w:pPr>
+        <w:tabs>
+          <w:tab w:val="num" w:pos="2880"/>
+        </w:tabs>
+        <w:ind w:left="2880" w:hanging="360"/>
+      </w:pPr>
+      <w:rPr>
+        <w:rFonts w:ascii="Wingdings" w:hAnsi="Wingdings" w:hint="default"/>
+        <w:sz w:val="20"/>
+      </w:rPr>
+    </w:lvl>
+    <w:lvl w:ilvl="4" w:tentative="1">
+      <w:start w:val="1"/>
+      <w:numFmt w:val="bullet"/>
+      <w:lvlText w:val=""/>
+      <w:lvlJc w:val="left"/>
+      <w:pPr>
+        <w:tabs>
+          <w:tab w:val="num" w:pos="3600"/>
+        </w:tabs>
+        <w:ind w:left="3600" w:hanging="360"/>
+      </w:pPr>
+      <w:rPr>
+        <w:rFonts w:ascii="Wingdings" w:hAnsi="Wingdings" w:hint="default"/>
+        <w:sz w:val="20"/>
+      </w:rPr>
+    </w:lvl>
+    <w:lvl w:ilvl="5" w:tentative="1">
+      <w:start w:val="1"/>
+      <w:numFmt w:val="bullet"/>
+      <w:lvlText w:val=""/>
+      <w:lvlJc w:val="left"/>
+      <w:pPr>
+        <w:tabs>
+          <w:tab w:val="num" w:pos="4320"/>
+        </w:tabs>
+        <w:ind w:left="4320" w:hanging="360"/>
+      </w:pPr>
+      <w:rPr>
+        <w:rFonts w:ascii="Wingdings" w:hAnsi="Wingdings" w:hint="default"/>
+        <w:sz w:val="20"/>
+      </w:rPr>
+    </w:lvl>
+    <w:lvl w:ilvl="6" w:tentative="1">
+      <w:start w:val="1"/>
+      <w:numFmt w:val="bullet"/>
+      <w:lvlText w:val=""/>
+      <w:lvlJc w:val="left"/>
+      <w:pPr>
+        <w:tabs>
+          <w:tab w:val="num" w:pos="5040"/>
+        </w:tabs>
+        <w:ind w:left="5040" w:hanging="360"/>
+      </w:pPr>
+      <w:rPr>
+        <w:rFonts w:ascii="Wingdings" w:hAnsi="Wingdings" w:hint="default"/>
+        <w:sz w:val="20"/>
+      </w:rPr>
+    </w:lvl>
+    <w:lvl w:ilvl="7" w:tentative="1">
+      <w:start w:val="1"/>
+      <w:numFmt w:val="bullet"/>
+      <w:lvlText w:val=""/>
+      <w:lvlJc w:val="left"/>
+      <w:pPr>
+        <w:tabs>
+          <w:tab w:val="num" w:pos="5760"/>
+        </w:tabs>
+        <w:ind w:left="5760" w:hanging="360"/>
+      </w:pPr>
+      <w:rPr>
+        <w:rFonts w:ascii="Wingdings" w:hAnsi="Wingdings" w:hint="default"/>
+        <w:sz w:val="20"/>
+      </w:rPr>
+    </w:lvl>
+    <w:lvl w:ilvl="8" w:tentative="1">
+      <w:start w:val="1"/>
+      <w:numFmt w:val="bullet"/>
+      <w:lvlText w:val=""/>
+      <w:lvlJc w:val="left"/>
+      <w:pPr>
+        <w:tabs>
+          <w:tab w:val="num" w:pos="6480"/>
+        </w:tabs>
+        <w:ind w:left="6480" w:hanging="360"/>
+      </w:pPr>
+      <w:rPr>
+        <w:rFonts w:ascii="Wingdings" w:hAnsi="Wingdings" w:hint="default"/>
+        <w:sz w:val="20"/>
+      </w:rPr>
+    </w:lvl>
+  </w:abstractNum>
+  <w:abstractNum w:abstractNumId="10" w15:restartNumberingAfterBreak="0">
     <w:nsid w:val="7DA03EF6"/>
     <w:multiLevelType w:val="hybridMultilevel"/>
     <w:tmpl w:val="5D26D292"/>
@@ -3412,9 +6849,36 @@
     </w:lvl>
   </w:abstractNum>
   <w:num w:numId="1" w16cid:durableId="1800689232">
+    <w:abstractNumId w:val="10"/>
+  </w:num>
+  <w:num w:numId="2" w16cid:durableId="438329891">
     <w:abstractNumId w:val="1"/>
   </w:num>
-  <w:num w:numId="2" w16cid:durableId="438329891">
+  <w:num w:numId="3" w16cid:durableId="1503859657">
+    <w:abstractNumId w:val="4"/>
+  </w:num>
+  <w:num w:numId="4" w16cid:durableId="1699968090">
+    <w:abstractNumId w:val="7"/>
+  </w:num>
+  <w:num w:numId="5" w16cid:durableId="389377660">
+    <w:abstractNumId w:val="8"/>
+  </w:num>
+  <w:num w:numId="6" w16cid:durableId="505754668">
+    <w:abstractNumId w:val="9"/>
+  </w:num>
+  <w:num w:numId="7" w16cid:durableId="1310553610">
+    <w:abstractNumId w:val="6"/>
+  </w:num>
+  <w:num w:numId="8" w16cid:durableId="74328023">
+    <w:abstractNumId w:val="3"/>
+  </w:num>
+  <w:num w:numId="9" w16cid:durableId="1557354309">
+    <w:abstractNumId w:val="2"/>
+  </w:num>
+  <w:num w:numId="10" w16cid:durableId="2115903980">
+    <w:abstractNumId w:val="5"/>
+  </w:num>
+  <w:num w:numId="11" w16cid:durableId="496577229">
     <w:abstractNumId w:val="0"/>
   </w:num>
 </w:numbering>
@@ -4226,6 +7690,7 @@
       <w:numPr>
         <w:ilvl w:val="1"/>
       </w:numPr>
+      <w:ind w:firstLine="708"/>
     </w:pPr>
     <w:rPr>
       <w:rFonts w:eastAsiaTheme="majorEastAsia" w:cstheme="majorBidi"/>

--- a/4 курс/Дипломная работа/Пояснительная записка.docx
+++ b/4 курс/Дипломная работа/Пояснительная записка.docx
@@ -2727,9 +2727,13 @@
             <w:spacing w:line="276" w:lineRule="auto"/>
             <w:rPr>
               <w:rFonts w:ascii="Times New Roman" w:eastAsiaTheme="minorEastAsia" w:hAnsi="Times New Roman" w:cs="Times New Roman"/>
+              <w:b w:val="0"/>
+              <w:bCs w:val="0"/>
               <w:i w:val="0"/>
               <w:iCs w:val="0"/>
               <w:noProof/>
+              <w:sz w:val="28"/>
+              <w:szCs w:val="28"/>
               <w:lang w:eastAsia="ru-RU"/>
             </w:rPr>
           </w:pPr>
@@ -2757,7 +2761,7 @@
             </w:rPr>
             <w:fldChar w:fldCharType="separate"/>
           </w:r>
-          <w:hyperlink w:anchor="_Toc232993199" w:history="1">
+          <w:hyperlink w:anchor="_Toc232996870" w:history="1">
             <w:r>
               <w:rPr>
                 <w:rStyle w:val="af3"/>
@@ -2765,6 +2769,8 @@
                 <w:i w:val="0"/>
                 <w:iCs w:val="0"/>
                 <w:noProof/>
+                <w:sz w:val="28"/>
+                <w:szCs w:val="28"/>
               </w:rPr>
               <w:t>Введение</w:t>
             </w:r>
@@ -2775,6 +2781,8 @@
                 <w:iCs w:val="0"/>
                 <w:noProof/>
                 <w:webHidden/>
+                <w:sz w:val="28"/>
+                <w:szCs w:val="28"/>
               </w:rPr>
               <w:tab/>
             </w:r>
@@ -2785,6 +2793,8 @@
                 <w:iCs w:val="0"/>
                 <w:noProof/>
                 <w:webHidden/>
+                <w:sz w:val="28"/>
+                <w:szCs w:val="28"/>
               </w:rPr>
               <w:fldChar w:fldCharType="begin"/>
             </w:r>
@@ -2795,8 +2805,10 @@
                 <w:iCs w:val="0"/>
                 <w:noProof/>
                 <w:webHidden/>
-              </w:rPr>
-              <w:instrText xml:space="preserve"> PAGEREF _Toc232993199 \h </w:instrText>
+                <w:sz w:val="28"/>
+                <w:szCs w:val="28"/>
+              </w:rPr>
+              <w:instrText xml:space="preserve"> PAGEREF _Toc232996870 \h </w:instrText>
             </w:r>
             <w:r>
               <w:rPr>
@@ -2805,6 +2817,8 @@
                 <w:iCs w:val="0"/>
                 <w:noProof/>
                 <w:webHidden/>
+                <w:sz w:val="28"/>
+                <w:szCs w:val="28"/>
               </w:rPr>
             </w:r>
             <w:r>
@@ -2814,6 +2828,8 @@
                 <w:iCs w:val="0"/>
                 <w:noProof/>
                 <w:webHidden/>
+                <w:sz w:val="28"/>
+                <w:szCs w:val="28"/>
               </w:rPr>
               <w:fldChar w:fldCharType="separate"/>
             </w:r>
@@ -2824,8 +2840,10 @@
                 <w:iCs w:val="0"/>
                 <w:noProof/>
                 <w:webHidden/>
-              </w:rPr>
-              <w:t>4</w:t>
+                <w:sz w:val="28"/>
+                <w:szCs w:val="28"/>
+              </w:rPr>
+              <w:t>5</w:t>
             </w:r>
             <w:r>
               <w:rPr>
@@ -2834,6 +2852,8 @@
                 <w:iCs w:val="0"/>
                 <w:noProof/>
                 <w:webHidden/>
+                <w:sz w:val="28"/>
+                <w:szCs w:val="28"/>
               </w:rPr>
               <w:fldChar w:fldCharType="end"/>
             </w:r>
@@ -2848,13 +2868,17 @@
             <w:spacing w:line="276" w:lineRule="auto"/>
             <w:rPr>
               <w:rFonts w:ascii="Times New Roman" w:eastAsiaTheme="minorEastAsia" w:hAnsi="Times New Roman" w:cs="Times New Roman"/>
+              <w:b w:val="0"/>
+              <w:bCs w:val="0"/>
               <w:i w:val="0"/>
               <w:iCs w:val="0"/>
               <w:noProof/>
+              <w:sz w:val="28"/>
+              <w:szCs w:val="28"/>
               <w:lang w:eastAsia="ru-RU"/>
             </w:rPr>
           </w:pPr>
-          <w:hyperlink w:anchor="_Toc232993200" w:history="1">
+          <w:hyperlink w:anchor="_Toc232996871" w:history="1">
             <w:r>
               <w:rPr>
                 <w:rStyle w:val="af3"/>
@@ -2862,6 +2886,8 @@
                 <w:i w:val="0"/>
                 <w:iCs w:val="0"/>
                 <w:noProof/>
+                <w:sz w:val="28"/>
+                <w:szCs w:val="28"/>
               </w:rPr>
               <w:t>ГЛАВА 1. ТЕОРЕТИЧЕСКИЕ ОСНОВЫ ПОСТРОЕНИЯ СИСТЕМ ПЕРЕДАЧИ МЕДИАДАННЫХ НА БАЗЕ ОДНОПЛАТНЫХ КОМПЬЮТЕРОВ</w:t>
             </w:r>
@@ -2872,6 +2898,8 @@
                 <w:iCs w:val="0"/>
                 <w:noProof/>
                 <w:webHidden/>
+                <w:sz w:val="28"/>
+                <w:szCs w:val="28"/>
               </w:rPr>
               <w:tab/>
             </w:r>
@@ -2882,6 +2910,8 @@
                 <w:iCs w:val="0"/>
                 <w:noProof/>
                 <w:webHidden/>
+                <w:sz w:val="28"/>
+                <w:szCs w:val="28"/>
               </w:rPr>
               <w:fldChar w:fldCharType="begin"/>
             </w:r>
@@ -2892,8 +2922,10 @@
                 <w:iCs w:val="0"/>
                 <w:noProof/>
                 <w:webHidden/>
-              </w:rPr>
-              <w:instrText xml:space="preserve"> PAGEREF _Toc232993200 \h </w:instrText>
+                <w:sz w:val="28"/>
+                <w:szCs w:val="28"/>
+              </w:rPr>
+              <w:instrText xml:space="preserve"> PAGEREF _Toc232996871 \h </w:instrText>
             </w:r>
             <w:r>
               <w:rPr>
@@ -2902,6 +2934,8 @@
                 <w:iCs w:val="0"/>
                 <w:noProof/>
                 <w:webHidden/>
+                <w:sz w:val="28"/>
+                <w:szCs w:val="28"/>
               </w:rPr>
             </w:r>
             <w:r>
@@ -2911,6 +2945,8 @@
                 <w:iCs w:val="0"/>
                 <w:noProof/>
                 <w:webHidden/>
+                <w:sz w:val="28"/>
+                <w:szCs w:val="28"/>
               </w:rPr>
               <w:fldChar w:fldCharType="separate"/>
             </w:r>
@@ -2921,8 +2957,10 @@
                 <w:iCs w:val="0"/>
                 <w:noProof/>
                 <w:webHidden/>
-              </w:rPr>
-              <w:t>9</w:t>
+                <w:sz w:val="28"/>
+                <w:szCs w:val="28"/>
+              </w:rPr>
+              <w:t>10</w:t>
             </w:r>
             <w:r>
               <w:rPr>
@@ -2931,6 +2969,8 @@
                 <w:iCs w:val="0"/>
                 <w:noProof/>
                 <w:webHidden/>
+                <w:sz w:val="28"/>
+                <w:szCs w:val="28"/>
               </w:rPr>
               <w:fldChar w:fldCharType="end"/>
             </w:r>
@@ -2945,13 +2985,17 @@
             <w:spacing w:line="276" w:lineRule="auto"/>
             <w:rPr>
               <w:rFonts w:ascii="Times New Roman" w:eastAsiaTheme="minorEastAsia" w:hAnsi="Times New Roman" w:cs="Times New Roman"/>
+              <w:b w:val="0"/>
+              <w:bCs w:val="0"/>
               <w:i w:val="0"/>
               <w:iCs w:val="0"/>
               <w:noProof/>
+              <w:sz w:val="28"/>
+              <w:szCs w:val="28"/>
               <w:lang w:eastAsia="ru-RU"/>
             </w:rPr>
           </w:pPr>
-          <w:hyperlink w:anchor="_Toc232993201" w:history="1">
+          <w:hyperlink w:anchor="_Toc232996872" w:history="1">
             <w:r>
               <w:rPr>
                 <w:rStyle w:val="af3"/>
@@ -2959,6 +3003,8 @@
                 <w:i w:val="0"/>
                 <w:iCs w:val="0"/>
                 <w:noProof/>
+                <w:sz w:val="28"/>
+                <w:szCs w:val="28"/>
               </w:rPr>
               <w:t>1.1. Одноплатные компьютеры как платформа для мультимедийных приложений</w:t>
             </w:r>
@@ -2969,6 +3015,8 @@
                 <w:iCs w:val="0"/>
                 <w:noProof/>
                 <w:webHidden/>
+                <w:sz w:val="28"/>
+                <w:szCs w:val="28"/>
               </w:rPr>
               <w:tab/>
             </w:r>
@@ -2979,6 +3027,8 @@
                 <w:iCs w:val="0"/>
                 <w:noProof/>
                 <w:webHidden/>
+                <w:sz w:val="28"/>
+                <w:szCs w:val="28"/>
               </w:rPr>
               <w:fldChar w:fldCharType="begin"/>
             </w:r>
@@ -2989,8 +3039,10 @@
                 <w:iCs w:val="0"/>
                 <w:noProof/>
                 <w:webHidden/>
-              </w:rPr>
-              <w:instrText xml:space="preserve"> PAGEREF _Toc232993201 \h </w:instrText>
+                <w:sz w:val="28"/>
+                <w:szCs w:val="28"/>
+              </w:rPr>
+              <w:instrText xml:space="preserve"> PAGEREF _Toc232996872 \h </w:instrText>
             </w:r>
             <w:r>
               <w:rPr>
@@ -2999,6 +3051,8 @@
                 <w:iCs w:val="0"/>
                 <w:noProof/>
                 <w:webHidden/>
+                <w:sz w:val="28"/>
+                <w:szCs w:val="28"/>
               </w:rPr>
             </w:r>
             <w:r>
@@ -3008,6 +3062,8 @@
                 <w:iCs w:val="0"/>
                 <w:noProof/>
                 <w:webHidden/>
+                <w:sz w:val="28"/>
+                <w:szCs w:val="28"/>
               </w:rPr>
               <w:fldChar w:fldCharType="separate"/>
             </w:r>
@@ -3018,8 +3074,10 @@
                 <w:iCs w:val="0"/>
                 <w:noProof/>
                 <w:webHidden/>
-              </w:rPr>
-              <w:t>9</w:t>
+                <w:sz w:val="28"/>
+                <w:szCs w:val="28"/>
+              </w:rPr>
+              <w:t>10</w:t>
             </w:r>
             <w:r>
               <w:rPr>
@@ -3028,6 +3086,8 @@
                 <w:iCs w:val="0"/>
                 <w:noProof/>
                 <w:webHidden/>
+                <w:sz w:val="28"/>
+                <w:szCs w:val="28"/>
               </w:rPr>
               <w:fldChar w:fldCharType="end"/>
             </w:r>
@@ -3042,13 +3102,17 @@
             <w:spacing w:line="276" w:lineRule="auto"/>
             <w:rPr>
               <w:rFonts w:ascii="Times New Roman" w:eastAsiaTheme="minorEastAsia" w:hAnsi="Times New Roman" w:cs="Times New Roman"/>
+              <w:b w:val="0"/>
+              <w:bCs w:val="0"/>
               <w:i w:val="0"/>
               <w:iCs w:val="0"/>
               <w:noProof/>
+              <w:sz w:val="28"/>
+              <w:szCs w:val="28"/>
               <w:lang w:eastAsia="ru-RU"/>
             </w:rPr>
           </w:pPr>
-          <w:hyperlink w:anchor="_Toc232993202" w:history="1">
+          <w:hyperlink w:anchor="_Toc232996873" w:history="1">
             <w:r>
               <w:rPr>
                 <w:rStyle w:val="af3"/>
@@ -3056,6 +3120,8 @@
                 <w:i w:val="0"/>
                 <w:iCs w:val="0"/>
                 <w:noProof/>
+                <w:sz w:val="28"/>
+                <w:szCs w:val="28"/>
               </w:rPr>
               <w:t>1.1.1. Архитектура и характеристики современных одноплатных компьютеров</w:t>
             </w:r>
@@ -3066,6 +3132,8 @@
                 <w:iCs w:val="0"/>
                 <w:noProof/>
                 <w:webHidden/>
+                <w:sz w:val="28"/>
+                <w:szCs w:val="28"/>
               </w:rPr>
               <w:tab/>
             </w:r>
@@ -3076,6 +3144,8 @@
                 <w:iCs w:val="0"/>
                 <w:noProof/>
                 <w:webHidden/>
+                <w:sz w:val="28"/>
+                <w:szCs w:val="28"/>
               </w:rPr>
               <w:fldChar w:fldCharType="begin"/>
             </w:r>
@@ -3086,8 +3156,10 @@
                 <w:iCs w:val="0"/>
                 <w:noProof/>
                 <w:webHidden/>
-              </w:rPr>
-              <w:instrText xml:space="preserve"> PAGEREF _Toc232993202 \h </w:instrText>
+                <w:sz w:val="28"/>
+                <w:szCs w:val="28"/>
+              </w:rPr>
+              <w:instrText xml:space="preserve"> PAGEREF _Toc232996873 \h </w:instrText>
             </w:r>
             <w:r>
               <w:rPr>
@@ -3096,6 +3168,8 @@
                 <w:iCs w:val="0"/>
                 <w:noProof/>
                 <w:webHidden/>
+                <w:sz w:val="28"/>
+                <w:szCs w:val="28"/>
               </w:rPr>
             </w:r>
             <w:r>
@@ -3105,6 +3179,8 @@
                 <w:iCs w:val="0"/>
                 <w:noProof/>
                 <w:webHidden/>
+                <w:sz w:val="28"/>
+                <w:szCs w:val="28"/>
               </w:rPr>
               <w:fldChar w:fldCharType="separate"/>
             </w:r>
@@ -3115,8 +3191,10 @@
                 <w:iCs w:val="0"/>
                 <w:noProof/>
                 <w:webHidden/>
-              </w:rPr>
-              <w:t>9</w:t>
+                <w:sz w:val="28"/>
+                <w:szCs w:val="28"/>
+              </w:rPr>
+              <w:t>10</w:t>
             </w:r>
             <w:r>
               <w:rPr>
@@ -3125,6 +3203,8 @@
                 <w:iCs w:val="0"/>
                 <w:noProof/>
                 <w:webHidden/>
+                <w:sz w:val="28"/>
+                <w:szCs w:val="28"/>
               </w:rPr>
               <w:fldChar w:fldCharType="end"/>
             </w:r>
@@ -3139,13 +3219,17 @@
             <w:spacing w:line="276" w:lineRule="auto"/>
             <w:rPr>
               <w:rFonts w:ascii="Times New Roman" w:eastAsiaTheme="minorEastAsia" w:hAnsi="Times New Roman" w:cs="Times New Roman"/>
+              <w:b w:val="0"/>
+              <w:bCs w:val="0"/>
               <w:i w:val="0"/>
               <w:iCs w:val="0"/>
               <w:noProof/>
+              <w:sz w:val="28"/>
+              <w:szCs w:val="28"/>
               <w:lang w:eastAsia="ru-RU"/>
             </w:rPr>
           </w:pPr>
-          <w:hyperlink w:anchor="_Toc232993203" w:history="1">
+          <w:hyperlink w:anchor="_Toc232996874" w:history="1">
             <w:r>
               <w:rPr>
                 <w:rStyle w:val="af3"/>
@@ -3153,6 +3237,8 @@
                 <w:i w:val="0"/>
                 <w:iCs w:val="0"/>
                 <w:noProof/>
+                <w:sz w:val="28"/>
+                <w:szCs w:val="28"/>
               </w:rPr>
               <w:t>1.1.2. Аппаратные особенности Raspberry Pi 4 Model B</w:t>
             </w:r>
@@ -3163,6 +3249,8 @@
                 <w:iCs w:val="0"/>
                 <w:noProof/>
                 <w:webHidden/>
+                <w:sz w:val="28"/>
+                <w:szCs w:val="28"/>
               </w:rPr>
               <w:tab/>
             </w:r>
@@ -3173,6 +3261,8 @@
                 <w:iCs w:val="0"/>
                 <w:noProof/>
                 <w:webHidden/>
+                <w:sz w:val="28"/>
+                <w:szCs w:val="28"/>
               </w:rPr>
               <w:fldChar w:fldCharType="begin"/>
             </w:r>
@@ -3183,8 +3273,10 @@
                 <w:iCs w:val="0"/>
                 <w:noProof/>
                 <w:webHidden/>
-              </w:rPr>
-              <w:instrText xml:space="preserve"> PAGEREF _Toc232993203 \h </w:instrText>
+                <w:sz w:val="28"/>
+                <w:szCs w:val="28"/>
+              </w:rPr>
+              <w:instrText xml:space="preserve"> PAGEREF _Toc232996874 \h </w:instrText>
             </w:r>
             <w:r>
               <w:rPr>
@@ -3193,6 +3285,8 @@
                 <w:iCs w:val="0"/>
                 <w:noProof/>
                 <w:webHidden/>
+                <w:sz w:val="28"/>
+                <w:szCs w:val="28"/>
               </w:rPr>
             </w:r>
             <w:r>
@@ -3202,6 +3296,8 @@
                 <w:iCs w:val="0"/>
                 <w:noProof/>
                 <w:webHidden/>
+                <w:sz w:val="28"/>
+                <w:szCs w:val="28"/>
               </w:rPr>
               <w:fldChar w:fldCharType="separate"/>
             </w:r>
@@ -3212,8 +3308,10 @@
                 <w:iCs w:val="0"/>
                 <w:noProof/>
                 <w:webHidden/>
-              </w:rPr>
-              <w:t>11</w:t>
+                <w:sz w:val="28"/>
+                <w:szCs w:val="28"/>
+              </w:rPr>
+              <w:t>12</w:t>
             </w:r>
             <w:r>
               <w:rPr>
@@ -3222,6 +3320,8 @@
                 <w:iCs w:val="0"/>
                 <w:noProof/>
                 <w:webHidden/>
+                <w:sz w:val="28"/>
+                <w:szCs w:val="28"/>
               </w:rPr>
               <w:fldChar w:fldCharType="end"/>
             </w:r>
@@ -3236,13 +3336,17 @@
             <w:spacing w:line="276" w:lineRule="auto"/>
             <w:rPr>
               <w:rFonts w:ascii="Times New Roman" w:eastAsiaTheme="minorEastAsia" w:hAnsi="Times New Roman" w:cs="Times New Roman"/>
+              <w:b w:val="0"/>
+              <w:bCs w:val="0"/>
               <w:i w:val="0"/>
               <w:iCs w:val="0"/>
               <w:noProof/>
+              <w:sz w:val="28"/>
+              <w:szCs w:val="28"/>
               <w:lang w:eastAsia="ru-RU"/>
             </w:rPr>
           </w:pPr>
-          <w:hyperlink w:anchor="_Toc232993204" w:history="1">
+          <w:hyperlink w:anchor="_Toc232996875" w:history="1">
             <w:r>
               <w:rPr>
                 <w:rStyle w:val="af3"/>
@@ -3250,6 +3354,8 @@
                 <w:i w:val="0"/>
                 <w:iCs w:val="0"/>
                 <w:noProof/>
+                <w:sz w:val="28"/>
+                <w:szCs w:val="28"/>
               </w:rPr>
               <w:t>1.1.3. Система на кристалле Broadcom BCM2711: возможности и ограничения</w:t>
             </w:r>
@@ -3260,6 +3366,8 @@
                 <w:iCs w:val="0"/>
                 <w:noProof/>
                 <w:webHidden/>
+                <w:sz w:val="28"/>
+                <w:szCs w:val="28"/>
               </w:rPr>
               <w:tab/>
             </w:r>
@@ -3270,6 +3378,8 @@
                 <w:iCs w:val="0"/>
                 <w:noProof/>
                 <w:webHidden/>
+                <w:sz w:val="28"/>
+                <w:szCs w:val="28"/>
               </w:rPr>
               <w:fldChar w:fldCharType="begin"/>
             </w:r>
@@ -3280,8 +3390,10 @@
                 <w:iCs w:val="0"/>
                 <w:noProof/>
                 <w:webHidden/>
-              </w:rPr>
-              <w:instrText xml:space="preserve"> PAGEREF _Toc232993204 \h </w:instrText>
+                <w:sz w:val="28"/>
+                <w:szCs w:val="28"/>
+              </w:rPr>
+              <w:instrText xml:space="preserve"> PAGEREF _Toc232996875 \h </w:instrText>
             </w:r>
             <w:r>
               <w:rPr>
@@ -3290,6 +3402,8 @@
                 <w:iCs w:val="0"/>
                 <w:noProof/>
                 <w:webHidden/>
+                <w:sz w:val="28"/>
+                <w:szCs w:val="28"/>
               </w:rPr>
             </w:r>
             <w:r>
@@ -3299,6 +3413,8 @@
                 <w:iCs w:val="0"/>
                 <w:noProof/>
                 <w:webHidden/>
+                <w:sz w:val="28"/>
+                <w:szCs w:val="28"/>
               </w:rPr>
               <w:fldChar w:fldCharType="separate"/>
             </w:r>
@@ -3309,8 +3425,10 @@
                 <w:iCs w:val="0"/>
                 <w:noProof/>
                 <w:webHidden/>
-              </w:rPr>
-              <w:t>14</w:t>
+                <w:sz w:val="28"/>
+                <w:szCs w:val="28"/>
+              </w:rPr>
+              <w:t>15</w:t>
             </w:r>
             <w:r>
               <w:rPr>
@@ -3319,6 +3437,8 @@
                 <w:iCs w:val="0"/>
                 <w:noProof/>
                 <w:webHidden/>
+                <w:sz w:val="28"/>
+                <w:szCs w:val="28"/>
               </w:rPr>
               <w:fldChar w:fldCharType="end"/>
             </w:r>
@@ -3333,13 +3453,17 @@
             <w:spacing w:line="276" w:lineRule="auto"/>
             <w:rPr>
               <w:rFonts w:ascii="Times New Roman" w:eastAsiaTheme="minorEastAsia" w:hAnsi="Times New Roman" w:cs="Times New Roman"/>
+              <w:b w:val="0"/>
+              <w:bCs w:val="0"/>
               <w:i w:val="0"/>
               <w:iCs w:val="0"/>
               <w:noProof/>
+              <w:sz w:val="28"/>
+              <w:szCs w:val="28"/>
               <w:lang w:eastAsia="ru-RU"/>
             </w:rPr>
           </w:pPr>
-          <w:hyperlink w:anchor="_Toc232993205" w:history="1">
+          <w:hyperlink w:anchor="_Toc232996876" w:history="1">
             <w:r>
               <w:rPr>
                 <w:rStyle w:val="af3"/>
@@ -3347,6 +3471,8 @@
                 <w:i w:val="0"/>
                 <w:iCs w:val="0"/>
                 <w:noProof/>
+                <w:sz w:val="28"/>
+                <w:szCs w:val="28"/>
               </w:rPr>
               <w:t>1.2. Протоколы и технологии передачи видеоданных в реальном времени</w:t>
             </w:r>
@@ -3357,6 +3483,8 @@
                 <w:iCs w:val="0"/>
                 <w:noProof/>
                 <w:webHidden/>
+                <w:sz w:val="28"/>
+                <w:szCs w:val="28"/>
               </w:rPr>
               <w:tab/>
             </w:r>
@@ -3367,6 +3495,8 @@
                 <w:iCs w:val="0"/>
                 <w:noProof/>
                 <w:webHidden/>
+                <w:sz w:val="28"/>
+                <w:szCs w:val="28"/>
               </w:rPr>
               <w:fldChar w:fldCharType="begin"/>
             </w:r>
@@ -3377,8 +3507,10 @@
                 <w:iCs w:val="0"/>
                 <w:noProof/>
                 <w:webHidden/>
-              </w:rPr>
-              <w:instrText xml:space="preserve"> PAGEREF _Toc232993205 \h </w:instrText>
+                <w:sz w:val="28"/>
+                <w:szCs w:val="28"/>
+              </w:rPr>
+              <w:instrText xml:space="preserve"> PAGEREF _Toc232996876 \h </w:instrText>
             </w:r>
             <w:r>
               <w:rPr>
@@ -3387,6 +3519,8 @@
                 <w:iCs w:val="0"/>
                 <w:noProof/>
                 <w:webHidden/>
+                <w:sz w:val="28"/>
+                <w:szCs w:val="28"/>
               </w:rPr>
             </w:r>
             <w:r>
@@ -3396,6 +3530,8 @@
                 <w:iCs w:val="0"/>
                 <w:noProof/>
                 <w:webHidden/>
+                <w:sz w:val="28"/>
+                <w:szCs w:val="28"/>
               </w:rPr>
               <w:fldChar w:fldCharType="separate"/>
             </w:r>
@@ -3406,8 +3542,10 @@
                 <w:iCs w:val="0"/>
                 <w:noProof/>
                 <w:webHidden/>
-              </w:rPr>
-              <w:t>17</w:t>
+                <w:sz w:val="28"/>
+                <w:szCs w:val="28"/>
+              </w:rPr>
+              <w:t>18</w:t>
             </w:r>
             <w:r>
               <w:rPr>
@@ -3416,6 +3554,8 @@
                 <w:iCs w:val="0"/>
                 <w:noProof/>
                 <w:webHidden/>
+                <w:sz w:val="28"/>
+                <w:szCs w:val="28"/>
               </w:rPr>
               <w:fldChar w:fldCharType="end"/>
             </w:r>
@@ -3430,13 +3570,17 @@
             <w:spacing w:line="276" w:lineRule="auto"/>
             <w:rPr>
               <w:rFonts w:ascii="Times New Roman" w:eastAsiaTheme="minorEastAsia" w:hAnsi="Times New Roman" w:cs="Times New Roman"/>
+              <w:b w:val="0"/>
+              <w:bCs w:val="0"/>
               <w:i w:val="0"/>
               <w:iCs w:val="0"/>
               <w:noProof/>
+              <w:sz w:val="28"/>
+              <w:szCs w:val="28"/>
               <w:lang w:eastAsia="ru-RU"/>
             </w:rPr>
           </w:pPr>
-          <w:hyperlink w:anchor="_Toc232993206" w:history="1">
+          <w:hyperlink w:anchor="_Toc232996877" w:history="1">
             <w:r>
               <w:rPr>
                 <w:rStyle w:val="af3"/>
@@ -3444,6 +3588,8 @@
                 <w:i w:val="0"/>
                 <w:iCs w:val="0"/>
                 <w:noProof/>
+                <w:sz w:val="28"/>
+                <w:szCs w:val="28"/>
               </w:rPr>
               <w:t>1.2.1. Особенности потоковой передачи видео</w:t>
             </w:r>
@@ -3454,6 +3600,8 @@
                 <w:iCs w:val="0"/>
                 <w:noProof/>
                 <w:webHidden/>
+                <w:sz w:val="28"/>
+                <w:szCs w:val="28"/>
               </w:rPr>
               <w:tab/>
             </w:r>
@@ -3464,6 +3612,8 @@
                 <w:iCs w:val="0"/>
                 <w:noProof/>
                 <w:webHidden/>
+                <w:sz w:val="28"/>
+                <w:szCs w:val="28"/>
               </w:rPr>
               <w:fldChar w:fldCharType="begin"/>
             </w:r>
@@ -3474,8 +3624,10 @@
                 <w:iCs w:val="0"/>
                 <w:noProof/>
                 <w:webHidden/>
-              </w:rPr>
-              <w:instrText xml:space="preserve"> PAGEREF _Toc232993206 \h </w:instrText>
+                <w:sz w:val="28"/>
+                <w:szCs w:val="28"/>
+              </w:rPr>
+              <w:instrText xml:space="preserve"> PAGEREF _Toc232996877 \h </w:instrText>
             </w:r>
             <w:r>
               <w:rPr>
@@ -3484,6 +3636,8 @@
                 <w:iCs w:val="0"/>
                 <w:noProof/>
                 <w:webHidden/>
+                <w:sz w:val="28"/>
+                <w:szCs w:val="28"/>
               </w:rPr>
             </w:r>
             <w:r>
@@ -3493,6 +3647,8 @@
                 <w:iCs w:val="0"/>
                 <w:noProof/>
                 <w:webHidden/>
+                <w:sz w:val="28"/>
+                <w:szCs w:val="28"/>
               </w:rPr>
               <w:fldChar w:fldCharType="separate"/>
             </w:r>
@@ -3503,8 +3659,10 @@
                 <w:iCs w:val="0"/>
                 <w:noProof/>
                 <w:webHidden/>
-              </w:rPr>
-              <w:t>17</w:t>
+                <w:sz w:val="28"/>
+                <w:szCs w:val="28"/>
+              </w:rPr>
+              <w:t>18</w:t>
             </w:r>
             <w:r>
               <w:rPr>
@@ -3513,6 +3671,8 @@
                 <w:iCs w:val="0"/>
                 <w:noProof/>
                 <w:webHidden/>
+                <w:sz w:val="28"/>
+                <w:szCs w:val="28"/>
               </w:rPr>
               <w:fldChar w:fldCharType="end"/>
             </w:r>
@@ -3527,13 +3687,17 @@
             <w:spacing w:line="276" w:lineRule="auto"/>
             <w:rPr>
               <w:rFonts w:ascii="Times New Roman" w:eastAsiaTheme="minorEastAsia" w:hAnsi="Times New Roman" w:cs="Times New Roman"/>
+              <w:b w:val="0"/>
+              <w:bCs w:val="0"/>
               <w:i w:val="0"/>
               <w:iCs w:val="0"/>
               <w:noProof/>
+              <w:sz w:val="28"/>
+              <w:szCs w:val="28"/>
               <w:lang w:eastAsia="ru-RU"/>
             </w:rPr>
           </w:pPr>
-          <w:hyperlink w:anchor="_Toc232993207" w:history="1">
+          <w:hyperlink w:anchor="_Toc232996878" w:history="1">
             <w:r>
               <w:rPr>
                 <w:rStyle w:val="af3"/>
@@ -3541,6 +3705,8 @@
                 <w:i w:val="0"/>
                 <w:iCs w:val="0"/>
                 <w:noProof/>
+                <w:sz w:val="28"/>
+                <w:szCs w:val="28"/>
               </w:rPr>
               <w:t>1.2.2. Протоколы транспортного уровня: TCP vs UDP</w:t>
             </w:r>
@@ -3551,6 +3717,8 @@
                 <w:iCs w:val="0"/>
                 <w:noProof/>
                 <w:webHidden/>
+                <w:sz w:val="28"/>
+                <w:szCs w:val="28"/>
               </w:rPr>
               <w:tab/>
             </w:r>
@@ -3561,6 +3729,8 @@
                 <w:iCs w:val="0"/>
                 <w:noProof/>
                 <w:webHidden/>
+                <w:sz w:val="28"/>
+                <w:szCs w:val="28"/>
               </w:rPr>
               <w:fldChar w:fldCharType="begin"/>
             </w:r>
@@ -3571,8 +3741,10 @@
                 <w:iCs w:val="0"/>
                 <w:noProof/>
                 <w:webHidden/>
-              </w:rPr>
-              <w:instrText xml:space="preserve"> PAGEREF _Toc232993207 \h </w:instrText>
+                <w:sz w:val="28"/>
+                <w:szCs w:val="28"/>
+              </w:rPr>
+              <w:instrText xml:space="preserve"> PAGEREF _Toc232996878 \h </w:instrText>
             </w:r>
             <w:r>
               <w:rPr>
@@ -3581,6 +3753,8 @@
                 <w:iCs w:val="0"/>
                 <w:noProof/>
                 <w:webHidden/>
+                <w:sz w:val="28"/>
+                <w:szCs w:val="28"/>
               </w:rPr>
             </w:r>
             <w:r>
@@ -3590,6 +3764,8 @@
                 <w:iCs w:val="0"/>
                 <w:noProof/>
                 <w:webHidden/>
+                <w:sz w:val="28"/>
+                <w:szCs w:val="28"/>
               </w:rPr>
               <w:fldChar w:fldCharType="separate"/>
             </w:r>
@@ -3600,8 +3776,10 @@
                 <w:iCs w:val="0"/>
                 <w:noProof/>
                 <w:webHidden/>
-              </w:rPr>
-              <w:t>19</w:t>
+                <w:sz w:val="28"/>
+                <w:szCs w:val="28"/>
+              </w:rPr>
+              <w:t>20</w:t>
             </w:r>
             <w:r>
               <w:rPr>
@@ -3610,6 +3788,8 @@
                 <w:iCs w:val="0"/>
                 <w:noProof/>
                 <w:webHidden/>
+                <w:sz w:val="28"/>
+                <w:szCs w:val="28"/>
               </w:rPr>
               <w:fldChar w:fldCharType="end"/>
             </w:r>
@@ -3624,13 +3804,17 @@
             <w:spacing w:line="276" w:lineRule="auto"/>
             <w:rPr>
               <w:rFonts w:ascii="Times New Roman" w:eastAsiaTheme="minorEastAsia" w:hAnsi="Times New Roman" w:cs="Times New Roman"/>
+              <w:b w:val="0"/>
+              <w:bCs w:val="0"/>
               <w:i w:val="0"/>
               <w:iCs w:val="0"/>
               <w:noProof/>
+              <w:sz w:val="28"/>
+              <w:szCs w:val="28"/>
               <w:lang w:eastAsia="ru-RU"/>
             </w:rPr>
           </w:pPr>
-          <w:hyperlink w:anchor="_Toc232993208" w:history="1">
+          <w:hyperlink w:anchor="_Toc232996879" w:history="1">
             <w:r>
               <w:rPr>
                 <w:rStyle w:val="af3"/>
@@ -3638,6 +3822,8 @@
                 <w:i w:val="0"/>
                 <w:iCs w:val="0"/>
                 <w:noProof/>
+                <w:sz w:val="28"/>
+                <w:szCs w:val="28"/>
               </w:rPr>
               <w:t>1.2.3. Форматы видеоконтейнеров: MPEG-TS, MP4, MKV</w:t>
             </w:r>
@@ -3648,6 +3834,8 @@
                 <w:iCs w:val="0"/>
                 <w:noProof/>
                 <w:webHidden/>
+                <w:sz w:val="28"/>
+                <w:szCs w:val="28"/>
               </w:rPr>
               <w:tab/>
             </w:r>
@@ -3658,6 +3846,8 @@
                 <w:iCs w:val="0"/>
                 <w:noProof/>
                 <w:webHidden/>
+                <w:sz w:val="28"/>
+                <w:szCs w:val="28"/>
               </w:rPr>
               <w:fldChar w:fldCharType="begin"/>
             </w:r>
@@ -3668,8 +3858,10 @@
                 <w:iCs w:val="0"/>
                 <w:noProof/>
                 <w:webHidden/>
-              </w:rPr>
-              <w:instrText xml:space="preserve"> PAGEREF _Toc232993208 \h </w:instrText>
+                <w:sz w:val="28"/>
+                <w:szCs w:val="28"/>
+              </w:rPr>
+              <w:instrText xml:space="preserve"> PAGEREF _Toc232996879 \h </w:instrText>
             </w:r>
             <w:r>
               <w:rPr>
@@ -3678,6 +3870,8 @@
                 <w:iCs w:val="0"/>
                 <w:noProof/>
                 <w:webHidden/>
+                <w:sz w:val="28"/>
+                <w:szCs w:val="28"/>
               </w:rPr>
             </w:r>
             <w:r>
@@ -3687,6 +3881,8 @@
                 <w:iCs w:val="0"/>
                 <w:noProof/>
                 <w:webHidden/>
+                <w:sz w:val="28"/>
+                <w:szCs w:val="28"/>
               </w:rPr>
               <w:fldChar w:fldCharType="separate"/>
             </w:r>
@@ -3697,8 +3893,10 @@
                 <w:iCs w:val="0"/>
                 <w:noProof/>
                 <w:webHidden/>
-              </w:rPr>
-              <w:t>23</w:t>
+                <w:sz w:val="28"/>
+                <w:szCs w:val="28"/>
+              </w:rPr>
+              <w:t>24</w:t>
             </w:r>
             <w:r>
               <w:rPr>
@@ -3707,6 +3905,8 @@
                 <w:iCs w:val="0"/>
                 <w:noProof/>
                 <w:webHidden/>
+                <w:sz w:val="28"/>
+                <w:szCs w:val="28"/>
               </w:rPr>
               <w:fldChar w:fldCharType="end"/>
             </w:r>
@@ -3721,13 +3921,17 @@
             <w:spacing w:line="276" w:lineRule="auto"/>
             <w:rPr>
               <w:rFonts w:ascii="Times New Roman" w:eastAsiaTheme="minorEastAsia" w:hAnsi="Times New Roman" w:cs="Times New Roman"/>
+              <w:b w:val="0"/>
+              <w:bCs w:val="0"/>
               <w:i w:val="0"/>
               <w:iCs w:val="0"/>
               <w:noProof/>
+              <w:sz w:val="28"/>
+              <w:szCs w:val="28"/>
               <w:lang w:eastAsia="ru-RU"/>
             </w:rPr>
           </w:pPr>
-          <w:hyperlink w:anchor="_Toc232993209" w:history="1">
+          <w:hyperlink w:anchor="_Toc232996880" w:history="1">
             <w:r>
               <w:rPr>
                 <w:rStyle w:val="af3"/>
@@ -3735,6 +3939,8 @@
                 <w:i w:val="0"/>
                 <w:iCs w:val="0"/>
                 <w:noProof/>
+                <w:sz w:val="28"/>
+                <w:szCs w:val="28"/>
               </w:rPr>
               <w:t>1.3. Кодеки и алгоритмы сжатия видеоданных</w:t>
             </w:r>
@@ -3745,6 +3951,8 @@
                 <w:iCs w:val="0"/>
                 <w:noProof/>
                 <w:webHidden/>
+                <w:sz w:val="28"/>
+                <w:szCs w:val="28"/>
               </w:rPr>
               <w:tab/>
             </w:r>
@@ -3755,6 +3963,8 @@
                 <w:iCs w:val="0"/>
                 <w:noProof/>
                 <w:webHidden/>
+                <w:sz w:val="28"/>
+                <w:szCs w:val="28"/>
               </w:rPr>
               <w:fldChar w:fldCharType="begin"/>
             </w:r>
@@ -3765,8 +3975,10 @@
                 <w:iCs w:val="0"/>
                 <w:noProof/>
                 <w:webHidden/>
-              </w:rPr>
-              <w:instrText xml:space="preserve"> PAGEREF _Toc232993209 \h </w:instrText>
+                <w:sz w:val="28"/>
+                <w:szCs w:val="28"/>
+              </w:rPr>
+              <w:instrText xml:space="preserve"> PAGEREF _Toc232996880 \h </w:instrText>
             </w:r>
             <w:r>
               <w:rPr>
@@ -3775,6 +3987,8 @@
                 <w:iCs w:val="0"/>
                 <w:noProof/>
                 <w:webHidden/>
+                <w:sz w:val="28"/>
+                <w:szCs w:val="28"/>
               </w:rPr>
             </w:r>
             <w:r>
@@ -3784,6 +3998,8 @@
                 <w:iCs w:val="0"/>
                 <w:noProof/>
                 <w:webHidden/>
+                <w:sz w:val="28"/>
+                <w:szCs w:val="28"/>
               </w:rPr>
               <w:fldChar w:fldCharType="separate"/>
             </w:r>
@@ -3794,8 +4010,10 @@
                 <w:iCs w:val="0"/>
                 <w:noProof/>
                 <w:webHidden/>
-              </w:rPr>
-              <w:t>28</w:t>
+                <w:sz w:val="28"/>
+                <w:szCs w:val="28"/>
+              </w:rPr>
+              <w:t>29</w:t>
             </w:r>
             <w:r>
               <w:rPr>
@@ -3804,6 +4022,8 @@
                 <w:iCs w:val="0"/>
                 <w:noProof/>
                 <w:webHidden/>
+                <w:sz w:val="28"/>
+                <w:szCs w:val="28"/>
               </w:rPr>
               <w:fldChar w:fldCharType="end"/>
             </w:r>
@@ -3818,13 +4038,17 @@
             <w:spacing w:line="276" w:lineRule="auto"/>
             <w:rPr>
               <w:rFonts w:ascii="Times New Roman" w:eastAsiaTheme="minorEastAsia" w:hAnsi="Times New Roman" w:cs="Times New Roman"/>
+              <w:b w:val="0"/>
+              <w:bCs w:val="0"/>
               <w:i w:val="0"/>
               <w:iCs w:val="0"/>
               <w:noProof/>
+              <w:sz w:val="28"/>
+              <w:szCs w:val="28"/>
               <w:lang w:eastAsia="ru-RU"/>
             </w:rPr>
           </w:pPr>
-          <w:hyperlink w:anchor="_Toc232993210" w:history="1">
+          <w:hyperlink w:anchor="_Toc232996881" w:history="1">
             <w:r>
               <w:rPr>
                 <w:rStyle w:val="af3"/>
@@ -3832,6 +4056,8 @@
                 <w:i w:val="0"/>
                 <w:iCs w:val="0"/>
                 <w:noProof/>
+                <w:sz w:val="28"/>
+                <w:szCs w:val="28"/>
               </w:rPr>
               <w:t>1.3.1. Принципы компрессии видео</w:t>
             </w:r>
@@ -3842,6 +4068,8 @@
                 <w:iCs w:val="0"/>
                 <w:noProof/>
                 <w:webHidden/>
+                <w:sz w:val="28"/>
+                <w:szCs w:val="28"/>
               </w:rPr>
               <w:tab/>
             </w:r>
@@ -3852,6 +4080,8 @@
                 <w:iCs w:val="0"/>
                 <w:noProof/>
                 <w:webHidden/>
+                <w:sz w:val="28"/>
+                <w:szCs w:val="28"/>
               </w:rPr>
               <w:fldChar w:fldCharType="begin"/>
             </w:r>
@@ -3862,8 +4092,10 @@
                 <w:iCs w:val="0"/>
                 <w:noProof/>
                 <w:webHidden/>
-              </w:rPr>
-              <w:instrText xml:space="preserve"> PAGEREF _Toc232993210 \h </w:instrText>
+                <w:sz w:val="28"/>
+                <w:szCs w:val="28"/>
+              </w:rPr>
+              <w:instrText xml:space="preserve"> PAGEREF _Toc232996881 \h </w:instrText>
             </w:r>
             <w:r>
               <w:rPr>
@@ -3872,6 +4104,8 @@
                 <w:iCs w:val="0"/>
                 <w:noProof/>
                 <w:webHidden/>
+                <w:sz w:val="28"/>
+                <w:szCs w:val="28"/>
               </w:rPr>
             </w:r>
             <w:r>
@@ -3881,6 +4115,8 @@
                 <w:iCs w:val="0"/>
                 <w:noProof/>
                 <w:webHidden/>
+                <w:sz w:val="28"/>
+                <w:szCs w:val="28"/>
               </w:rPr>
               <w:fldChar w:fldCharType="separate"/>
             </w:r>
@@ -3891,8 +4127,10 @@
                 <w:iCs w:val="0"/>
                 <w:noProof/>
                 <w:webHidden/>
-              </w:rPr>
-              <w:t>28</w:t>
+                <w:sz w:val="28"/>
+                <w:szCs w:val="28"/>
+              </w:rPr>
+              <w:t>29</w:t>
             </w:r>
             <w:r>
               <w:rPr>
@@ -3901,6 +4139,8 @@
                 <w:iCs w:val="0"/>
                 <w:noProof/>
                 <w:webHidden/>
+                <w:sz w:val="28"/>
+                <w:szCs w:val="28"/>
               </w:rPr>
               <w:fldChar w:fldCharType="end"/>
             </w:r>
@@ -3915,13 +4155,17 @@
             <w:spacing w:line="276" w:lineRule="auto"/>
             <w:rPr>
               <w:rFonts w:ascii="Times New Roman" w:eastAsiaTheme="minorEastAsia" w:hAnsi="Times New Roman" w:cs="Times New Roman"/>
+              <w:b w:val="0"/>
+              <w:bCs w:val="0"/>
               <w:i w:val="0"/>
               <w:iCs w:val="0"/>
               <w:noProof/>
+              <w:sz w:val="28"/>
+              <w:szCs w:val="28"/>
               <w:lang w:eastAsia="ru-RU"/>
             </w:rPr>
           </w:pPr>
-          <w:hyperlink w:anchor="_Toc232993211" w:history="1">
+          <w:hyperlink w:anchor="_Toc232996882" w:history="1">
             <w:r>
               <w:rPr>
                 <w:rStyle w:val="af3"/>
@@ -3929,6 +4173,8 @@
                 <w:i w:val="0"/>
                 <w:iCs w:val="0"/>
                 <w:noProof/>
+                <w:sz w:val="28"/>
+                <w:szCs w:val="28"/>
               </w:rPr>
               <w:t>1.3.2. Кодек H.264/AVC: структура и параметры</w:t>
             </w:r>
@@ -3939,6 +4185,8 @@
                 <w:iCs w:val="0"/>
                 <w:noProof/>
                 <w:webHidden/>
+                <w:sz w:val="28"/>
+                <w:szCs w:val="28"/>
               </w:rPr>
               <w:tab/>
             </w:r>
@@ -3949,6 +4197,8 @@
                 <w:iCs w:val="0"/>
                 <w:noProof/>
                 <w:webHidden/>
+                <w:sz w:val="28"/>
+                <w:szCs w:val="28"/>
               </w:rPr>
               <w:fldChar w:fldCharType="begin"/>
             </w:r>
@@ -3959,8 +4209,10 @@
                 <w:iCs w:val="0"/>
                 <w:noProof/>
                 <w:webHidden/>
-              </w:rPr>
-              <w:instrText xml:space="preserve"> PAGEREF _Toc232993211 \h </w:instrText>
+                <w:sz w:val="28"/>
+                <w:szCs w:val="28"/>
+              </w:rPr>
+              <w:instrText xml:space="preserve"> PAGEREF _Toc232996882 \h </w:instrText>
             </w:r>
             <w:r>
               <w:rPr>
@@ -3969,6 +4221,8 @@
                 <w:iCs w:val="0"/>
                 <w:noProof/>
                 <w:webHidden/>
+                <w:sz w:val="28"/>
+                <w:szCs w:val="28"/>
               </w:rPr>
             </w:r>
             <w:r>
@@ -3978,6 +4232,8 @@
                 <w:iCs w:val="0"/>
                 <w:noProof/>
                 <w:webHidden/>
+                <w:sz w:val="28"/>
+                <w:szCs w:val="28"/>
               </w:rPr>
               <w:fldChar w:fldCharType="separate"/>
             </w:r>
@@ -3988,8 +4244,10 @@
                 <w:iCs w:val="0"/>
                 <w:noProof/>
                 <w:webHidden/>
-              </w:rPr>
-              <w:t>31</w:t>
+                <w:sz w:val="28"/>
+                <w:szCs w:val="28"/>
+              </w:rPr>
+              <w:t>32</w:t>
             </w:r>
             <w:r>
               <w:rPr>
@@ -3998,6 +4256,8 @@
                 <w:iCs w:val="0"/>
                 <w:noProof/>
                 <w:webHidden/>
+                <w:sz w:val="28"/>
+                <w:szCs w:val="28"/>
               </w:rPr>
               <w:fldChar w:fldCharType="end"/>
             </w:r>
@@ -4012,13 +4272,17 @@
             <w:spacing w:line="276" w:lineRule="auto"/>
             <w:rPr>
               <w:rFonts w:ascii="Times New Roman" w:eastAsiaTheme="minorEastAsia" w:hAnsi="Times New Roman" w:cs="Times New Roman"/>
+              <w:b w:val="0"/>
+              <w:bCs w:val="0"/>
               <w:i w:val="0"/>
               <w:iCs w:val="0"/>
               <w:noProof/>
+              <w:sz w:val="28"/>
+              <w:szCs w:val="28"/>
               <w:lang w:eastAsia="ru-RU"/>
             </w:rPr>
           </w:pPr>
-          <w:hyperlink w:anchor="_Toc232993212" w:history="1">
+          <w:hyperlink w:anchor="_Toc232996883" w:history="1">
             <w:r>
               <w:rPr>
                 <w:rStyle w:val="af3"/>
@@ -4026,6 +4290,8 @@
                 <w:i w:val="0"/>
                 <w:iCs w:val="0"/>
                 <w:noProof/>
+                <w:sz w:val="28"/>
+                <w:szCs w:val="28"/>
               </w:rPr>
               <w:t>1.3.3. Параметры кодирования: битрейт, разрешение, частота кадров</w:t>
             </w:r>
@@ -4036,6 +4302,8 @@
                 <w:iCs w:val="0"/>
                 <w:noProof/>
                 <w:webHidden/>
+                <w:sz w:val="28"/>
+                <w:szCs w:val="28"/>
               </w:rPr>
               <w:tab/>
             </w:r>
@@ -4046,6 +4314,8 @@
                 <w:iCs w:val="0"/>
                 <w:noProof/>
                 <w:webHidden/>
+                <w:sz w:val="28"/>
+                <w:szCs w:val="28"/>
               </w:rPr>
               <w:fldChar w:fldCharType="begin"/>
             </w:r>
@@ -4056,8 +4326,10 @@
                 <w:iCs w:val="0"/>
                 <w:noProof/>
                 <w:webHidden/>
-              </w:rPr>
-              <w:instrText xml:space="preserve"> PAGEREF _Toc232993212 \h </w:instrText>
+                <w:sz w:val="28"/>
+                <w:szCs w:val="28"/>
+              </w:rPr>
+              <w:instrText xml:space="preserve"> PAGEREF _Toc232996883 \h </w:instrText>
             </w:r>
             <w:r>
               <w:rPr>
@@ -4066,6 +4338,8 @@
                 <w:iCs w:val="0"/>
                 <w:noProof/>
                 <w:webHidden/>
+                <w:sz w:val="28"/>
+                <w:szCs w:val="28"/>
               </w:rPr>
             </w:r>
             <w:r>
@@ -4075,6 +4349,8 @@
                 <w:iCs w:val="0"/>
                 <w:noProof/>
                 <w:webHidden/>
+                <w:sz w:val="28"/>
+                <w:szCs w:val="28"/>
               </w:rPr>
               <w:fldChar w:fldCharType="separate"/>
             </w:r>
@@ -4085,8 +4361,10 @@
                 <w:iCs w:val="0"/>
                 <w:noProof/>
                 <w:webHidden/>
-              </w:rPr>
-              <w:t>34</w:t>
+                <w:sz w:val="28"/>
+                <w:szCs w:val="28"/>
+              </w:rPr>
+              <w:t>35</w:t>
             </w:r>
             <w:r>
               <w:rPr>
@@ -4095,6 +4373,8 @@
                 <w:iCs w:val="0"/>
                 <w:noProof/>
                 <w:webHidden/>
+                <w:sz w:val="28"/>
+                <w:szCs w:val="28"/>
               </w:rPr>
               <w:fldChar w:fldCharType="end"/>
             </w:r>
@@ -4109,13 +4389,17 @@
             <w:spacing w:line="276" w:lineRule="auto"/>
             <w:rPr>
               <w:rFonts w:ascii="Times New Roman" w:eastAsiaTheme="minorEastAsia" w:hAnsi="Times New Roman" w:cs="Times New Roman"/>
+              <w:b w:val="0"/>
+              <w:bCs w:val="0"/>
               <w:i w:val="0"/>
               <w:iCs w:val="0"/>
               <w:noProof/>
+              <w:sz w:val="28"/>
+              <w:szCs w:val="28"/>
               <w:lang w:eastAsia="ru-RU"/>
             </w:rPr>
           </w:pPr>
-          <w:hyperlink w:anchor="_Toc232993213" w:history="1">
+          <w:hyperlink w:anchor="_Toc232996884" w:history="1">
             <w:r>
               <w:rPr>
                 <w:rStyle w:val="af3"/>
@@ -4123,6 +4407,8 @@
                 <w:i w:val="0"/>
                 <w:iCs w:val="0"/>
                 <w:noProof/>
+                <w:sz w:val="28"/>
+                <w:szCs w:val="28"/>
               </w:rPr>
               <w:t>1.4. Метрики качества видеопотоков и производительности систем</w:t>
             </w:r>
@@ -4133,6 +4419,8 @@
                 <w:iCs w:val="0"/>
                 <w:noProof/>
                 <w:webHidden/>
+                <w:sz w:val="28"/>
+                <w:szCs w:val="28"/>
               </w:rPr>
               <w:tab/>
             </w:r>
@@ -4143,6 +4431,8 @@
                 <w:iCs w:val="0"/>
                 <w:noProof/>
                 <w:webHidden/>
+                <w:sz w:val="28"/>
+                <w:szCs w:val="28"/>
               </w:rPr>
               <w:fldChar w:fldCharType="begin"/>
             </w:r>
@@ -4153,8 +4443,10 @@
                 <w:iCs w:val="0"/>
                 <w:noProof/>
                 <w:webHidden/>
-              </w:rPr>
-              <w:instrText xml:space="preserve"> PAGEREF _Toc232993213 \h </w:instrText>
+                <w:sz w:val="28"/>
+                <w:szCs w:val="28"/>
+              </w:rPr>
+              <w:instrText xml:space="preserve"> PAGEREF _Toc232996884 \h </w:instrText>
             </w:r>
             <w:r>
               <w:rPr>
@@ -4163,6 +4455,8 @@
                 <w:iCs w:val="0"/>
                 <w:noProof/>
                 <w:webHidden/>
+                <w:sz w:val="28"/>
+                <w:szCs w:val="28"/>
               </w:rPr>
             </w:r>
             <w:r>
@@ -4172,6 +4466,8 @@
                 <w:iCs w:val="0"/>
                 <w:noProof/>
                 <w:webHidden/>
+                <w:sz w:val="28"/>
+                <w:szCs w:val="28"/>
               </w:rPr>
               <w:fldChar w:fldCharType="separate"/>
             </w:r>
@@ -4182,8 +4478,10 @@
                 <w:iCs w:val="0"/>
                 <w:noProof/>
                 <w:webHidden/>
-              </w:rPr>
-              <w:t>37</w:t>
+                <w:sz w:val="28"/>
+                <w:szCs w:val="28"/>
+              </w:rPr>
+              <w:t>38</w:t>
             </w:r>
             <w:r>
               <w:rPr>
@@ -4192,6 +4490,8 @@
                 <w:iCs w:val="0"/>
                 <w:noProof/>
                 <w:webHidden/>
+                <w:sz w:val="28"/>
+                <w:szCs w:val="28"/>
               </w:rPr>
               <w:fldChar w:fldCharType="end"/>
             </w:r>
@@ -4206,13 +4506,17 @@
             <w:spacing w:line="276" w:lineRule="auto"/>
             <w:rPr>
               <w:rFonts w:ascii="Times New Roman" w:eastAsiaTheme="minorEastAsia" w:hAnsi="Times New Roman" w:cs="Times New Roman"/>
+              <w:b w:val="0"/>
+              <w:bCs w:val="0"/>
               <w:i w:val="0"/>
               <w:iCs w:val="0"/>
               <w:noProof/>
+              <w:sz w:val="28"/>
+              <w:szCs w:val="28"/>
               <w:lang w:eastAsia="ru-RU"/>
             </w:rPr>
           </w:pPr>
-          <w:hyperlink w:anchor="_Toc232993214" w:history="1">
+          <w:hyperlink w:anchor="_Toc232996885" w:history="1">
             <w:r>
               <w:rPr>
                 <w:rStyle w:val="af3"/>
@@ -4220,6 +4524,8 @@
                 <w:i w:val="0"/>
                 <w:iCs w:val="0"/>
                 <w:noProof/>
+                <w:sz w:val="28"/>
+                <w:szCs w:val="28"/>
               </w:rPr>
               <w:t>1.4.1. Объективные метрики качества: PSNR, SSIM, VMAF</w:t>
             </w:r>
@@ -4230,6 +4536,8 @@
                 <w:iCs w:val="0"/>
                 <w:noProof/>
                 <w:webHidden/>
+                <w:sz w:val="28"/>
+                <w:szCs w:val="28"/>
               </w:rPr>
               <w:tab/>
             </w:r>
@@ -4240,6 +4548,8 @@
                 <w:iCs w:val="0"/>
                 <w:noProof/>
                 <w:webHidden/>
+                <w:sz w:val="28"/>
+                <w:szCs w:val="28"/>
               </w:rPr>
               <w:fldChar w:fldCharType="begin"/>
             </w:r>
@@ -4250,8 +4560,10 @@
                 <w:iCs w:val="0"/>
                 <w:noProof/>
                 <w:webHidden/>
-              </w:rPr>
-              <w:instrText xml:space="preserve"> PAGEREF _Toc232993214 \h </w:instrText>
+                <w:sz w:val="28"/>
+                <w:szCs w:val="28"/>
+              </w:rPr>
+              <w:instrText xml:space="preserve"> PAGEREF _Toc232996885 \h </w:instrText>
             </w:r>
             <w:r>
               <w:rPr>
@@ -4260,6 +4572,8 @@
                 <w:iCs w:val="0"/>
                 <w:noProof/>
                 <w:webHidden/>
+                <w:sz w:val="28"/>
+                <w:szCs w:val="28"/>
               </w:rPr>
             </w:r>
             <w:r>
@@ -4269,6 +4583,8 @@
                 <w:iCs w:val="0"/>
                 <w:noProof/>
                 <w:webHidden/>
+                <w:sz w:val="28"/>
+                <w:szCs w:val="28"/>
               </w:rPr>
               <w:fldChar w:fldCharType="separate"/>
             </w:r>
@@ -4279,8 +4595,10 @@
                 <w:iCs w:val="0"/>
                 <w:noProof/>
                 <w:webHidden/>
-              </w:rPr>
-              <w:t>37</w:t>
+                <w:sz w:val="28"/>
+                <w:szCs w:val="28"/>
+              </w:rPr>
+              <w:t>38</w:t>
             </w:r>
             <w:r>
               <w:rPr>
@@ -4289,6 +4607,8 @@
                 <w:iCs w:val="0"/>
                 <w:noProof/>
                 <w:webHidden/>
+                <w:sz w:val="28"/>
+                <w:szCs w:val="28"/>
               </w:rPr>
               <w:fldChar w:fldCharType="end"/>
             </w:r>
@@ -4303,13 +4623,17 @@
             <w:spacing w:line="276" w:lineRule="auto"/>
             <w:rPr>
               <w:rFonts w:ascii="Times New Roman" w:eastAsiaTheme="minorEastAsia" w:hAnsi="Times New Roman" w:cs="Times New Roman"/>
+              <w:b w:val="0"/>
+              <w:bCs w:val="0"/>
               <w:i w:val="0"/>
               <w:iCs w:val="0"/>
               <w:noProof/>
+              <w:sz w:val="28"/>
+              <w:szCs w:val="28"/>
               <w:lang w:eastAsia="ru-RU"/>
             </w:rPr>
           </w:pPr>
-          <w:hyperlink w:anchor="_Toc232993215" w:history="1">
+          <w:hyperlink w:anchor="_Toc232996886" w:history="1">
             <w:r>
               <w:rPr>
                 <w:rStyle w:val="af3"/>
@@ -4317,6 +4641,8 @@
                 <w:i w:val="0"/>
                 <w:iCs w:val="0"/>
                 <w:noProof/>
+                <w:sz w:val="28"/>
+                <w:szCs w:val="28"/>
               </w:rPr>
               <w:t>1.4.2. Метрики производительности: загрузка CPU, температура,</w:t>
             </w:r>
@@ -4327,6 +4653,8 @@
                 <w:iCs w:val="0"/>
                 <w:noProof/>
                 <w:webHidden/>
+                <w:sz w:val="28"/>
+                <w:szCs w:val="28"/>
               </w:rPr>
               <w:tab/>
             </w:r>
@@ -4337,6 +4665,8 @@
                 <w:iCs w:val="0"/>
                 <w:noProof/>
                 <w:webHidden/>
+                <w:sz w:val="28"/>
+                <w:szCs w:val="28"/>
               </w:rPr>
               <w:fldChar w:fldCharType="begin"/>
             </w:r>
@@ -4347,8 +4677,10 @@
                 <w:iCs w:val="0"/>
                 <w:noProof/>
                 <w:webHidden/>
-              </w:rPr>
-              <w:instrText xml:space="preserve"> PAGEREF _Toc232993215 \h </w:instrText>
+                <w:sz w:val="28"/>
+                <w:szCs w:val="28"/>
+              </w:rPr>
+              <w:instrText xml:space="preserve"> PAGEREF _Toc232996886 \h </w:instrText>
             </w:r>
             <w:r>
               <w:rPr>
@@ -4357,6 +4689,8 @@
                 <w:iCs w:val="0"/>
                 <w:noProof/>
                 <w:webHidden/>
+                <w:sz w:val="28"/>
+                <w:szCs w:val="28"/>
               </w:rPr>
             </w:r>
             <w:r>
@@ -4366,6 +4700,8 @@
                 <w:iCs w:val="0"/>
                 <w:noProof/>
                 <w:webHidden/>
+                <w:sz w:val="28"/>
+                <w:szCs w:val="28"/>
               </w:rPr>
               <w:fldChar w:fldCharType="separate"/>
             </w:r>
@@ -4376,8 +4712,10 @@
                 <w:iCs w:val="0"/>
                 <w:noProof/>
                 <w:webHidden/>
-              </w:rPr>
-              <w:t>41</w:t>
+                <w:sz w:val="28"/>
+                <w:szCs w:val="28"/>
+              </w:rPr>
+              <w:t>42</w:t>
             </w:r>
             <w:r>
               <w:rPr>
@@ -4386,6 +4724,8 @@
                 <w:iCs w:val="0"/>
                 <w:noProof/>
                 <w:webHidden/>
+                <w:sz w:val="28"/>
+                <w:szCs w:val="28"/>
               </w:rPr>
               <w:fldChar w:fldCharType="end"/>
             </w:r>
@@ -4400,13 +4740,17 @@
             <w:spacing w:line="276" w:lineRule="auto"/>
             <w:rPr>
               <w:rFonts w:ascii="Times New Roman" w:eastAsiaTheme="minorEastAsia" w:hAnsi="Times New Roman" w:cs="Times New Roman"/>
+              <w:b w:val="0"/>
+              <w:bCs w:val="0"/>
               <w:i w:val="0"/>
               <w:iCs w:val="0"/>
               <w:noProof/>
+              <w:sz w:val="28"/>
+              <w:szCs w:val="28"/>
               <w:lang w:eastAsia="ru-RU"/>
             </w:rPr>
           </w:pPr>
-          <w:hyperlink w:anchor="_Toc232993216" w:history="1">
+          <w:hyperlink w:anchor="_Toc232996887" w:history="1">
             <w:r>
               <w:rPr>
                 <w:rStyle w:val="af3"/>
@@ -4414,6 +4758,8 @@
                 <w:i w:val="0"/>
                 <w:iCs w:val="0"/>
                 <w:noProof/>
+                <w:sz w:val="28"/>
+                <w:szCs w:val="28"/>
               </w:rPr>
               <w:t>скорость обработки видео</w:t>
             </w:r>
@@ -4424,6 +4770,8 @@
                 <w:iCs w:val="0"/>
                 <w:noProof/>
                 <w:webHidden/>
+                <w:sz w:val="28"/>
+                <w:szCs w:val="28"/>
               </w:rPr>
               <w:tab/>
             </w:r>
@@ -4434,6 +4782,8 @@
                 <w:iCs w:val="0"/>
                 <w:noProof/>
                 <w:webHidden/>
+                <w:sz w:val="28"/>
+                <w:szCs w:val="28"/>
               </w:rPr>
               <w:fldChar w:fldCharType="begin"/>
             </w:r>
@@ -4444,8 +4794,10 @@
                 <w:iCs w:val="0"/>
                 <w:noProof/>
                 <w:webHidden/>
-              </w:rPr>
-              <w:instrText xml:space="preserve"> PAGEREF _Toc232993216 \h </w:instrText>
+                <w:sz w:val="28"/>
+                <w:szCs w:val="28"/>
+              </w:rPr>
+              <w:instrText xml:space="preserve"> PAGEREF _Toc232996887 \h </w:instrText>
             </w:r>
             <w:r>
               <w:rPr>
@@ -4454,6 +4806,8 @@
                 <w:iCs w:val="0"/>
                 <w:noProof/>
                 <w:webHidden/>
+                <w:sz w:val="28"/>
+                <w:szCs w:val="28"/>
               </w:rPr>
             </w:r>
             <w:r>
@@ -4463,6 +4817,8 @@
                 <w:iCs w:val="0"/>
                 <w:noProof/>
                 <w:webHidden/>
+                <w:sz w:val="28"/>
+                <w:szCs w:val="28"/>
               </w:rPr>
               <w:fldChar w:fldCharType="separate"/>
             </w:r>
@@ -4473,8 +4829,10 @@
                 <w:iCs w:val="0"/>
                 <w:noProof/>
                 <w:webHidden/>
-              </w:rPr>
-              <w:t>41</w:t>
+                <w:sz w:val="28"/>
+                <w:szCs w:val="28"/>
+              </w:rPr>
+              <w:t>42</w:t>
             </w:r>
             <w:r>
               <w:rPr>
@@ -4483,6 +4841,8 @@
                 <w:iCs w:val="0"/>
                 <w:noProof/>
                 <w:webHidden/>
+                <w:sz w:val="28"/>
+                <w:szCs w:val="28"/>
               </w:rPr>
               <w:fldChar w:fldCharType="end"/>
             </w:r>
@@ -4497,13 +4857,17 @@
             <w:spacing w:line="276" w:lineRule="auto"/>
             <w:rPr>
               <w:rFonts w:ascii="Times New Roman" w:eastAsiaTheme="minorEastAsia" w:hAnsi="Times New Roman" w:cs="Times New Roman"/>
+              <w:b w:val="0"/>
+              <w:bCs w:val="0"/>
               <w:i w:val="0"/>
               <w:iCs w:val="0"/>
               <w:noProof/>
+              <w:sz w:val="28"/>
+              <w:szCs w:val="28"/>
               <w:lang w:eastAsia="ru-RU"/>
             </w:rPr>
           </w:pPr>
-          <w:hyperlink w:anchor="_Toc232993217" w:history="1">
+          <w:hyperlink w:anchor="_Toc232996888" w:history="1">
             <w:r>
               <w:rPr>
                 <w:rStyle w:val="af3"/>
@@ -4511,6 +4875,8 @@
                 <w:i w:val="0"/>
                 <w:iCs w:val="0"/>
                 <w:noProof/>
+                <w:sz w:val="28"/>
+                <w:szCs w:val="28"/>
               </w:rPr>
               <w:t>1.4.3. Выводы по главе 1</w:t>
             </w:r>
@@ -4521,6 +4887,8 @@
                 <w:iCs w:val="0"/>
                 <w:noProof/>
                 <w:webHidden/>
+                <w:sz w:val="28"/>
+                <w:szCs w:val="28"/>
               </w:rPr>
               <w:tab/>
             </w:r>
@@ -4531,6 +4899,8 @@
                 <w:iCs w:val="0"/>
                 <w:noProof/>
                 <w:webHidden/>
+                <w:sz w:val="28"/>
+                <w:szCs w:val="28"/>
               </w:rPr>
               <w:fldChar w:fldCharType="begin"/>
             </w:r>
@@ -4541,8 +4911,10 @@
                 <w:iCs w:val="0"/>
                 <w:noProof/>
                 <w:webHidden/>
-              </w:rPr>
-              <w:instrText xml:space="preserve"> PAGEREF _Toc232993217 \h </w:instrText>
+                <w:sz w:val="28"/>
+                <w:szCs w:val="28"/>
+              </w:rPr>
+              <w:instrText xml:space="preserve"> PAGEREF _Toc232996888 \h </w:instrText>
             </w:r>
             <w:r>
               <w:rPr>
@@ -4551,6 +4923,8 @@
                 <w:iCs w:val="0"/>
                 <w:noProof/>
                 <w:webHidden/>
+                <w:sz w:val="28"/>
+                <w:szCs w:val="28"/>
               </w:rPr>
             </w:r>
             <w:r>
@@ -4560,6 +4934,8 @@
                 <w:iCs w:val="0"/>
                 <w:noProof/>
                 <w:webHidden/>
+                <w:sz w:val="28"/>
+                <w:szCs w:val="28"/>
               </w:rPr>
               <w:fldChar w:fldCharType="separate"/>
             </w:r>
@@ -4570,8 +4946,10 @@
                 <w:iCs w:val="0"/>
                 <w:noProof/>
                 <w:webHidden/>
-              </w:rPr>
-              <w:t>44</w:t>
+                <w:sz w:val="28"/>
+                <w:szCs w:val="28"/>
+              </w:rPr>
+              <w:t>45</w:t>
             </w:r>
             <w:r>
               <w:rPr>
@@ -4580,6 +4958,8 @@
                 <w:iCs w:val="0"/>
                 <w:noProof/>
                 <w:webHidden/>
+                <w:sz w:val="28"/>
+                <w:szCs w:val="28"/>
               </w:rPr>
               <w:fldChar w:fldCharType="end"/>
             </w:r>
@@ -4594,13 +4974,17 @@
             <w:spacing w:line="276" w:lineRule="auto"/>
             <w:rPr>
               <w:rFonts w:ascii="Times New Roman" w:eastAsiaTheme="minorEastAsia" w:hAnsi="Times New Roman" w:cs="Times New Roman"/>
+              <w:b w:val="0"/>
+              <w:bCs w:val="0"/>
               <w:i w:val="0"/>
               <w:iCs w:val="0"/>
               <w:noProof/>
+              <w:sz w:val="28"/>
+              <w:szCs w:val="28"/>
               <w:lang w:eastAsia="ru-RU"/>
             </w:rPr>
           </w:pPr>
-          <w:hyperlink w:anchor="_Toc232993218" w:history="1">
+          <w:hyperlink w:anchor="_Toc232996889" w:history="1">
             <w:r>
               <w:rPr>
                 <w:rStyle w:val="af3"/>
@@ -4608,8 +4992,10 @@
                 <w:i w:val="0"/>
                 <w:iCs w:val="0"/>
                 <w:noProof/>
-              </w:rPr>
-              <w:t>ГЛАВА 2. МЕТОДИКА ЭКСПЕРИМЕНТАЛЬНОГО ИССЛЕДОВАНИЯ ПРОИЗВОДИТЕЛЬНОСТИ RASPBERRY PI 4B В ЗАДАЧАЧАХ ПЕРЕДАЧИ МЕДИАДАННЫХ</w:t>
+                <w:sz w:val="28"/>
+                <w:szCs w:val="28"/>
+              </w:rPr>
+              <w:t>ГЛАВА 2. МЕТОДИКА ЭКСПЕРИМЕНТАЛЬНОГО ИССЛЕДОВАНИЯ ПРОИЗВОДИТЕЛЬНОСТИ RASPBERRY PI 4B В ЗАДАЧАХ ПЕРЕДАЧИ МЕДИАДАННЫХ</w:t>
             </w:r>
             <w:r>
               <w:rPr>
@@ -4618,6 +5004,8 @@
                 <w:iCs w:val="0"/>
                 <w:noProof/>
                 <w:webHidden/>
+                <w:sz w:val="28"/>
+                <w:szCs w:val="28"/>
               </w:rPr>
               <w:tab/>
             </w:r>
@@ -4628,6 +5016,8 @@
                 <w:iCs w:val="0"/>
                 <w:noProof/>
                 <w:webHidden/>
+                <w:sz w:val="28"/>
+                <w:szCs w:val="28"/>
               </w:rPr>
               <w:fldChar w:fldCharType="begin"/>
             </w:r>
@@ -4638,8 +5028,10 @@
                 <w:iCs w:val="0"/>
                 <w:noProof/>
                 <w:webHidden/>
-              </w:rPr>
-              <w:instrText xml:space="preserve"> PAGEREF _Toc232993218 \h </w:instrText>
+                <w:sz w:val="28"/>
+                <w:szCs w:val="28"/>
+              </w:rPr>
+              <w:instrText xml:space="preserve"> PAGEREF _Toc232996889 \h </w:instrText>
             </w:r>
             <w:r>
               <w:rPr>
@@ -4648,6 +5040,8 @@
                 <w:iCs w:val="0"/>
                 <w:noProof/>
                 <w:webHidden/>
+                <w:sz w:val="28"/>
+                <w:szCs w:val="28"/>
               </w:rPr>
             </w:r>
             <w:r>
@@ -4657,6 +5051,8 @@
                 <w:iCs w:val="0"/>
                 <w:noProof/>
                 <w:webHidden/>
+                <w:sz w:val="28"/>
+                <w:szCs w:val="28"/>
               </w:rPr>
               <w:fldChar w:fldCharType="separate"/>
             </w:r>
@@ -4667,8 +5063,10 @@
                 <w:iCs w:val="0"/>
                 <w:noProof/>
                 <w:webHidden/>
-              </w:rPr>
-              <w:t>46</w:t>
+                <w:sz w:val="28"/>
+                <w:szCs w:val="28"/>
+              </w:rPr>
+              <w:t>47</w:t>
             </w:r>
             <w:r>
               <w:rPr>
@@ -4677,6 +5075,8 @@
                 <w:iCs w:val="0"/>
                 <w:noProof/>
                 <w:webHidden/>
+                <w:sz w:val="28"/>
+                <w:szCs w:val="28"/>
               </w:rPr>
               <w:fldChar w:fldCharType="end"/>
             </w:r>
@@ -4691,13 +5091,17 @@
             <w:spacing w:line="276" w:lineRule="auto"/>
             <w:rPr>
               <w:rFonts w:ascii="Times New Roman" w:eastAsiaTheme="minorEastAsia" w:hAnsi="Times New Roman" w:cs="Times New Roman"/>
+              <w:b w:val="0"/>
+              <w:bCs w:val="0"/>
               <w:i w:val="0"/>
               <w:iCs w:val="0"/>
               <w:noProof/>
+              <w:sz w:val="28"/>
+              <w:szCs w:val="28"/>
               <w:lang w:eastAsia="ru-RU"/>
             </w:rPr>
           </w:pPr>
-          <w:hyperlink w:anchor="_Toc232993219" w:history="1">
+          <w:hyperlink w:anchor="_Toc232996890" w:history="1">
             <w:r>
               <w:rPr>
                 <w:rStyle w:val="af3"/>
@@ -4705,6 +5109,8 @@
                 <w:i w:val="0"/>
                 <w:iCs w:val="0"/>
                 <w:noProof/>
+                <w:sz w:val="28"/>
+                <w:szCs w:val="28"/>
               </w:rPr>
               <w:t>2.1. Разработка архитектуры экспериментального стенда</w:t>
             </w:r>
@@ -4715,6 +5121,8 @@
                 <w:iCs w:val="0"/>
                 <w:noProof/>
                 <w:webHidden/>
+                <w:sz w:val="28"/>
+                <w:szCs w:val="28"/>
               </w:rPr>
               <w:tab/>
             </w:r>
@@ -4725,6 +5133,8 @@
                 <w:iCs w:val="0"/>
                 <w:noProof/>
                 <w:webHidden/>
+                <w:sz w:val="28"/>
+                <w:szCs w:val="28"/>
               </w:rPr>
               <w:fldChar w:fldCharType="begin"/>
             </w:r>
@@ -4735,8 +5145,10 @@
                 <w:iCs w:val="0"/>
                 <w:noProof/>
                 <w:webHidden/>
-              </w:rPr>
-              <w:instrText xml:space="preserve"> PAGEREF _Toc232993219 \h </w:instrText>
+                <w:sz w:val="28"/>
+                <w:szCs w:val="28"/>
+              </w:rPr>
+              <w:instrText xml:space="preserve"> PAGEREF _Toc232996890 \h </w:instrText>
             </w:r>
             <w:r>
               <w:rPr>
@@ -4745,6 +5157,8 @@
                 <w:iCs w:val="0"/>
                 <w:noProof/>
                 <w:webHidden/>
+                <w:sz w:val="28"/>
+                <w:szCs w:val="28"/>
               </w:rPr>
             </w:r>
             <w:r>
@@ -4754,6 +5168,8 @@
                 <w:iCs w:val="0"/>
                 <w:noProof/>
                 <w:webHidden/>
+                <w:sz w:val="28"/>
+                <w:szCs w:val="28"/>
               </w:rPr>
               <w:fldChar w:fldCharType="separate"/>
             </w:r>
@@ -4764,8 +5180,10 @@
                 <w:iCs w:val="0"/>
                 <w:noProof/>
                 <w:webHidden/>
-              </w:rPr>
-              <w:t>46</w:t>
+                <w:sz w:val="28"/>
+                <w:szCs w:val="28"/>
+              </w:rPr>
+              <w:t>47</w:t>
             </w:r>
             <w:r>
               <w:rPr>
@@ -4774,6 +5192,8 @@
                 <w:iCs w:val="0"/>
                 <w:noProof/>
                 <w:webHidden/>
+                <w:sz w:val="28"/>
+                <w:szCs w:val="28"/>
               </w:rPr>
               <w:fldChar w:fldCharType="end"/>
             </w:r>
@@ -4788,13 +5208,17 @@
             <w:spacing w:line="276" w:lineRule="auto"/>
             <w:rPr>
               <w:rFonts w:ascii="Times New Roman" w:eastAsiaTheme="minorEastAsia" w:hAnsi="Times New Roman" w:cs="Times New Roman"/>
+              <w:b w:val="0"/>
+              <w:bCs w:val="0"/>
               <w:i w:val="0"/>
               <w:iCs w:val="0"/>
               <w:noProof/>
+              <w:sz w:val="28"/>
+              <w:szCs w:val="28"/>
               <w:lang w:eastAsia="ru-RU"/>
             </w:rPr>
           </w:pPr>
-          <w:hyperlink w:anchor="_Toc232993220" w:history="1">
+          <w:hyperlink w:anchor="_Toc232996891" w:history="1">
             <w:r>
               <w:rPr>
                 <w:rStyle w:val="af3"/>
@@ -4802,6 +5226,8 @@
                 <w:i w:val="0"/>
                 <w:iCs w:val="0"/>
                 <w:noProof/>
+                <w:sz w:val="28"/>
+                <w:szCs w:val="28"/>
               </w:rPr>
               <w:t>2.1.1. Требования к тестовому оборудованию</w:t>
             </w:r>
@@ -4812,6 +5238,8 @@
                 <w:iCs w:val="0"/>
                 <w:noProof/>
                 <w:webHidden/>
+                <w:sz w:val="28"/>
+                <w:szCs w:val="28"/>
               </w:rPr>
               <w:tab/>
             </w:r>
@@ -4822,6 +5250,8 @@
                 <w:iCs w:val="0"/>
                 <w:noProof/>
                 <w:webHidden/>
+                <w:sz w:val="28"/>
+                <w:szCs w:val="28"/>
               </w:rPr>
               <w:fldChar w:fldCharType="begin"/>
             </w:r>
@@ -4832,8 +5262,10 @@
                 <w:iCs w:val="0"/>
                 <w:noProof/>
                 <w:webHidden/>
-              </w:rPr>
-              <w:instrText xml:space="preserve"> PAGEREF _Toc232993220 \h </w:instrText>
+                <w:sz w:val="28"/>
+                <w:szCs w:val="28"/>
+              </w:rPr>
+              <w:instrText xml:space="preserve"> PAGEREF _Toc232996891 \h </w:instrText>
             </w:r>
             <w:r>
               <w:rPr>
@@ -4842,6 +5274,8 @@
                 <w:iCs w:val="0"/>
                 <w:noProof/>
                 <w:webHidden/>
+                <w:sz w:val="28"/>
+                <w:szCs w:val="28"/>
               </w:rPr>
             </w:r>
             <w:r>
@@ -4851,6 +5285,8 @@
                 <w:iCs w:val="0"/>
                 <w:noProof/>
                 <w:webHidden/>
+                <w:sz w:val="28"/>
+                <w:szCs w:val="28"/>
               </w:rPr>
               <w:fldChar w:fldCharType="separate"/>
             </w:r>
@@ -4861,8 +5297,10 @@
                 <w:iCs w:val="0"/>
                 <w:noProof/>
                 <w:webHidden/>
-              </w:rPr>
-              <w:t>46</w:t>
+                <w:sz w:val="28"/>
+                <w:szCs w:val="28"/>
+              </w:rPr>
+              <w:t>47</w:t>
             </w:r>
             <w:r>
               <w:rPr>
@@ -4871,6 +5309,8 @@
                 <w:iCs w:val="0"/>
                 <w:noProof/>
                 <w:webHidden/>
+                <w:sz w:val="28"/>
+                <w:szCs w:val="28"/>
               </w:rPr>
               <w:fldChar w:fldCharType="end"/>
             </w:r>
@@ -4885,13 +5325,17 @@
             <w:spacing w:line="276" w:lineRule="auto"/>
             <w:rPr>
               <w:rFonts w:ascii="Times New Roman" w:eastAsiaTheme="minorEastAsia" w:hAnsi="Times New Roman" w:cs="Times New Roman"/>
+              <w:b w:val="0"/>
+              <w:bCs w:val="0"/>
               <w:i w:val="0"/>
               <w:iCs w:val="0"/>
               <w:noProof/>
+              <w:sz w:val="28"/>
+              <w:szCs w:val="28"/>
               <w:lang w:eastAsia="ru-RU"/>
             </w:rPr>
           </w:pPr>
-          <w:hyperlink w:anchor="_Toc232993221" w:history="1">
+          <w:hyperlink w:anchor="_Toc232996892" w:history="1">
             <w:r>
               <w:rPr>
                 <w:rStyle w:val="af3"/>
@@ -4899,6 +5343,8 @@
                 <w:i w:val="0"/>
                 <w:iCs w:val="0"/>
                 <w:noProof/>
+                <w:sz w:val="28"/>
+                <w:szCs w:val="28"/>
               </w:rPr>
               <w:t>2.1.2. Конфигурация аппаратной части стенда</w:t>
             </w:r>
@@ -4909,6 +5355,8 @@
                 <w:iCs w:val="0"/>
                 <w:noProof/>
                 <w:webHidden/>
+                <w:sz w:val="28"/>
+                <w:szCs w:val="28"/>
               </w:rPr>
               <w:tab/>
             </w:r>
@@ -4919,6 +5367,8 @@
                 <w:iCs w:val="0"/>
                 <w:noProof/>
                 <w:webHidden/>
+                <w:sz w:val="28"/>
+                <w:szCs w:val="28"/>
               </w:rPr>
               <w:fldChar w:fldCharType="begin"/>
             </w:r>
@@ -4929,8 +5379,10 @@
                 <w:iCs w:val="0"/>
                 <w:noProof/>
                 <w:webHidden/>
-              </w:rPr>
-              <w:instrText xml:space="preserve"> PAGEREF _Toc232993221 \h </w:instrText>
+                <w:sz w:val="28"/>
+                <w:szCs w:val="28"/>
+              </w:rPr>
+              <w:instrText xml:space="preserve"> PAGEREF _Toc232996892 \h </w:instrText>
             </w:r>
             <w:r>
               <w:rPr>
@@ -4939,6 +5391,8 @@
                 <w:iCs w:val="0"/>
                 <w:noProof/>
                 <w:webHidden/>
+                <w:sz w:val="28"/>
+                <w:szCs w:val="28"/>
               </w:rPr>
             </w:r>
             <w:r>
@@ -4948,6 +5402,8 @@
                 <w:iCs w:val="0"/>
                 <w:noProof/>
                 <w:webHidden/>
+                <w:sz w:val="28"/>
+                <w:szCs w:val="28"/>
               </w:rPr>
               <w:fldChar w:fldCharType="separate"/>
             </w:r>
@@ -4958,8 +5414,10 @@
                 <w:iCs w:val="0"/>
                 <w:noProof/>
                 <w:webHidden/>
-              </w:rPr>
-              <w:t>47</w:t>
+                <w:sz w:val="28"/>
+                <w:szCs w:val="28"/>
+              </w:rPr>
+              <w:t>48</w:t>
             </w:r>
             <w:r>
               <w:rPr>
@@ -4968,6 +5426,8 @@
                 <w:iCs w:val="0"/>
                 <w:noProof/>
                 <w:webHidden/>
+                <w:sz w:val="28"/>
+                <w:szCs w:val="28"/>
               </w:rPr>
               <w:fldChar w:fldCharType="end"/>
             </w:r>
@@ -4982,13 +5442,17 @@
             <w:spacing w:line="276" w:lineRule="auto"/>
             <w:rPr>
               <w:rFonts w:ascii="Times New Roman" w:eastAsiaTheme="minorEastAsia" w:hAnsi="Times New Roman" w:cs="Times New Roman"/>
+              <w:b w:val="0"/>
+              <w:bCs w:val="0"/>
               <w:i w:val="0"/>
               <w:iCs w:val="0"/>
               <w:noProof/>
+              <w:sz w:val="28"/>
+              <w:szCs w:val="28"/>
               <w:lang w:eastAsia="ru-RU"/>
             </w:rPr>
           </w:pPr>
-          <w:hyperlink w:anchor="_Toc232993222" w:history="1">
+          <w:hyperlink w:anchor="_Toc232996893" w:history="1">
             <w:r>
               <w:rPr>
                 <w:rStyle w:val="af3"/>
@@ -4996,6 +5460,8 @@
                 <w:i w:val="0"/>
                 <w:iCs w:val="0"/>
                 <w:noProof/>
+                <w:sz w:val="28"/>
+                <w:szCs w:val="28"/>
               </w:rPr>
               <w:t>2.1.3. Настройка сетевого взаимодействия</w:t>
             </w:r>
@@ -5006,6 +5472,8 @@
                 <w:iCs w:val="0"/>
                 <w:noProof/>
                 <w:webHidden/>
+                <w:sz w:val="28"/>
+                <w:szCs w:val="28"/>
               </w:rPr>
               <w:tab/>
             </w:r>
@@ -5016,6 +5484,8 @@
                 <w:iCs w:val="0"/>
                 <w:noProof/>
                 <w:webHidden/>
+                <w:sz w:val="28"/>
+                <w:szCs w:val="28"/>
               </w:rPr>
               <w:fldChar w:fldCharType="begin"/>
             </w:r>
@@ -5026,8 +5496,10 @@
                 <w:iCs w:val="0"/>
                 <w:noProof/>
                 <w:webHidden/>
-              </w:rPr>
-              <w:instrText xml:space="preserve"> PAGEREF _Toc232993222 \h </w:instrText>
+                <w:sz w:val="28"/>
+                <w:szCs w:val="28"/>
+              </w:rPr>
+              <w:instrText xml:space="preserve"> PAGEREF _Toc232996893 \h </w:instrText>
             </w:r>
             <w:r>
               <w:rPr>
@@ -5036,6 +5508,8 @@
                 <w:iCs w:val="0"/>
                 <w:noProof/>
                 <w:webHidden/>
+                <w:sz w:val="28"/>
+                <w:szCs w:val="28"/>
               </w:rPr>
             </w:r>
             <w:r>
@@ -5045,6 +5519,8 @@
                 <w:iCs w:val="0"/>
                 <w:noProof/>
                 <w:webHidden/>
+                <w:sz w:val="28"/>
+                <w:szCs w:val="28"/>
               </w:rPr>
               <w:fldChar w:fldCharType="separate"/>
             </w:r>
@@ -5055,8 +5531,10 @@
                 <w:iCs w:val="0"/>
                 <w:noProof/>
                 <w:webHidden/>
-              </w:rPr>
-              <w:t>48</w:t>
+                <w:sz w:val="28"/>
+                <w:szCs w:val="28"/>
+              </w:rPr>
+              <w:t>49</w:t>
             </w:r>
             <w:r>
               <w:rPr>
@@ -5065,6 +5543,8 @@
                 <w:iCs w:val="0"/>
                 <w:noProof/>
                 <w:webHidden/>
+                <w:sz w:val="28"/>
+                <w:szCs w:val="28"/>
               </w:rPr>
               <w:fldChar w:fldCharType="end"/>
             </w:r>
@@ -5079,13 +5559,17 @@
             <w:spacing w:line="276" w:lineRule="auto"/>
             <w:rPr>
               <w:rFonts w:ascii="Times New Roman" w:eastAsiaTheme="minorEastAsia" w:hAnsi="Times New Roman" w:cs="Times New Roman"/>
+              <w:b w:val="0"/>
+              <w:bCs w:val="0"/>
               <w:i w:val="0"/>
               <w:iCs w:val="0"/>
               <w:noProof/>
+              <w:sz w:val="28"/>
+              <w:szCs w:val="28"/>
               <w:lang w:eastAsia="ru-RU"/>
             </w:rPr>
           </w:pPr>
-          <w:hyperlink w:anchor="_Toc232993223" w:history="1">
+          <w:hyperlink w:anchor="_Toc232996894" w:history="1">
             <w:r>
               <w:rPr>
                 <w:rStyle w:val="af3"/>
@@ -5093,6 +5577,8 @@
                 <w:i w:val="0"/>
                 <w:iCs w:val="0"/>
                 <w:noProof/>
+                <w:sz w:val="28"/>
+                <w:szCs w:val="28"/>
               </w:rPr>
               <w:t>2.2. Разработка программного обеспечения для проведения экспериментов</w:t>
             </w:r>
@@ -5103,6 +5589,8 @@
                 <w:iCs w:val="0"/>
                 <w:noProof/>
                 <w:webHidden/>
+                <w:sz w:val="28"/>
+                <w:szCs w:val="28"/>
               </w:rPr>
               <w:tab/>
             </w:r>
@@ -5113,6 +5601,8 @@
                 <w:iCs w:val="0"/>
                 <w:noProof/>
                 <w:webHidden/>
+                <w:sz w:val="28"/>
+                <w:szCs w:val="28"/>
               </w:rPr>
               <w:fldChar w:fldCharType="begin"/>
             </w:r>
@@ -5123,8 +5613,10 @@
                 <w:iCs w:val="0"/>
                 <w:noProof/>
                 <w:webHidden/>
-              </w:rPr>
-              <w:instrText xml:space="preserve"> PAGEREF _Toc232993223 \h </w:instrText>
+                <w:sz w:val="28"/>
+                <w:szCs w:val="28"/>
+              </w:rPr>
+              <w:instrText xml:space="preserve"> PAGEREF _Toc232996894 \h </w:instrText>
             </w:r>
             <w:r>
               <w:rPr>
@@ -5133,6 +5625,8 @@
                 <w:iCs w:val="0"/>
                 <w:noProof/>
                 <w:webHidden/>
+                <w:sz w:val="28"/>
+                <w:szCs w:val="28"/>
               </w:rPr>
             </w:r>
             <w:r>
@@ -5142,6 +5636,8 @@
                 <w:iCs w:val="0"/>
                 <w:noProof/>
                 <w:webHidden/>
+                <w:sz w:val="28"/>
+                <w:szCs w:val="28"/>
               </w:rPr>
               <w:fldChar w:fldCharType="separate"/>
             </w:r>
@@ -5152,8 +5648,10 @@
                 <w:iCs w:val="0"/>
                 <w:noProof/>
                 <w:webHidden/>
-              </w:rPr>
-              <w:t>51</w:t>
+                <w:sz w:val="28"/>
+                <w:szCs w:val="28"/>
+              </w:rPr>
+              <w:t>52</w:t>
             </w:r>
             <w:r>
               <w:rPr>
@@ -5162,6 +5660,8 @@
                 <w:iCs w:val="0"/>
                 <w:noProof/>
                 <w:webHidden/>
+                <w:sz w:val="28"/>
+                <w:szCs w:val="28"/>
               </w:rPr>
               <w:fldChar w:fldCharType="end"/>
             </w:r>
@@ -5176,13 +5676,17 @@
             <w:spacing w:line="276" w:lineRule="auto"/>
             <w:rPr>
               <w:rFonts w:ascii="Times New Roman" w:eastAsiaTheme="minorEastAsia" w:hAnsi="Times New Roman" w:cs="Times New Roman"/>
+              <w:b w:val="0"/>
+              <w:bCs w:val="0"/>
               <w:i w:val="0"/>
               <w:iCs w:val="0"/>
               <w:noProof/>
+              <w:sz w:val="28"/>
+              <w:szCs w:val="28"/>
               <w:lang w:eastAsia="ru-RU"/>
             </w:rPr>
           </w:pPr>
-          <w:hyperlink w:anchor="_Toc232993224" w:history="1">
+          <w:hyperlink w:anchor="_Toc232996895" w:history="1">
             <w:r>
               <w:rPr>
                 <w:rStyle w:val="af3"/>
@@ -5190,6 +5694,8 @@
                 <w:i w:val="0"/>
                 <w:iCs w:val="0"/>
                 <w:noProof/>
+                <w:sz w:val="28"/>
+                <w:szCs w:val="28"/>
               </w:rPr>
               <w:t>2.2.1. Выбор инструментов для стриминга</w:t>
             </w:r>
@@ -5200,6 +5706,8 @@
                 <w:iCs w:val="0"/>
                 <w:noProof/>
                 <w:webHidden/>
+                <w:sz w:val="28"/>
+                <w:szCs w:val="28"/>
               </w:rPr>
               <w:tab/>
             </w:r>
@@ -5210,6 +5718,8 @@
                 <w:iCs w:val="0"/>
                 <w:noProof/>
                 <w:webHidden/>
+                <w:sz w:val="28"/>
+                <w:szCs w:val="28"/>
               </w:rPr>
               <w:fldChar w:fldCharType="begin"/>
             </w:r>
@@ -5220,8 +5730,10 @@
                 <w:iCs w:val="0"/>
                 <w:noProof/>
                 <w:webHidden/>
-              </w:rPr>
-              <w:instrText xml:space="preserve"> PAGEREF _Toc232993224 \h </w:instrText>
+                <w:sz w:val="28"/>
+                <w:szCs w:val="28"/>
+              </w:rPr>
+              <w:instrText xml:space="preserve"> PAGEREF _Toc232996895 \h </w:instrText>
             </w:r>
             <w:r>
               <w:rPr>
@@ -5230,6 +5742,8 @@
                 <w:iCs w:val="0"/>
                 <w:noProof/>
                 <w:webHidden/>
+                <w:sz w:val="28"/>
+                <w:szCs w:val="28"/>
               </w:rPr>
             </w:r>
             <w:r>
@@ -5239,6 +5753,8 @@
                 <w:iCs w:val="0"/>
                 <w:noProof/>
                 <w:webHidden/>
+                <w:sz w:val="28"/>
+                <w:szCs w:val="28"/>
               </w:rPr>
               <w:fldChar w:fldCharType="separate"/>
             </w:r>
@@ -5249,8 +5765,10 @@
                 <w:iCs w:val="0"/>
                 <w:noProof/>
                 <w:webHidden/>
-              </w:rPr>
-              <w:t>51</w:t>
+                <w:sz w:val="28"/>
+                <w:szCs w:val="28"/>
+              </w:rPr>
+              <w:t>52</w:t>
             </w:r>
             <w:r>
               <w:rPr>
@@ -5259,6 +5777,8 @@
                 <w:iCs w:val="0"/>
                 <w:noProof/>
                 <w:webHidden/>
+                <w:sz w:val="28"/>
+                <w:szCs w:val="28"/>
               </w:rPr>
               <w:fldChar w:fldCharType="end"/>
             </w:r>
@@ -5273,13 +5793,17 @@
             <w:spacing w:line="276" w:lineRule="auto"/>
             <w:rPr>
               <w:rFonts w:ascii="Times New Roman" w:eastAsiaTheme="minorEastAsia" w:hAnsi="Times New Roman" w:cs="Times New Roman"/>
+              <w:b w:val="0"/>
+              <w:bCs w:val="0"/>
               <w:i w:val="0"/>
               <w:iCs w:val="0"/>
               <w:noProof/>
+              <w:sz w:val="28"/>
+              <w:szCs w:val="28"/>
               <w:lang w:eastAsia="ru-RU"/>
             </w:rPr>
           </w:pPr>
-          <w:hyperlink w:anchor="_Toc232993225" w:history="1">
+          <w:hyperlink w:anchor="_Toc232996896" w:history="1">
             <w:r>
               <w:rPr>
                 <w:rStyle w:val="af3"/>
@@ -5287,6 +5811,8 @@
                 <w:i w:val="0"/>
                 <w:iCs w:val="0"/>
                 <w:noProof/>
+                <w:sz w:val="28"/>
+                <w:szCs w:val="28"/>
               </w:rPr>
               <w:t>2.2.2. Разработка сценариев отправки видеопотоков</w:t>
             </w:r>
@@ -5297,6 +5823,8 @@
                 <w:iCs w:val="0"/>
                 <w:noProof/>
                 <w:webHidden/>
+                <w:sz w:val="28"/>
+                <w:szCs w:val="28"/>
               </w:rPr>
               <w:tab/>
             </w:r>
@@ -5307,6 +5835,8 @@
                 <w:iCs w:val="0"/>
                 <w:noProof/>
                 <w:webHidden/>
+                <w:sz w:val="28"/>
+                <w:szCs w:val="28"/>
               </w:rPr>
               <w:fldChar w:fldCharType="begin"/>
             </w:r>
@@ -5317,8 +5847,10 @@
                 <w:iCs w:val="0"/>
                 <w:noProof/>
                 <w:webHidden/>
-              </w:rPr>
-              <w:instrText xml:space="preserve"> PAGEREF _Toc232993225 \h </w:instrText>
+                <w:sz w:val="28"/>
+                <w:szCs w:val="28"/>
+              </w:rPr>
+              <w:instrText xml:space="preserve"> PAGEREF _Toc232996896 \h </w:instrText>
             </w:r>
             <w:r>
               <w:rPr>
@@ -5327,6 +5859,8 @@
                 <w:iCs w:val="0"/>
                 <w:noProof/>
                 <w:webHidden/>
+                <w:sz w:val="28"/>
+                <w:szCs w:val="28"/>
               </w:rPr>
             </w:r>
             <w:r>
@@ -5336,6 +5870,8 @@
                 <w:iCs w:val="0"/>
                 <w:noProof/>
                 <w:webHidden/>
+                <w:sz w:val="28"/>
+                <w:szCs w:val="28"/>
               </w:rPr>
               <w:fldChar w:fldCharType="separate"/>
             </w:r>
@@ -5346,8 +5882,10 @@
                 <w:iCs w:val="0"/>
                 <w:noProof/>
                 <w:webHidden/>
-              </w:rPr>
-              <w:t>53</w:t>
+                <w:sz w:val="28"/>
+                <w:szCs w:val="28"/>
+              </w:rPr>
+              <w:t>54</w:t>
             </w:r>
             <w:r>
               <w:rPr>
@@ -5356,6 +5894,8 @@
                 <w:iCs w:val="0"/>
                 <w:noProof/>
                 <w:webHidden/>
+                <w:sz w:val="28"/>
+                <w:szCs w:val="28"/>
               </w:rPr>
               <w:fldChar w:fldCharType="end"/>
             </w:r>
@@ -5370,13 +5910,17 @@
             <w:spacing w:line="276" w:lineRule="auto"/>
             <w:rPr>
               <w:rFonts w:ascii="Times New Roman" w:eastAsiaTheme="minorEastAsia" w:hAnsi="Times New Roman" w:cs="Times New Roman"/>
+              <w:b w:val="0"/>
+              <w:bCs w:val="0"/>
               <w:i w:val="0"/>
               <w:iCs w:val="0"/>
               <w:noProof/>
+              <w:sz w:val="28"/>
+              <w:szCs w:val="28"/>
               <w:lang w:eastAsia="ru-RU"/>
             </w:rPr>
           </w:pPr>
-          <w:hyperlink w:anchor="_Toc232993226" w:history="1">
+          <w:hyperlink w:anchor="_Toc232996897" w:history="1">
             <w:r>
               <w:rPr>
                 <w:rStyle w:val="af3"/>
@@ -5384,6 +5928,8 @@
                 <w:i w:val="0"/>
                 <w:iCs w:val="0"/>
                 <w:noProof/>
+                <w:sz w:val="28"/>
+                <w:szCs w:val="28"/>
               </w:rPr>
               <w:t>2.2.3. Разработка системы мониторинга параметров Raspberry Pi</w:t>
             </w:r>
@@ -5394,6 +5940,8 @@
                 <w:iCs w:val="0"/>
                 <w:noProof/>
                 <w:webHidden/>
+                <w:sz w:val="28"/>
+                <w:szCs w:val="28"/>
               </w:rPr>
               <w:tab/>
             </w:r>
@@ -5404,6 +5952,8 @@
                 <w:iCs w:val="0"/>
                 <w:noProof/>
                 <w:webHidden/>
+                <w:sz w:val="28"/>
+                <w:szCs w:val="28"/>
               </w:rPr>
               <w:fldChar w:fldCharType="begin"/>
             </w:r>
@@ -5414,8 +5964,10 @@
                 <w:iCs w:val="0"/>
                 <w:noProof/>
                 <w:webHidden/>
-              </w:rPr>
-              <w:instrText xml:space="preserve"> PAGEREF _Toc232993226 \h </w:instrText>
+                <w:sz w:val="28"/>
+                <w:szCs w:val="28"/>
+              </w:rPr>
+              <w:instrText xml:space="preserve"> PAGEREF _Toc232996897 \h </w:instrText>
             </w:r>
             <w:r>
               <w:rPr>
@@ -5424,6 +5976,8 @@
                 <w:iCs w:val="0"/>
                 <w:noProof/>
                 <w:webHidden/>
+                <w:sz w:val="28"/>
+                <w:szCs w:val="28"/>
               </w:rPr>
             </w:r>
             <w:r>
@@ -5433,6 +5987,8 @@
                 <w:iCs w:val="0"/>
                 <w:noProof/>
                 <w:webHidden/>
+                <w:sz w:val="28"/>
+                <w:szCs w:val="28"/>
               </w:rPr>
               <w:fldChar w:fldCharType="separate"/>
             </w:r>
@@ -5443,8 +5999,10 @@
                 <w:iCs w:val="0"/>
                 <w:noProof/>
                 <w:webHidden/>
-              </w:rPr>
-              <w:t>55</w:t>
+                <w:sz w:val="28"/>
+                <w:szCs w:val="28"/>
+              </w:rPr>
+              <w:t>56</w:t>
             </w:r>
             <w:r>
               <w:rPr>
@@ -5453,6 +6011,8 @@
                 <w:iCs w:val="0"/>
                 <w:noProof/>
                 <w:webHidden/>
+                <w:sz w:val="28"/>
+                <w:szCs w:val="28"/>
               </w:rPr>
               <w:fldChar w:fldCharType="end"/>
             </w:r>
@@ -5467,13 +6027,17 @@
             <w:spacing w:line="276" w:lineRule="auto"/>
             <w:rPr>
               <w:rFonts w:ascii="Times New Roman" w:eastAsiaTheme="minorEastAsia" w:hAnsi="Times New Roman" w:cs="Times New Roman"/>
+              <w:b w:val="0"/>
+              <w:bCs w:val="0"/>
               <w:i w:val="0"/>
               <w:iCs w:val="0"/>
               <w:noProof/>
+              <w:sz w:val="28"/>
+              <w:szCs w:val="28"/>
               <w:lang w:eastAsia="ru-RU"/>
             </w:rPr>
           </w:pPr>
-          <w:hyperlink w:anchor="_Toc232993227" w:history="1">
+          <w:hyperlink w:anchor="_Toc232996898" w:history="1">
             <w:r>
               <w:rPr>
                 <w:rStyle w:val="af3"/>
@@ -5481,6 +6045,8 @@
                 <w:i w:val="0"/>
                 <w:iCs w:val="0"/>
                 <w:noProof/>
+                <w:sz w:val="28"/>
+                <w:szCs w:val="28"/>
               </w:rPr>
               <w:t>2.3. Формирование набора тестовых видеоданных</w:t>
             </w:r>
@@ -5491,6 +6057,8 @@
                 <w:iCs w:val="0"/>
                 <w:noProof/>
                 <w:webHidden/>
+                <w:sz w:val="28"/>
+                <w:szCs w:val="28"/>
               </w:rPr>
               <w:tab/>
             </w:r>
@@ -5501,6 +6069,8 @@
                 <w:iCs w:val="0"/>
                 <w:noProof/>
                 <w:webHidden/>
+                <w:sz w:val="28"/>
+                <w:szCs w:val="28"/>
               </w:rPr>
               <w:fldChar w:fldCharType="begin"/>
             </w:r>
@@ -5511,8 +6081,10 @@
                 <w:iCs w:val="0"/>
                 <w:noProof/>
                 <w:webHidden/>
-              </w:rPr>
-              <w:instrText xml:space="preserve"> PAGEREF _Toc232993227 \h </w:instrText>
+                <w:sz w:val="28"/>
+                <w:szCs w:val="28"/>
+              </w:rPr>
+              <w:instrText xml:space="preserve"> PAGEREF _Toc232996898 \h </w:instrText>
             </w:r>
             <w:r>
               <w:rPr>
@@ -5521,6 +6093,8 @@
                 <w:iCs w:val="0"/>
                 <w:noProof/>
                 <w:webHidden/>
+                <w:sz w:val="28"/>
+                <w:szCs w:val="28"/>
               </w:rPr>
             </w:r>
             <w:r>
@@ -5530,6 +6104,8 @@
                 <w:iCs w:val="0"/>
                 <w:noProof/>
                 <w:webHidden/>
+                <w:sz w:val="28"/>
+                <w:szCs w:val="28"/>
               </w:rPr>
               <w:fldChar w:fldCharType="separate"/>
             </w:r>
@@ -5540,8 +6116,10 @@
                 <w:iCs w:val="0"/>
                 <w:noProof/>
                 <w:webHidden/>
-              </w:rPr>
-              <w:t>58</w:t>
+                <w:sz w:val="28"/>
+                <w:szCs w:val="28"/>
+              </w:rPr>
+              <w:t>59</w:t>
             </w:r>
             <w:r>
               <w:rPr>
@@ -5550,6 +6128,8 @@
                 <w:iCs w:val="0"/>
                 <w:noProof/>
                 <w:webHidden/>
+                <w:sz w:val="28"/>
+                <w:szCs w:val="28"/>
               </w:rPr>
               <w:fldChar w:fldCharType="end"/>
             </w:r>
@@ -5564,13 +6144,17 @@
             <w:spacing w:line="276" w:lineRule="auto"/>
             <w:rPr>
               <w:rFonts w:ascii="Times New Roman" w:eastAsiaTheme="minorEastAsia" w:hAnsi="Times New Roman" w:cs="Times New Roman"/>
+              <w:b w:val="0"/>
+              <w:bCs w:val="0"/>
               <w:i w:val="0"/>
               <w:iCs w:val="0"/>
               <w:noProof/>
+              <w:sz w:val="28"/>
+              <w:szCs w:val="28"/>
               <w:lang w:eastAsia="ru-RU"/>
             </w:rPr>
           </w:pPr>
-          <w:hyperlink w:anchor="_Toc232993228" w:history="1">
+          <w:hyperlink w:anchor="_Toc232996899" w:history="1">
             <w:r>
               <w:rPr>
                 <w:rStyle w:val="af3"/>
@@ -5578,6 +6162,8 @@
                 <w:i w:val="0"/>
                 <w:iCs w:val="0"/>
                 <w:noProof/>
+                <w:sz w:val="28"/>
+                <w:szCs w:val="28"/>
               </w:rPr>
               <w:t>2.3.1. Выбор параметров тестовых видео</w:t>
             </w:r>
@@ -5588,6 +6174,8 @@
                 <w:iCs w:val="0"/>
                 <w:noProof/>
                 <w:webHidden/>
+                <w:sz w:val="28"/>
+                <w:szCs w:val="28"/>
               </w:rPr>
               <w:tab/>
             </w:r>
@@ -5598,6 +6186,8 @@
                 <w:iCs w:val="0"/>
                 <w:noProof/>
                 <w:webHidden/>
+                <w:sz w:val="28"/>
+                <w:szCs w:val="28"/>
               </w:rPr>
               <w:fldChar w:fldCharType="begin"/>
             </w:r>
@@ -5608,8 +6198,10 @@
                 <w:iCs w:val="0"/>
                 <w:noProof/>
                 <w:webHidden/>
-              </w:rPr>
-              <w:instrText xml:space="preserve"> PAGEREF _Toc232993228 \h </w:instrText>
+                <w:sz w:val="28"/>
+                <w:szCs w:val="28"/>
+              </w:rPr>
+              <w:instrText xml:space="preserve"> PAGEREF _Toc232996899 \h </w:instrText>
             </w:r>
             <w:r>
               <w:rPr>
@@ -5618,6 +6210,8 @@
                 <w:iCs w:val="0"/>
                 <w:noProof/>
                 <w:webHidden/>
+                <w:sz w:val="28"/>
+                <w:szCs w:val="28"/>
               </w:rPr>
             </w:r>
             <w:r>
@@ -5627,6 +6221,8 @@
                 <w:iCs w:val="0"/>
                 <w:noProof/>
                 <w:webHidden/>
+                <w:sz w:val="28"/>
+                <w:szCs w:val="28"/>
               </w:rPr>
               <w:fldChar w:fldCharType="separate"/>
             </w:r>
@@ -5637,8 +6233,10 @@
                 <w:iCs w:val="0"/>
                 <w:noProof/>
                 <w:webHidden/>
-              </w:rPr>
-              <w:t>58</w:t>
+                <w:sz w:val="28"/>
+                <w:szCs w:val="28"/>
+              </w:rPr>
+              <w:t>59</w:t>
             </w:r>
             <w:r>
               <w:rPr>
@@ -5647,6 +6245,8 @@
                 <w:iCs w:val="0"/>
                 <w:noProof/>
                 <w:webHidden/>
+                <w:sz w:val="28"/>
+                <w:szCs w:val="28"/>
               </w:rPr>
               <w:fldChar w:fldCharType="end"/>
             </w:r>
@@ -5661,13 +6261,17 @@
             <w:spacing w:line="276" w:lineRule="auto"/>
             <w:rPr>
               <w:rFonts w:ascii="Times New Roman" w:eastAsiaTheme="minorEastAsia" w:hAnsi="Times New Roman" w:cs="Times New Roman"/>
+              <w:b w:val="0"/>
+              <w:bCs w:val="0"/>
               <w:i w:val="0"/>
               <w:iCs w:val="0"/>
               <w:noProof/>
+              <w:sz w:val="28"/>
+              <w:szCs w:val="28"/>
               <w:lang w:eastAsia="ru-RU"/>
             </w:rPr>
           </w:pPr>
-          <w:hyperlink w:anchor="_Toc232993229" w:history="1">
+          <w:hyperlink w:anchor="_Toc232996900" w:history="1">
             <w:r>
               <w:rPr>
                 <w:rStyle w:val="af3"/>
@@ -5675,6 +6279,8 @@
                 <w:i w:val="0"/>
                 <w:iCs w:val="0"/>
                 <w:noProof/>
+                <w:sz w:val="28"/>
+                <w:szCs w:val="28"/>
               </w:rPr>
               <w:t>2.3.2. Генерация видео с различными параметрами</w:t>
             </w:r>
@@ -5685,6 +6291,8 @@
                 <w:iCs w:val="0"/>
                 <w:noProof/>
                 <w:webHidden/>
+                <w:sz w:val="28"/>
+                <w:szCs w:val="28"/>
               </w:rPr>
               <w:tab/>
             </w:r>
@@ -5695,6 +6303,8 @@
                 <w:iCs w:val="0"/>
                 <w:noProof/>
                 <w:webHidden/>
+                <w:sz w:val="28"/>
+                <w:szCs w:val="28"/>
               </w:rPr>
               <w:fldChar w:fldCharType="begin"/>
             </w:r>
@@ -5705,8 +6315,10 @@
                 <w:iCs w:val="0"/>
                 <w:noProof/>
                 <w:webHidden/>
-              </w:rPr>
-              <w:instrText xml:space="preserve"> PAGEREF _Toc232993229 \h </w:instrText>
+                <w:sz w:val="28"/>
+                <w:szCs w:val="28"/>
+              </w:rPr>
+              <w:instrText xml:space="preserve"> PAGEREF _Toc232996900 \h </w:instrText>
             </w:r>
             <w:r>
               <w:rPr>
@@ -5715,6 +6327,8 @@
                 <w:iCs w:val="0"/>
                 <w:noProof/>
                 <w:webHidden/>
+                <w:sz w:val="28"/>
+                <w:szCs w:val="28"/>
               </w:rPr>
             </w:r>
             <w:r>
@@ -5724,6 +6338,8 @@
                 <w:iCs w:val="0"/>
                 <w:noProof/>
                 <w:webHidden/>
+                <w:sz w:val="28"/>
+                <w:szCs w:val="28"/>
               </w:rPr>
               <w:fldChar w:fldCharType="separate"/>
             </w:r>
@@ -5734,8 +6350,10 @@
                 <w:iCs w:val="0"/>
                 <w:noProof/>
                 <w:webHidden/>
-              </w:rPr>
-              <w:t>62</w:t>
+                <w:sz w:val="28"/>
+                <w:szCs w:val="28"/>
+              </w:rPr>
+              <w:t>63</w:t>
             </w:r>
             <w:r>
               <w:rPr>
@@ -5744,6 +6362,8 @@
                 <w:iCs w:val="0"/>
                 <w:noProof/>
                 <w:webHidden/>
+                <w:sz w:val="28"/>
+                <w:szCs w:val="28"/>
               </w:rPr>
               <w:fldChar w:fldCharType="end"/>
             </w:r>
@@ -5758,13 +6378,17 @@
             <w:spacing w:line="276" w:lineRule="auto"/>
             <w:rPr>
               <w:rFonts w:ascii="Times New Roman" w:eastAsiaTheme="minorEastAsia" w:hAnsi="Times New Roman" w:cs="Times New Roman"/>
+              <w:b w:val="0"/>
+              <w:bCs w:val="0"/>
               <w:i w:val="0"/>
               <w:iCs w:val="0"/>
               <w:noProof/>
+              <w:sz w:val="28"/>
+              <w:szCs w:val="28"/>
               <w:lang w:eastAsia="ru-RU"/>
             </w:rPr>
           </w:pPr>
-          <w:hyperlink w:anchor="_Toc232993230" w:history="1">
+          <w:hyperlink w:anchor="_Toc232996901" w:history="1">
             <w:r>
               <w:rPr>
                 <w:rStyle w:val="af3"/>
@@ -5772,6 +6396,8 @@
                 <w:i w:val="0"/>
                 <w:iCs w:val="0"/>
                 <w:noProof/>
+                <w:sz w:val="28"/>
+                <w:szCs w:val="28"/>
               </w:rPr>
               <w:t>2.4. Методика проведения экспериментов</w:t>
             </w:r>
@@ -5782,6 +6408,8 @@
                 <w:iCs w:val="0"/>
                 <w:noProof/>
                 <w:webHidden/>
+                <w:sz w:val="28"/>
+                <w:szCs w:val="28"/>
               </w:rPr>
               <w:tab/>
             </w:r>
@@ -5792,6 +6420,8 @@
                 <w:iCs w:val="0"/>
                 <w:noProof/>
                 <w:webHidden/>
+                <w:sz w:val="28"/>
+                <w:szCs w:val="28"/>
               </w:rPr>
               <w:fldChar w:fldCharType="begin"/>
             </w:r>
@@ -5802,8 +6432,10 @@
                 <w:iCs w:val="0"/>
                 <w:noProof/>
                 <w:webHidden/>
-              </w:rPr>
-              <w:instrText xml:space="preserve"> PAGEREF _Toc232993230 \h </w:instrText>
+                <w:sz w:val="28"/>
+                <w:szCs w:val="28"/>
+              </w:rPr>
+              <w:instrText xml:space="preserve"> PAGEREF _Toc232996901 \h </w:instrText>
             </w:r>
             <w:r>
               <w:rPr>
@@ -5812,6 +6444,8 @@
                 <w:iCs w:val="0"/>
                 <w:noProof/>
                 <w:webHidden/>
+                <w:sz w:val="28"/>
+                <w:szCs w:val="28"/>
               </w:rPr>
             </w:r>
             <w:r>
@@ -5821,6 +6455,8 @@
                 <w:iCs w:val="0"/>
                 <w:noProof/>
                 <w:webHidden/>
+                <w:sz w:val="28"/>
+                <w:szCs w:val="28"/>
               </w:rPr>
               <w:fldChar w:fldCharType="separate"/>
             </w:r>
@@ -5831,8 +6467,10 @@
                 <w:iCs w:val="0"/>
                 <w:noProof/>
                 <w:webHidden/>
-              </w:rPr>
-              <w:t>64</w:t>
+                <w:sz w:val="28"/>
+                <w:szCs w:val="28"/>
+              </w:rPr>
+              <w:t>65</w:t>
             </w:r>
             <w:r>
               <w:rPr>
@@ -5841,6 +6479,8 @@
                 <w:iCs w:val="0"/>
                 <w:noProof/>
                 <w:webHidden/>
+                <w:sz w:val="28"/>
+                <w:szCs w:val="28"/>
               </w:rPr>
               <w:fldChar w:fldCharType="end"/>
             </w:r>
@@ -5855,13 +6495,17 @@
             <w:spacing w:line="276" w:lineRule="auto"/>
             <w:rPr>
               <w:rFonts w:ascii="Times New Roman" w:eastAsiaTheme="minorEastAsia" w:hAnsi="Times New Roman" w:cs="Times New Roman"/>
+              <w:b w:val="0"/>
+              <w:bCs w:val="0"/>
               <w:i w:val="0"/>
               <w:iCs w:val="0"/>
               <w:noProof/>
+              <w:sz w:val="28"/>
+              <w:szCs w:val="28"/>
               <w:lang w:eastAsia="ru-RU"/>
             </w:rPr>
           </w:pPr>
-          <w:hyperlink w:anchor="_Toc232993231" w:history="1">
+          <w:hyperlink w:anchor="_Toc232996902" w:history="1">
             <w:r>
               <w:rPr>
                 <w:rStyle w:val="af3"/>
@@ -5869,6 +6513,8 @@
                 <w:i w:val="0"/>
                 <w:iCs w:val="0"/>
                 <w:noProof/>
+                <w:sz w:val="28"/>
+                <w:szCs w:val="28"/>
               </w:rPr>
               <w:t>2.4.1. Последовательность выполнения тестов</w:t>
             </w:r>
@@ -5879,6 +6525,8 @@
                 <w:iCs w:val="0"/>
                 <w:noProof/>
                 <w:webHidden/>
+                <w:sz w:val="28"/>
+                <w:szCs w:val="28"/>
               </w:rPr>
               <w:tab/>
             </w:r>
@@ -5889,6 +6537,8 @@
                 <w:iCs w:val="0"/>
                 <w:noProof/>
                 <w:webHidden/>
+                <w:sz w:val="28"/>
+                <w:szCs w:val="28"/>
               </w:rPr>
               <w:fldChar w:fldCharType="begin"/>
             </w:r>
@@ -5899,8 +6549,10 @@
                 <w:iCs w:val="0"/>
                 <w:noProof/>
                 <w:webHidden/>
-              </w:rPr>
-              <w:instrText xml:space="preserve"> PAGEREF _Toc232993231 \h </w:instrText>
+                <w:sz w:val="28"/>
+                <w:szCs w:val="28"/>
+              </w:rPr>
+              <w:instrText xml:space="preserve"> PAGEREF _Toc232996902 \h </w:instrText>
             </w:r>
             <w:r>
               <w:rPr>
@@ -5909,6 +6561,8 @@
                 <w:iCs w:val="0"/>
                 <w:noProof/>
                 <w:webHidden/>
+                <w:sz w:val="28"/>
+                <w:szCs w:val="28"/>
               </w:rPr>
             </w:r>
             <w:r>
@@ -5918,6 +6572,8 @@
                 <w:iCs w:val="0"/>
                 <w:noProof/>
                 <w:webHidden/>
+                <w:sz w:val="28"/>
+                <w:szCs w:val="28"/>
               </w:rPr>
               <w:fldChar w:fldCharType="separate"/>
             </w:r>
@@ -5928,8 +6584,10 @@
                 <w:iCs w:val="0"/>
                 <w:noProof/>
                 <w:webHidden/>
-              </w:rPr>
-              <w:t>64</w:t>
+                <w:sz w:val="28"/>
+                <w:szCs w:val="28"/>
+              </w:rPr>
+              <w:t>65</w:t>
             </w:r>
             <w:r>
               <w:rPr>
@@ -5938,6 +6596,8 @@
                 <w:iCs w:val="0"/>
                 <w:noProof/>
                 <w:webHidden/>
+                <w:sz w:val="28"/>
+                <w:szCs w:val="28"/>
               </w:rPr>
               <w:fldChar w:fldCharType="end"/>
             </w:r>
@@ -5952,13 +6612,17 @@
             <w:spacing w:line="276" w:lineRule="auto"/>
             <w:rPr>
               <w:rFonts w:ascii="Times New Roman" w:eastAsiaTheme="minorEastAsia" w:hAnsi="Times New Roman" w:cs="Times New Roman"/>
+              <w:b w:val="0"/>
+              <w:bCs w:val="0"/>
               <w:i w:val="0"/>
               <w:iCs w:val="0"/>
               <w:noProof/>
+              <w:sz w:val="28"/>
+              <w:szCs w:val="28"/>
               <w:lang w:eastAsia="ru-RU"/>
             </w:rPr>
           </w:pPr>
-          <w:hyperlink w:anchor="_Toc232993232" w:history="1">
+          <w:hyperlink w:anchor="_Toc232996903" w:history="1">
             <w:r>
               <w:rPr>
                 <w:rStyle w:val="af3"/>
@@ -5966,6 +6630,8 @@
                 <w:i w:val="0"/>
                 <w:iCs w:val="0"/>
                 <w:noProof/>
+                <w:sz w:val="28"/>
+                <w:szCs w:val="28"/>
               </w:rPr>
               <w:t>2.4.2. Контроль температурного режима между тестами</w:t>
             </w:r>
@@ -5976,6 +6642,8 @@
                 <w:iCs w:val="0"/>
                 <w:noProof/>
                 <w:webHidden/>
+                <w:sz w:val="28"/>
+                <w:szCs w:val="28"/>
               </w:rPr>
               <w:tab/>
             </w:r>
@@ -5986,6 +6654,8 @@
                 <w:iCs w:val="0"/>
                 <w:noProof/>
                 <w:webHidden/>
+                <w:sz w:val="28"/>
+                <w:szCs w:val="28"/>
               </w:rPr>
               <w:fldChar w:fldCharType="begin"/>
             </w:r>
@@ -5996,8 +6666,10 @@
                 <w:iCs w:val="0"/>
                 <w:noProof/>
                 <w:webHidden/>
-              </w:rPr>
-              <w:instrText xml:space="preserve"> PAGEREF _Toc232993232 \h </w:instrText>
+                <w:sz w:val="28"/>
+                <w:szCs w:val="28"/>
+              </w:rPr>
+              <w:instrText xml:space="preserve"> PAGEREF _Toc232996903 \h </w:instrText>
             </w:r>
             <w:r>
               <w:rPr>
@@ -6006,6 +6678,8 @@
                 <w:iCs w:val="0"/>
                 <w:noProof/>
                 <w:webHidden/>
+                <w:sz w:val="28"/>
+                <w:szCs w:val="28"/>
               </w:rPr>
             </w:r>
             <w:r>
@@ -6015,6 +6689,8 @@
                 <w:iCs w:val="0"/>
                 <w:noProof/>
                 <w:webHidden/>
+                <w:sz w:val="28"/>
+                <w:szCs w:val="28"/>
               </w:rPr>
               <w:fldChar w:fldCharType="separate"/>
             </w:r>
@@ -6025,8 +6701,10 @@
                 <w:iCs w:val="0"/>
                 <w:noProof/>
                 <w:webHidden/>
-              </w:rPr>
-              <w:t>66</w:t>
+                <w:sz w:val="28"/>
+                <w:szCs w:val="28"/>
+              </w:rPr>
+              <w:t>67</w:t>
             </w:r>
             <w:r>
               <w:rPr>
@@ -6035,6 +6713,8 @@
                 <w:iCs w:val="0"/>
                 <w:noProof/>
                 <w:webHidden/>
+                <w:sz w:val="28"/>
+                <w:szCs w:val="28"/>
               </w:rPr>
               <w:fldChar w:fldCharType="end"/>
             </w:r>
@@ -6049,13 +6729,17 @@
             <w:spacing w:line="276" w:lineRule="auto"/>
             <w:rPr>
               <w:rFonts w:ascii="Times New Roman" w:eastAsiaTheme="minorEastAsia" w:hAnsi="Times New Roman" w:cs="Times New Roman"/>
+              <w:b w:val="0"/>
+              <w:bCs w:val="0"/>
               <w:i w:val="0"/>
               <w:iCs w:val="0"/>
               <w:noProof/>
+              <w:sz w:val="28"/>
+              <w:szCs w:val="28"/>
               <w:lang w:eastAsia="ru-RU"/>
             </w:rPr>
           </w:pPr>
-          <w:hyperlink w:anchor="_Toc232993233" w:history="1">
+          <w:hyperlink w:anchor="_Toc232996904" w:history="1">
             <w:r>
               <w:rPr>
                 <w:rStyle w:val="af3"/>
@@ -6063,6 +6747,8 @@
                 <w:i w:val="0"/>
                 <w:iCs w:val="0"/>
                 <w:noProof/>
+                <w:sz w:val="28"/>
+                <w:szCs w:val="28"/>
               </w:rPr>
               <w:t>2.4.3. Фиксация параметров производительности</w:t>
             </w:r>
@@ -6073,6 +6759,8 @@
                 <w:iCs w:val="0"/>
                 <w:noProof/>
                 <w:webHidden/>
+                <w:sz w:val="28"/>
+                <w:szCs w:val="28"/>
               </w:rPr>
               <w:tab/>
             </w:r>
@@ -6083,6 +6771,8 @@
                 <w:iCs w:val="0"/>
                 <w:noProof/>
                 <w:webHidden/>
+                <w:sz w:val="28"/>
+                <w:szCs w:val="28"/>
               </w:rPr>
               <w:fldChar w:fldCharType="begin"/>
             </w:r>
@@ -6093,8 +6783,10 @@
                 <w:iCs w:val="0"/>
                 <w:noProof/>
                 <w:webHidden/>
-              </w:rPr>
-              <w:instrText xml:space="preserve"> PAGEREF _Toc232993233 \h </w:instrText>
+                <w:sz w:val="28"/>
+                <w:szCs w:val="28"/>
+              </w:rPr>
+              <w:instrText xml:space="preserve"> PAGEREF _Toc232996904 \h </w:instrText>
             </w:r>
             <w:r>
               <w:rPr>
@@ -6103,6 +6795,8 @@
                 <w:iCs w:val="0"/>
                 <w:noProof/>
                 <w:webHidden/>
+                <w:sz w:val="28"/>
+                <w:szCs w:val="28"/>
               </w:rPr>
             </w:r>
             <w:r>
@@ -6112,6 +6806,8 @@
                 <w:iCs w:val="0"/>
                 <w:noProof/>
                 <w:webHidden/>
+                <w:sz w:val="28"/>
+                <w:szCs w:val="28"/>
               </w:rPr>
               <w:fldChar w:fldCharType="separate"/>
             </w:r>
@@ -6122,8 +6818,10 @@
                 <w:iCs w:val="0"/>
                 <w:noProof/>
                 <w:webHidden/>
-              </w:rPr>
-              <w:t>67</w:t>
+                <w:sz w:val="28"/>
+                <w:szCs w:val="28"/>
+              </w:rPr>
+              <w:t>68</w:t>
             </w:r>
             <w:r>
               <w:rPr>
@@ -6132,6 +6830,8 @@
                 <w:iCs w:val="0"/>
                 <w:noProof/>
                 <w:webHidden/>
+                <w:sz w:val="28"/>
+                <w:szCs w:val="28"/>
               </w:rPr>
               <w:fldChar w:fldCharType="end"/>
             </w:r>
@@ -6146,13 +6846,17 @@
             <w:spacing w:line="276" w:lineRule="auto"/>
             <w:rPr>
               <w:rFonts w:ascii="Times New Roman" w:eastAsiaTheme="minorEastAsia" w:hAnsi="Times New Roman" w:cs="Times New Roman"/>
+              <w:b w:val="0"/>
+              <w:bCs w:val="0"/>
               <w:i w:val="0"/>
               <w:iCs w:val="0"/>
               <w:noProof/>
+              <w:sz w:val="28"/>
+              <w:szCs w:val="28"/>
               <w:lang w:eastAsia="ru-RU"/>
             </w:rPr>
           </w:pPr>
-          <w:hyperlink w:anchor="_Toc232993234" w:history="1">
+          <w:hyperlink w:anchor="_Toc232996905" w:history="1">
             <w:r>
               <w:rPr>
                 <w:rStyle w:val="af3"/>
@@ -6160,6 +6864,8 @@
                 <w:i w:val="0"/>
                 <w:iCs w:val="0"/>
                 <w:noProof/>
+                <w:sz w:val="28"/>
+                <w:szCs w:val="28"/>
               </w:rPr>
               <w:t>2.4.4. Методика расчета метрик качества (PSNR, SSIM)</w:t>
             </w:r>
@@ -6170,6 +6876,8 @@
                 <w:iCs w:val="0"/>
                 <w:noProof/>
                 <w:webHidden/>
+                <w:sz w:val="28"/>
+                <w:szCs w:val="28"/>
               </w:rPr>
               <w:tab/>
             </w:r>
@@ -6180,6 +6888,8 @@
                 <w:iCs w:val="0"/>
                 <w:noProof/>
                 <w:webHidden/>
+                <w:sz w:val="28"/>
+                <w:szCs w:val="28"/>
               </w:rPr>
               <w:fldChar w:fldCharType="begin"/>
             </w:r>
@@ -6190,8 +6900,10 @@
                 <w:iCs w:val="0"/>
                 <w:noProof/>
                 <w:webHidden/>
-              </w:rPr>
-              <w:instrText xml:space="preserve"> PAGEREF _Toc232993234 \h </w:instrText>
+                <w:sz w:val="28"/>
+                <w:szCs w:val="28"/>
+              </w:rPr>
+              <w:instrText xml:space="preserve"> PAGEREF _Toc232996905 \h </w:instrText>
             </w:r>
             <w:r>
               <w:rPr>
@@ -6200,6 +6912,8 @@
                 <w:iCs w:val="0"/>
                 <w:noProof/>
                 <w:webHidden/>
+                <w:sz w:val="28"/>
+                <w:szCs w:val="28"/>
               </w:rPr>
             </w:r>
             <w:r>
@@ -6209,6 +6923,8 @@
                 <w:iCs w:val="0"/>
                 <w:noProof/>
                 <w:webHidden/>
+                <w:sz w:val="28"/>
+                <w:szCs w:val="28"/>
               </w:rPr>
               <w:fldChar w:fldCharType="separate"/>
             </w:r>
@@ -6219,8 +6935,10 @@
                 <w:iCs w:val="0"/>
                 <w:noProof/>
                 <w:webHidden/>
-              </w:rPr>
-              <w:t>68</w:t>
+                <w:sz w:val="28"/>
+                <w:szCs w:val="28"/>
+              </w:rPr>
+              <w:t>69</w:t>
             </w:r>
             <w:r>
               <w:rPr>
@@ -6229,6 +6947,8 @@
                 <w:iCs w:val="0"/>
                 <w:noProof/>
                 <w:webHidden/>
+                <w:sz w:val="28"/>
+                <w:szCs w:val="28"/>
               </w:rPr>
               <w:fldChar w:fldCharType="end"/>
             </w:r>
@@ -6243,13 +6963,17 @@
             <w:spacing w:line="276" w:lineRule="auto"/>
             <w:rPr>
               <w:rFonts w:ascii="Times New Roman" w:eastAsiaTheme="minorEastAsia" w:hAnsi="Times New Roman" w:cs="Times New Roman"/>
+              <w:b w:val="0"/>
+              <w:bCs w:val="0"/>
               <w:i w:val="0"/>
               <w:iCs w:val="0"/>
               <w:noProof/>
+              <w:sz w:val="28"/>
+              <w:szCs w:val="28"/>
               <w:lang w:eastAsia="ru-RU"/>
             </w:rPr>
           </w:pPr>
-          <w:hyperlink w:anchor="_Toc232993235" w:history="1">
+          <w:hyperlink w:anchor="_Toc232996906" w:history="1">
             <w:r>
               <w:rPr>
                 <w:rStyle w:val="af3"/>
@@ -6257,6 +6981,8 @@
                 <w:i w:val="0"/>
                 <w:iCs w:val="0"/>
                 <w:noProof/>
+                <w:sz w:val="28"/>
+                <w:szCs w:val="28"/>
               </w:rPr>
               <w:t>2.4.5. Выводы по главе 2</w:t>
             </w:r>
@@ -6267,6 +6993,8 @@
                 <w:iCs w:val="0"/>
                 <w:noProof/>
                 <w:webHidden/>
+                <w:sz w:val="28"/>
+                <w:szCs w:val="28"/>
               </w:rPr>
               <w:tab/>
             </w:r>
@@ -6277,6 +7005,8 @@
                 <w:iCs w:val="0"/>
                 <w:noProof/>
                 <w:webHidden/>
+                <w:sz w:val="28"/>
+                <w:szCs w:val="28"/>
               </w:rPr>
               <w:fldChar w:fldCharType="begin"/>
             </w:r>
@@ -6287,8 +7017,10 @@
                 <w:iCs w:val="0"/>
                 <w:noProof/>
                 <w:webHidden/>
-              </w:rPr>
-              <w:instrText xml:space="preserve"> PAGEREF _Toc232993235 \h </w:instrText>
+                <w:sz w:val="28"/>
+                <w:szCs w:val="28"/>
+              </w:rPr>
+              <w:instrText xml:space="preserve"> PAGEREF _Toc232996906 \h </w:instrText>
             </w:r>
             <w:r>
               <w:rPr>
@@ -6297,6 +7029,8 @@
                 <w:iCs w:val="0"/>
                 <w:noProof/>
                 <w:webHidden/>
+                <w:sz w:val="28"/>
+                <w:szCs w:val="28"/>
               </w:rPr>
             </w:r>
             <w:r>
@@ -6306,6 +7040,8 @@
                 <w:iCs w:val="0"/>
                 <w:noProof/>
                 <w:webHidden/>
+                <w:sz w:val="28"/>
+                <w:szCs w:val="28"/>
               </w:rPr>
               <w:fldChar w:fldCharType="separate"/>
             </w:r>
@@ -6316,8 +7052,10 @@
                 <w:iCs w:val="0"/>
                 <w:noProof/>
                 <w:webHidden/>
-              </w:rPr>
-              <w:t>70</w:t>
+                <w:sz w:val="28"/>
+                <w:szCs w:val="28"/>
+              </w:rPr>
+              <w:t>71</w:t>
             </w:r>
             <w:r>
               <w:rPr>
@@ -6326,6 +7064,8 @@
                 <w:iCs w:val="0"/>
                 <w:noProof/>
                 <w:webHidden/>
+                <w:sz w:val="28"/>
+                <w:szCs w:val="28"/>
               </w:rPr>
               <w:fldChar w:fldCharType="end"/>
             </w:r>
@@ -6340,13 +7080,17 @@
             <w:spacing w:line="276" w:lineRule="auto"/>
             <w:rPr>
               <w:rFonts w:ascii="Times New Roman" w:eastAsiaTheme="minorEastAsia" w:hAnsi="Times New Roman" w:cs="Times New Roman"/>
+              <w:b w:val="0"/>
+              <w:bCs w:val="0"/>
               <w:i w:val="0"/>
               <w:iCs w:val="0"/>
               <w:noProof/>
+              <w:sz w:val="28"/>
+              <w:szCs w:val="28"/>
               <w:lang w:eastAsia="ru-RU"/>
             </w:rPr>
           </w:pPr>
-          <w:hyperlink w:anchor="_Toc232993236" w:history="1">
+          <w:hyperlink w:anchor="_Toc232996907" w:history="1">
             <w:r>
               <w:rPr>
                 <w:rStyle w:val="af3"/>
@@ -6354,6 +7098,8 @@
                 <w:i w:val="0"/>
                 <w:iCs w:val="0"/>
                 <w:noProof/>
+                <w:sz w:val="28"/>
+                <w:szCs w:val="28"/>
               </w:rPr>
               <w:t>ГЛАВА 3. ЭКСПЕРИМЕНТАЛЬНОЕ ИССЛЕДОВАНИЕ ПРОИЗВОДИТЕЛЬНОСТИ RASPBERRY PI 4B И АНАЛИЗ РЕЗУЛЬТАТОВ</w:t>
             </w:r>
@@ -6364,6 +7110,8 @@
                 <w:iCs w:val="0"/>
                 <w:noProof/>
                 <w:webHidden/>
+                <w:sz w:val="28"/>
+                <w:szCs w:val="28"/>
               </w:rPr>
               <w:tab/>
             </w:r>
@@ -6374,6 +7122,8 @@
                 <w:iCs w:val="0"/>
                 <w:noProof/>
                 <w:webHidden/>
+                <w:sz w:val="28"/>
+                <w:szCs w:val="28"/>
               </w:rPr>
               <w:fldChar w:fldCharType="begin"/>
             </w:r>
@@ -6384,8 +7134,10 @@
                 <w:iCs w:val="0"/>
                 <w:noProof/>
                 <w:webHidden/>
-              </w:rPr>
-              <w:instrText xml:space="preserve"> PAGEREF _Toc232993236 \h </w:instrText>
+                <w:sz w:val="28"/>
+                <w:szCs w:val="28"/>
+              </w:rPr>
+              <w:instrText xml:space="preserve"> PAGEREF _Toc232996907 \h </w:instrText>
             </w:r>
             <w:r>
               <w:rPr>
@@ -6394,6 +7146,8 @@
                 <w:iCs w:val="0"/>
                 <w:noProof/>
                 <w:webHidden/>
+                <w:sz w:val="28"/>
+                <w:szCs w:val="28"/>
               </w:rPr>
             </w:r>
             <w:r>
@@ -6403,6 +7157,8 @@
                 <w:iCs w:val="0"/>
                 <w:noProof/>
                 <w:webHidden/>
+                <w:sz w:val="28"/>
+                <w:szCs w:val="28"/>
               </w:rPr>
               <w:fldChar w:fldCharType="separate"/>
             </w:r>
@@ -6413,8 +7169,10 @@
                 <w:iCs w:val="0"/>
                 <w:noProof/>
                 <w:webHidden/>
-              </w:rPr>
-              <w:t>71</w:t>
+                <w:sz w:val="28"/>
+                <w:szCs w:val="28"/>
+              </w:rPr>
+              <w:t>72</w:t>
             </w:r>
             <w:r>
               <w:rPr>
@@ -6423,6 +7181,8 @@
                 <w:iCs w:val="0"/>
                 <w:noProof/>
                 <w:webHidden/>
+                <w:sz w:val="28"/>
+                <w:szCs w:val="28"/>
               </w:rPr>
               <w:fldChar w:fldCharType="end"/>
             </w:r>
@@ -6437,13 +7197,17 @@
             <w:spacing w:line="276" w:lineRule="auto"/>
             <w:rPr>
               <w:rFonts w:ascii="Times New Roman" w:eastAsiaTheme="minorEastAsia" w:hAnsi="Times New Roman" w:cs="Times New Roman"/>
+              <w:b w:val="0"/>
+              <w:bCs w:val="0"/>
               <w:i w:val="0"/>
               <w:iCs w:val="0"/>
               <w:noProof/>
+              <w:sz w:val="28"/>
+              <w:szCs w:val="28"/>
               <w:lang w:eastAsia="ru-RU"/>
             </w:rPr>
           </w:pPr>
-          <w:hyperlink w:anchor="_Toc232993237" w:history="1">
+          <w:hyperlink w:anchor="_Toc232996908" w:history="1">
             <w:r>
               <w:rPr>
                 <w:rStyle w:val="af3"/>
@@ -6451,6 +7215,8 @@
                 <w:i w:val="0"/>
                 <w:iCs w:val="0"/>
                 <w:noProof/>
+                <w:sz w:val="28"/>
+                <w:szCs w:val="28"/>
               </w:rPr>
               <w:t>3.1. Результаты тестирования при низких нагрузках (разрешение 4CIF)</w:t>
             </w:r>
@@ -6461,6 +7227,8 @@
                 <w:iCs w:val="0"/>
                 <w:noProof/>
                 <w:webHidden/>
+                <w:sz w:val="28"/>
+                <w:szCs w:val="28"/>
               </w:rPr>
               <w:tab/>
             </w:r>
@@ -6471,6 +7239,8 @@
                 <w:iCs w:val="0"/>
                 <w:noProof/>
                 <w:webHidden/>
+                <w:sz w:val="28"/>
+                <w:szCs w:val="28"/>
               </w:rPr>
               <w:fldChar w:fldCharType="begin"/>
             </w:r>
@@ -6481,8 +7251,10 @@
                 <w:iCs w:val="0"/>
                 <w:noProof/>
                 <w:webHidden/>
-              </w:rPr>
-              <w:instrText xml:space="preserve"> PAGEREF _Toc232993237 \h </w:instrText>
+                <w:sz w:val="28"/>
+                <w:szCs w:val="28"/>
+              </w:rPr>
+              <w:instrText xml:space="preserve"> PAGEREF _Toc232996908 \h </w:instrText>
             </w:r>
             <w:r>
               <w:rPr>
@@ -6491,6 +7263,8 @@
                 <w:iCs w:val="0"/>
                 <w:noProof/>
                 <w:webHidden/>
+                <w:sz w:val="28"/>
+                <w:szCs w:val="28"/>
               </w:rPr>
             </w:r>
             <w:r>
@@ -6500,6 +7274,8 @@
                 <w:iCs w:val="0"/>
                 <w:noProof/>
                 <w:webHidden/>
+                <w:sz w:val="28"/>
+                <w:szCs w:val="28"/>
               </w:rPr>
               <w:fldChar w:fldCharType="separate"/>
             </w:r>
@@ -6510,8 +7286,10 @@
                 <w:iCs w:val="0"/>
                 <w:noProof/>
                 <w:webHidden/>
-              </w:rPr>
-              <w:t>71</w:t>
+                <w:sz w:val="28"/>
+                <w:szCs w:val="28"/>
+              </w:rPr>
+              <w:t>72</w:t>
             </w:r>
             <w:r>
               <w:rPr>
@@ -6520,6 +7298,8 @@
                 <w:iCs w:val="0"/>
                 <w:noProof/>
                 <w:webHidden/>
+                <w:sz w:val="28"/>
+                <w:szCs w:val="28"/>
               </w:rPr>
               <w:fldChar w:fldCharType="end"/>
             </w:r>
@@ -6534,13 +7314,17 @@
             <w:spacing w:line="276" w:lineRule="auto"/>
             <w:rPr>
               <w:rFonts w:ascii="Times New Roman" w:eastAsiaTheme="minorEastAsia" w:hAnsi="Times New Roman" w:cs="Times New Roman"/>
+              <w:b w:val="0"/>
+              <w:bCs w:val="0"/>
               <w:i w:val="0"/>
               <w:iCs w:val="0"/>
               <w:noProof/>
+              <w:sz w:val="28"/>
+              <w:szCs w:val="28"/>
               <w:lang w:eastAsia="ru-RU"/>
             </w:rPr>
           </w:pPr>
-          <w:hyperlink w:anchor="_Toc232993238" w:history="1">
+          <w:hyperlink w:anchor="_Toc232996909" w:history="1">
             <w:r>
               <w:rPr>
                 <w:rStyle w:val="af3"/>
@@ -6548,6 +7332,8 @@
                 <w:i w:val="0"/>
                 <w:iCs w:val="0"/>
                 <w:noProof/>
+                <w:sz w:val="28"/>
+                <w:szCs w:val="28"/>
               </w:rPr>
               <w:t>3.2. Результаты тестирования при средних нагрузках (разрешение HD)</w:t>
             </w:r>
@@ -6558,6 +7344,8 @@
                 <w:iCs w:val="0"/>
                 <w:noProof/>
                 <w:webHidden/>
+                <w:sz w:val="28"/>
+                <w:szCs w:val="28"/>
               </w:rPr>
               <w:tab/>
             </w:r>
@@ -6568,6 +7356,8 @@
                 <w:iCs w:val="0"/>
                 <w:noProof/>
                 <w:webHidden/>
+                <w:sz w:val="28"/>
+                <w:szCs w:val="28"/>
               </w:rPr>
               <w:fldChar w:fldCharType="begin"/>
             </w:r>
@@ -6578,8 +7368,10 @@
                 <w:iCs w:val="0"/>
                 <w:noProof/>
                 <w:webHidden/>
-              </w:rPr>
-              <w:instrText xml:space="preserve"> PAGEREF _Toc232993238 \h </w:instrText>
+                <w:sz w:val="28"/>
+                <w:szCs w:val="28"/>
+              </w:rPr>
+              <w:instrText xml:space="preserve"> PAGEREF _Toc232996909 \h </w:instrText>
             </w:r>
             <w:r>
               <w:rPr>
@@ -6588,6 +7380,8 @@
                 <w:iCs w:val="0"/>
                 <w:noProof/>
                 <w:webHidden/>
+                <w:sz w:val="28"/>
+                <w:szCs w:val="28"/>
               </w:rPr>
             </w:r>
             <w:r>
@@ -6597,6 +7391,8 @@
                 <w:iCs w:val="0"/>
                 <w:noProof/>
                 <w:webHidden/>
+                <w:sz w:val="28"/>
+                <w:szCs w:val="28"/>
               </w:rPr>
               <w:fldChar w:fldCharType="separate"/>
             </w:r>
@@ -6607,8 +7403,10 @@
                 <w:iCs w:val="0"/>
                 <w:noProof/>
                 <w:webHidden/>
-              </w:rPr>
-              <w:t>75</w:t>
+                <w:sz w:val="28"/>
+                <w:szCs w:val="28"/>
+              </w:rPr>
+              <w:t>76</w:t>
             </w:r>
             <w:r>
               <w:rPr>
@@ -6617,6 +7415,8 @@
                 <w:iCs w:val="0"/>
                 <w:noProof/>
                 <w:webHidden/>
+                <w:sz w:val="28"/>
+                <w:szCs w:val="28"/>
               </w:rPr>
               <w:fldChar w:fldCharType="end"/>
             </w:r>
@@ -6631,13 +7431,17 @@
             <w:spacing w:line="276" w:lineRule="auto"/>
             <w:rPr>
               <w:rFonts w:ascii="Times New Roman" w:eastAsiaTheme="minorEastAsia" w:hAnsi="Times New Roman" w:cs="Times New Roman"/>
+              <w:b w:val="0"/>
+              <w:bCs w:val="0"/>
               <w:i w:val="0"/>
               <w:iCs w:val="0"/>
               <w:noProof/>
+              <w:sz w:val="28"/>
+              <w:szCs w:val="28"/>
               <w:lang w:eastAsia="ru-RU"/>
             </w:rPr>
           </w:pPr>
-          <w:hyperlink w:anchor="_Toc232993239" w:history="1">
+          <w:hyperlink w:anchor="_Toc232996910" w:history="1">
             <w:r>
               <w:rPr>
                 <w:rStyle w:val="af3"/>
@@ -6645,6 +7449,8 @@
                 <w:i w:val="0"/>
                 <w:iCs w:val="0"/>
                 <w:noProof/>
+                <w:sz w:val="28"/>
+                <w:szCs w:val="28"/>
               </w:rPr>
               <w:t>3.3. Результаты тестирования при высоких нагрузках (разрешение Full HD)</w:t>
             </w:r>
@@ -6655,6 +7461,8 @@
                 <w:iCs w:val="0"/>
                 <w:noProof/>
                 <w:webHidden/>
+                <w:sz w:val="28"/>
+                <w:szCs w:val="28"/>
               </w:rPr>
               <w:tab/>
             </w:r>
@@ -6665,6 +7473,8 @@
                 <w:iCs w:val="0"/>
                 <w:noProof/>
                 <w:webHidden/>
+                <w:sz w:val="28"/>
+                <w:szCs w:val="28"/>
               </w:rPr>
               <w:fldChar w:fldCharType="begin"/>
             </w:r>
@@ -6675,8 +7485,10 @@
                 <w:iCs w:val="0"/>
                 <w:noProof/>
                 <w:webHidden/>
-              </w:rPr>
-              <w:instrText xml:space="preserve"> PAGEREF _Toc232993239 \h </w:instrText>
+                <w:sz w:val="28"/>
+                <w:szCs w:val="28"/>
+              </w:rPr>
+              <w:instrText xml:space="preserve"> PAGEREF _Toc232996910 \h </w:instrText>
             </w:r>
             <w:r>
               <w:rPr>
@@ -6685,6 +7497,8 @@
                 <w:iCs w:val="0"/>
                 <w:noProof/>
                 <w:webHidden/>
+                <w:sz w:val="28"/>
+                <w:szCs w:val="28"/>
               </w:rPr>
             </w:r>
             <w:r>
@@ -6694,6 +7508,8 @@
                 <w:iCs w:val="0"/>
                 <w:noProof/>
                 <w:webHidden/>
+                <w:sz w:val="28"/>
+                <w:szCs w:val="28"/>
               </w:rPr>
               <w:fldChar w:fldCharType="separate"/>
             </w:r>
@@ -6704,8 +7520,10 @@
                 <w:iCs w:val="0"/>
                 <w:noProof/>
                 <w:webHidden/>
-              </w:rPr>
-              <w:t>79</w:t>
+                <w:sz w:val="28"/>
+                <w:szCs w:val="28"/>
+              </w:rPr>
+              <w:t>80</w:t>
             </w:r>
             <w:r>
               <w:rPr>
@@ -6714,6 +7532,8 @@
                 <w:iCs w:val="0"/>
                 <w:noProof/>
                 <w:webHidden/>
+                <w:sz w:val="28"/>
+                <w:szCs w:val="28"/>
               </w:rPr>
               <w:fldChar w:fldCharType="end"/>
             </w:r>
@@ -6728,13 +7548,17 @@
             <w:spacing w:line="276" w:lineRule="auto"/>
             <w:rPr>
               <w:rFonts w:ascii="Times New Roman" w:eastAsiaTheme="minorEastAsia" w:hAnsi="Times New Roman" w:cs="Times New Roman"/>
+              <w:b w:val="0"/>
+              <w:bCs w:val="0"/>
               <w:i w:val="0"/>
               <w:iCs w:val="0"/>
               <w:noProof/>
+              <w:sz w:val="28"/>
+              <w:szCs w:val="28"/>
               <w:lang w:eastAsia="ru-RU"/>
             </w:rPr>
           </w:pPr>
-          <w:hyperlink w:anchor="_Toc232993240" w:history="1">
+          <w:hyperlink w:anchor="_Toc232996911" w:history="1">
             <w:r>
               <w:rPr>
                 <w:rStyle w:val="af3"/>
@@ -6742,6 +7566,8 @@
                 <w:i w:val="0"/>
                 <w:iCs w:val="0"/>
                 <w:noProof/>
+                <w:sz w:val="28"/>
+                <w:szCs w:val="28"/>
               </w:rPr>
               <w:t>3.4. Выявление вычислительного предела производительности</w:t>
             </w:r>
@@ -6752,6 +7578,8 @@
                 <w:iCs w:val="0"/>
                 <w:noProof/>
                 <w:webHidden/>
+                <w:sz w:val="28"/>
+                <w:szCs w:val="28"/>
               </w:rPr>
               <w:tab/>
             </w:r>
@@ -6762,6 +7590,8 @@
                 <w:iCs w:val="0"/>
                 <w:noProof/>
                 <w:webHidden/>
+                <w:sz w:val="28"/>
+                <w:szCs w:val="28"/>
               </w:rPr>
               <w:fldChar w:fldCharType="begin"/>
             </w:r>
@@ -6772,8 +7602,10 @@
                 <w:iCs w:val="0"/>
                 <w:noProof/>
                 <w:webHidden/>
-              </w:rPr>
-              <w:instrText xml:space="preserve"> PAGEREF _Toc232993240 \h </w:instrText>
+                <w:sz w:val="28"/>
+                <w:szCs w:val="28"/>
+              </w:rPr>
+              <w:instrText xml:space="preserve"> PAGEREF _Toc232996911 \h </w:instrText>
             </w:r>
             <w:r>
               <w:rPr>
@@ -6782,6 +7614,8 @@
                 <w:iCs w:val="0"/>
                 <w:noProof/>
                 <w:webHidden/>
+                <w:sz w:val="28"/>
+                <w:szCs w:val="28"/>
               </w:rPr>
             </w:r>
             <w:r>
@@ -6791,6 +7625,8 @@
                 <w:iCs w:val="0"/>
                 <w:noProof/>
                 <w:webHidden/>
+                <w:sz w:val="28"/>
+                <w:szCs w:val="28"/>
               </w:rPr>
               <w:fldChar w:fldCharType="separate"/>
             </w:r>
@@ -6801,8 +7637,10 @@
                 <w:iCs w:val="0"/>
                 <w:noProof/>
                 <w:webHidden/>
-              </w:rPr>
-              <w:t>84</w:t>
+                <w:sz w:val="28"/>
+                <w:szCs w:val="28"/>
+              </w:rPr>
+              <w:t>85</w:t>
             </w:r>
             <w:r>
               <w:rPr>
@@ -6811,6 +7649,8 @@
                 <w:iCs w:val="0"/>
                 <w:noProof/>
                 <w:webHidden/>
+                <w:sz w:val="28"/>
+                <w:szCs w:val="28"/>
               </w:rPr>
               <w:fldChar w:fldCharType="end"/>
             </w:r>
@@ -6825,13 +7665,17 @@
             <w:spacing w:line="276" w:lineRule="auto"/>
             <w:rPr>
               <w:rFonts w:ascii="Times New Roman" w:eastAsiaTheme="minorEastAsia" w:hAnsi="Times New Roman" w:cs="Times New Roman"/>
+              <w:b w:val="0"/>
+              <w:bCs w:val="0"/>
               <w:i w:val="0"/>
               <w:iCs w:val="0"/>
               <w:noProof/>
+              <w:sz w:val="28"/>
+              <w:szCs w:val="28"/>
               <w:lang w:eastAsia="ru-RU"/>
             </w:rPr>
           </w:pPr>
-          <w:hyperlink w:anchor="_Toc232993241" w:history="1">
+          <w:hyperlink w:anchor="_Toc232996912" w:history="1">
             <w:r>
               <w:rPr>
                 <w:rStyle w:val="af3"/>
@@ -6839,50 +7683,10 @@
                 <w:i w:val="0"/>
                 <w:iCs w:val="0"/>
                 <w:noProof/>
-              </w:rPr>
-              <w:t>3.</w:t>
-            </w:r>
-            <w:r>
-              <w:rPr>
-                <w:rStyle w:val="af3"/>
-                <w:rFonts w:ascii="Times New Roman" w:hAnsi="Times New Roman" w:cs="Times New Roman"/>
-                <w:i w:val="0"/>
-                <w:iCs w:val="0"/>
-                <w:noProof/>
-                <w:lang w:val="en-US"/>
-              </w:rPr>
-              <w:t>4</w:t>
-            </w:r>
-            <w:r>
-              <w:rPr>
-                <w:rStyle w:val="af3"/>
-                <w:rFonts w:ascii="Times New Roman" w:hAnsi="Times New Roman" w:cs="Times New Roman"/>
-                <w:i w:val="0"/>
-                <w:iCs w:val="0"/>
-                <w:noProof/>
-              </w:rPr>
-              <w:t>.</w:t>
-            </w:r>
-            <w:r>
-              <w:rPr>
-                <w:rStyle w:val="af3"/>
-                <w:rFonts w:ascii="Times New Roman" w:hAnsi="Times New Roman" w:cs="Times New Roman"/>
-                <w:i w:val="0"/>
-                <w:iCs w:val="0"/>
-                <w:noProof/>
-                <w:lang w:val="en-US"/>
-              </w:rPr>
-              <w:t>1</w:t>
-            </w:r>
-            <w:r>
-              <w:rPr>
-                <w:rStyle w:val="af3"/>
-                <w:rFonts w:ascii="Times New Roman" w:hAnsi="Times New Roman" w:cs="Times New Roman"/>
-                <w:i w:val="0"/>
-                <w:iCs w:val="0"/>
-                <w:noProof/>
-              </w:rPr>
-              <w:t>. Анализ падения скорости обработки (speed &lt; 1.0x)</w:t>
+                <w:sz w:val="28"/>
+                <w:szCs w:val="28"/>
+              </w:rPr>
+              <w:t>3.4.1. Анализ падения скорости обработки (speed &lt; 1.0x)</w:t>
             </w:r>
             <w:r>
               <w:rPr>
@@ -6891,6 +7695,8 @@
                 <w:iCs w:val="0"/>
                 <w:noProof/>
                 <w:webHidden/>
+                <w:sz w:val="28"/>
+                <w:szCs w:val="28"/>
               </w:rPr>
               <w:tab/>
             </w:r>
@@ -6901,6 +7707,8 @@
                 <w:iCs w:val="0"/>
                 <w:noProof/>
                 <w:webHidden/>
+                <w:sz w:val="28"/>
+                <w:szCs w:val="28"/>
               </w:rPr>
               <w:fldChar w:fldCharType="begin"/>
             </w:r>
@@ -6911,8 +7719,10 @@
                 <w:iCs w:val="0"/>
                 <w:noProof/>
                 <w:webHidden/>
-              </w:rPr>
-              <w:instrText xml:space="preserve"> PAGEREF _Toc232993241 \h </w:instrText>
+                <w:sz w:val="28"/>
+                <w:szCs w:val="28"/>
+              </w:rPr>
+              <w:instrText xml:space="preserve"> PAGEREF _Toc232996912 \h </w:instrText>
             </w:r>
             <w:r>
               <w:rPr>
@@ -6921,6 +7731,8 @@
                 <w:iCs w:val="0"/>
                 <w:noProof/>
                 <w:webHidden/>
+                <w:sz w:val="28"/>
+                <w:szCs w:val="28"/>
               </w:rPr>
             </w:r>
             <w:r>
@@ -6930,6 +7742,8 @@
                 <w:iCs w:val="0"/>
                 <w:noProof/>
                 <w:webHidden/>
+                <w:sz w:val="28"/>
+                <w:szCs w:val="28"/>
               </w:rPr>
               <w:fldChar w:fldCharType="separate"/>
             </w:r>
@@ -6940,8 +7754,10 @@
                 <w:iCs w:val="0"/>
                 <w:noProof/>
                 <w:webHidden/>
-              </w:rPr>
-              <w:t>85</w:t>
+                <w:sz w:val="28"/>
+                <w:szCs w:val="28"/>
+              </w:rPr>
+              <w:t>86</w:t>
             </w:r>
             <w:r>
               <w:rPr>
@@ -6950,6 +7766,8 @@
                 <w:iCs w:val="0"/>
                 <w:noProof/>
                 <w:webHidden/>
+                <w:sz w:val="28"/>
+                <w:szCs w:val="28"/>
               </w:rPr>
               <w:fldChar w:fldCharType="end"/>
             </w:r>
@@ -6964,13 +7782,17 @@
             <w:spacing w:line="276" w:lineRule="auto"/>
             <w:rPr>
               <w:rFonts w:ascii="Times New Roman" w:eastAsiaTheme="minorEastAsia" w:hAnsi="Times New Roman" w:cs="Times New Roman"/>
+              <w:b w:val="0"/>
+              <w:bCs w:val="0"/>
               <w:i w:val="0"/>
               <w:iCs w:val="0"/>
               <w:noProof/>
+              <w:sz w:val="28"/>
+              <w:szCs w:val="28"/>
               <w:lang w:eastAsia="ru-RU"/>
             </w:rPr>
           </w:pPr>
-          <w:hyperlink w:anchor="_Toc232993242" w:history="1">
+          <w:hyperlink w:anchor="_Toc232996913" w:history="1">
             <w:r>
               <w:rPr>
                 <w:rStyle w:val="af3"/>
@@ -6978,8 +7800,10 @@
                 <w:i w:val="0"/>
                 <w:iCs w:val="0"/>
                 <w:noProof/>
-              </w:rPr>
-              <w:t>3.3.4. Исследование работы без троттлинга при высокой загрузке CPU</w:t>
+                <w:sz w:val="28"/>
+                <w:szCs w:val="28"/>
+              </w:rPr>
+              <w:t>3.4.2. Исследование работы без троттлинга при высокой загрузке CPU</w:t>
             </w:r>
             <w:r>
               <w:rPr>
@@ -6988,6 +7812,8 @@
                 <w:iCs w:val="0"/>
                 <w:noProof/>
                 <w:webHidden/>
+                <w:sz w:val="28"/>
+                <w:szCs w:val="28"/>
               </w:rPr>
               <w:tab/>
             </w:r>
@@ -6998,6 +7824,8 @@
                 <w:iCs w:val="0"/>
                 <w:noProof/>
                 <w:webHidden/>
+                <w:sz w:val="28"/>
+                <w:szCs w:val="28"/>
               </w:rPr>
               <w:fldChar w:fldCharType="begin"/>
             </w:r>
@@ -7008,8 +7836,10 @@
                 <w:iCs w:val="0"/>
                 <w:noProof/>
                 <w:webHidden/>
-              </w:rPr>
-              <w:instrText xml:space="preserve"> PAGEREF _Toc232993242 \h </w:instrText>
+                <w:sz w:val="28"/>
+                <w:szCs w:val="28"/>
+              </w:rPr>
+              <w:instrText xml:space="preserve"> PAGEREF _Toc232996913 \h </w:instrText>
             </w:r>
             <w:r>
               <w:rPr>
@@ -7018,6 +7848,8 @@
                 <w:iCs w:val="0"/>
                 <w:noProof/>
                 <w:webHidden/>
+                <w:sz w:val="28"/>
+                <w:szCs w:val="28"/>
               </w:rPr>
             </w:r>
             <w:r>
@@ -7027,6 +7859,8 @@
                 <w:iCs w:val="0"/>
                 <w:noProof/>
                 <w:webHidden/>
+                <w:sz w:val="28"/>
+                <w:szCs w:val="28"/>
               </w:rPr>
               <w:fldChar w:fldCharType="separate"/>
             </w:r>
@@ -7037,8 +7871,10 @@
                 <w:iCs w:val="0"/>
                 <w:noProof/>
                 <w:webHidden/>
-              </w:rPr>
-              <w:t>86</w:t>
+                <w:sz w:val="28"/>
+                <w:szCs w:val="28"/>
+              </w:rPr>
+              <w:t>87</w:t>
             </w:r>
             <w:r>
               <w:rPr>
@@ -7047,6 +7883,8 @@
                 <w:iCs w:val="0"/>
                 <w:noProof/>
                 <w:webHidden/>
+                <w:sz w:val="28"/>
+                <w:szCs w:val="28"/>
               </w:rPr>
               <w:fldChar w:fldCharType="end"/>
             </w:r>
@@ -7061,13 +7899,17 @@
             <w:spacing w:line="276" w:lineRule="auto"/>
             <w:rPr>
               <w:rFonts w:ascii="Times New Roman" w:eastAsiaTheme="minorEastAsia" w:hAnsi="Times New Roman" w:cs="Times New Roman"/>
+              <w:b w:val="0"/>
+              <w:bCs w:val="0"/>
               <w:i w:val="0"/>
               <w:iCs w:val="0"/>
               <w:noProof/>
+              <w:sz w:val="28"/>
+              <w:szCs w:val="28"/>
               <w:lang w:eastAsia="ru-RU"/>
             </w:rPr>
           </w:pPr>
-          <w:hyperlink w:anchor="_Toc232993243" w:history="1">
+          <w:hyperlink w:anchor="_Toc232996914" w:history="1">
             <w:r>
               <w:rPr>
                 <w:rStyle w:val="af3"/>
@@ -7075,6 +7917,8 @@
                 <w:i w:val="0"/>
                 <w:iCs w:val="0"/>
                 <w:noProof/>
+                <w:sz w:val="28"/>
+                <w:szCs w:val="28"/>
               </w:rPr>
               <w:t>3.5. Сравнительный анализ влияния параметров видео на производительность</w:t>
             </w:r>
@@ -7085,6 +7929,8 @@
                 <w:iCs w:val="0"/>
                 <w:noProof/>
                 <w:webHidden/>
+                <w:sz w:val="28"/>
+                <w:szCs w:val="28"/>
               </w:rPr>
               <w:tab/>
             </w:r>
@@ -7095,6 +7941,8 @@
                 <w:iCs w:val="0"/>
                 <w:noProof/>
                 <w:webHidden/>
+                <w:sz w:val="28"/>
+                <w:szCs w:val="28"/>
               </w:rPr>
               <w:fldChar w:fldCharType="begin"/>
             </w:r>
@@ -7105,8 +7953,10 @@
                 <w:iCs w:val="0"/>
                 <w:noProof/>
                 <w:webHidden/>
-              </w:rPr>
-              <w:instrText xml:space="preserve"> PAGEREF _Toc232993243 \h </w:instrText>
+                <w:sz w:val="28"/>
+                <w:szCs w:val="28"/>
+              </w:rPr>
+              <w:instrText xml:space="preserve"> PAGEREF _Toc232996914 \h </w:instrText>
             </w:r>
             <w:r>
               <w:rPr>
@@ -7115,6 +7965,8 @@
                 <w:iCs w:val="0"/>
                 <w:noProof/>
                 <w:webHidden/>
+                <w:sz w:val="28"/>
+                <w:szCs w:val="28"/>
               </w:rPr>
             </w:r>
             <w:r>
@@ -7124,6 +7976,8 @@
                 <w:iCs w:val="0"/>
                 <w:noProof/>
                 <w:webHidden/>
+                <w:sz w:val="28"/>
+                <w:szCs w:val="28"/>
               </w:rPr>
               <w:fldChar w:fldCharType="separate"/>
             </w:r>
@@ -7134,8 +7988,10 @@
                 <w:iCs w:val="0"/>
                 <w:noProof/>
                 <w:webHidden/>
-              </w:rPr>
-              <w:t>86</w:t>
+                <w:sz w:val="28"/>
+                <w:szCs w:val="28"/>
+              </w:rPr>
+              <w:t>87</w:t>
             </w:r>
             <w:r>
               <w:rPr>
@@ -7144,6 +8000,8 @@
                 <w:iCs w:val="0"/>
                 <w:noProof/>
                 <w:webHidden/>
+                <w:sz w:val="28"/>
+                <w:szCs w:val="28"/>
               </w:rPr>
               <w:fldChar w:fldCharType="end"/>
             </w:r>
@@ -7158,13 +8016,17 @@
             <w:spacing w:line="276" w:lineRule="auto"/>
             <w:rPr>
               <w:rFonts w:ascii="Times New Roman" w:eastAsiaTheme="minorEastAsia" w:hAnsi="Times New Roman" w:cs="Times New Roman"/>
+              <w:b w:val="0"/>
+              <w:bCs w:val="0"/>
               <w:i w:val="0"/>
               <w:iCs w:val="0"/>
               <w:noProof/>
+              <w:sz w:val="28"/>
+              <w:szCs w:val="28"/>
               <w:lang w:eastAsia="ru-RU"/>
             </w:rPr>
           </w:pPr>
-          <w:hyperlink w:anchor="_Toc232993244" w:history="1">
+          <w:hyperlink w:anchor="_Toc232996915" w:history="1">
             <w:r>
               <w:rPr>
                 <w:rStyle w:val="af3"/>
@@ -7172,6 +8034,8 @@
                 <w:i w:val="0"/>
                 <w:iCs w:val="0"/>
                 <w:noProof/>
+                <w:sz w:val="28"/>
+                <w:szCs w:val="28"/>
               </w:rPr>
               <w:t>3.6. Анализ качества переданных видеопотоков</w:t>
             </w:r>
@@ -7182,6 +8046,8 @@
                 <w:iCs w:val="0"/>
                 <w:noProof/>
                 <w:webHidden/>
+                <w:sz w:val="28"/>
+                <w:szCs w:val="28"/>
               </w:rPr>
               <w:tab/>
             </w:r>
@@ -7192,6 +8058,8 @@
                 <w:iCs w:val="0"/>
                 <w:noProof/>
                 <w:webHidden/>
+                <w:sz w:val="28"/>
+                <w:szCs w:val="28"/>
               </w:rPr>
               <w:fldChar w:fldCharType="begin"/>
             </w:r>
@@ -7202,8 +8070,10 @@
                 <w:iCs w:val="0"/>
                 <w:noProof/>
                 <w:webHidden/>
-              </w:rPr>
-              <w:instrText xml:space="preserve"> PAGEREF _Toc232993244 \h </w:instrText>
+                <w:sz w:val="28"/>
+                <w:szCs w:val="28"/>
+              </w:rPr>
+              <w:instrText xml:space="preserve"> PAGEREF _Toc232996915 \h </w:instrText>
             </w:r>
             <w:r>
               <w:rPr>
@@ -7212,6 +8082,8 @@
                 <w:iCs w:val="0"/>
                 <w:noProof/>
                 <w:webHidden/>
+                <w:sz w:val="28"/>
+                <w:szCs w:val="28"/>
               </w:rPr>
             </w:r>
             <w:r>
@@ -7221,6 +8093,8 @@
                 <w:iCs w:val="0"/>
                 <w:noProof/>
                 <w:webHidden/>
+                <w:sz w:val="28"/>
+                <w:szCs w:val="28"/>
               </w:rPr>
               <w:fldChar w:fldCharType="separate"/>
             </w:r>
@@ -7231,8 +8105,10 @@
                 <w:iCs w:val="0"/>
                 <w:noProof/>
                 <w:webHidden/>
-              </w:rPr>
-              <w:t>88</w:t>
+                <w:sz w:val="28"/>
+                <w:szCs w:val="28"/>
+              </w:rPr>
+              <w:t>89</w:t>
             </w:r>
             <w:r>
               <w:rPr>
@@ -7241,6 +8117,8 @@
                 <w:iCs w:val="0"/>
                 <w:noProof/>
                 <w:webHidden/>
+                <w:sz w:val="28"/>
+                <w:szCs w:val="28"/>
               </w:rPr>
               <w:fldChar w:fldCharType="end"/>
             </w:r>
@@ -7255,13 +8133,17 @@
             <w:spacing w:line="276" w:lineRule="auto"/>
             <w:rPr>
               <w:rFonts w:ascii="Times New Roman" w:eastAsiaTheme="minorEastAsia" w:hAnsi="Times New Roman" w:cs="Times New Roman"/>
+              <w:b w:val="0"/>
+              <w:bCs w:val="0"/>
               <w:i w:val="0"/>
               <w:iCs w:val="0"/>
               <w:noProof/>
+              <w:sz w:val="28"/>
+              <w:szCs w:val="28"/>
               <w:lang w:eastAsia="ru-RU"/>
             </w:rPr>
           </w:pPr>
-          <w:hyperlink w:anchor="_Toc232993245" w:history="1">
+          <w:hyperlink w:anchor="_Toc232996916" w:history="1">
             <w:r>
               <w:rPr>
                 <w:rStyle w:val="af3"/>
@@ -7269,6 +8151,8 @@
                 <w:i w:val="0"/>
                 <w:iCs w:val="0"/>
                 <w:noProof/>
+                <w:sz w:val="28"/>
+                <w:szCs w:val="28"/>
               </w:rPr>
               <w:t>3.7. Выявление пороговых значений параметров</w:t>
             </w:r>
@@ -7279,6 +8163,8 @@
                 <w:iCs w:val="0"/>
                 <w:noProof/>
                 <w:webHidden/>
+                <w:sz w:val="28"/>
+                <w:szCs w:val="28"/>
               </w:rPr>
               <w:tab/>
             </w:r>
@@ -7289,6 +8175,8 @@
                 <w:iCs w:val="0"/>
                 <w:noProof/>
                 <w:webHidden/>
+                <w:sz w:val="28"/>
+                <w:szCs w:val="28"/>
               </w:rPr>
               <w:fldChar w:fldCharType="begin"/>
             </w:r>
@@ -7299,8 +8187,10 @@
                 <w:iCs w:val="0"/>
                 <w:noProof/>
                 <w:webHidden/>
-              </w:rPr>
-              <w:instrText xml:space="preserve"> PAGEREF _Toc232993245 \h </w:instrText>
+                <w:sz w:val="28"/>
+                <w:szCs w:val="28"/>
+              </w:rPr>
+              <w:instrText xml:space="preserve"> PAGEREF _Toc232996916 \h </w:instrText>
             </w:r>
             <w:r>
               <w:rPr>
@@ -7309,6 +8199,8 @@
                 <w:iCs w:val="0"/>
                 <w:noProof/>
                 <w:webHidden/>
+                <w:sz w:val="28"/>
+                <w:szCs w:val="28"/>
               </w:rPr>
             </w:r>
             <w:r>
@@ -7318,6 +8210,8 @@
                 <w:iCs w:val="0"/>
                 <w:noProof/>
                 <w:webHidden/>
+                <w:sz w:val="28"/>
+                <w:szCs w:val="28"/>
               </w:rPr>
               <w:fldChar w:fldCharType="separate"/>
             </w:r>
@@ -7328,8 +8222,10 @@
                 <w:iCs w:val="0"/>
                 <w:noProof/>
                 <w:webHidden/>
-              </w:rPr>
-              <w:t>89</w:t>
+                <w:sz w:val="28"/>
+                <w:szCs w:val="28"/>
+              </w:rPr>
+              <w:t>90</w:t>
             </w:r>
             <w:r>
               <w:rPr>
@@ -7338,6 +8234,8 @@
                 <w:iCs w:val="0"/>
                 <w:noProof/>
                 <w:webHidden/>
+                <w:sz w:val="28"/>
+                <w:szCs w:val="28"/>
               </w:rPr>
               <w:fldChar w:fldCharType="end"/>
             </w:r>
@@ -7352,13 +8250,17 @@
             <w:spacing w:line="276" w:lineRule="auto"/>
             <w:rPr>
               <w:rFonts w:ascii="Times New Roman" w:eastAsiaTheme="minorEastAsia" w:hAnsi="Times New Roman" w:cs="Times New Roman"/>
+              <w:b w:val="0"/>
+              <w:bCs w:val="0"/>
               <w:i w:val="0"/>
               <w:iCs w:val="0"/>
               <w:noProof/>
+              <w:sz w:val="28"/>
+              <w:szCs w:val="28"/>
               <w:lang w:eastAsia="ru-RU"/>
             </w:rPr>
           </w:pPr>
-          <w:hyperlink w:anchor="_Toc232993246" w:history="1">
+          <w:hyperlink w:anchor="_Toc232996917" w:history="1">
             <w:r>
               <w:rPr>
                 <w:rStyle w:val="af3"/>
@@ -7366,6 +8268,8 @@
                 <w:i w:val="0"/>
                 <w:iCs w:val="0"/>
                 <w:noProof/>
+                <w:sz w:val="28"/>
+                <w:szCs w:val="28"/>
               </w:rPr>
               <w:t>3.8. Обсуждение результатов и практические рекомендации</w:t>
             </w:r>
@@ -7376,6 +8280,8 @@
                 <w:iCs w:val="0"/>
                 <w:noProof/>
                 <w:webHidden/>
+                <w:sz w:val="28"/>
+                <w:szCs w:val="28"/>
               </w:rPr>
               <w:tab/>
             </w:r>
@@ -7386,6 +8292,8 @@
                 <w:iCs w:val="0"/>
                 <w:noProof/>
                 <w:webHidden/>
+                <w:sz w:val="28"/>
+                <w:szCs w:val="28"/>
               </w:rPr>
               <w:fldChar w:fldCharType="begin"/>
             </w:r>
@@ -7396,8 +8304,10 @@
                 <w:iCs w:val="0"/>
                 <w:noProof/>
                 <w:webHidden/>
-              </w:rPr>
-              <w:instrText xml:space="preserve"> PAGEREF _Toc232993246 \h </w:instrText>
+                <w:sz w:val="28"/>
+                <w:szCs w:val="28"/>
+              </w:rPr>
+              <w:instrText xml:space="preserve"> PAGEREF _Toc232996917 \h </w:instrText>
             </w:r>
             <w:r>
               <w:rPr>
@@ -7406,6 +8316,8 @@
                 <w:iCs w:val="0"/>
                 <w:noProof/>
                 <w:webHidden/>
+                <w:sz w:val="28"/>
+                <w:szCs w:val="28"/>
               </w:rPr>
             </w:r>
             <w:r>
@@ -7415,6 +8327,8 @@
                 <w:iCs w:val="0"/>
                 <w:noProof/>
                 <w:webHidden/>
+                <w:sz w:val="28"/>
+                <w:szCs w:val="28"/>
               </w:rPr>
               <w:fldChar w:fldCharType="separate"/>
             </w:r>
@@ -7425,8 +8339,10 @@
                 <w:iCs w:val="0"/>
                 <w:noProof/>
                 <w:webHidden/>
-              </w:rPr>
-              <w:t>89</w:t>
+                <w:sz w:val="28"/>
+                <w:szCs w:val="28"/>
+              </w:rPr>
+              <w:t>90</w:t>
             </w:r>
             <w:r>
               <w:rPr>
@@ -7435,6 +8351,8 @@
                 <w:iCs w:val="0"/>
                 <w:noProof/>
                 <w:webHidden/>
+                <w:sz w:val="28"/>
+                <w:szCs w:val="28"/>
               </w:rPr>
               <w:fldChar w:fldCharType="end"/>
             </w:r>
@@ -7449,13 +8367,17 @@
             <w:spacing w:line="276" w:lineRule="auto"/>
             <w:rPr>
               <w:rFonts w:ascii="Times New Roman" w:eastAsiaTheme="minorEastAsia" w:hAnsi="Times New Roman" w:cs="Times New Roman"/>
+              <w:b w:val="0"/>
+              <w:bCs w:val="0"/>
               <w:i w:val="0"/>
               <w:iCs w:val="0"/>
               <w:noProof/>
+              <w:sz w:val="28"/>
+              <w:szCs w:val="28"/>
               <w:lang w:eastAsia="ru-RU"/>
             </w:rPr>
           </w:pPr>
-          <w:hyperlink w:anchor="_Toc232993247" w:history="1">
+          <w:hyperlink w:anchor="_Toc232996918" w:history="1">
             <w:r>
               <w:rPr>
                 <w:rStyle w:val="af3"/>
@@ -7463,6 +8385,8 @@
                 <w:i w:val="0"/>
                 <w:iCs w:val="0"/>
                 <w:noProof/>
+                <w:sz w:val="28"/>
+                <w:szCs w:val="28"/>
               </w:rPr>
               <w:t>3.8.1. Определение оптимальных параметров для стабильной работы</w:t>
             </w:r>
@@ -7473,6 +8397,8 @@
                 <w:iCs w:val="0"/>
                 <w:noProof/>
                 <w:webHidden/>
+                <w:sz w:val="28"/>
+                <w:szCs w:val="28"/>
               </w:rPr>
               <w:tab/>
             </w:r>
@@ -7483,6 +8409,8 @@
                 <w:iCs w:val="0"/>
                 <w:noProof/>
                 <w:webHidden/>
+                <w:sz w:val="28"/>
+                <w:szCs w:val="28"/>
               </w:rPr>
               <w:fldChar w:fldCharType="begin"/>
             </w:r>
@@ -7493,8 +8421,10 @@
                 <w:iCs w:val="0"/>
                 <w:noProof/>
                 <w:webHidden/>
-              </w:rPr>
-              <w:instrText xml:space="preserve"> PAGEREF _Toc232993247 \h </w:instrText>
+                <w:sz w:val="28"/>
+                <w:szCs w:val="28"/>
+              </w:rPr>
+              <w:instrText xml:space="preserve"> PAGEREF _Toc232996918 \h </w:instrText>
             </w:r>
             <w:r>
               <w:rPr>
@@ -7503,6 +8433,8 @@
                 <w:iCs w:val="0"/>
                 <w:noProof/>
                 <w:webHidden/>
+                <w:sz w:val="28"/>
+                <w:szCs w:val="28"/>
               </w:rPr>
             </w:r>
             <w:r>
@@ -7512,6 +8444,8 @@
                 <w:iCs w:val="0"/>
                 <w:noProof/>
                 <w:webHidden/>
+                <w:sz w:val="28"/>
+                <w:szCs w:val="28"/>
               </w:rPr>
               <w:fldChar w:fldCharType="separate"/>
             </w:r>
@@ -7522,8 +8456,10 @@
                 <w:iCs w:val="0"/>
                 <w:noProof/>
                 <w:webHidden/>
-              </w:rPr>
-              <w:t>89</w:t>
+                <w:sz w:val="28"/>
+                <w:szCs w:val="28"/>
+              </w:rPr>
+              <w:t>90</w:t>
             </w:r>
             <w:r>
               <w:rPr>
@@ -7532,6 +8468,8 @@
                 <w:iCs w:val="0"/>
                 <w:noProof/>
                 <w:webHidden/>
+                <w:sz w:val="28"/>
+                <w:szCs w:val="28"/>
               </w:rPr>
               <w:fldChar w:fldCharType="end"/>
             </w:r>
@@ -7546,13 +8484,17 @@
             <w:spacing w:line="276" w:lineRule="auto"/>
             <w:rPr>
               <w:rFonts w:ascii="Times New Roman" w:eastAsiaTheme="minorEastAsia" w:hAnsi="Times New Roman" w:cs="Times New Roman"/>
+              <w:b w:val="0"/>
+              <w:bCs w:val="0"/>
               <w:i w:val="0"/>
               <w:iCs w:val="0"/>
               <w:noProof/>
+              <w:sz w:val="28"/>
+              <w:szCs w:val="28"/>
               <w:lang w:eastAsia="ru-RU"/>
             </w:rPr>
           </w:pPr>
-          <w:hyperlink w:anchor="_Toc232993248" w:history="1">
+          <w:hyperlink w:anchor="_Toc232996919" w:history="1">
             <w:r>
               <w:rPr>
                 <w:rStyle w:val="af3"/>
@@ -7560,6 +8502,8 @@
                 <w:i w:val="0"/>
                 <w:iCs w:val="0"/>
                 <w:noProof/>
+                <w:sz w:val="28"/>
+                <w:szCs w:val="28"/>
               </w:rPr>
               <w:t>3.8.2. Рекомендации по выбору конфигурации для различных сценариев использования</w:t>
             </w:r>
@@ -7570,6 +8514,8 @@
                 <w:iCs w:val="0"/>
                 <w:noProof/>
                 <w:webHidden/>
+                <w:sz w:val="28"/>
+                <w:szCs w:val="28"/>
               </w:rPr>
               <w:tab/>
             </w:r>
@@ -7580,6 +8526,8 @@
                 <w:iCs w:val="0"/>
                 <w:noProof/>
                 <w:webHidden/>
+                <w:sz w:val="28"/>
+                <w:szCs w:val="28"/>
               </w:rPr>
               <w:fldChar w:fldCharType="begin"/>
             </w:r>
@@ -7590,8 +8538,10 @@
                 <w:iCs w:val="0"/>
                 <w:noProof/>
                 <w:webHidden/>
-              </w:rPr>
-              <w:instrText xml:space="preserve"> PAGEREF _Toc232993248 \h </w:instrText>
+                <w:sz w:val="28"/>
+                <w:szCs w:val="28"/>
+              </w:rPr>
+              <w:instrText xml:space="preserve"> PAGEREF _Toc232996919 \h </w:instrText>
             </w:r>
             <w:r>
               <w:rPr>
@@ -7600,6 +8550,8 @@
                 <w:iCs w:val="0"/>
                 <w:noProof/>
                 <w:webHidden/>
+                <w:sz w:val="28"/>
+                <w:szCs w:val="28"/>
               </w:rPr>
             </w:r>
             <w:r>
@@ -7609,6 +8561,8 @@
                 <w:iCs w:val="0"/>
                 <w:noProof/>
                 <w:webHidden/>
+                <w:sz w:val="28"/>
+                <w:szCs w:val="28"/>
               </w:rPr>
               <w:fldChar w:fldCharType="separate"/>
             </w:r>
@@ -7619,8 +8573,10 @@
                 <w:iCs w:val="0"/>
                 <w:noProof/>
                 <w:webHidden/>
-              </w:rPr>
-              <w:t>89</w:t>
+                <w:sz w:val="28"/>
+                <w:szCs w:val="28"/>
+              </w:rPr>
+              <w:t>90</w:t>
             </w:r>
             <w:r>
               <w:rPr>
@@ -7629,6 +8585,8 @@
                 <w:iCs w:val="0"/>
                 <w:noProof/>
                 <w:webHidden/>
+                <w:sz w:val="28"/>
+                <w:szCs w:val="28"/>
               </w:rPr>
               <w:fldChar w:fldCharType="end"/>
             </w:r>
@@ -7643,13 +8601,17 @@
             <w:spacing w:line="276" w:lineRule="auto"/>
             <w:rPr>
               <w:rFonts w:ascii="Times New Roman" w:eastAsiaTheme="minorEastAsia" w:hAnsi="Times New Roman" w:cs="Times New Roman"/>
+              <w:b w:val="0"/>
+              <w:bCs w:val="0"/>
               <w:i w:val="0"/>
               <w:iCs w:val="0"/>
               <w:noProof/>
+              <w:sz w:val="28"/>
+              <w:szCs w:val="28"/>
               <w:lang w:eastAsia="ru-RU"/>
             </w:rPr>
           </w:pPr>
-          <w:hyperlink w:anchor="_Toc232993249" w:history="1">
+          <w:hyperlink w:anchor="_Toc232996920" w:history="1">
             <w:r>
               <w:rPr>
                 <w:rStyle w:val="af3"/>
@@ -7657,6 +8619,8 @@
                 <w:i w:val="0"/>
                 <w:iCs w:val="0"/>
                 <w:noProof/>
+                <w:sz w:val="28"/>
+                <w:szCs w:val="28"/>
               </w:rPr>
               <w:t>3.8.3. Ограничения исследования и направления будущей работы</w:t>
             </w:r>
@@ -7667,6 +8631,8 @@
                 <w:iCs w:val="0"/>
                 <w:noProof/>
                 <w:webHidden/>
+                <w:sz w:val="28"/>
+                <w:szCs w:val="28"/>
               </w:rPr>
               <w:tab/>
             </w:r>
@@ -7677,6 +8643,8 @@
                 <w:iCs w:val="0"/>
                 <w:noProof/>
                 <w:webHidden/>
+                <w:sz w:val="28"/>
+                <w:szCs w:val="28"/>
               </w:rPr>
               <w:fldChar w:fldCharType="begin"/>
             </w:r>
@@ -7687,8 +8655,10 @@
                 <w:iCs w:val="0"/>
                 <w:noProof/>
                 <w:webHidden/>
-              </w:rPr>
-              <w:instrText xml:space="preserve"> PAGEREF _Toc232993249 \h </w:instrText>
+                <w:sz w:val="28"/>
+                <w:szCs w:val="28"/>
+              </w:rPr>
+              <w:instrText xml:space="preserve"> PAGEREF _Toc232996920 \h </w:instrText>
             </w:r>
             <w:r>
               <w:rPr>
@@ -7697,6 +8667,8 @@
                 <w:iCs w:val="0"/>
                 <w:noProof/>
                 <w:webHidden/>
+                <w:sz w:val="28"/>
+                <w:szCs w:val="28"/>
               </w:rPr>
             </w:r>
             <w:r>
@@ -7706,6 +8678,8 @@
                 <w:iCs w:val="0"/>
                 <w:noProof/>
                 <w:webHidden/>
+                <w:sz w:val="28"/>
+                <w:szCs w:val="28"/>
               </w:rPr>
               <w:fldChar w:fldCharType="separate"/>
             </w:r>
@@ -7716,8 +8690,10 @@
                 <w:iCs w:val="0"/>
                 <w:noProof/>
                 <w:webHidden/>
-              </w:rPr>
-              <w:t>90</w:t>
+                <w:sz w:val="28"/>
+                <w:szCs w:val="28"/>
+              </w:rPr>
+              <w:t>91</w:t>
             </w:r>
             <w:r>
               <w:rPr>
@@ -7726,6 +8702,8 @@
                 <w:iCs w:val="0"/>
                 <w:noProof/>
                 <w:webHidden/>
+                <w:sz w:val="28"/>
+                <w:szCs w:val="28"/>
               </w:rPr>
               <w:fldChar w:fldCharType="end"/>
             </w:r>
@@ -7740,13 +8718,249 @@
             <w:spacing w:line="276" w:lineRule="auto"/>
             <w:rPr>
               <w:rFonts w:ascii="Times New Roman" w:eastAsiaTheme="minorEastAsia" w:hAnsi="Times New Roman" w:cs="Times New Roman"/>
+              <w:b w:val="0"/>
+              <w:bCs w:val="0"/>
+              <w:i w:val="0"/>
+              <w:iCs w:val="0"/>
+              <w:noProof/>
+              <w:sz w:val="28"/>
+              <w:szCs w:val="28"/>
+              <w:lang w:eastAsia="ru-RU"/>
+            </w:rPr>
+          </w:pPr>
+          <w:hyperlink w:anchor="_Toc232996921" w:history="1">
+            <w:r>
+              <w:rPr>
+                <w:rStyle w:val="af3"/>
+                <w:rFonts w:ascii="Times New Roman" w:hAnsi="Times New Roman" w:cs="Times New Roman"/>
+                <w:i w:val="0"/>
+                <w:iCs w:val="0"/>
+                <w:noProof/>
+                <w:sz w:val="28"/>
+                <w:szCs w:val="28"/>
+              </w:rPr>
+              <w:t>3.8.4. Выводы по главе 3</w:t>
+            </w:r>
+            <w:r>
+              <w:rPr>
+                <w:rFonts w:ascii="Times New Roman" w:hAnsi="Times New Roman" w:cs="Times New Roman"/>
+                <w:i w:val="0"/>
+                <w:iCs w:val="0"/>
+                <w:noProof/>
+                <w:webHidden/>
+                <w:sz w:val="28"/>
+                <w:szCs w:val="28"/>
+              </w:rPr>
+              <w:tab/>
+            </w:r>
+            <w:r>
+              <w:rPr>
+                <w:rFonts w:ascii="Times New Roman" w:hAnsi="Times New Roman" w:cs="Times New Roman"/>
+                <w:i w:val="0"/>
+                <w:iCs w:val="0"/>
+                <w:noProof/>
+                <w:webHidden/>
+                <w:sz w:val="28"/>
+                <w:szCs w:val="28"/>
+              </w:rPr>
+              <w:fldChar w:fldCharType="begin"/>
+            </w:r>
+            <w:r>
+              <w:rPr>
+                <w:rFonts w:ascii="Times New Roman" w:hAnsi="Times New Roman" w:cs="Times New Roman"/>
+                <w:i w:val="0"/>
+                <w:iCs w:val="0"/>
+                <w:noProof/>
+                <w:webHidden/>
+                <w:sz w:val="28"/>
+                <w:szCs w:val="28"/>
+              </w:rPr>
+              <w:instrText xml:space="preserve"> PAGEREF _Toc232996921 \h </w:instrText>
+            </w:r>
+            <w:r>
+              <w:rPr>
+                <w:rFonts w:ascii="Times New Roman" w:hAnsi="Times New Roman" w:cs="Times New Roman"/>
+                <w:i w:val="0"/>
+                <w:iCs w:val="0"/>
+                <w:noProof/>
+                <w:webHidden/>
+                <w:sz w:val="28"/>
+                <w:szCs w:val="28"/>
+              </w:rPr>
+            </w:r>
+            <w:r>
+              <w:rPr>
+                <w:rFonts w:ascii="Times New Roman" w:hAnsi="Times New Roman" w:cs="Times New Roman"/>
+                <w:i w:val="0"/>
+                <w:iCs w:val="0"/>
+                <w:noProof/>
+                <w:webHidden/>
+                <w:sz w:val="28"/>
+                <w:szCs w:val="28"/>
+              </w:rPr>
+              <w:fldChar w:fldCharType="separate"/>
+            </w:r>
+            <w:r>
+              <w:rPr>
+                <w:rFonts w:ascii="Times New Roman" w:hAnsi="Times New Roman" w:cs="Times New Roman"/>
+                <w:i w:val="0"/>
+                <w:iCs w:val="0"/>
+                <w:noProof/>
+                <w:webHidden/>
+                <w:sz w:val="28"/>
+                <w:szCs w:val="28"/>
+              </w:rPr>
+              <w:t>92</w:t>
+            </w:r>
+            <w:r>
+              <w:rPr>
+                <w:rFonts w:ascii="Times New Roman" w:hAnsi="Times New Roman" w:cs="Times New Roman"/>
+                <w:i w:val="0"/>
+                <w:iCs w:val="0"/>
+                <w:noProof/>
+                <w:webHidden/>
+                <w:sz w:val="28"/>
+                <w:szCs w:val="28"/>
+              </w:rPr>
+              <w:fldChar w:fldCharType="end"/>
+            </w:r>
+          </w:hyperlink>
+        </w:p>
+        <w:p>
+          <w:pPr>
+            <w:pStyle w:val="11"/>
+            <w:tabs>
+              <w:tab w:val="right" w:leader="dot" w:pos="9344"/>
+            </w:tabs>
+            <w:spacing w:line="276" w:lineRule="auto"/>
+            <w:rPr>
+              <w:rFonts w:ascii="Times New Roman" w:eastAsiaTheme="minorEastAsia" w:hAnsi="Times New Roman" w:cs="Times New Roman"/>
+              <w:b w:val="0"/>
+              <w:bCs w:val="0"/>
+              <w:i w:val="0"/>
+              <w:iCs w:val="0"/>
+              <w:noProof/>
+              <w:sz w:val="28"/>
+              <w:szCs w:val="28"/>
+              <w:lang w:eastAsia="ru-RU"/>
+            </w:rPr>
+          </w:pPr>
+          <w:hyperlink w:anchor="_Toc232996922" w:history="1">
+            <w:r>
+              <w:rPr>
+                <w:rStyle w:val="af3"/>
+                <w:rFonts w:ascii="Times New Roman" w:hAnsi="Times New Roman" w:cs="Times New Roman"/>
+                <w:i w:val="0"/>
+                <w:iCs w:val="0"/>
+                <w:noProof/>
+                <w:sz w:val="28"/>
+                <w:szCs w:val="28"/>
+              </w:rPr>
+              <w:t>Заключение</w:t>
+            </w:r>
+            <w:r>
+              <w:rPr>
+                <w:rFonts w:ascii="Times New Roman" w:hAnsi="Times New Roman" w:cs="Times New Roman"/>
+                <w:i w:val="0"/>
+                <w:iCs w:val="0"/>
+                <w:noProof/>
+                <w:webHidden/>
+                <w:sz w:val="28"/>
+                <w:szCs w:val="28"/>
+              </w:rPr>
+              <w:tab/>
+            </w:r>
+            <w:r>
+              <w:rPr>
+                <w:rFonts w:ascii="Times New Roman" w:hAnsi="Times New Roman" w:cs="Times New Roman"/>
+                <w:i w:val="0"/>
+                <w:iCs w:val="0"/>
+                <w:noProof/>
+                <w:webHidden/>
+                <w:sz w:val="28"/>
+                <w:szCs w:val="28"/>
+              </w:rPr>
+              <w:fldChar w:fldCharType="begin"/>
+            </w:r>
+            <w:r>
+              <w:rPr>
+                <w:rFonts w:ascii="Times New Roman" w:hAnsi="Times New Roman" w:cs="Times New Roman"/>
+                <w:i w:val="0"/>
+                <w:iCs w:val="0"/>
+                <w:noProof/>
+                <w:webHidden/>
+                <w:sz w:val="28"/>
+                <w:szCs w:val="28"/>
+              </w:rPr>
+              <w:instrText xml:space="preserve"> PAGEREF _Toc232996922 \h </w:instrText>
+            </w:r>
+            <w:r>
+              <w:rPr>
+                <w:rFonts w:ascii="Times New Roman" w:hAnsi="Times New Roman" w:cs="Times New Roman"/>
+                <w:i w:val="0"/>
+                <w:iCs w:val="0"/>
+                <w:noProof/>
+                <w:webHidden/>
+                <w:sz w:val="28"/>
+                <w:szCs w:val="28"/>
+              </w:rPr>
+            </w:r>
+            <w:r>
+              <w:rPr>
+                <w:rFonts w:ascii="Times New Roman" w:hAnsi="Times New Roman" w:cs="Times New Roman"/>
+                <w:i w:val="0"/>
+                <w:iCs w:val="0"/>
+                <w:noProof/>
+                <w:webHidden/>
+                <w:sz w:val="28"/>
+                <w:szCs w:val="28"/>
+              </w:rPr>
+              <w:fldChar w:fldCharType="separate"/>
+            </w:r>
+            <w:r>
+              <w:rPr>
+                <w:rFonts w:ascii="Times New Roman" w:hAnsi="Times New Roman" w:cs="Times New Roman"/>
+                <w:i w:val="0"/>
+                <w:iCs w:val="0"/>
+                <w:noProof/>
+                <w:webHidden/>
+                <w:sz w:val="28"/>
+                <w:szCs w:val="28"/>
+              </w:rPr>
+              <w:t>93</w:t>
+            </w:r>
+            <w:r>
+              <w:rPr>
+                <w:rFonts w:ascii="Times New Roman" w:hAnsi="Times New Roman" w:cs="Times New Roman"/>
+                <w:i w:val="0"/>
+                <w:iCs w:val="0"/>
+                <w:noProof/>
+                <w:webHidden/>
+                <w:sz w:val="28"/>
+                <w:szCs w:val="28"/>
+              </w:rPr>
+              <w:fldChar w:fldCharType="end"/>
+            </w:r>
+          </w:hyperlink>
+        </w:p>
+        <w:p>
+          <w:pPr>
+            <w:pStyle w:val="11"/>
+            <w:tabs>
+              <w:tab w:val="right" w:leader="dot" w:pos="9344"/>
+            </w:tabs>
+            <w:spacing w:line="276" w:lineRule="auto"/>
+            <w:rPr>
+              <w:rFonts w:eastAsiaTheme="minorEastAsia" w:cstheme="minorBidi"/>
+              <w:b w:val="0"/>
+              <w:bCs w:val="0"/>
               <w:i w:val="0"/>
               <w:iCs w:val="0"/>
               <w:noProof/>
               <w:lang w:eastAsia="ru-RU"/>
             </w:rPr>
           </w:pPr>
-          <w:hyperlink w:anchor="_Toc232993250" w:history="1">
+          <w:hyperlink w:anchor="_Toc232996923" w:history="1">
             <w:r>
               <w:rPr>
                 <w:rStyle w:val="af3"/>
@@ -7754,8 +8968,10 @@
                 <w:i w:val="0"/>
                 <w:iCs w:val="0"/>
                 <w:noProof/>
-              </w:rPr>
-              <w:t>3.8.4. Выводы по главе 3</w:t>
+                <w:sz w:val="28"/>
+                <w:szCs w:val="28"/>
+              </w:rPr>
+              <w:t>Список использованных источников</w:t>
             </w:r>
             <w:r>
               <w:rPr>
@@ -7764,6 +8980,8 @@
                 <w:iCs w:val="0"/>
                 <w:noProof/>
                 <w:webHidden/>
+                <w:sz w:val="28"/>
+                <w:szCs w:val="28"/>
               </w:rPr>
               <w:tab/>
             </w:r>
@@ -7774,6 +8992,8 @@
                 <w:iCs w:val="0"/>
                 <w:noProof/>
                 <w:webHidden/>
+                <w:sz w:val="28"/>
+                <w:szCs w:val="28"/>
               </w:rPr>
               <w:fldChar w:fldCharType="begin"/>
             </w:r>
@@ -7784,8 +9004,10 @@
                 <w:iCs w:val="0"/>
                 <w:noProof/>
                 <w:webHidden/>
-              </w:rPr>
-              <w:instrText xml:space="preserve"> PAGEREF _Toc232993250 \h </w:instrText>
+                <w:sz w:val="28"/>
+                <w:szCs w:val="28"/>
+              </w:rPr>
+              <w:instrText xml:space="preserve"> PAGEREF _Toc232996923 \h </w:instrText>
             </w:r>
             <w:r>
               <w:rPr>
@@ -7794,6 +9016,8 @@
                 <w:iCs w:val="0"/>
                 <w:noProof/>
                 <w:webHidden/>
+                <w:sz w:val="28"/>
+                <w:szCs w:val="28"/>
               </w:rPr>
             </w:r>
             <w:r>
@@ -7803,6 +9027,8 @@
                 <w:iCs w:val="0"/>
                 <w:noProof/>
                 <w:webHidden/>
+                <w:sz w:val="28"/>
+                <w:szCs w:val="28"/>
               </w:rPr>
               <w:fldChar w:fldCharType="separate"/>
             </w:r>
@@ -7813,8 +9039,10 @@
                 <w:iCs w:val="0"/>
                 <w:noProof/>
                 <w:webHidden/>
-              </w:rPr>
-              <w:t>91</w:t>
+                <w:sz w:val="28"/>
+                <w:szCs w:val="28"/>
+              </w:rPr>
+              <w:t>97</w:t>
             </w:r>
             <w:r>
               <w:rPr>
@@ -7823,6 +9051,8 @@
                 <w:iCs w:val="0"/>
                 <w:noProof/>
                 <w:webHidden/>
+                <w:sz w:val="28"/>
+                <w:szCs w:val="28"/>
               </w:rPr>
               <w:fldChar w:fldCharType="end"/>
             </w:r>
@@ -7872,7 +9102,7 @@
       <w:pPr>
         <w:pStyle w:val="a3"/>
       </w:pPr>
-      <w:bookmarkStart w:id="0" w:name="_Toc232993199"/>
+      <w:bookmarkStart w:id="0" w:name="_Toc232996870"/>
       <w:r>
         <w:lastRenderedPageBreak/>
         <w:t>Введение</w:t>
@@ -7991,7 +9221,15 @@
       </w:r>
       <w:proofErr w:type="spellEnd"/>
       <w:r>
-        <w:t xml:space="preserve">, и в частности модель </w:t>
+        <w:t xml:space="preserve">, </w:t>
+      </w:r>
+      <w:proofErr w:type="gramStart"/>
+      <w:r>
+        <w:t>и в частности</w:t>
+      </w:r>
+      <w:proofErr w:type="gramEnd"/>
+      <w:r>
+        <w:t xml:space="preserve"> модель </w:t>
       </w:r>
       <w:proofErr w:type="spellStart"/>
       <w:r>
@@ -7999,7 +9237,15 @@
       </w:r>
       <w:proofErr w:type="spellEnd"/>
       <w:r>
-        <w:t xml:space="preserve"> Pi 4 Model B, является одним из наиболее распространённых представителей данного класса устройств. Наличие полноценного гигабитного сетевого интерфейса, четырёхъядерного процессора ARM Cortex-A72 с тактовой частотой 1,5 ГГц, 4 ГБ оперативной памяти и развитой экосистемы программного обеспечения делают данную платформу привлекательной для построения компактных и энергоэффективных медиа-серверов.</w:t>
+        <w:t xml:space="preserve"> </w:t>
+      </w:r>
+      <w:proofErr w:type="spellStart"/>
+      <w:r>
+        <w:t>Pi</w:t>
+      </w:r>
+      <w:proofErr w:type="spellEnd"/>
+      <w:r>
+        <w:t xml:space="preserve"> 4 Model B, является одним из наиболее распространённых представителей данного класса устройств. Наличие полноценного гигабитного сетевого интерфейса, четырёхъядерного процессора ARM Cortex-A72 с тактовой частотой 1,5 ГГц, 4 ГБ оперативной памяти и развитой экосистемы программного обеспечения делают данную платформу привлекательной для построения компактных и энергоэффективных медиа-серверов.</w:t>
       </w:r>
     </w:p>
     <w:p>
@@ -8397,7 +9643,7 @@
       <w:pPr>
         <w:pStyle w:val="a3"/>
       </w:pPr>
-      <w:bookmarkStart w:id="1" w:name="_Toc232993200"/>
+      <w:bookmarkStart w:id="1" w:name="_Toc232996871"/>
       <w:r>
         <w:lastRenderedPageBreak/>
         <w:t>ГЛАВА 1. ТЕОРЕТИЧЕСКИЕ ОСНОВЫ ПОСТРОЕНИЯ СИСТЕМ ПЕРЕДАЧИ МЕДИАДАННЫХ НА БАЗЕ ОДНОПЛАТНЫХ КОМПЬЮТЕРОВ</w:t>
@@ -8408,7 +9654,7 @@
       <w:pPr>
         <w:pStyle w:val="a3"/>
       </w:pPr>
-      <w:bookmarkStart w:id="2" w:name="_Toc232993201"/>
+      <w:bookmarkStart w:id="2" w:name="_Toc232996872"/>
       <w:r>
         <w:t>1.1. Одноплатные компьютеры как платформа для мультимедийных приложений</w:t>
       </w:r>
@@ -8429,7 +9675,7 @@
           <w:szCs w:val="52"/>
         </w:rPr>
       </w:pPr>
-      <w:bookmarkStart w:id="3" w:name="_Toc232993202"/>
+      <w:bookmarkStart w:id="3" w:name="_Toc232996873"/>
       <w:r>
         <w:rPr>
           <w:sz w:val="28"/>
@@ -8673,7 +9919,7 @@
           <w:szCs w:val="52"/>
         </w:rPr>
       </w:pPr>
-      <w:bookmarkStart w:id="4" w:name="_Toc232993203"/>
+      <w:bookmarkStart w:id="4" w:name="_Toc232996874"/>
       <w:r>
         <w:rPr>
           <w:sz w:val="28"/>
@@ -9656,21 +10902,7 @@
         <w:rPr>
           <w:rFonts w:cs="Times New Roman"/>
         </w:rPr>
-        <w:t xml:space="preserve"> </w:t>
-      </w:r>
-      <w:proofErr w:type="spellStart"/>
-      <w:r>
-        <w:rPr>
-          <w:rFonts w:cs="Times New Roman"/>
-        </w:rPr>
-        <w:t>Pi</w:t>
-      </w:r>
-      <w:proofErr w:type="spellEnd"/>
-      <w:r>
-        <w:rPr>
-          <w:rFonts w:cs="Times New Roman"/>
-        </w:rPr>
-        <w:t xml:space="preserve"> 4 Model B, отличающей её от предшествующих моделей, является применение нового процессора </w:t>
+        <w:t xml:space="preserve"> Pi 4 Model B, отличающей её от предшествующих моделей, является применение нового процессора </w:t>
       </w:r>
       <w:proofErr w:type="spellStart"/>
       <w:r>
@@ -9853,7 +11085,21 @@
         <w:rPr>
           <w:rFonts w:cs="Times New Roman"/>
         </w:rPr>
-        <w:t xml:space="preserve"> 4 Model B в качестве полноценного медиа-проигрывателя или цифрового вывесочного дисплея (Digital </w:t>
+        <w:t xml:space="preserve"> 4 Model B в качестве полноценного </w:t>
+      </w:r>
+      <w:proofErr w:type="gramStart"/>
+      <w:r>
+        <w:rPr>
+          <w:rFonts w:cs="Times New Roman"/>
+        </w:rPr>
+        <w:t>медиа-проигрывателя</w:t>
+      </w:r>
+      <w:proofErr w:type="gramEnd"/>
+      <w:r>
+        <w:rPr>
+          <w:rFonts w:cs="Times New Roman"/>
+        </w:rPr>
+        <w:t xml:space="preserve"> или цифрового вывесочного дисплея (Digital </w:t>
       </w:r>
       <w:proofErr w:type="spellStart"/>
       <w:r>
@@ -9943,7 +11189,7 @@
           <w:szCs w:val="52"/>
         </w:rPr>
       </w:pPr>
-      <w:bookmarkStart w:id="5" w:name="_Toc232993204"/>
+      <w:bookmarkStart w:id="5" w:name="_Toc232996875"/>
       <w:r>
         <w:rPr>
           <w:sz w:val="28"/>
@@ -10520,7 +11766,7 @@
       <w:r>
         <w:tab/>
       </w:r>
-      <w:bookmarkStart w:id="6" w:name="_Toc232993205"/>
+      <w:bookmarkStart w:id="6" w:name="_Toc232996876"/>
       <w:r>
         <w:rPr>
           <w:rFonts w:eastAsiaTheme="minorHAnsi"/>
@@ -10581,7 +11827,7 @@
           <w:szCs w:val="52"/>
         </w:rPr>
       </w:pPr>
-      <w:bookmarkStart w:id="7" w:name="_Toc232993206"/>
+      <w:bookmarkStart w:id="7" w:name="_Toc232996877"/>
       <w:r>
         <w:rPr>
           <w:sz w:val="28"/>
@@ -10942,7 +12188,7 @@
           <w:szCs w:val="52"/>
         </w:rPr>
       </w:pPr>
-      <w:bookmarkStart w:id="8" w:name="_Toc232993207"/>
+      <w:bookmarkStart w:id="8" w:name="_Toc232996878"/>
       <w:r>
         <w:rPr>
           <w:sz w:val="28"/>
@@ -12480,7 +13726,7 @@
           <w:szCs w:val="52"/>
         </w:rPr>
       </w:pPr>
-      <w:bookmarkStart w:id="9" w:name="_Toc232993208"/>
+      <w:bookmarkStart w:id="9" w:name="_Toc232996879"/>
       <w:r>
         <w:rPr>
           <w:sz w:val="28"/>
@@ -14195,7 +15441,7 @@
       <w:pPr>
         <w:pStyle w:val="a3"/>
       </w:pPr>
-      <w:bookmarkStart w:id="10" w:name="_Toc232993209"/>
+      <w:bookmarkStart w:id="10" w:name="_Toc232996880"/>
       <w:r>
         <w:t>1.3. Кодеки и алгоритмы сжатия видеоданных</w:t>
       </w:r>
@@ -14219,7 +15465,7 @@
           <w:szCs w:val="52"/>
         </w:rPr>
       </w:pPr>
-      <w:bookmarkStart w:id="11" w:name="_Toc232993210"/>
+      <w:bookmarkStart w:id="11" w:name="_Toc232996881"/>
       <w:r>
         <w:rPr>
           <w:sz w:val="28"/>
@@ -14527,7 +15773,7 @@
           <w:szCs w:val="52"/>
         </w:rPr>
       </w:pPr>
-      <w:bookmarkStart w:id="12" w:name="_Toc232993211"/>
+      <w:bookmarkStart w:id="12" w:name="_Toc232996882"/>
       <w:r>
         <w:rPr>
           <w:sz w:val="28"/>
@@ -14917,7 +16163,7 @@
           <w:szCs w:val="52"/>
         </w:rPr>
       </w:pPr>
-      <w:bookmarkStart w:id="13" w:name="_Toc232993212"/>
+      <w:bookmarkStart w:id="13" w:name="_Toc232996883"/>
       <w:r>
         <w:rPr>
           <w:sz w:val="28"/>
@@ -15294,7 +16540,7 @@
       <w:pPr>
         <w:pStyle w:val="a3"/>
       </w:pPr>
-      <w:bookmarkStart w:id="14" w:name="_Toc232993213"/>
+      <w:bookmarkStart w:id="14" w:name="_Toc232996884"/>
       <w:r>
         <w:t>1.4. Метрики качества видеопотоков и производительности систем</w:t>
       </w:r>
@@ -15346,7 +16592,7 @@
           <w:szCs w:val="52"/>
         </w:rPr>
       </w:pPr>
-      <w:bookmarkStart w:id="15" w:name="_Toc232993214"/>
+      <w:bookmarkStart w:id="15" w:name="_Toc232996885"/>
       <w:r>
         <w:rPr>
           <w:sz w:val="28"/>
@@ -16758,7 +18004,7 @@
           <w:szCs w:val="52"/>
         </w:rPr>
       </w:pPr>
-      <w:bookmarkStart w:id="16" w:name="_Toc232993215"/>
+      <w:bookmarkStart w:id="16" w:name="_Toc232996886"/>
       <w:r>
         <w:rPr>
           <w:sz w:val="28"/>
@@ -16777,7 +18023,7 @@
           <w:szCs w:val="52"/>
         </w:rPr>
       </w:pPr>
-      <w:bookmarkStart w:id="17" w:name="_Toc232993216"/>
+      <w:bookmarkStart w:id="17" w:name="_Toc232996887"/>
       <w:r>
         <w:rPr>
           <w:sz w:val="28"/>
@@ -17091,12 +18337,17 @@
         <w:t xml:space="preserve"> = 1.0x означает, что видеопоток обрабатывается ровно в реальном времени; значение </w:t>
       </w:r>
       <w:proofErr w:type="spellStart"/>
+      <w:proofErr w:type="gramStart"/>
       <w:r>
         <w:t>speed</w:t>
       </w:r>
       <w:proofErr w:type="spellEnd"/>
       <w:r>
-        <w:t xml:space="preserve"> &gt; 1.0x — обработка быстрее реального времени (система имеет запас производительности); значение </w:t>
+        <w:t xml:space="preserve"> &gt;</w:t>
+      </w:r>
+      <w:proofErr w:type="gramEnd"/>
+      <w:r>
+        <w:t xml:space="preserve"> 1.0x — обработка быстрее реального времени (система имеет запас производительности); значение </w:t>
       </w:r>
       <w:proofErr w:type="spellStart"/>
       <w:r>
@@ -17104,7 +18355,15 @@
       </w:r>
       <w:proofErr w:type="spellEnd"/>
       <w:r>
-        <w:t xml:space="preserve"> &lt; 1.0x — обработка медленнее реального времени (система не справляется с нагрузкой).</w:t>
+        <w:t xml:space="preserve"> </w:t>
+      </w:r>
+      <w:proofErr w:type="gramStart"/>
+      <w:r>
+        <w:t>&lt; 1.0x</w:t>
+      </w:r>
+      <w:proofErr w:type="gramEnd"/>
+      <w:r>
+        <w:t xml:space="preserve"> — обработка медленнее реального времени (система не справляется с нагрузкой).</w:t>
       </w:r>
     </w:p>
     <w:p>
@@ -17164,7 +18423,7 @@
       <w:pPr>
         <w:pStyle w:val="a3"/>
       </w:pPr>
-      <w:bookmarkStart w:id="18" w:name="_Toc232993217"/>
+      <w:bookmarkStart w:id="18" w:name="_Toc232996888"/>
       <w:r>
         <w:lastRenderedPageBreak/>
         <w:t>1.4.</w:t>
@@ -17202,7 +18461,15 @@
         <w:spacing w:before="240"/>
       </w:pPr>
       <w:r>
-        <w:t xml:space="preserve">Современные одноплатные компьютеры, и в частности </w:t>
+        <w:t xml:space="preserve">Современные одноплатные компьютеры, </w:t>
+      </w:r>
+      <w:proofErr w:type="gramStart"/>
+      <w:r>
+        <w:t>и в частности</w:t>
+      </w:r>
+      <w:proofErr w:type="gramEnd"/>
+      <w:r>
+        <w:t xml:space="preserve"> </w:t>
       </w:r>
       <w:proofErr w:type="spellStart"/>
       <w:r>
@@ -17346,7 +18613,7 @@
       <w:pPr>
         <w:pStyle w:val="a3"/>
       </w:pPr>
-      <w:bookmarkStart w:id="19" w:name="_Toc232993218"/>
+      <w:bookmarkStart w:id="19" w:name="_Toc232996889"/>
       <w:r>
         <w:lastRenderedPageBreak/>
         <w:t>ГЛАВА 2. МЕТОДИКА ЭКСПЕРИМЕНТАЛЬНОГО ИССЛЕДОВАНИЯ ПРОИЗВОДИТЕЛЬНОСТИ RASPBERRY PI 4B В ЗАДАЧАХ ПЕРЕДАЧИ МЕДИАДАННЫХ</w:t>
@@ -17357,7 +18624,7 @@
       <w:pPr>
         <w:pStyle w:val="a3"/>
       </w:pPr>
-      <w:bookmarkStart w:id="20" w:name="_Toc232993219"/>
+      <w:bookmarkStart w:id="20" w:name="_Toc232996890"/>
       <w:r>
         <w:t>2.1. Разработка архитектуры экспериментального стенда</w:t>
       </w:r>
@@ -17407,7 +18674,7 @@
           <w:szCs w:val="52"/>
         </w:rPr>
       </w:pPr>
-      <w:bookmarkStart w:id="21" w:name="_Toc232993220"/>
+      <w:bookmarkStart w:id="21" w:name="_Toc232996891"/>
       <w:r>
         <w:rPr>
           <w:sz w:val="28"/>
@@ -17508,7 +18775,7 @@
           <w:szCs w:val="52"/>
         </w:rPr>
       </w:pPr>
-      <w:bookmarkStart w:id="22" w:name="_Toc232993221"/>
+      <w:bookmarkStart w:id="22" w:name="_Toc232996892"/>
       <w:r>
         <w:rPr>
           <w:sz w:val="28"/>
@@ -18118,7 +19385,7 @@
         <w:ind w:firstLine="708"/>
         <w:jc w:val="both"/>
       </w:pPr>
-      <w:bookmarkStart w:id="23" w:name="_Toc232993222"/>
+      <w:bookmarkStart w:id="23" w:name="_Toc232996893"/>
       <w:r>
         <w:t xml:space="preserve">2.1.3. </w:t>
       </w:r>
@@ -18347,7 +19614,7 @@
         <w:ind w:firstLine="708"/>
         <w:jc w:val="left"/>
       </w:pPr>
-      <w:bookmarkStart w:id="24" w:name="_Toc232993223"/>
+      <w:bookmarkStart w:id="24" w:name="_Toc232996894"/>
       <w:r>
         <w:lastRenderedPageBreak/>
         <w:t>2.2. Разработка программного обеспечения для проведения экспериментов</w:t>
@@ -18369,7 +19636,7 @@
           <w:szCs w:val="52"/>
         </w:rPr>
       </w:pPr>
-      <w:bookmarkStart w:id="25" w:name="_Toc232993224"/>
+      <w:bookmarkStart w:id="25" w:name="_Toc232996895"/>
       <w:r>
         <w:rPr>
           <w:sz w:val="28"/>
@@ -18389,13 +19656,7 @@
       </w:r>
       <w:proofErr w:type="spellEnd"/>
       <w:r>
-        <w:t xml:space="preserve">, </w:t>
-      </w:r>
-      <w:r>
-        <w:t>предоставляющий широкий набор средств для работы с мультимедийными данными [17].</w:t>
-      </w:r>
-      <w:r>
-        <w:t xml:space="preserve"> </w:t>
+        <w:t xml:space="preserve">, предоставляющий широкий набор средств для работы с мультимедийными данными [17]. </w:t>
       </w:r>
       <w:r>
         <w:t xml:space="preserve">Данный выбор обоснован рядом факторов, которые делают </w:t>
@@ -18660,7 +19921,7 @@
           <w:szCs w:val="52"/>
         </w:rPr>
       </w:pPr>
-      <w:bookmarkStart w:id="26" w:name="_Toc232993225"/>
+      <w:bookmarkStart w:id="26" w:name="_Toc232996896"/>
       <w:r>
         <w:rPr>
           <w:sz w:val="28"/>
@@ -18836,6 +20097,7 @@
               <w:t>-</w:t>
             </w:r>
             <w:proofErr w:type="spellStart"/>
+            <w:proofErr w:type="gramStart"/>
             <w:r>
               <w:rPr>
                 <w:rFonts w:ascii="Consolas" w:hAnsi="Consolas"/>
@@ -18846,6 +20108,7 @@
               <w:t>c:v</w:t>
             </w:r>
             <w:proofErr w:type="spellEnd"/>
+            <w:proofErr w:type="gramEnd"/>
             <w:r>
               <w:rPr>
                 <w:rFonts w:ascii="Consolas" w:hAnsi="Consolas"/>
@@ -19151,10 +20414,12 @@
               <w:t>-</w:t>
             </w:r>
             <w:proofErr w:type="spellStart"/>
+            <w:proofErr w:type="gramStart"/>
             <w:r>
               <w:t>c:v</w:t>
             </w:r>
             <w:proofErr w:type="spellEnd"/>
+            <w:proofErr w:type="gramEnd"/>
             <w:r>
               <w:t xml:space="preserve"> </w:t>
             </w:r>
@@ -19355,10 +20620,12 @@
         <w:t>Ключевым решением является использование параметра -</w:t>
       </w:r>
       <w:proofErr w:type="spellStart"/>
+      <w:proofErr w:type="gramStart"/>
       <w:r>
         <w:t>c:v</w:t>
       </w:r>
       <w:proofErr w:type="spellEnd"/>
+      <w:proofErr w:type="gramEnd"/>
       <w:r>
         <w:t xml:space="preserve"> </w:t>
       </w:r>
@@ -19540,6 +20807,7 @@
               <w:t xml:space="preserve">  -</w:t>
             </w:r>
             <w:proofErr w:type="spellStart"/>
+            <w:proofErr w:type="gramStart"/>
             <w:r>
               <w:rPr>
                 <w:rFonts w:ascii="Consolas" w:hAnsi="Consolas"/>
@@ -19550,6 +20818,7 @@
               <w:t>c:v</w:t>
             </w:r>
             <w:proofErr w:type="spellEnd"/>
+            <w:proofErr w:type="gramEnd"/>
             <w:r>
               <w:rPr>
                 <w:rFonts w:ascii="Consolas" w:hAnsi="Consolas"/>
@@ -19916,7 +21185,7 @@
           <w:szCs w:val="52"/>
         </w:rPr>
       </w:pPr>
-      <w:bookmarkStart w:id="27" w:name="_Toc232993226"/>
+      <w:bookmarkStart w:id="27" w:name="_Toc232996897"/>
       <w:r>
         <w:rPr>
           <w:sz w:val="28"/>
@@ -20559,9 +21828,9 @@
                 <w:szCs w:val="18"/>
                 <w:lang w:val="en-US"/>
               </w:rPr>
-              <w:t>get_cpu_temp</w:t>
-            </w:r>
-            <w:proofErr w:type="spellEnd"/>
+              <w:t>get_cpu_</w:t>
+            </w:r>
+            <w:proofErr w:type="gramStart"/>
             <w:r>
               <w:rPr>
                 <w:rFonts w:ascii="Consolas" w:hAnsi="Consolas"/>
@@ -20569,19 +21838,19 @@
                 <w:szCs w:val="18"/>
                 <w:lang w:val="en-US"/>
               </w:rPr>
-              <w:t>():</w:t>
-            </w:r>
-          </w:p>
-          <w:p>
-            <w:pPr>
-              <w:spacing w:line="240" w:lineRule="auto"/>
-              <w:ind w:firstLine="0"/>
+              <w:t>temp</w:t>
+            </w:r>
+            <w:proofErr w:type="spellEnd"/>
+            <w:r>
               <w:rPr>
                 <w:rFonts w:ascii="Consolas" w:hAnsi="Consolas"/>
                 <w:sz w:val="20"/>
                 <w:szCs w:val="18"/>
-              </w:rPr>
-            </w:pPr>
+                <w:lang w:val="en-US"/>
+              </w:rPr>
+              <w:t>(</w:t>
+            </w:r>
+            <w:proofErr w:type="gramEnd"/>
             <w:r>
               <w:rPr>
                 <w:rFonts w:ascii="Consolas" w:hAnsi="Consolas"/>
@@ -20589,74 +21858,74 @@
                 <w:szCs w:val="18"/>
                 <w:lang w:val="en-US"/>
               </w:rPr>
-              <w:t xml:space="preserve">    </w:t>
-            </w:r>
-            <w:r>
+              <w:t>):</w:t>
+            </w:r>
+          </w:p>
+          <w:p>
+            <w:pPr>
+              <w:spacing w:line="240" w:lineRule="auto"/>
+              <w:ind w:firstLine="0"/>
               <w:rPr>
                 <w:rFonts w:ascii="Consolas" w:hAnsi="Consolas"/>
                 <w:sz w:val="20"/>
                 <w:szCs w:val="18"/>
               </w:rPr>
-              <w:t xml:space="preserve">"""Считывание температуры кристалла через </w:t>
-            </w:r>
-            <w:proofErr w:type="spellStart"/>
+            </w:pPr>
             <w:r>
               <w:rPr>
                 <w:rFonts w:ascii="Consolas" w:hAnsi="Consolas"/>
                 <w:sz w:val="20"/>
                 <w:szCs w:val="18"/>
-              </w:rPr>
-              <w:t>vcgencmd</w:t>
-            </w:r>
-            <w:proofErr w:type="spellEnd"/>
+                <w:lang w:val="en-US"/>
+              </w:rPr>
+              <w:t xml:space="preserve">    </w:t>
+            </w:r>
             <w:r>
               <w:rPr>
                 <w:rFonts w:ascii="Consolas" w:hAnsi="Consolas"/>
                 <w:sz w:val="20"/>
                 <w:szCs w:val="18"/>
               </w:rPr>
-              <w:t>"""</w:t>
-            </w:r>
-          </w:p>
-          <w:p>
-            <w:pPr>
-              <w:spacing w:line="240" w:lineRule="auto"/>
-              <w:ind w:firstLine="0"/>
+              <w:t xml:space="preserve">"""Считывание температуры кристалла через </w:t>
+            </w:r>
+            <w:proofErr w:type="spellStart"/>
+            <w:r>
               <w:rPr>
                 <w:rFonts w:ascii="Consolas" w:hAnsi="Consolas"/>
                 <w:sz w:val="20"/>
                 <w:szCs w:val="18"/>
-                <w:lang w:val="en-US"/>
-              </w:rPr>
-            </w:pPr>
+              </w:rPr>
+              <w:t>vcgencmd</w:t>
+            </w:r>
+            <w:proofErr w:type="spellEnd"/>
             <w:r>
               <w:rPr>
                 <w:rFonts w:ascii="Consolas" w:hAnsi="Consolas"/>
                 <w:sz w:val="20"/>
                 <w:szCs w:val="18"/>
               </w:rPr>
-              <w:t xml:space="preserve">    </w:t>
-            </w:r>
-            <w:r>
+              <w:t>"""</w:t>
+            </w:r>
+          </w:p>
+          <w:p>
+            <w:pPr>
+              <w:spacing w:line="240" w:lineRule="auto"/>
+              <w:ind w:firstLine="0"/>
               <w:rPr>
                 <w:rFonts w:ascii="Consolas" w:hAnsi="Consolas"/>
                 <w:sz w:val="20"/>
                 <w:szCs w:val="18"/>
                 <w:lang w:val="en-US"/>
               </w:rPr>
-              <w:t xml:space="preserve">result = </w:t>
-            </w:r>
-            <w:proofErr w:type="spellStart"/>
+            </w:pPr>
             <w:r>
               <w:rPr>
                 <w:rFonts w:ascii="Consolas" w:hAnsi="Consolas"/>
                 <w:sz w:val="20"/>
                 <w:szCs w:val="18"/>
-                <w:lang w:val="en-US"/>
-              </w:rPr>
-              <w:t>subprocess.run</w:t>
-            </w:r>
-            <w:proofErr w:type="spellEnd"/>
+              </w:rPr>
+              <w:t xml:space="preserve">    </w:t>
+            </w:r>
             <w:r>
               <w:rPr>
                 <w:rFonts w:ascii="Consolas" w:hAnsi="Consolas"/>
@@ -20664,9 +21933,10 @@
                 <w:szCs w:val="18"/>
                 <w:lang w:val="en-US"/>
               </w:rPr>
-              <w:t>(['</w:t>
+              <w:t xml:space="preserve">result = </w:t>
             </w:r>
             <w:proofErr w:type="spellStart"/>
+            <w:proofErr w:type="gramStart"/>
             <w:r>
               <w:rPr>
                 <w:rFonts w:ascii="Consolas" w:hAnsi="Consolas"/>
@@ -20674,7 +21944,7 @@
                 <w:szCs w:val="18"/>
                 <w:lang w:val="en-US"/>
               </w:rPr>
-              <w:t>vcgencmd</w:t>
+              <w:t>subprocess.run</w:t>
             </w:r>
             <w:proofErr w:type="spellEnd"/>
             <w:r>
@@ -20684,9 +21954,9 @@
                 <w:szCs w:val="18"/>
                 <w:lang w:val="en-US"/>
               </w:rPr>
-              <w:t>', '</w:t>
-            </w:r>
-            <w:proofErr w:type="spellStart"/>
+              <w:t>(</w:t>
+            </w:r>
+            <w:proofErr w:type="gramEnd"/>
             <w:r>
               <w:rPr>
                 <w:rFonts w:ascii="Consolas" w:hAnsi="Consolas"/>
@@ -20694,9 +21964,9 @@
                 <w:szCs w:val="18"/>
                 <w:lang w:val="en-US"/>
               </w:rPr>
-              <w:t>measure_temp</w:t>
-            </w:r>
-            <w:proofErr w:type="spellEnd"/>
+              <w:t>['</w:t>
+            </w:r>
+            <w:proofErr w:type="spellStart"/>
             <w:r>
               <w:rPr>
                 <w:rFonts w:ascii="Consolas" w:hAnsi="Consolas"/>
@@ -20704,20 +21974,19 @@
                 <w:szCs w:val="18"/>
                 <w:lang w:val="en-US"/>
               </w:rPr>
-              <w:t>'],</w:t>
-            </w:r>
-          </w:p>
-          <w:p>
-            <w:pPr>
-              <w:spacing w:line="240" w:lineRule="auto"/>
-              <w:ind w:firstLine="0"/>
+              <w:t>vcgencmd</w:t>
+            </w:r>
+            <w:proofErr w:type="spellEnd"/>
+            <w:r>
               <w:rPr>
                 <w:rFonts w:ascii="Consolas" w:hAnsi="Consolas"/>
                 <w:sz w:val="20"/>
                 <w:szCs w:val="18"/>
                 <w:lang w:val="en-US"/>
               </w:rPr>
-            </w:pPr>
+              <w:t>', '</w:t>
+            </w:r>
+            <w:proofErr w:type="spellStart"/>
             <w:r>
               <w:rPr>
                 <w:rFonts w:ascii="Consolas" w:hAnsi="Consolas"/>
@@ -20725,9 +21994,9 @@
                 <w:szCs w:val="18"/>
                 <w:lang w:val="en-US"/>
               </w:rPr>
-              <w:t xml:space="preserve">                          </w:t>
-            </w:r>
-            <w:proofErr w:type="spellStart"/>
+              <w:t>measure_temp</w:t>
+            </w:r>
+            <w:proofErr w:type="spellEnd"/>
             <w:r>
               <w:rPr>
                 <w:rFonts w:ascii="Consolas" w:hAnsi="Consolas"/>
@@ -20735,30 +22004,30 @@
                 <w:szCs w:val="18"/>
                 <w:lang w:val="en-US"/>
               </w:rPr>
-              <w:t>capture_output</w:t>
-            </w:r>
-            <w:proofErr w:type="spellEnd"/>
-            <w:r>
+              <w:t>'],</w:t>
+            </w:r>
+          </w:p>
+          <w:p>
+            <w:pPr>
+              <w:spacing w:line="240" w:lineRule="auto"/>
+              <w:ind w:firstLine="0"/>
               <w:rPr>
                 <w:rFonts w:ascii="Consolas" w:hAnsi="Consolas"/>
                 <w:sz w:val="20"/>
                 <w:szCs w:val="18"/>
                 <w:lang w:val="en-US"/>
               </w:rPr>
-              <w:t>=True, text=True)</w:t>
-            </w:r>
-          </w:p>
-          <w:p>
-            <w:pPr>
-              <w:spacing w:line="240" w:lineRule="auto"/>
-              <w:ind w:firstLine="0"/>
+            </w:pPr>
+            <w:r>
               <w:rPr>
                 <w:rFonts w:ascii="Consolas" w:hAnsi="Consolas"/>
                 <w:sz w:val="20"/>
                 <w:szCs w:val="18"/>
                 <w:lang w:val="en-US"/>
               </w:rPr>
-            </w:pPr>
+              <w:t xml:space="preserve">                          </w:t>
+            </w:r>
+            <w:proofErr w:type="spellStart"/>
             <w:r>
               <w:rPr>
                 <w:rFonts w:ascii="Consolas" w:hAnsi="Consolas"/>
@@ -20766,9 +22035,9 @@
                 <w:szCs w:val="18"/>
                 <w:lang w:val="en-US"/>
               </w:rPr>
-              <w:t xml:space="preserve">    return float(</w:t>
-            </w:r>
-            <w:proofErr w:type="spellStart"/>
+              <w:t>capture_output</w:t>
+            </w:r>
+            <w:proofErr w:type="spellEnd"/>
             <w:r>
               <w:rPr>
                 <w:rFonts w:ascii="Consolas" w:hAnsi="Consolas"/>
@@ -20776,67 +22045,68 @@
                 <w:szCs w:val="18"/>
                 <w:lang w:val="en-US"/>
               </w:rPr>
-              <w:t>result.stdout.replace</w:t>
-            </w:r>
-            <w:proofErr w:type="spellEnd"/>
-            <w:r>
+              <w:t>=True, text=True)</w:t>
+            </w:r>
+          </w:p>
+          <w:p>
+            <w:pPr>
+              <w:spacing w:line="240" w:lineRule="auto"/>
+              <w:ind w:firstLine="0"/>
               <w:rPr>
                 <w:rFonts w:ascii="Consolas" w:hAnsi="Consolas"/>
                 <w:sz w:val="20"/>
                 <w:szCs w:val="18"/>
                 <w:lang w:val="en-US"/>
               </w:rPr>
-              <w:t>("temp=", "").replace("'C\n", ""))</w:t>
-            </w:r>
-          </w:p>
-          <w:p>
-            <w:pPr>
-              <w:spacing w:line="240" w:lineRule="auto"/>
-              <w:ind w:firstLine="0"/>
+            </w:pPr>
+            <w:r>
               <w:rPr>
                 <w:rFonts w:ascii="Consolas" w:hAnsi="Consolas"/>
                 <w:sz w:val="20"/>
                 <w:szCs w:val="18"/>
                 <w:lang w:val="en-US"/>
               </w:rPr>
-            </w:pPr>
-          </w:p>
-          <w:p>
-            <w:pPr>
-              <w:spacing w:line="240" w:lineRule="auto"/>
-              <w:ind w:firstLine="0"/>
+              <w:t xml:space="preserve">    return </w:t>
+            </w:r>
+            <w:proofErr w:type="gramStart"/>
+            <w:r>
               <w:rPr>
                 <w:rFonts w:ascii="Consolas" w:hAnsi="Consolas"/>
                 <w:sz w:val="20"/>
                 <w:szCs w:val="18"/>
-              </w:rPr>
-            </w:pPr>
+                <w:lang w:val="en-US"/>
+              </w:rPr>
+              <w:t>float(</w:t>
+            </w:r>
             <w:proofErr w:type="spellStart"/>
             <w:r>
               <w:rPr>
                 <w:rFonts w:ascii="Consolas" w:hAnsi="Consolas"/>
                 <w:sz w:val="20"/>
                 <w:szCs w:val="18"/>
-              </w:rPr>
-              <w:t>def</w:t>
-            </w:r>
-            <w:proofErr w:type="spellEnd"/>
+                <w:lang w:val="en-US"/>
+              </w:rPr>
+              <w:t>result.stdout</w:t>
+            </w:r>
+            <w:proofErr w:type="gramEnd"/>
             <w:r>
               <w:rPr>
                 <w:rFonts w:ascii="Consolas" w:hAnsi="Consolas"/>
                 <w:sz w:val="20"/>
                 <w:szCs w:val="18"/>
-              </w:rPr>
-              <w:t xml:space="preserve"> </w:t>
-            </w:r>
-            <w:proofErr w:type="spellStart"/>
+                <w:lang w:val="en-US"/>
+              </w:rPr>
+              <w:t>.</w:t>
+            </w:r>
+            <w:proofErr w:type="gramStart"/>
             <w:r>
               <w:rPr>
                 <w:rFonts w:ascii="Consolas" w:hAnsi="Consolas"/>
                 <w:sz w:val="20"/>
                 <w:szCs w:val="18"/>
-              </w:rPr>
-              <w:t>get_cpu_freq</w:t>
+                <w:lang w:val="en-US"/>
+              </w:rPr>
+              <w:t>replace</w:t>
             </w:r>
             <w:proofErr w:type="spellEnd"/>
             <w:r>
@@ -20844,66 +22114,71 @@
                 <w:rFonts w:ascii="Consolas" w:hAnsi="Consolas"/>
                 <w:sz w:val="20"/>
                 <w:szCs w:val="18"/>
-              </w:rPr>
-              <w:t>():</w:t>
-            </w:r>
-          </w:p>
-          <w:p>
-            <w:pPr>
-              <w:spacing w:line="240" w:lineRule="auto"/>
-              <w:ind w:firstLine="0"/>
+                <w:lang w:val="en-US"/>
+              </w:rPr>
+              <w:t>(</w:t>
+            </w:r>
+            <w:proofErr w:type="gramEnd"/>
+            <w:r>
               <w:rPr>
                 <w:rFonts w:ascii="Consolas" w:hAnsi="Consolas"/>
                 <w:sz w:val="20"/>
                 <w:szCs w:val="18"/>
-              </w:rPr>
-            </w:pPr>
+                <w:lang w:val="en-US"/>
+              </w:rPr>
+              <w:t>"temp=", ""</w:t>
+            </w:r>
+            <w:proofErr w:type="gramStart"/>
             <w:r>
               <w:rPr>
                 <w:rFonts w:ascii="Consolas" w:hAnsi="Consolas"/>
                 <w:sz w:val="20"/>
                 <w:szCs w:val="18"/>
-              </w:rPr>
-              <w:t xml:space="preserve">    """Считывание тактовой частоты CPU в МГц"""</w:t>
-            </w:r>
-          </w:p>
-          <w:p>
-            <w:pPr>
-              <w:spacing w:line="240" w:lineRule="auto"/>
-              <w:ind w:firstLine="0"/>
+                <w:lang w:val="en-US"/>
+              </w:rPr>
+              <w:t>).replace</w:t>
+            </w:r>
+            <w:proofErr w:type="gramEnd"/>
+            <w:r>
               <w:rPr>
                 <w:rFonts w:ascii="Consolas" w:hAnsi="Consolas"/>
                 <w:sz w:val="20"/>
                 <w:szCs w:val="18"/>
                 <w:lang w:val="en-US"/>
               </w:rPr>
-            </w:pPr>
-            <w:r>
+              <w:t>("'C\n", ""))</w:t>
+            </w:r>
+          </w:p>
+          <w:p>
+            <w:pPr>
+              <w:spacing w:line="240" w:lineRule="auto"/>
+              <w:ind w:firstLine="0"/>
               <w:rPr>
                 <w:rFonts w:ascii="Consolas" w:hAnsi="Consolas"/>
                 <w:sz w:val="20"/>
                 <w:szCs w:val="18"/>
-              </w:rPr>
-              <w:t xml:space="preserve">    </w:t>
-            </w:r>
-            <w:r>
+                <w:lang w:val="en-US"/>
+              </w:rPr>
+            </w:pPr>
+          </w:p>
+          <w:p>
+            <w:pPr>
+              <w:spacing w:line="240" w:lineRule="auto"/>
+              <w:ind w:firstLine="0"/>
               <w:rPr>
                 <w:rFonts w:ascii="Consolas" w:hAnsi="Consolas"/>
                 <w:sz w:val="20"/>
                 <w:szCs w:val="18"/>
-                <w:lang w:val="en-US"/>
-              </w:rPr>
-              <w:t xml:space="preserve">result = </w:t>
-            </w:r>
+              </w:rPr>
+            </w:pPr>
             <w:proofErr w:type="spellStart"/>
             <w:r>
               <w:rPr>
                 <w:rFonts w:ascii="Consolas" w:hAnsi="Consolas"/>
                 <w:sz w:val="20"/>
                 <w:szCs w:val="18"/>
-                <w:lang w:val="en-US"/>
-              </w:rPr>
-              <w:t>subprocess.run</w:t>
+              </w:rPr>
+              <w:t>def</w:t>
             </w:r>
             <w:proofErr w:type="spellEnd"/>
             <w:r>
@@ -20911,9 +22186,8 @@
                 <w:rFonts w:ascii="Consolas" w:hAnsi="Consolas"/>
                 <w:sz w:val="20"/>
                 <w:szCs w:val="18"/>
-                <w:lang w:val="en-US"/>
-              </w:rPr>
-              <w:t>(['</w:t>
+              </w:rPr>
+              <w:t xml:space="preserve"> </w:t>
             </w:r>
             <w:proofErr w:type="spellStart"/>
             <w:r>
@@ -20921,39 +22195,35 @@
                 <w:rFonts w:ascii="Consolas" w:hAnsi="Consolas"/>
                 <w:sz w:val="20"/>
                 <w:szCs w:val="18"/>
-                <w:lang w:val="en-US"/>
-              </w:rPr>
-              <w:t>vcgencmd</w:t>
-            </w:r>
-            <w:proofErr w:type="spellEnd"/>
+              </w:rPr>
+              <w:t>get_cpu_</w:t>
+            </w:r>
+            <w:proofErr w:type="gramStart"/>
             <w:r>
               <w:rPr>
                 <w:rFonts w:ascii="Consolas" w:hAnsi="Consolas"/>
                 <w:sz w:val="20"/>
                 <w:szCs w:val="18"/>
-                <w:lang w:val="en-US"/>
-              </w:rPr>
-              <w:t>', '</w:t>
-            </w:r>
-            <w:proofErr w:type="spellStart"/>
+              </w:rPr>
+              <w:t>freq</w:t>
+            </w:r>
+            <w:proofErr w:type="spellEnd"/>
             <w:r>
               <w:rPr>
                 <w:rFonts w:ascii="Consolas" w:hAnsi="Consolas"/>
                 <w:sz w:val="20"/>
                 <w:szCs w:val="18"/>
-                <w:lang w:val="en-US"/>
-              </w:rPr>
-              <w:t>measure_clock</w:t>
-            </w:r>
-            <w:proofErr w:type="spellEnd"/>
+              </w:rPr>
+              <w:t>(</w:t>
+            </w:r>
+            <w:proofErr w:type="gramEnd"/>
             <w:r>
               <w:rPr>
                 <w:rFonts w:ascii="Consolas" w:hAnsi="Consolas"/>
                 <w:sz w:val="20"/>
                 <w:szCs w:val="18"/>
-                <w:lang w:val="en-US"/>
-              </w:rPr>
-              <w:t>', 'arm'],</w:t>
+              </w:rPr>
+              <w:t>):</w:t>
             </w:r>
           </w:p>
           <w:p>
@@ -20964,7 +22234,6 @@
                 <w:rFonts w:ascii="Consolas" w:hAnsi="Consolas"/>
                 <w:sz w:val="20"/>
                 <w:szCs w:val="18"/>
-                <w:lang w:val="en-US"/>
               </w:rPr>
             </w:pPr>
             <w:r>
@@ -20972,42 +22241,40 @@
                 <w:rFonts w:ascii="Consolas" w:hAnsi="Consolas"/>
                 <w:sz w:val="20"/>
                 <w:szCs w:val="18"/>
-                <w:lang w:val="en-US"/>
-              </w:rPr>
-              <w:t xml:space="preserve">                          </w:t>
-            </w:r>
-            <w:proofErr w:type="spellStart"/>
-            <w:r>
+              </w:rPr>
+              <w:t xml:space="preserve">    """Считывание тактовой частоты CPU в МГц"""</w:t>
+            </w:r>
+          </w:p>
+          <w:p>
+            <w:pPr>
+              <w:spacing w:line="240" w:lineRule="auto"/>
+              <w:ind w:firstLine="0"/>
               <w:rPr>
                 <w:rFonts w:ascii="Consolas" w:hAnsi="Consolas"/>
                 <w:sz w:val="20"/>
                 <w:szCs w:val="18"/>
                 <w:lang w:val="en-US"/>
               </w:rPr>
-              <w:t>capture_output</w:t>
-            </w:r>
-            <w:proofErr w:type="spellEnd"/>
+            </w:pPr>
             <w:r>
               <w:rPr>
                 <w:rFonts w:ascii="Consolas" w:hAnsi="Consolas"/>
                 <w:sz w:val="20"/>
                 <w:szCs w:val="18"/>
-                <w:lang w:val="en-US"/>
-              </w:rPr>
-              <w:t>=True, text=True)</w:t>
-            </w:r>
-          </w:p>
-          <w:p>
-            <w:pPr>
-              <w:spacing w:line="240" w:lineRule="auto"/>
-              <w:ind w:firstLine="0"/>
+              </w:rPr>
+              <w:t xml:space="preserve">    </w:t>
+            </w:r>
+            <w:r>
               <w:rPr>
                 <w:rFonts w:ascii="Consolas" w:hAnsi="Consolas"/>
                 <w:sz w:val="20"/>
                 <w:szCs w:val="18"/>
                 <w:lang w:val="en-US"/>
               </w:rPr>
-            </w:pPr>
+              <w:t xml:space="preserve">result = </w:t>
+            </w:r>
+            <w:proofErr w:type="spellStart"/>
+            <w:proofErr w:type="gramStart"/>
             <w:r>
               <w:rPr>
                 <w:rFonts w:ascii="Consolas" w:hAnsi="Consolas"/>
@@ -21015,9 +22282,9 @@
                 <w:szCs w:val="18"/>
                 <w:lang w:val="en-US"/>
               </w:rPr>
-              <w:t xml:space="preserve">    return int(</w:t>
-            </w:r>
-            <w:proofErr w:type="spellStart"/>
+              <w:t>subprocess.run</w:t>
+            </w:r>
+            <w:proofErr w:type="spellEnd"/>
             <w:r>
               <w:rPr>
                 <w:rFonts w:ascii="Consolas" w:hAnsi="Consolas"/>
@@ -21025,9 +22292,9 @@
                 <w:szCs w:val="18"/>
                 <w:lang w:val="en-US"/>
               </w:rPr>
-              <w:t>result.stdout.split</w:t>
-            </w:r>
-            <w:proofErr w:type="spellEnd"/>
+              <w:t>(</w:t>
+            </w:r>
+            <w:proofErr w:type="gramEnd"/>
             <w:r>
               <w:rPr>
                 <w:rFonts w:ascii="Consolas" w:hAnsi="Consolas"/>
@@ -21035,32 +22302,29 @@
                 <w:szCs w:val="18"/>
                 <w:lang w:val="en-US"/>
               </w:rPr>
-              <w:t>("=")[1].strip()) / 1000000</w:t>
-            </w:r>
-          </w:p>
-          <w:p>
-            <w:pPr>
-              <w:spacing w:line="240" w:lineRule="auto"/>
-              <w:ind w:firstLine="0"/>
+              <w:t>['</w:t>
+            </w:r>
+            <w:proofErr w:type="spellStart"/>
+            <w:r>
               <w:rPr>
                 <w:rFonts w:ascii="Consolas" w:hAnsi="Consolas"/>
                 <w:sz w:val="20"/>
                 <w:szCs w:val="18"/>
                 <w:lang w:val="en-US"/>
               </w:rPr>
-            </w:pPr>
-          </w:p>
-          <w:p>
-            <w:pPr>
-              <w:spacing w:line="240" w:lineRule="auto"/>
-              <w:ind w:firstLine="0"/>
+              <w:t>vcgencmd</w:t>
+            </w:r>
+            <w:proofErr w:type="spellEnd"/>
+            <w:r>
               <w:rPr>
                 <w:rFonts w:ascii="Consolas" w:hAnsi="Consolas"/>
                 <w:sz w:val="20"/>
                 <w:szCs w:val="18"/>
                 <w:lang w:val="en-US"/>
               </w:rPr>
-            </w:pPr>
+              <w:t>', '</w:t>
+            </w:r>
+            <w:proofErr w:type="spellStart"/>
             <w:r>
               <w:rPr>
                 <w:rFonts w:ascii="Consolas" w:hAnsi="Consolas"/>
@@ -21068,9 +22332,9 @@
                 <w:szCs w:val="18"/>
                 <w:lang w:val="en-US"/>
               </w:rPr>
-              <w:t xml:space="preserve">def monitor(duration, </w:t>
-            </w:r>
-            <w:proofErr w:type="spellStart"/>
+              <w:t>measure_clock</w:t>
+            </w:r>
+            <w:proofErr w:type="spellEnd"/>
             <w:r>
               <w:rPr>
                 <w:rFonts w:ascii="Consolas" w:hAnsi="Consolas"/>
@@ -21078,30 +22342,30 @@
                 <w:szCs w:val="18"/>
                 <w:lang w:val="en-US"/>
               </w:rPr>
-              <w:t>output_file</w:t>
-            </w:r>
-            <w:proofErr w:type="spellEnd"/>
-            <w:r>
+              <w:t>', 'arm'],</w:t>
+            </w:r>
+          </w:p>
+          <w:p>
+            <w:pPr>
+              <w:spacing w:line="240" w:lineRule="auto"/>
+              <w:ind w:firstLine="0"/>
               <w:rPr>
                 <w:rFonts w:ascii="Consolas" w:hAnsi="Consolas"/>
                 <w:sz w:val="20"/>
                 <w:szCs w:val="18"/>
                 <w:lang w:val="en-US"/>
               </w:rPr>
-              <w:t>):</w:t>
-            </w:r>
-          </w:p>
-          <w:p>
-            <w:pPr>
-              <w:spacing w:line="240" w:lineRule="auto"/>
-              <w:ind w:firstLine="0"/>
+            </w:pPr>
+            <w:r>
               <w:rPr>
                 <w:rFonts w:ascii="Consolas" w:hAnsi="Consolas"/>
                 <w:sz w:val="20"/>
                 <w:szCs w:val="18"/>
                 <w:lang w:val="en-US"/>
               </w:rPr>
-            </w:pPr>
+              <w:t xml:space="preserve">                          </w:t>
+            </w:r>
+            <w:proofErr w:type="spellStart"/>
             <w:r>
               <w:rPr>
                 <w:rFonts w:ascii="Consolas" w:hAnsi="Consolas"/>
@@ -21109,33 +22373,41 @@
                 <w:szCs w:val="18"/>
                 <w:lang w:val="en-US"/>
               </w:rPr>
-              <w:t xml:space="preserve">    """</w:t>
-            </w:r>
+              <w:t>capture_output</w:t>
+            </w:r>
+            <w:proofErr w:type="spellEnd"/>
             <w:r>
               <w:rPr>
                 <w:rFonts w:ascii="Consolas" w:hAnsi="Consolas"/>
                 <w:sz w:val="20"/>
                 <w:szCs w:val="18"/>
-              </w:rPr>
-              <w:t>Основная</w:t>
-            </w:r>
-            <w:r>
+                <w:lang w:val="en-US"/>
+              </w:rPr>
+              <w:t>=True, text=True)</w:t>
+            </w:r>
+          </w:p>
+          <w:p>
+            <w:pPr>
+              <w:spacing w:line="240" w:lineRule="auto"/>
+              <w:ind w:firstLine="0"/>
               <w:rPr>
                 <w:rFonts w:ascii="Consolas" w:hAnsi="Consolas"/>
                 <w:sz w:val="20"/>
                 <w:szCs w:val="18"/>
                 <w:lang w:val="en-US"/>
               </w:rPr>
-              <w:t xml:space="preserve"> </w:t>
-            </w:r>
+            </w:pPr>
             <w:r>
               <w:rPr>
                 <w:rFonts w:ascii="Consolas" w:hAnsi="Consolas"/>
                 <w:sz w:val="20"/>
                 <w:szCs w:val="18"/>
-              </w:rPr>
-              <w:t>функция</w:t>
-            </w:r>
+                <w:lang w:val="en-US"/>
+              </w:rPr>
+              <w:t xml:space="preserve">    return int(</w:t>
+            </w:r>
+            <w:proofErr w:type="spellStart"/>
+            <w:proofErr w:type="gramStart"/>
             <w:r>
               <w:rPr>
                 <w:rFonts w:ascii="Consolas" w:hAnsi="Consolas"/>
@@ -21143,16 +22415,19 @@
                 <w:szCs w:val="18"/>
                 <w:lang w:val="en-US"/>
               </w:rPr>
-              <w:t xml:space="preserve"> </w:t>
-            </w:r>
+              <w:t>result.stdout</w:t>
+            </w:r>
+            <w:proofErr w:type="gramEnd"/>
             <w:r>
               <w:rPr>
                 <w:rFonts w:ascii="Consolas" w:hAnsi="Consolas"/>
                 <w:sz w:val="20"/>
                 <w:szCs w:val="18"/>
-              </w:rPr>
-              <w:t>мониторинга</w:t>
-            </w:r>
+                <w:lang w:val="en-US"/>
+              </w:rPr>
+              <w:t>.split</w:t>
+            </w:r>
+            <w:proofErr w:type="spellEnd"/>
             <w:r>
               <w:rPr>
                 <w:rFonts w:ascii="Consolas" w:hAnsi="Consolas"/>
@@ -21160,20 +22435,19 @@
                 <w:szCs w:val="18"/>
                 <w:lang w:val="en-US"/>
               </w:rPr>
-              <w:t>"""</w:t>
-            </w:r>
-          </w:p>
-          <w:p>
-            <w:pPr>
-              <w:spacing w:line="240" w:lineRule="auto"/>
-              <w:ind w:firstLine="0"/>
+              <w:t>("=</w:t>
+            </w:r>
+            <w:proofErr w:type="gramStart"/>
+            <w:r>
               <w:rPr>
                 <w:rFonts w:ascii="Consolas" w:hAnsi="Consolas"/>
                 <w:sz w:val="20"/>
                 <w:szCs w:val="18"/>
                 <w:lang w:val="en-US"/>
               </w:rPr>
-            </w:pPr>
+              <w:t>")[</w:t>
+            </w:r>
+            <w:proofErr w:type="gramEnd"/>
             <w:r>
               <w:rPr>
                 <w:rFonts w:ascii="Consolas" w:hAnsi="Consolas"/>
@@ -21181,9 +22455,9 @@
                 <w:szCs w:val="18"/>
                 <w:lang w:val="en-US"/>
               </w:rPr>
-              <w:t xml:space="preserve">    with open(</w:t>
-            </w:r>
-            <w:proofErr w:type="spellStart"/>
+              <w:t>1</w:t>
+            </w:r>
+            <w:proofErr w:type="gramStart"/>
             <w:r>
               <w:rPr>
                 <w:rFonts w:ascii="Consolas" w:hAnsi="Consolas"/>
@@ -21191,9 +22465,9 @@
                 <w:szCs w:val="18"/>
                 <w:lang w:val="en-US"/>
               </w:rPr>
-              <w:t>output_file</w:t>
-            </w:r>
-            <w:proofErr w:type="spellEnd"/>
+              <w:t>].strip</w:t>
+            </w:r>
+            <w:proofErr w:type="gramEnd"/>
             <w:r>
               <w:rPr>
                 <w:rFonts w:ascii="Consolas" w:hAnsi="Consolas"/>
@@ -21201,7 +22475,7 @@
                 <w:szCs w:val="18"/>
                 <w:lang w:val="en-US"/>
               </w:rPr>
-              <w:t>, 'w', newline='') as f:</w:t>
+              <w:t>()) / 1000000</w:t>
             </w:r>
           </w:p>
           <w:p>
@@ -21215,16 +22489,18 @@
                 <w:lang w:val="en-US"/>
               </w:rPr>
             </w:pPr>
-            <w:r>
+          </w:p>
+          <w:p>
+            <w:pPr>
+              <w:spacing w:line="240" w:lineRule="auto"/>
+              <w:ind w:firstLine="0"/>
               <w:rPr>
                 <w:rFonts w:ascii="Consolas" w:hAnsi="Consolas"/>
                 <w:sz w:val="20"/>
                 <w:szCs w:val="18"/>
                 <w:lang w:val="en-US"/>
               </w:rPr>
-              <w:t xml:space="preserve">        writer = </w:t>
-            </w:r>
-            <w:proofErr w:type="spellStart"/>
+            </w:pPr>
             <w:r>
               <w:rPr>
                 <w:rFonts w:ascii="Consolas" w:hAnsi="Consolas"/>
@@ -21232,9 +22508,9 @@
                 <w:szCs w:val="18"/>
                 <w:lang w:val="en-US"/>
               </w:rPr>
-              <w:t>csv.writer</w:t>
-            </w:r>
-            <w:proofErr w:type="spellEnd"/>
+              <w:t xml:space="preserve">def </w:t>
+            </w:r>
+            <w:proofErr w:type="gramStart"/>
             <w:r>
               <w:rPr>
                 <w:rFonts w:ascii="Consolas" w:hAnsi="Consolas"/>
@@ -21242,20 +22518,19 @@
                 <w:szCs w:val="18"/>
                 <w:lang w:val="en-US"/>
               </w:rPr>
-              <w:t>(f)</w:t>
-            </w:r>
-          </w:p>
-          <w:p>
-            <w:pPr>
-              <w:spacing w:line="240" w:lineRule="auto"/>
-              <w:ind w:firstLine="0"/>
+              <w:t>monitor(</w:t>
+            </w:r>
+            <w:proofErr w:type="gramEnd"/>
+            <w:r>
               <w:rPr>
                 <w:rFonts w:ascii="Consolas" w:hAnsi="Consolas"/>
                 <w:sz w:val="20"/>
                 <w:szCs w:val="18"/>
                 <w:lang w:val="en-US"/>
               </w:rPr>
-            </w:pPr>
+              <w:t xml:space="preserve">duration, </w:t>
+            </w:r>
+            <w:proofErr w:type="spellStart"/>
             <w:r>
               <w:rPr>
                 <w:rFonts w:ascii="Consolas" w:hAnsi="Consolas"/>
@@ -21263,9 +22538,9 @@
                 <w:szCs w:val="18"/>
                 <w:lang w:val="en-US"/>
               </w:rPr>
-              <w:t xml:space="preserve">        </w:t>
-            </w:r>
-            <w:proofErr w:type="spellStart"/>
+              <w:t>output_file</w:t>
+            </w:r>
+            <w:proofErr w:type="spellEnd"/>
             <w:r>
               <w:rPr>
                 <w:rFonts w:ascii="Consolas" w:hAnsi="Consolas"/>
@@ -21273,19 +22548,20 @@
                 <w:szCs w:val="18"/>
                 <w:lang w:val="en-US"/>
               </w:rPr>
-              <w:t>writer.writerow</w:t>
-            </w:r>
-            <w:proofErr w:type="spellEnd"/>
-            <w:r>
+              <w:t>):</w:t>
+            </w:r>
+          </w:p>
+          <w:p>
+            <w:pPr>
+              <w:spacing w:line="240" w:lineRule="auto"/>
+              <w:ind w:firstLine="0"/>
               <w:rPr>
                 <w:rFonts w:ascii="Consolas" w:hAnsi="Consolas"/>
                 <w:sz w:val="20"/>
                 <w:szCs w:val="18"/>
                 <w:lang w:val="en-US"/>
               </w:rPr>
-              <w:t>(['</w:t>
-            </w:r>
-            <w:proofErr w:type="spellStart"/>
+            </w:pPr>
             <w:r>
               <w:rPr>
                 <w:rFonts w:ascii="Consolas" w:hAnsi="Consolas"/>
@@ -21293,19 +22569,16 @@
                 <w:szCs w:val="18"/>
                 <w:lang w:val="en-US"/>
               </w:rPr>
-              <w:t>Time_sec</w:t>
-            </w:r>
-            <w:proofErr w:type="spellEnd"/>
+              <w:t xml:space="preserve">    """</w:t>
+            </w:r>
             <w:r>
               <w:rPr>
                 <w:rFonts w:ascii="Consolas" w:hAnsi="Consolas"/>
                 <w:sz w:val="20"/>
                 <w:szCs w:val="18"/>
-                <w:lang w:val="en-US"/>
-              </w:rPr>
-              <w:t>', 'CPU_%', 'RAM_%', '</w:t>
-            </w:r>
-            <w:proofErr w:type="spellStart"/>
+              </w:rPr>
+              <w:t>Основная</w:t>
+            </w:r>
             <w:r>
               <w:rPr>
                 <w:rFonts w:ascii="Consolas" w:hAnsi="Consolas"/>
@@ -21313,40 +22586,33 @@
                 <w:szCs w:val="18"/>
                 <w:lang w:val="en-US"/>
               </w:rPr>
-              <w:t>Temp_C</w:t>
-            </w:r>
-            <w:proofErr w:type="spellEnd"/>
+              <w:t xml:space="preserve"> </w:t>
+            </w:r>
             <w:r>
               <w:rPr>
                 <w:rFonts w:ascii="Consolas" w:hAnsi="Consolas"/>
                 <w:sz w:val="20"/>
                 <w:szCs w:val="18"/>
-                <w:lang w:val="en-US"/>
-              </w:rPr>
-              <w:t>',</w:t>
-            </w:r>
-          </w:p>
-          <w:p>
-            <w:pPr>
-              <w:spacing w:line="240" w:lineRule="auto"/>
-              <w:ind w:firstLine="0"/>
+              </w:rPr>
+              <w:t>функция</w:t>
+            </w:r>
+            <w:r>
               <w:rPr>
                 <w:rFonts w:ascii="Consolas" w:hAnsi="Consolas"/>
                 <w:sz w:val="20"/>
                 <w:szCs w:val="18"/>
                 <w:lang w:val="en-US"/>
               </w:rPr>
-            </w:pPr>
+              <w:t xml:space="preserve"> </w:t>
+            </w:r>
             <w:r>
               <w:rPr>
                 <w:rFonts w:ascii="Consolas" w:hAnsi="Consolas"/>
                 <w:sz w:val="20"/>
                 <w:szCs w:val="18"/>
-                <w:lang w:val="en-US"/>
-              </w:rPr>
-              <w:t xml:space="preserve">                        '</w:t>
-            </w:r>
-            <w:proofErr w:type="spellStart"/>
+              </w:rPr>
+              <w:t>мониторинга</w:t>
+            </w:r>
             <w:r>
               <w:rPr>
                 <w:rFonts w:ascii="Consolas" w:hAnsi="Consolas"/>
@@ -21354,42 +22620,41 @@
                 <w:szCs w:val="18"/>
                 <w:lang w:val="en-US"/>
               </w:rPr>
-              <w:t>CPU_Freq_MHz</w:t>
-            </w:r>
-            <w:proofErr w:type="spellEnd"/>
-            <w:r>
+              <w:t>"""</w:t>
+            </w:r>
+          </w:p>
+          <w:p>
+            <w:pPr>
+              <w:spacing w:line="240" w:lineRule="auto"/>
+              <w:ind w:firstLine="0"/>
               <w:rPr>
                 <w:rFonts w:ascii="Consolas" w:hAnsi="Consolas"/>
                 <w:sz w:val="20"/>
                 <w:szCs w:val="18"/>
                 <w:lang w:val="en-US"/>
               </w:rPr>
-              <w:t>'])</w:t>
-            </w:r>
-          </w:p>
-          <w:p>
-            <w:pPr>
-              <w:spacing w:line="240" w:lineRule="auto"/>
-              <w:ind w:firstLine="0"/>
+            </w:pPr>
+            <w:r>
               <w:rPr>
                 <w:rFonts w:ascii="Consolas" w:hAnsi="Consolas"/>
                 <w:sz w:val="20"/>
                 <w:szCs w:val="18"/>
                 <w:lang w:val="en-US"/>
               </w:rPr>
-            </w:pPr>
-          </w:p>
-          <w:p>
-            <w:pPr>
-              <w:spacing w:line="240" w:lineRule="auto"/>
-              <w:ind w:firstLine="0"/>
+              <w:t xml:space="preserve">    with </w:t>
+            </w:r>
+            <w:proofErr w:type="gramStart"/>
+            <w:r>
               <w:rPr>
                 <w:rFonts w:ascii="Consolas" w:hAnsi="Consolas"/>
                 <w:sz w:val="20"/>
                 <w:szCs w:val="18"/>
                 <w:lang w:val="en-US"/>
               </w:rPr>
-            </w:pPr>
+              <w:t>open(</w:t>
+            </w:r>
+            <w:proofErr w:type="spellStart"/>
+            <w:proofErr w:type="gramEnd"/>
             <w:r>
               <w:rPr>
                 <w:rFonts w:ascii="Consolas" w:hAnsi="Consolas"/>
@@ -21397,9 +22662,9 @@
                 <w:szCs w:val="18"/>
                 <w:lang w:val="en-US"/>
               </w:rPr>
-              <w:t xml:space="preserve">        </w:t>
-            </w:r>
-            <w:proofErr w:type="spellStart"/>
+              <w:t>output_file</w:t>
+            </w:r>
+            <w:proofErr w:type="spellEnd"/>
             <w:r>
               <w:rPr>
                 <w:rFonts w:ascii="Consolas" w:hAnsi="Consolas"/>
@@ -21407,19 +22672,20 @@
                 <w:szCs w:val="18"/>
                 <w:lang w:val="en-US"/>
               </w:rPr>
-              <w:t>start_time</w:t>
-            </w:r>
-            <w:proofErr w:type="spellEnd"/>
-            <w:r>
+              <w:t>, 'w', newline='') as f:</w:t>
+            </w:r>
+          </w:p>
+          <w:p>
+            <w:pPr>
+              <w:spacing w:line="240" w:lineRule="auto"/>
+              <w:ind w:firstLine="0"/>
               <w:rPr>
                 <w:rFonts w:ascii="Consolas" w:hAnsi="Consolas"/>
                 <w:sz w:val="20"/>
                 <w:szCs w:val="18"/>
                 <w:lang w:val="en-US"/>
               </w:rPr>
-              <w:t xml:space="preserve"> = </w:t>
-            </w:r>
-            <w:proofErr w:type="spellStart"/>
+            </w:pPr>
             <w:r>
               <w:rPr>
                 <w:rFonts w:ascii="Consolas" w:hAnsi="Consolas"/>
@@ -21427,9 +22693,10 @@
                 <w:szCs w:val="18"/>
                 <w:lang w:val="en-US"/>
               </w:rPr>
-              <w:t>time.time</w:t>
-            </w:r>
-            <w:proofErr w:type="spellEnd"/>
+              <w:t xml:space="preserve">        writer = </w:t>
+            </w:r>
+            <w:proofErr w:type="spellStart"/>
+            <w:proofErr w:type="gramStart"/>
             <w:r>
               <w:rPr>
                 <w:rFonts w:ascii="Consolas" w:hAnsi="Consolas"/>
@@ -21437,20 +22704,19 @@
                 <w:szCs w:val="18"/>
                 <w:lang w:val="en-US"/>
               </w:rPr>
-              <w:t>()</w:t>
-            </w:r>
-          </w:p>
-          <w:p>
-            <w:pPr>
-              <w:spacing w:line="240" w:lineRule="auto"/>
-              <w:ind w:firstLine="0"/>
+              <w:t>csv.writer</w:t>
+            </w:r>
+            <w:proofErr w:type="spellEnd"/>
+            <w:proofErr w:type="gramEnd"/>
+            <w:r>
               <w:rPr>
                 <w:rFonts w:ascii="Consolas" w:hAnsi="Consolas"/>
                 <w:sz w:val="20"/>
                 <w:szCs w:val="18"/>
                 <w:lang w:val="en-US"/>
               </w:rPr>
-            </w:pPr>
+              <w:t>(f)</w:t>
+            </w:r>
           </w:p>
           <w:p>
             <w:pPr>
@@ -21470,9 +22736,10 @@
                 <w:szCs w:val="18"/>
                 <w:lang w:val="en-US"/>
               </w:rPr>
-              <w:t xml:space="preserve">        while </w:t>
+              <w:t xml:space="preserve">        </w:t>
             </w:r>
             <w:proofErr w:type="spellStart"/>
+            <w:proofErr w:type="gramStart"/>
             <w:r>
               <w:rPr>
                 <w:rFonts w:ascii="Consolas" w:hAnsi="Consolas"/>
@@ -21480,9 +22747,10 @@
                 <w:szCs w:val="18"/>
                 <w:lang w:val="en-US"/>
               </w:rPr>
-              <w:t>time.time</w:t>
+              <w:t>writer.writerow</w:t>
             </w:r>
             <w:proofErr w:type="spellEnd"/>
+            <w:proofErr w:type="gramEnd"/>
             <w:r>
               <w:rPr>
                 <w:rFonts w:ascii="Consolas" w:hAnsi="Consolas"/>
@@ -21490,7 +22758,7 @@
                 <w:szCs w:val="18"/>
                 <w:lang w:val="en-US"/>
               </w:rPr>
-              <w:t xml:space="preserve">() - </w:t>
+              <w:t>(['</w:t>
             </w:r>
             <w:proofErr w:type="spellStart"/>
             <w:r>
@@ -21500,7 +22768,7 @@
                 <w:szCs w:val="18"/>
                 <w:lang w:val="en-US"/>
               </w:rPr>
-              <w:t>start_time</w:t>
+              <w:t>Time_sec</w:t>
             </w:r>
             <w:proofErr w:type="spellEnd"/>
             <w:r>
@@ -21510,20 +22778,19 @@
                 <w:szCs w:val="18"/>
                 <w:lang w:val="en-US"/>
               </w:rPr>
-              <w:t xml:space="preserve"> &lt; duration:</w:t>
-            </w:r>
-          </w:p>
-          <w:p>
-            <w:pPr>
-              <w:spacing w:line="240" w:lineRule="auto"/>
-              <w:ind w:firstLine="0"/>
+              <w:t>', 'CPU_%', 'RAM_%', '</w:t>
+            </w:r>
+            <w:proofErr w:type="spellStart"/>
+            <w:r>
               <w:rPr>
                 <w:rFonts w:ascii="Consolas" w:hAnsi="Consolas"/>
                 <w:sz w:val="20"/>
                 <w:szCs w:val="18"/>
                 <w:lang w:val="en-US"/>
               </w:rPr>
-            </w:pPr>
+              <w:t>Temp_C</w:t>
+            </w:r>
+            <w:proofErr w:type="spellEnd"/>
             <w:r>
               <w:rPr>
                 <w:rFonts w:ascii="Consolas" w:hAnsi="Consolas"/>
@@ -21531,19 +22798,20 @@
                 <w:szCs w:val="18"/>
                 <w:lang w:val="en-US"/>
               </w:rPr>
-              <w:t xml:space="preserve">            </w:t>
-            </w:r>
-            <w:proofErr w:type="spellStart"/>
-            <w:r>
+              <w:t>',</w:t>
+            </w:r>
+          </w:p>
+          <w:p>
+            <w:pPr>
+              <w:spacing w:line="240" w:lineRule="auto"/>
+              <w:ind w:firstLine="0"/>
               <w:rPr>
                 <w:rFonts w:ascii="Consolas" w:hAnsi="Consolas"/>
                 <w:sz w:val="20"/>
                 <w:szCs w:val="18"/>
                 <w:lang w:val="en-US"/>
               </w:rPr>
-              <w:t>cpu</w:t>
-            </w:r>
-            <w:proofErr w:type="spellEnd"/>
+            </w:pPr>
             <w:r>
               <w:rPr>
                 <w:rFonts w:ascii="Consolas" w:hAnsi="Consolas"/>
@@ -21551,7 +22819,7 @@
                 <w:szCs w:val="18"/>
                 <w:lang w:val="en-US"/>
               </w:rPr>
-              <w:t xml:space="preserve"> = </w:t>
+              <w:t xml:space="preserve">                        '</w:t>
             </w:r>
             <w:proofErr w:type="spellStart"/>
             <w:r>
@@ -21561,7 +22829,7 @@
                 <w:szCs w:val="18"/>
                 <w:lang w:val="en-US"/>
               </w:rPr>
-              <w:t>psutil.cpu_percent</w:t>
+              <w:t>CPU_Freq_MHz</w:t>
             </w:r>
             <w:proofErr w:type="spellEnd"/>
             <w:r>
@@ -21571,7 +22839,7 @@
                 <w:szCs w:val="18"/>
                 <w:lang w:val="en-US"/>
               </w:rPr>
-              <w:t>(interval=1)</w:t>
+              <w:t>'])</w:t>
             </w:r>
           </w:p>
           <w:p>
@@ -21585,16 +22853,18 @@
                 <w:lang w:val="en-US"/>
               </w:rPr>
             </w:pPr>
-            <w:r>
+          </w:p>
+          <w:p>
+            <w:pPr>
+              <w:spacing w:line="240" w:lineRule="auto"/>
+              <w:ind w:firstLine="0"/>
               <w:rPr>
                 <w:rFonts w:ascii="Consolas" w:hAnsi="Consolas"/>
                 <w:sz w:val="20"/>
                 <w:szCs w:val="18"/>
                 <w:lang w:val="en-US"/>
               </w:rPr>
-              <w:t xml:space="preserve">            ram = </w:t>
-            </w:r>
-            <w:proofErr w:type="spellStart"/>
+            </w:pPr>
             <w:r>
               <w:rPr>
                 <w:rFonts w:ascii="Consolas" w:hAnsi="Consolas"/>
@@ -21602,9 +22872,9 @@
                 <w:szCs w:val="18"/>
                 <w:lang w:val="en-US"/>
               </w:rPr>
-              <w:t>psutil.virtual_memory</w:t>
-            </w:r>
-            <w:proofErr w:type="spellEnd"/>
+              <w:t xml:space="preserve">        </w:t>
+            </w:r>
+            <w:proofErr w:type="spellStart"/>
             <w:r>
               <w:rPr>
                 <w:rFonts w:ascii="Consolas" w:hAnsi="Consolas"/>
@@ -21612,20 +22882,20 @@
                 <w:szCs w:val="18"/>
                 <w:lang w:val="en-US"/>
               </w:rPr>
-              <w:t>().percent</w:t>
-            </w:r>
-          </w:p>
-          <w:p>
-            <w:pPr>
-              <w:spacing w:line="240" w:lineRule="auto"/>
-              <w:ind w:firstLine="0"/>
+              <w:t>start_time</w:t>
+            </w:r>
+            <w:proofErr w:type="spellEnd"/>
+            <w:r>
               <w:rPr>
                 <w:rFonts w:ascii="Consolas" w:hAnsi="Consolas"/>
                 <w:sz w:val="20"/>
                 <w:szCs w:val="18"/>
                 <w:lang w:val="en-US"/>
               </w:rPr>
-            </w:pPr>
+              <w:t xml:space="preserve"> = </w:t>
+            </w:r>
+            <w:proofErr w:type="spellStart"/>
+            <w:proofErr w:type="gramStart"/>
             <w:r>
               <w:rPr>
                 <w:rFonts w:ascii="Consolas" w:hAnsi="Consolas"/>
@@ -21633,9 +22903,10 @@
                 <w:szCs w:val="18"/>
                 <w:lang w:val="en-US"/>
               </w:rPr>
-              <w:t xml:space="preserve">            temp = </w:t>
-            </w:r>
-            <w:proofErr w:type="spellStart"/>
+              <w:t>time.time</w:t>
+            </w:r>
+            <w:proofErr w:type="spellEnd"/>
+            <w:proofErr w:type="gramEnd"/>
             <w:r>
               <w:rPr>
                 <w:rFonts w:ascii="Consolas" w:hAnsi="Consolas"/>
@@ -21643,18 +22914,20 @@
                 <w:szCs w:val="18"/>
                 <w:lang w:val="en-US"/>
               </w:rPr>
-              <w:t>get_cpu_temp</w:t>
-            </w:r>
-            <w:proofErr w:type="spellEnd"/>
-            <w:r>
+              <w:t>()</w:t>
+            </w:r>
+          </w:p>
+          <w:p>
+            <w:pPr>
+              <w:spacing w:line="240" w:lineRule="auto"/>
+              <w:ind w:firstLine="0"/>
               <w:rPr>
                 <w:rFonts w:ascii="Consolas" w:hAnsi="Consolas"/>
                 <w:sz w:val="20"/>
                 <w:szCs w:val="18"/>
                 <w:lang w:val="en-US"/>
               </w:rPr>
-              <w:t>()</w:t>
-            </w:r>
+            </w:pPr>
           </w:p>
           <w:p>
             <w:pPr>
@@ -21674,9 +22947,10 @@
                 <w:szCs w:val="18"/>
                 <w:lang w:val="en-US"/>
               </w:rPr>
-              <w:t xml:space="preserve">            </w:t>
+              <w:t xml:space="preserve">        while </w:t>
             </w:r>
             <w:proofErr w:type="spellStart"/>
+            <w:proofErr w:type="gramStart"/>
             <w:r>
               <w:rPr>
                 <w:rFonts w:ascii="Consolas" w:hAnsi="Consolas"/>
@@ -21684,9 +22958,10 @@
                 <w:szCs w:val="18"/>
                 <w:lang w:val="en-US"/>
               </w:rPr>
-              <w:t>freq</w:t>
+              <w:t>time.time</w:t>
             </w:r>
             <w:proofErr w:type="spellEnd"/>
+            <w:proofErr w:type="gramEnd"/>
             <w:r>
               <w:rPr>
                 <w:rFonts w:ascii="Consolas" w:hAnsi="Consolas"/>
@@ -21694,7 +22969,7 @@
                 <w:szCs w:val="18"/>
                 <w:lang w:val="en-US"/>
               </w:rPr>
-              <w:t xml:space="preserve"> = </w:t>
+              <w:t xml:space="preserve">() - </w:t>
             </w:r>
             <w:proofErr w:type="spellStart"/>
             <w:r>
@@ -21704,7 +22979,7 @@
                 <w:szCs w:val="18"/>
                 <w:lang w:val="en-US"/>
               </w:rPr>
-              <w:t>get_cpu_freq</w:t>
+              <w:t>start_time</w:t>
             </w:r>
             <w:proofErr w:type="spellEnd"/>
             <w:r>
@@ -21714,7 +22989,7 @@
                 <w:szCs w:val="18"/>
                 <w:lang w:val="en-US"/>
               </w:rPr>
-              <w:t>()</w:t>
+              <w:t xml:space="preserve"> &lt; duration:</w:t>
             </w:r>
           </w:p>
           <w:p>
@@ -21735,7 +23010,7 @@
                 <w:szCs w:val="18"/>
                 <w:lang w:val="en-US"/>
               </w:rPr>
-              <w:t xml:space="preserve">            elapsed = </w:t>
+              <w:t xml:space="preserve">            </w:t>
             </w:r>
             <w:proofErr w:type="spellStart"/>
             <w:r>
@@ -21745,7 +23020,7 @@
                 <w:szCs w:val="18"/>
                 <w:lang w:val="en-US"/>
               </w:rPr>
-              <w:t>time.time</w:t>
+              <w:t>cpu</w:t>
             </w:r>
             <w:proofErr w:type="spellEnd"/>
             <w:r>
@@ -21755,7 +23030,7 @@
                 <w:szCs w:val="18"/>
                 <w:lang w:val="en-US"/>
               </w:rPr>
-              <w:t xml:space="preserve">() - </w:t>
+              <w:t xml:space="preserve"> = </w:t>
             </w:r>
             <w:proofErr w:type="spellStart"/>
             <w:r>
@@ -21765,21 +23040,18 @@
                 <w:szCs w:val="18"/>
                 <w:lang w:val="en-US"/>
               </w:rPr>
-              <w:t>start_time</w:t>
+              <w:t>psutil.cpu_percent</w:t>
             </w:r>
             <w:proofErr w:type="spellEnd"/>
-          </w:p>
-          <w:p>
-            <w:pPr>
-              <w:spacing w:line="240" w:lineRule="auto"/>
-              <w:ind w:firstLine="0"/>
+            <w:r>
               <w:rPr>
                 <w:rFonts w:ascii="Consolas" w:hAnsi="Consolas"/>
                 <w:sz w:val="20"/>
                 <w:szCs w:val="18"/>
                 <w:lang w:val="en-US"/>
               </w:rPr>
-            </w:pPr>
+              <w:t>(interval=1)</w:t>
+            </w:r>
           </w:p>
           <w:p>
             <w:pPr>
@@ -21799,9 +23071,10 @@
                 <w:szCs w:val="18"/>
                 <w:lang w:val="en-US"/>
               </w:rPr>
-              <w:t xml:space="preserve">            </w:t>
+              <w:t xml:space="preserve">            ram = </w:t>
             </w:r>
             <w:proofErr w:type="spellStart"/>
+            <w:proofErr w:type="gramStart"/>
             <w:r>
               <w:rPr>
                 <w:rFonts w:ascii="Consolas" w:hAnsi="Consolas"/>
@@ -21809,9 +23082,9 @@
                 <w:szCs w:val="18"/>
                 <w:lang w:val="en-US"/>
               </w:rPr>
-              <w:t>writer.writerow</w:t>
-            </w:r>
-            <w:proofErr w:type="spellEnd"/>
+              <w:t>psutil.virtual</w:t>
+            </w:r>
+            <w:proofErr w:type="gramEnd"/>
             <w:r>
               <w:rPr>
                 <w:rFonts w:ascii="Consolas" w:hAnsi="Consolas"/>
@@ -21819,9 +23092,9 @@
                 <w:szCs w:val="18"/>
                 <w:lang w:val="en-US"/>
               </w:rPr>
-              <w:t xml:space="preserve">([f"{elapsed:.1f}", </w:t>
-            </w:r>
-            <w:proofErr w:type="spellStart"/>
+              <w:t>_</w:t>
+            </w:r>
+            <w:proofErr w:type="gramStart"/>
             <w:r>
               <w:rPr>
                 <w:rFonts w:ascii="Consolas" w:hAnsi="Consolas"/>
@@ -21829,7 +23102,7 @@
                 <w:szCs w:val="18"/>
                 <w:lang w:val="en-US"/>
               </w:rPr>
-              <w:t>cpu</w:t>
+              <w:t>memory</w:t>
             </w:r>
             <w:proofErr w:type="spellEnd"/>
             <w:r>
@@ -21839,8 +23112,9 @@
                 <w:szCs w:val="18"/>
                 <w:lang w:val="en-US"/>
               </w:rPr>
-              <w:t>, ram,</w:t>
-            </w:r>
+              <w:t>().percent</w:t>
+            </w:r>
+            <w:proofErr w:type="gramEnd"/>
           </w:p>
           <w:p>
             <w:pPr>
@@ -21860,7 +23134,7 @@
                 <w:szCs w:val="18"/>
                 <w:lang w:val="en-US"/>
               </w:rPr>
-              <w:t xml:space="preserve">                           temp, </w:t>
+              <w:t xml:space="preserve">            temp = </w:t>
             </w:r>
             <w:proofErr w:type="spellStart"/>
             <w:r>
@@ -21870,9 +23144,9 @@
                 <w:szCs w:val="18"/>
                 <w:lang w:val="en-US"/>
               </w:rPr>
-              <w:t>freq</w:t>
-            </w:r>
-            <w:proofErr w:type="spellEnd"/>
+              <w:t>get_cpu_</w:t>
+            </w:r>
+            <w:proofErr w:type="gramStart"/>
             <w:r>
               <w:rPr>
                 <w:rFonts w:ascii="Consolas" w:hAnsi="Consolas"/>
@@ -21880,53 +23154,50 @@
                 <w:szCs w:val="18"/>
                 <w:lang w:val="en-US"/>
               </w:rPr>
-              <w:t>])</w:t>
-            </w:r>
-          </w:p>
-          <w:p>
-            <w:pPr>
-              <w:spacing w:line="240" w:lineRule="auto"/>
-              <w:ind w:firstLine="0"/>
+              <w:t>temp</w:t>
+            </w:r>
+            <w:proofErr w:type="spellEnd"/>
+            <w:r>
               <w:rPr>
                 <w:rFonts w:ascii="Consolas" w:hAnsi="Consolas"/>
                 <w:sz w:val="20"/>
                 <w:szCs w:val="18"/>
                 <w:lang w:val="en-US"/>
               </w:rPr>
-            </w:pPr>
-          </w:p>
-          <w:p>
-            <w:pPr>
-              <w:spacing w:line="240" w:lineRule="auto"/>
-              <w:ind w:firstLine="0"/>
+              <w:t>(</w:t>
+            </w:r>
+            <w:proofErr w:type="gramEnd"/>
+            <w:r>
               <w:rPr>
                 <w:rFonts w:ascii="Consolas" w:hAnsi="Consolas"/>
                 <w:sz w:val="20"/>
                 <w:szCs w:val="18"/>
                 <w:lang w:val="en-US"/>
               </w:rPr>
-            </w:pPr>
-            <w:r>
+              <w:t>)</w:t>
+            </w:r>
+          </w:p>
+          <w:p>
+            <w:pPr>
+              <w:spacing w:line="240" w:lineRule="auto"/>
+              <w:ind w:firstLine="0"/>
               <w:rPr>
                 <w:rFonts w:ascii="Consolas" w:hAnsi="Consolas"/>
                 <w:sz w:val="20"/>
                 <w:szCs w:val="18"/>
                 <w:lang w:val="en-US"/>
               </w:rPr>
-              <w:t>if __name__ == "__main__":</w:t>
-            </w:r>
-          </w:p>
-          <w:p>
-            <w:pPr>
-              <w:spacing w:line="240" w:lineRule="auto"/>
-              <w:ind w:firstLine="0"/>
+            </w:pPr>
+            <w:r>
               <w:rPr>
                 <w:rFonts w:ascii="Consolas" w:hAnsi="Consolas"/>
                 <w:sz w:val="20"/>
                 <w:szCs w:val="18"/>
                 <w:lang w:val="en-US"/>
               </w:rPr>
-            </w:pPr>
+              <w:t xml:space="preserve">            </w:t>
+            </w:r>
+            <w:proofErr w:type="spellStart"/>
             <w:r>
               <w:rPr>
                 <w:rFonts w:ascii="Consolas" w:hAnsi="Consolas"/>
@@ -21934,9 +23205,9 @@
                 <w:szCs w:val="18"/>
                 <w:lang w:val="en-US"/>
               </w:rPr>
-              <w:t xml:space="preserve">    duration = int(</w:t>
-            </w:r>
-            <w:proofErr w:type="spellStart"/>
+              <w:t>freq</w:t>
+            </w:r>
+            <w:proofErr w:type="spellEnd"/>
             <w:r>
               <w:rPr>
                 <w:rFonts w:ascii="Consolas" w:hAnsi="Consolas"/>
@@ -21944,9 +23215,9 @@
                 <w:szCs w:val="18"/>
                 <w:lang w:val="en-US"/>
               </w:rPr>
-              <w:t>sys.argv</w:t>
-            </w:r>
-            <w:proofErr w:type="spellEnd"/>
+              <w:t xml:space="preserve"> = </w:t>
+            </w:r>
+            <w:proofErr w:type="spellStart"/>
             <w:r>
               <w:rPr>
                 <w:rFonts w:ascii="Consolas" w:hAnsi="Consolas"/>
@@ -21954,20 +23225,19 @@
                 <w:szCs w:val="18"/>
                 <w:lang w:val="en-US"/>
               </w:rPr>
-              <w:t>[1])</w:t>
-            </w:r>
-          </w:p>
-          <w:p>
-            <w:pPr>
-              <w:spacing w:line="240" w:lineRule="auto"/>
-              <w:ind w:firstLine="0"/>
+              <w:t>get_cpu_</w:t>
+            </w:r>
+            <w:proofErr w:type="gramStart"/>
+            <w:r>
               <w:rPr>
                 <w:rFonts w:ascii="Consolas" w:hAnsi="Consolas"/>
                 <w:sz w:val="20"/>
                 <w:szCs w:val="18"/>
                 <w:lang w:val="en-US"/>
               </w:rPr>
-            </w:pPr>
+              <w:t>freq</w:t>
+            </w:r>
+            <w:proofErr w:type="spellEnd"/>
             <w:r>
               <w:rPr>
                 <w:rFonts w:ascii="Consolas" w:hAnsi="Consolas"/>
@@ -21975,9 +23245,9 @@
                 <w:szCs w:val="18"/>
                 <w:lang w:val="en-US"/>
               </w:rPr>
-              <w:t xml:space="preserve">    </w:t>
-            </w:r>
-            <w:proofErr w:type="spellStart"/>
+              <w:t>(</w:t>
+            </w:r>
+            <w:proofErr w:type="gramEnd"/>
             <w:r>
               <w:rPr>
                 <w:rFonts w:ascii="Consolas" w:hAnsi="Consolas"/>
@@ -21985,19 +23255,20 @@
                 <w:szCs w:val="18"/>
                 <w:lang w:val="en-US"/>
               </w:rPr>
-              <w:t>output_file</w:t>
-            </w:r>
-            <w:proofErr w:type="spellEnd"/>
-            <w:r>
+              <w:t>)</w:t>
+            </w:r>
+          </w:p>
+          <w:p>
+            <w:pPr>
+              <w:spacing w:line="240" w:lineRule="auto"/>
+              <w:ind w:firstLine="0"/>
               <w:rPr>
                 <w:rFonts w:ascii="Consolas" w:hAnsi="Consolas"/>
                 <w:sz w:val="20"/>
                 <w:szCs w:val="18"/>
                 <w:lang w:val="en-US"/>
               </w:rPr>
-              <w:t xml:space="preserve"> = </w:t>
-            </w:r>
-            <w:proofErr w:type="spellStart"/>
+            </w:pPr>
             <w:r>
               <w:rPr>
                 <w:rFonts w:ascii="Consolas" w:hAnsi="Consolas"/>
@@ -22005,9 +23276,10 @@
                 <w:szCs w:val="18"/>
                 <w:lang w:val="en-US"/>
               </w:rPr>
-              <w:t>sys.argv</w:t>
-            </w:r>
-            <w:proofErr w:type="spellEnd"/>
+              <w:t xml:space="preserve">            elapsed = </w:t>
+            </w:r>
+            <w:proofErr w:type="spellStart"/>
+            <w:proofErr w:type="gramStart"/>
             <w:r>
               <w:rPr>
                 <w:rFonts w:ascii="Consolas" w:hAnsi="Consolas"/>
@@ -22015,14 +23287,10 @@
                 <w:szCs w:val="18"/>
                 <w:lang w:val="en-US"/>
               </w:rPr>
-              <w:t>[2]</w:t>
-            </w:r>
-          </w:p>
-          <w:p>
-            <w:pPr>
-              <w:spacing w:line="240" w:lineRule="auto"/>
-              <w:ind w:firstLine="0"/>
-            </w:pPr>
+              <w:t>time.time</w:t>
+            </w:r>
+            <w:proofErr w:type="spellEnd"/>
+            <w:proofErr w:type="gramEnd"/>
             <w:r>
               <w:rPr>
                 <w:rFonts w:ascii="Consolas" w:hAnsi="Consolas"/>
@@ -22030,7 +23298,7 @@
                 <w:szCs w:val="18"/>
                 <w:lang w:val="en-US"/>
               </w:rPr>
-              <w:t xml:space="preserve">    </w:t>
+              <w:t xml:space="preserve">() - </w:t>
             </w:r>
             <w:proofErr w:type="spellStart"/>
             <w:r>
@@ -22038,51 +23306,334 @@
                 <w:rFonts w:ascii="Consolas" w:hAnsi="Consolas"/>
                 <w:sz w:val="20"/>
                 <w:szCs w:val="18"/>
-              </w:rPr>
-              <w:t>monitor</w:t>
+                <w:lang w:val="en-US"/>
+              </w:rPr>
+              <w:t>start_time</w:t>
             </w:r>
             <w:proofErr w:type="spellEnd"/>
-            <w:r>
+          </w:p>
+          <w:p>
+            <w:pPr>
+              <w:spacing w:line="240" w:lineRule="auto"/>
+              <w:ind w:firstLine="0"/>
               <w:rPr>
                 <w:rFonts w:ascii="Consolas" w:hAnsi="Consolas"/>
                 <w:sz w:val="20"/>
                 <w:szCs w:val="18"/>
-              </w:rPr>
-              <w:t>(</w:t>
-            </w:r>
-            <w:proofErr w:type="spellStart"/>
-            <w:r>
+                <w:lang w:val="en-US"/>
+              </w:rPr>
+            </w:pPr>
+          </w:p>
+          <w:p>
+            <w:pPr>
+              <w:spacing w:line="240" w:lineRule="auto"/>
+              <w:ind w:firstLine="0"/>
               <w:rPr>
                 <w:rFonts w:ascii="Consolas" w:hAnsi="Consolas"/>
                 <w:sz w:val="20"/>
                 <w:szCs w:val="18"/>
-              </w:rPr>
-              <w:t>duration</w:t>
-            </w:r>
-            <w:proofErr w:type="spellEnd"/>
+                <w:lang w:val="en-US"/>
+              </w:rPr>
+            </w:pPr>
             <w:r>
               <w:rPr>
                 <w:rFonts w:ascii="Consolas" w:hAnsi="Consolas"/>
                 <w:sz w:val="20"/>
                 <w:szCs w:val="18"/>
-              </w:rPr>
-              <w:t xml:space="preserve">, </w:t>
+                <w:lang w:val="en-US"/>
+              </w:rPr>
+              <w:t xml:space="preserve">            </w:t>
             </w:r>
             <w:proofErr w:type="spellStart"/>
+            <w:proofErr w:type="gramStart"/>
             <w:r>
               <w:rPr>
                 <w:rFonts w:ascii="Consolas" w:hAnsi="Consolas"/>
                 <w:sz w:val="20"/>
                 <w:szCs w:val="18"/>
-              </w:rPr>
-              <w:t>output_file</w:t>
+                <w:lang w:val="en-US"/>
+              </w:rPr>
+              <w:t>writer.writerow</w:t>
             </w:r>
             <w:proofErr w:type="spellEnd"/>
+            <w:proofErr w:type="gramEnd"/>
             <w:r>
               <w:rPr>
                 <w:rFonts w:ascii="Consolas" w:hAnsi="Consolas"/>
                 <w:sz w:val="20"/>
                 <w:szCs w:val="18"/>
+                <w:lang w:val="en-US"/>
+              </w:rPr>
+              <w:t xml:space="preserve">([f"{elapsed:.1f}", </w:t>
+            </w:r>
+            <w:proofErr w:type="spellStart"/>
+            <w:r>
+              <w:rPr>
+                <w:rFonts w:ascii="Consolas" w:hAnsi="Consolas"/>
+                <w:sz w:val="20"/>
+                <w:szCs w:val="18"/>
+                <w:lang w:val="en-US"/>
+              </w:rPr>
+              <w:t>cpu</w:t>
+            </w:r>
+            <w:proofErr w:type="spellEnd"/>
+            <w:r>
+              <w:rPr>
+                <w:rFonts w:ascii="Consolas" w:hAnsi="Consolas"/>
+                <w:sz w:val="20"/>
+                <w:szCs w:val="18"/>
+                <w:lang w:val="en-US"/>
+              </w:rPr>
+              <w:t>, ram,</w:t>
+            </w:r>
+          </w:p>
+          <w:p>
+            <w:pPr>
+              <w:spacing w:line="240" w:lineRule="auto"/>
+              <w:ind w:firstLine="0"/>
+              <w:rPr>
+                <w:rFonts w:ascii="Consolas" w:hAnsi="Consolas"/>
+                <w:sz w:val="20"/>
+                <w:szCs w:val="18"/>
+                <w:lang w:val="en-US"/>
+              </w:rPr>
+            </w:pPr>
+            <w:r>
+              <w:rPr>
+                <w:rFonts w:ascii="Consolas" w:hAnsi="Consolas"/>
+                <w:sz w:val="20"/>
+                <w:szCs w:val="18"/>
+                <w:lang w:val="en-US"/>
+              </w:rPr>
+              <w:t xml:space="preserve">                           temp, </w:t>
+            </w:r>
+            <w:proofErr w:type="spellStart"/>
+            <w:r>
+              <w:rPr>
+                <w:rFonts w:ascii="Consolas" w:hAnsi="Consolas"/>
+                <w:sz w:val="20"/>
+                <w:szCs w:val="18"/>
+                <w:lang w:val="en-US"/>
+              </w:rPr>
+              <w:t>freq</w:t>
+            </w:r>
+            <w:proofErr w:type="spellEnd"/>
+            <w:r>
+              <w:rPr>
+                <w:rFonts w:ascii="Consolas" w:hAnsi="Consolas"/>
+                <w:sz w:val="20"/>
+                <w:szCs w:val="18"/>
+                <w:lang w:val="en-US"/>
+              </w:rPr>
+              <w:t>])</w:t>
+            </w:r>
+          </w:p>
+          <w:p>
+            <w:pPr>
+              <w:spacing w:line="240" w:lineRule="auto"/>
+              <w:ind w:firstLine="0"/>
+              <w:rPr>
+                <w:rFonts w:ascii="Consolas" w:hAnsi="Consolas"/>
+                <w:sz w:val="20"/>
+                <w:szCs w:val="18"/>
+                <w:lang w:val="en-US"/>
+              </w:rPr>
+            </w:pPr>
+          </w:p>
+          <w:p>
+            <w:pPr>
+              <w:spacing w:line="240" w:lineRule="auto"/>
+              <w:ind w:firstLine="0"/>
+              <w:rPr>
+                <w:rFonts w:ascii="Consolas" w:hAnsi="Consolas"/>
+                <w:sz w:val="20"/>
+                <w:szCs w:val="18"/>
+                <w:lang w:val="en-US"/>
+              </w:rPr>
+            </w:pPr>
+            <w:r>
+              <w:rPr>
+                <w:rFonts w:ascii="Consolas" w:hAnsi="Consolas"/>
+                <w:sz w:val="20"/>
+                <w:szCs w:val="18"/>
+                <w:lang w:val="en-US"/>
+              </w:rPr>
+              <w:t>if __name__ == "__main__":</w:t>
+            </w:r>
+          </w:p>
+          <w:p>
+            <w:pPr>
+              <w:spacing w:line="240" w:lineRule="auto"/>
+              <w:ind w:firstLine="0"/>
+              <w:rPr>
+                <w:rFonts w:ascii="Consolas" w:hAnsi="Consolas"/>
+                <w:sz w:val="20"/>
+                <w:szCs w:val="18"/>
+                <w:lang w:val="en-US"/>
+              </w:rPr>
+            </w:pPr>
+            <w:r>
+              <w:rPr>
+                <w:rFonts w:ascii="Consolas" w:hAnsi="Consolas"/>
+                <w:sz w:val="20"/>
+                <w:szCs w:val="18"/>
+                <w:lang w:val="en-US"/>
+              </w:rPr>
+              <w:t xml:space="preserve">    duration = int(</w:t>
+            </w:r>
+            <w:proofErr w:type="spellStart"/>
+            <w:proofErr w:type="gramStart"/>
+            <w:r>
+              <w:rPr>
+                <w:rFonts w:ascii="Consolas" w:hAnsi="Consolas"/>
+                <w:sz w:val="20"/>
+                <w:szCs w:val="18"/>
+                <w:lang w:val="en-US"/>
+              </w:rPr>
+              <w:t>sys.argv</w:t>
+            </w:r>
+            <w:proofErr w:type="spellEnd"/>
+            <w:proofErr w:type="gramEnd"/>
+            <w:r>
+              <w:rPr>
+                <w:rFonts w:ascii="Consolas" w:hAnsi="Consolas"/>
+                <w:sz w:val="20"/>
+                <w:szCs w:val="18"/>
+                <w:lang w:val="en-US"/>
+              </w:rPr>
+              <w:t>[1])</w:t>
+            </w:r>
+          </w:p>
+          <w:p>
+            <w:pPr>
+              <w:spacing w:line="240" w:lineRule="auto"/>
+              <w:ind w:firstLine="0"/>
+              <w:rPr>
+                <w:rFonts w:ascii="Consolas" w:hAnsi="Consolas"/>
+                <w:sz w:val="20"/>
+                <w:szCs w:val="18"/>
+                <w:lang w:val="en-US"/>
+              </w:rPr>
+            </w:pPr>
+            <w:r>
+              <w:rPr>
+                <w:rFonts w:ascii="Consolas" w:hAnsi="Consolas"/>
+                <w:sz w:val="20"/>
+                <w:szCs w:val="18"/>
+                <w:lang w:val="en-US"/>
+              </w:rPr>
+              <w:t xml:space="preserve">    </w:t>
+            </w:r>
+            <w:proofErr w:type="spellStart"/>
+            <w:r>
+              <w:rPr>
+                <w:rFonts w:ascii="Consolas" w:hAnsi="Consolas"/>
+                <w:sz w:val="20"/>
+                <w:szCs w:val="18"/>
+                <w:lang w:val="en-US"/>
+              </w:rPr>
+              <w:t>output_file</w:t>
+            </w:r>
+            <w:proofErr w:type="spellEnd"/>
+            <w:r>
+              <w:rPr>
+                <w:rFonts w:ascii="Consolas" w:hAnsi="Consolas"/>
+                <w:sz w:val="20"/>
+                <w:szCs w:val="18"/>
+                <w:lang w:val="en-US"/>
+              </w:rPr>
+              <w:t xml:space="preserve"> = </w:t>
+            </w:r>
+            <w:proofErr w:type="spellStart"/>
+            <w:proofErr w:type="gramStart"/>
+            <w:r>
+              <w:rPr>
+                <w:rFonts w:ascii="Consolas" w:hAnsi="Consolas"/>
+                <w:sz w:val="20"/>
+                <w:szCs w:val="18"/>
+                <w:lang w:val="en-US"/>
+              </w:rPr>
+              <w:t>sys.argv</w:t>
+            </w:r>
+            <w:proofErr w:type="spellEnd"/>
+            <w:proofErr w:type="gramEnd"/>
+            <w:r>
+              <w:rPr>
+                <w:rFonts w:ascii="Consolas" w:hAnsi="Consolas"/>
+                <w:sz w:val="20"/>
+                <w:szCs w:val="18"/>
+                <w:lang w:val="en-US"/>
+              </w:rPr>
+              <w:t>[2]</w:t>
+            </w:r>
+          </w:p>
+          <w:p>
+            <w:pPr>
+              <w:spacing w:line="240" w:lineRule="auto"/>
+              <w:ind w:firstLine="0"/>
+            </w:pPr>
+            <w:r>
+              <w:rPr>
+                <w:rFonts w:ascii="Consolas" w:hAnsi="Consolas"/>
+                <w:sz w:val="20"/>
+                <w:szCs w:val="18"/>
+                <w:lang w:val="en-US"/>
+              </w:rPr>
+              <w:t xml:space="preserve">    </w:t>
+            </w:r>
+            <w:proofErr w:type="spellStart"/>
+            <w:proofErr w:type="gramStart"/>
+            <w:r>
+              <w:rPr>
+                <w:rFonts w:ascii="Consolas" w:hAnsi="Consolas"/>
+                <w:sz w:val="20"/>
+                <w:szCs w:val="18"/>
+              </w:rPr>
+              <w:t>monitor</w:t>
+            </w:r>
+            <w:proofErr w:type="spellEnd"/>
+            <w:r>
+              <w:rPr>
+                <w:rFonts w:ascii="Consolas" w:hAnsi="Consolas"/>
+                <w:sz w:val="20"/>
+                <w:szCs w:val="18"/>
+              </w:rPr>
+              <w:t>(</w:t>
+            </w:r>
+            <w:proofErr w:type="spellStart"/>
+            <w:proofErr w:type="gramEnd"/>
+            <w:r>
+              <w:rPr>
+                <w:rFonts w:ascii="Consolas" w:hAnsi="Consolas"/>
+                <w:sz w:val="20"/>
+                <w:szCs w:val="18"/>
+              </w:rPr>
+              <w:t>duration</w:t>
+            </w:r>
+            <w:proofErr w:type="spellEnd"/>
+            <w:r>
+              <w:rPr>
+                <w:rFonts w:ascii="Consolas" w:hAnsi="Consolas"/>
+                <w:sz w:val="20"/>
+                <w:szCs w:val="18"/>
+              </w:rPr>
+              <w:t xml:space="preserve">, </w:t>
+            </w:r>
+            <w:proofErr w:type="spellStart"/>
+            <w:r>
+              <w:rPr>
+                <w:rFonts w:ascii="Consolas" w:hAnsi="Consolas"/>
+                <w:sz w:val="20"/>
+                <w:szCs w:val="18"/>
+              </w:rPr>
+              <w:t>output_file</w:t>
+            </w:r>
+            <w:proofErr w:type="spellEnd"/>
+            <w:r>
+              <w:rPr>
+                <w:rFonts w:ascii="Consolas" w:hAnsi="Consolas"/>
+                <w:sz w:val="20"/>
+                <w:szCs w:val="18"/>
               </w:rPr>
               <w:t>)</w:t>
             </w:r>
@@ -22131,7 +23682,7 @@
       <w:pPr>
         <w:pStyle w:val="a3"/>
       </w:pPr>
-      <w:bookmarkStart w:id="28" w:name="_Toc232993227"/>
+      <w:bookmarkStart w:id="28" w:name="_Toc232996898"/>
       <w:r>
         <w:t>2.3. Формирование набора тестовых видеоданных</w:t>
       </w:r>
@@ -22155,7 +23706,7 @@
           <w:szCs w:val="52"/>
         </w:rPr>
       </w:pPr>
-      <w:bookmarkStart w:id="29" w:name="_Toc232993228"/>
+      <w:bookmarkStart w:id="29" w:name="_Toc232996899"/>
       <w:r>
         <w:rPr>
           <w:sz w:val="28"/>
@@ -23749,7 +25300,7 @@
           <w:szCs w:val="52"/>
         </w:rPr>
       </w:pPr>
-      <w:bookmarkStart w:id="30" w:name="_Toc232993229"/>
+      <w:bookmarkStart w:id="30" w:name="_Toc232996900"/>
       <w:r>
         <w:rPr>
           <w:sz w:val="28"/>
@@ -23943,57 +25494,57 @@
                 <w:sz w:val="20"/>
                 <w:szCs w:val="18"/>
               </w:rPr>
-              <w:t>=&lt;ширина&gt;:&lt;высота&gt;,</w:t>
-            </w:r>
-            <w:proofErr w:type="spellStart"/>
+              <w:t>=&lt;ширина&gt;:&lt;высота</w:t>
+            </w:r>
+            <w:proofErr w:type="gramStart"/>
             <w:r>
               <w:rPr>
                 <w:rFonts w:ascii="Consolas" w:hAnsi="Consolas"/>
                 <w:sz w:val="20"/>
                 <w:szCs w:val="18"/>
               </w:rPr>
-              <w:t>fps</w:t>
-            </w:r>
-            <w:proofErr w:type="spellEnd"/>
+              <w:t>&gt;,</w:t>
+            </w:r>
+            <w:proofErr w:type="spellStart"/>
             <w:r>
               <w:rPr>
                 <w:rFonts w:ascii="Consolas" w:hAnsi="Consolas"/>
                 <w:sz w:val="20"/>
                 <w:szCs w:val="18"/>
               </w:rPr>
-              <w:t>=&lt;частота&gt; \</w:t>
-            </w:r>
-          </w:p>
-          <w:p>
-            <w:pPr>
-              <w:spacing w:line="240" w:lineRule="auto"/>
-              <w:ind w:firstLine="0"/>
-              <w:jc w:val="left"/>
+              <w:t>fps</w:t>
+            </w:r>
+            <w:proofErr w:type="spellEnd"/>
+            <w:proofErr w:type="gramEnd"/>
+            <w:r>
               <w:rPr>
                 <w:rFonts w:ascii="Consolas" w:hAnsi="Consolas"/>
                 <w:sz w:val="20"/>
                 <w:szCs w:val="18"/>
-                <w:lang w:val="en-US"/>
-              </w:rPr>
-            </w:pPr>
-            <w:r>
+              </w:rPr>
+              <w:t>=&lt;частота&gt; \</w:t>
+            </w:r>
+          </w:p>
+          <w:p>
+            <w:pPr>
+              <w:spacing w:line="240" w:lineRule="auto"/>
+              <w:ind w:firstLine="0"/>
+              <w:jc w:val="left"/>
               <w:rPr>
                 <w:rFonts w:ascii="Consolas" w:hAnsi="Consolas"/>
                 <w:sz w:val="20"/>
                 <w:szCs w:val="18"/>
-              </w:rPr>
-              <w:t xml:space="preserve">  </w:t>
-            </w:r>
+                <w:lang w:val="en-US"/>
+              </w:rPr>
+            </w:pPr>
             <w:r>
               <w:rPr>
                 <w:rFonts w:ascii="Consolas" w:hAnsi="Consolas"/>
                 <w:sz w:val="20"/>
                 <w:szCs w:val="18"/>
-                <w:lang w:val="en-US"/>
-              </w:rPr>
-              <w:t>-</w:t>
-            </w:r>
-            <w:proofErr w:type="spellStart"/>
+              </w:rPr>
+              <w:t xml:space="preserve">  </w:t>
+            </w:r>
             <w:r>
               <w:rPr>
                 <w:rFonts w:ascii="Consolas" w:hAnsi="Consolas"/>
@@ -24001,9 +25552,10 @@
                 <w:szCs w:val="18"/>
                 <w:lang w:val="en-US"/>
               </w:rPr>
-              <w:t>c:v</w:t>
-            </w:r>
-            <w:proofErr w:type="spellEnd"/>
+              <w:t>-</w:t>
+            </w:r>
+            <w:proofErr w:type="spellStart"/>
+            <w:proofErr w:type="gramStart"/>
             <w:r>
               <w:rPr>
                 <w:rFonts w:ascii="Consolas" w:hAnsi="Consolas"/>
@@ -24011,31 +25563,32 @@
                 <w:szCs w:val="18"/>
                 <w:lang w:val="en-US"/>
               </w:rPr>
-              <w:t xml:space="preserve"> libx264 -preset medium \</w:t>
-            </w:r>
-          </w:p>
-          <w:p>
-            <w:pPr>
-              <w:spacing w:line="240" w:lineRule="auto"/>
-              <w:ind w:firstLine="0"/>
-              <w:jc w:val="left"/>
+              <w:t>c:v</w:t>
+            </w:r>
+            <w:proofErr w:type="spellEnd"/>
+            <w:proofErr w:type="gramEnd"/>
+            <w:r>
               <w:rPr>
                 <w:rFonts w:ascii="Consolas" w:hAnsi="Consolas"/>
                 <w:sz w:val="20"/>
                 <w:szCs w:val="18"/>
                 <w:lang w:val="en-US"/>
               </w:rPr>
-            </w:pPr>
-            <w:r>
+              <w:t xml:space="preserve"> libx264 -preset medium \</w:t>
+            </w:r>
+          </w:p>
+          <w:p>
+            <w:pPr>
+              <w:spacing w:line="240" w:lineRule="auto"/>
+              <w:ind w:firstLine="0"/>
+              <w:jc w:val="left"/>
               <w:rPr>
                 <w:rFonts w:ascii="Consolas" w:hAnsi="Consolas"/>
                 <w:sz w:val="20"/>
                 <w:szCs w:val="18"/>
                 <w:lang w:val="en-US"/>
               </w:rPr>
-              <w:t xml:space="preserve">  -</w:t>
-            </w:r>
-            <w:proofErr w:type="spellStart"/>
+            </w:pPr>
             <w:r>
               <w:rPr>
                 <w:rFonts w:ascii="Consolas" w:hAnsi="Consolas"/>
@@ -24043,9 +25596,21 @@
                 <w:szCs w:val="18"/>
                 <w:lang w:val="en-US"/>
               </w:rPr>
+              <w:t xml:space="preserve">  -</w:t>
+            </w:r>
+            <w:proofErr w:type="spellStart"/>
+            <w:proofErr w:type="gramStart"/>
+            <w:r>
+              <w:rPr>
+                <w:rFonts w:ascii="Consolas" w:hAnsi="Consolas"/>
+                <w:sz w:val="20"/>
+                <w:szCs w:val="18"/>
+                <w:lang w:val="en-US"/>
+              </w:rPr>
               <w:t>b:v</w:t>
             </w:r>
             <w:proofErr w:type="spellEnd"/>
+            <w:proofErr w:type="gramEnd"/>
             <w:r>
               <w:rPr>
                 <w:rFonts w:ascii="Consolas" w:hAnsi="Consolas"/>
@@ -24355,9 +25920,17 @@
               <w:rPr>
                 <w:lang w:val="en-US"/>
               </w:rPr>
-              <w:t>W:H,fps</w:t>
+              <w:t>W:</w:t>
+            </w:r>
+            <w:proofErr w:type="gramStart"/>
+            <w:r>
+              <w:rPr>
+                <w:lang w:val="en-US"/>
+              </w:rPr>
+              <w:t>H,fps</w:t>
             </w:r>
             <w:proofErr w:type="spellEnd"/>
+            <w:proofErr w:type="gramEnd"/>
             <w:r>
               <w:rPr>
                 <w:lang w:val="en-US"/>
@@ -24408,6 +25981,7 @@
               <w:t>-</w:t>
             </w:r>
             <w:proofErr w:type="spellStart"/>
+            <w:proofErr w:type="gramStart"/>
             <w:r>
               <w:rPr>
                 <w:lang w:val="en-US"/>
@@ -24415,6 +25989,7 @@
               <w:t>c:v</w:t>
             </w:r>
             <w:proofErr w:type="spellEnd"/>
+            <w:proofErr w:type="gramEnd"/>
             <w:r>
               <w:rPr>
                 <w:lang w:val="en-US"/>
@@ -24505,6 +26080,7 @@
               <w:t>-</w:t>
             </w:r>
             <w:proofErr w:type="spellStart"/>
+            <w:proofErr w:type="gramStart"/>
             <w:r>
               <w:rPr>
                 <w:lang w:val="en-US"/>
@@ -24512,6 +26088,7 @@
               <w:t>b:v</w:t>
             </w:r>
             <w:proofErr w:type="spellEnd"/>
+            <w:proofErr w:type="gramEnd"/>
             <w:r>
               <w:rPr>
                 <w:lang w:val="en-US"/>
@@ -24628,10 +26205,12 @@
         <w:t>Использование одновременно параметров -</w:t>
       </w:r>
       <w:proofErr w:type="spellStart"/>
+      <w:proofErr w:type="gramStart"/>
       <w:r>
         <w:t>b:v</w:t>
       </w:r>
       <w:proofErr w:type="spellEnd"/>
+      <w:proofErr w:type="gramEnd"/>
       <w:r>
         <w:t>, -</w:t>
       </w:r>
@@ -24750,7 +26329,7 @@
       <w:pPr>
         <w:pStyle w:val="a3"/>
       </w:pPr>
-      <w:bookmarkStart w:id="31" w:name="_Toc232993230"/>
+      <w:bookmarkStart w:id="31" w:name="_Toc232996901"/>
       <w:r>
         <w:lastRenderedPageBreak/>
         <w:t>2.4. Методика проведения экспериментов</w:t>
@@ -24775,7 +26354,7 @@
           <w:szCs w:val="52"/>
         </w:rPr>
       </w:pPr>
-      <w:bookmarkStart w:id="32" w:name="_Toc232993231"/>
+      <w:bookmarkStart w:id="32" w:name="_Toc232996902"/>
       <w:r>
         <w:rPr>
           <w:sz w:val="28"/>
@@ -25009,7 +26588,15 @@
         <w:spacing w:before="240"/>
       </w:pPr>
       <w:r>
-        <w:t>Данная документация обеспечивала возможность последующей верификации результатов, выявления потенциальных аномалий в данных и при необходимости — воспроизведения любого конкретного теста.</w:t>
+        <w:t xml:space="preserve">Данная документация обеспечивала возможность последующей верификации результатов, выявления потенциальных аномалий </w:t>
+      </w:r>
+      <w:proofErr w:type="gramStart"/>
+      <w:r>
+        <w:t>в данных</w:t>
+      </w:r>
+      <w:proofErr w:type="gramEnd"/>
+      <w:r>
+        <w:t xml:space="preserve"> и при необходимости — воспроизведения любого конкретного теста.</w:t>
       </w:r>
     </w:p>
     <w:p>
@@ -25046,7 +26633,7 @@
           <w:szCs w:val="52"/>
         </w:rPr>
       </w:pPr>
-      <w:bookmarkStart w:id="33" w:name="_Toc232993232"/>
+      <w:bookmarkStart w:id="33" w:name="_Toc232996903"/>
       <w:r>
         <w:rPr>
           <w:sz w:val="28"/>
@@ -25137,7 +26724,7 @@
           <w:szCs w:val="52"/>
         </w:rPr>
       </w:pPr>
-      <w:bookmarkStart w:id="34" w:name="_Toc232993233"/>
+      <w:bookmarkStart w:id="34" w:name="_Toc232996904"/>
       <w:r>
         <w:rPr>
           <w:sz w:val="28"/>
@@ -25341,7 +26928,15 @@
       </w:r>
       <w:proofErr w:type="spellEnd"/>
       <w:r>
-        <w:t xml:space="preserve"> &lt; 1.0x — платформа не справляется с обработкой, наблюдается отставание.</w:t>
+        <w:t xml:space="preserve"> </w:t>
+      </w:r>
+      <w:proofErr w:type="gramStart"/>
+      <w:r>
+        <w:t>&lt; 1.0x</w:t>
+      </w:r>
+      <w:proofErr w:type="gramEnd"/>
+      <w:r>
+        <w:t xml:space="preserve"> — платформа не справляется с обработкой, наблюдается отставание.</w:t>
       </w:r>
     </w:p>
     <w:p>
@@ -25376,7 +26971,7 @@
           <w:szCs w:val="52"/>
         </w:rPr>
       </w:pPr>
-      <w:bookmarkStart w:id="35" w:name="_Toc232993234"/>
+      <w:bookmarkStart w:id="35" w:name="_Toc232996905"/>
       <w:r>
         <w:rPr>
           <w:sz w:val="28"/>
@@ -25647,7 +27242,15 @@
         <w:t>обрезка эталонного видео до длительности принятого</w:t>
       </w:r>
       <w:r>
-        <w:t xml:space="preserve"> приведены в листинге 2.7, 2.8 и 2.9  соответственно.</w:t>
+        <w:t xml:space="preserve"> приведены в листинге 2.7, 2.8 и </w:t>
+      </w:r>
+      <w:proofErr w:type="gramStart"/>
+      <w:r>
+        <w:t>2.9  соответственно</w:t>
+      </w:r>
+      <w:proofErr w:type="gramEnd"/>
+      <w:r>
+        <w:t>.</w:t>
       </w:r>
     </w:p>
     <w:p>
@@ -25794,7 +27397,47 @@
                 <w:szCs w:val="20"/>
                 <w:lang w:val="en-US"/>
               </w:rPr>
-              <w:t xml:space="preserve"> "[0:v][1:v]</w:t>
+              <w:t xml:space="preserve"> "[</w:t>
+            </w:r>
+            <w:proofErr w:type="gramStart"/>
+            <w:r>
+              <w:rPr>
+                <w:rFonts w:ascii="Consolas" w:hAnsi="Consolas"/>
+                <w:sz w:val="20"/>
+                <w:szCs w:val="20"/>
+                <w:lang w:val="en-US"/>
+              </w:rPr>
+              <w:t>0:v</w:t>
+            </w:r>
+            <w:proofErr w:type="gramEnd"/>
+            <w:r>
+              <w:rPr>
+                <w:rFonts w:ascii="Consolas" w:hAnsi="Consolas"/>
+                <w:sz w:val="20"/>
+                <w:szCs w:val="20"/>
+                <w:lang w:val="en-US"/>
+              </w:rPr>
+              <w:t>][</w:t>
+            </w:r>
+            <w:proofErr w:type="gramStart"/>
+            <w:r>
+              <w:rPr>
+                <w:rFonts w:ascii="Consolas" w:hAnsi="Consolas"/>
+                <w:sz w:val="20"/>
+                <w:szCs w:val="20"/>
+                <w:lang w:val="en-US"/>
+              </w:rPr>
+              <w:t>1:v</w:t>
+            </w:r>
+            <w:proofErr w:type="gramEnd"/>
+            <w:r>
+              <w:rPr>
+                <w:rFonts w:ascii="Consolas" w:hAnsi="Consolas"/>
+                <w:sz w:val="20"/>
+                <w:szCs w:val="20"/>
+                <w:lang w:val="en-US"/>
+              </w:rPr>
+              <w:t>]</w:t>
             </w:r>
             <w:proofErr w:type="spellStart"/>
             <w:r>
@@ -26047,7 +27690,47 @@
                 <w:szCs w:val="20"/>
                 <w:lang w:val="en-US"/>
               </w:rPr>
-              <w:t xml:space="preserve"> "[0:v][1:v]</w:t>
+              <w:t xml:space="preserve"> "[</w:t>
+            </w:r>
+            <w:proofErr w:type="gramStart"/>
+            <w:r>
+              <w:rPr>
+                <w:rFonts w:ascii="Consolas" w:hAnsi="Consolas"/>
+                <w:sz w:val="20"/>
+                <w:szCs w:val="20"/>
+                <w:lang w:val="en-US"/>
+              </w:rPr>
+              <w:t>0:v</w:t>
+            </w:r>
+            <w:proofErr w:type="gramEnd"/>
+            <w:r>
+              <w:rPr>
+                <w:rFonts w:ascii="Consolas" w:hAnsi="Consolas"/>
+                <w:sz w:val="20"/>
+                <w:szCs w:val="20"/>
+                <w:lang w:val="en-US"/>
+              </w:rPr>
+              <w:t>][</w:t>
+            </w:r>
+            <w:proofErr w:type="gramStart"/>
+            <w:r>
+              <w:rPr>
+                <w:rFonts w:ascii="Consolas" w:hAnsi="Consolas"/>
+                <w:sz w:val="20"/>
+                <w:szCs w:val="20"/>
+                <w:lang w:val="en-US"/>
+              </w:rPr>
+              <w:t>1:v</w:t>
+            </w:r>
+            <w:proofErr w:type="gramEnd"/>
+            <w:r>
+              <w:rPr>
+                <w:rFonts w:ascii="Consolas" w:hAnsi="Consolas"/>
+                <w:sz w:val="20"/>
+                <w:szCs w:val="20"/>
+                <w:lang w:val="en-US"/>
+              </w:rPr>
+              <w:t>]</w:t>
             </w:r>
             <w:proofErr w:type="spellStart"/>
             <w:r>
@@ -26297,7 +27980,7 @@
         <w:ind w:firstLine="708"/>
         <w:jc w:val="left"/>
       </w:pPr>
-      <w:bookmarkStart w:id="36" w:name="_Toc232993235"/>
+      <w:bookmarkStart w:id="36" w:name="_Toc232996906"/>
       <w:r>
         <w:rPr>
           <w:sz w:val="28"/>
@@ -26438,7 +28121,7 @@
       <w:pPr>
         <w:pStyle w:val="a3"/>
       </w:pPr>
-      <w:bookmarkStart w:id="37" w:name="_Toc232993236"/>
+      <w:bookmarkStart w:id="37" w:name="_Toc232996907"/>
       <w:r>
         <w:lastRenderedPageBreak/>
         <w:t>ГЛАВА 3. ЭКСПЕРИМЕНТАЛЬНОЕ ИССЛЕДОВАНИЕ ПРОИЗВОДИТЕЛЬНОСТИ RASPBERRY PI 4B И АНАЛИЗ РЕЗУЛЬТАТОВ</w:t>
@@ -26449,7 +28132,7 @@
       <w:pPr>
         <w:pStyle w:val="a3"/>
       </w:pPr>
-      <w:bookmarkStart w:id="38" w:name="_Toc232993237"/>
+      <w:bookmarkStart w:id="38" w:name="_Toc232996908"/>
       <w:r>
         <w:t>3.1. Результаты тестирования при низких нагрузках (разрешение 4CIF)</w:t>
       </w:r>
@@ -29210,12 +30893,17 @@
         <w:t>Все тесты завершены успешно со скоростью обработки выше реальной (</w:t>
       </w:r>
       <w:proofErr w:type="spellStart"/>
+      <w:proofErr w:type="gramStart"/>
       <w:r>
         <w:t>speed</w:t>
       </w:r>
       <w:proofErr w:type="spellEnd"/>
       <w:r>
-        <w:t xml:space="preserve"> &gt; 1.0x);</w:t>
+        <w:t xml:space="preserve"> &gt;</w:t>
+      </w:r>
+      <w:proofErr w:type="gramEnd"/>
+      <w:r>
+        <w:t xml:space="preserve"> 1.0x);</w:t>
       </w:r>
     </w:p>
     <w:p>
@@ -29242,7 +30930,7 @@
       <w:pPr>
         <w:pStyle w:val="a3"/>
       </w:pPr>
-      <w:bookmarkStart w:id="39" w:name="_Toc232993238"/>
+      <w:bookmarkStart w:id="39" w:name="_Toc232996909"/>
       <w:r>
         <w:t>3.2. Результаты тестирования при средних нагрузках (разрешение HD)</w:t>
       </w:r>
@@ -32222,7 +33910,7 @@
       <w:pPr>
         <w:pStyle w:val="a3"/>
       </w:pPr>
-      <w:bookmarkStart w:id="40" w:name="_Toc232993239"/>
+      <w:bookmarkStart w:id="40" w:name="_Toc232996910"/>
       <w:r>
         <w:t>3.3. Результаты тестирования при высоких нагрузках (разрешение Full HD)</w:t>
       </w:r>
@@ -35200,7 +36888,15 @@
       </w:r>
       <w:proofErr w:type="spellEnd"/>
       <w:r>
-        <w:t xml:space="preserve"> &lt; 1.0x оказалось существенно короче</w:t>
+        <w:t xml:space="preserve"> </w:t>
+      </w:r>
+      <w:proofErr w:type="gramStart"/>
+      <w:r>
+        <w:t>&lt; 1.0x</w:t>
+      </w:r>
+      <w:proofErr w:type="gramEnd"/>
+      <w:r>
+        <w:t xml:space="preserve"> оказалось существенно короче</w:t>
       </w:r>
       <w:r>
         <w:t>.</w:t>
@@ -35241,7 +36937,7 @@
       <w:pPr>
         <w:pStyle w:val="a3"/>
       </w:pPr>
-      <w:bookmarkStart w:id="41" w:name="_Toc232993240"/>
+      <w:bookmarkStart w:id="41" w:name="_Toc232996911"/>
       <w:r>
         <w:lastRenderedPageBreak/>
         <w:t>3.4. Выявление вычислительного предела производительности</w:t>
@@ -35416,7 +37112,7 @@
         <w:ind w:firstLine="708"/>
         <w:jc w:val="left"/>
       </w:pPr>
-      <w:bookmarkStart w:id="42" w:name="_Toc232993241"/>
+      <w:bookmarkStart w:id="42" w:name="_Toc232996912"/>
       <w:r>
         <w:rPr>
           <w:sz w:val="28"/>
@@ -35466,7 +37162,23 @@
           <w:sz w:val="28"/>
           <w:szCs w:val="52"/>
         </w:rPr>
-        <w:t xml:space="preserve"> &lt; 1.0x)</w:t>
+        <w:t xml:space="preserve"> </w:t>
+      </w:r>
+      <w:proofErr w:type="gramStart"/>
+      <w:r>
+        <w:rPr>
+          <w:sz w:val="28"/>
+          <w:szCs w:val="52"/>
+        </w:rPr>
+        <w:t>&lt; 1.0x</w:t>
+      </w:r>
+      <w:proofErr w:type="gramEnd"/>
+      <w:r>
+        <w:rPr>
+          <w:sz w:val="28"/>
+          <w:szCs w:val="52"/>
+        </w:rPr>
+        <w:t>)</w:t>
       </w:r>
       <w:bookmarkEnd w:id="42"/>
     </w:p>
@@ -35514,7 +37226,15 @@
       </w:r>
       <w:proofErr w:type="spellEnd"/>
       <w:r>
-        <w:t xml:space="preserve"> &lt; 1.0x оказалось существенно короче. Поскольку обработка видеопотока не была завершена корректно, итоговые метрики качества (PSNR и SSIM), требующие полного сравнения эталонного и принятого видео одинаковой длительности, не могли быть рассчитаны. Принятые видеофайлы оказались неполными и непригодными для объективной оценки качества.</w:t>
+        <w:t xml:space="preserve"> </w:t>
+      </w:r>
+      <w:proofErr w:type="gramStart"/>
+      <w:r>
+        <w:t>&lt; 1.0x</w:t>
+      </w:r>
+      <w:proofErr w:type="gramEnd"/>
+      <w:r>
+        <w:t xml:space="preserve"> оказалось существенно короче. Поскольку обработка видеопотока не была завершена корректно, итоговые метрики качества (PSNR и SSIM), требующие полного сравнения эталонного и принятого видео одинаковой длительности, не могли быть рассчитаны. Принятые видеофайлы оказались неполными и непригодными для объективной оценки качества.</w:t>
       </w:r>
     </w:p>
     <w:p>
@@ -35557,7 +37277,7 @@
           <w:szCs w:val="52"/>
         </w:rPr>
       </w:pPr>
-      <w:bookmarkStart w:id="43" w:name="_Toc232993242"/>
+      <w:bookmarkStart w:id="43" w:name="_Toc232996913"/>
       <w:r>
         <w:rPr>
           <w:sz w:val="28"/>
@@ -35655,7 +37375,7 @@
       <w:pPr>
         <w:pStyle w:val="a3"/>
       </w:pPr>
-      <w:bookmarkStart w:id="44" w:name="_Toc232993243"/>
+      <w:bookmarkStart w:id="44" w:name="_Toc232996914"/>
       <w:r>
         <w:t>3.</w:t>
       </w:r>
@@ -35757,7 +37477,7 @@
       <w:pPr>
         <w:pStyle w:val="a3"/>
       </w:pPr>
-      <w:bookmarkStart w:id="45" w:name="_Toc232993244"/>
+      <w:bookmarkStart w:id="45" w:name="_Toc232996915"/>
       <w:r>
         <w:lastRenderedPageBreak/>
         <w:t>3.</w:t>
@@ -35849,12 +37569,17 @@
         <w:t xml:space="preserve">Анализ не выявил прямой зависимости между загрузкой CPU и деградацией качества видео в успешных тестах. Высокие значения PSNR и SSIM сохранялись даже при загрузке CPU 94% (тест hd_60fps_10m). Деградация качества наступает не из-за нехватки вычислительных ресурсов (пока </w:t>
       </w:r>
       <w:proofErr w:type="spellStart"/>
+      <w:proofErr w:type="gramStart"/>
       <w:r>
         <w:t>speed</w:t>
       </w:r>
       <w:proofErr w:type="spellEnd"/>
       <w:r>
-        <w:t xml:space="preserve"> &gt; 1.0x), а исключительно из-за параметров сжатия (битрейт/FPS). Однако при достижении предела (</w:t>
+        <w:t xml:space="preserve"> &gt;</w:t>
+      </w:r>
+      <w:proofErr w:type="gramEnd"/>
+      <w:r>
+        <w:t xml:space="preserve"> 1.0x), а исключительно из-за параметров сжатия (битрейт/FPS). Однако при достижении предела (</w:t>
       </w:r>
       <w:proofErr w:type="spellStart"/>
       <w:r>
@@ -35862,14 +37587,22 @@
       </w:r>
       <w:proofErr w:type="spellEnd"/>
       <w:r>
-        <w:t xml:space="preserve"> &lt; 1.0x) происходит не просто снижение качества, а полная потеря целостности видеопотока из-за переполнения буфера.</w:t>
+        <w:t xml:space="preserve"> </w:t>
+      </w:r>
+      <w:proofErr w:type="gramStart"/>
+      <w:r>
+        <w:t>&lt; 1.0x</w:t>
+      </w:r>
+      <w:proofErr w:type="gramEnd"/>
+      <w:r>
+        <w:t>) происходит не просто снижение качества, а полная потеря целостности видеопотока из-за переполнения буфера.</w:t>
       </w:r>
     </w:p>
     <w:p>
       <w:pPr>
         <w:pStyle w:val="a3"/>
       </w:pPr>
-      <w:bookmarkStart w:id="46" w:name="_Toc232993245"/>
+      <w:bookmarkStart w:id="46" w:name="_Toc232996916"/>
       <w:r>
         <w:lastRenderedPageBreak/>
         <w:t>3.</w:t>
@@ -35954,7 +37687,15 @@
       </w:r>
       <w:proofErr w:type="spellEnd"/>
       <w:r>
-        <w:t xml:space="preserve"> &lt; 1.05x): Разрешение HD при 60 </w:t>
+        <w:t xml:space="preserve"> </w:t>
+      </w:r>
+      <w:proofErr w:type="gramStart"/>
+      <w:r>
+        <w:t>&lt; 1.05x</w:t>
+      </w:r>
+      <w:proofErr w:type="gramEnd"/>
+      <w:r>
+        <w:t xml:space="preserve">): Разрешение HD при 60 </w:t>
       </w:r>
       <w:proofErr w:type="spellStart"/>
       <w:r>
@@ -35989,14 +37730,22 @@
       </w:r>
       <w:proofErr w:type="spellEnd"/>
       <w:r>
-        <w:t xml:space="preserve"> &lt; 1.0x): Full HD при FPS ≥ 25.</w:t>
+        <w:t xml:space="preserve"> </w:t>
+      </w:r>
+      <w:proofErr w:type="gramStart"/>
+      <w:r>
+        <w:t>&lt; 1.0x</w:t>
+      </w:r>
+      <w:proofErr w:type="gramEnd"/>
+      <w:r>
+        <w:t>): Full HD при FPS ≥ 25.</w:t>
       </w:r>
     </w:p>
     <w:p>
       <w:pPr>
         <w:pStyle w:val="a3"/>
       </w:pPr>
-      <w:bookmarkStart w:id="47" w:name="_Toc232993246"/>
+      <w:bookmarkStart w:id="47" w:name="_Toc232996917"/>
       <w:r>
         <w:t>3.</w:t>
       </w:r>
@@ -36018,7 +37767,7 @@
           <w:szCs w:val="52"/>
         </w:rPr>
       </w:pPr>
-      <w:bookmarkStart w:id="48" w:name="_Toc232993247"/>
+      <w:bookmarkStart w:id="48" w:name="_Toc232996918"/>
       <w:r>
         <w:rPr>
           <w:sz w:val="28"/>
@@ -36113,7 +37862,7 @@
           <w:szCs w:val="52"/>
         </w:rPr>
       </w:pPr>
-      <w:bookmarkStart w:id="49" w:name="_Toc232993248"/>
+      <w:bookmarkStart w:id="49" w:name="_Toc232996919"/>
       <w:r>
         <w:rPr>
           <w:sz w:val="28"/>
@@ -36145,7 +37894,15 @@
         </w:numPr>
       </w:pPr>
       <w:r>
-        <w:t xml:space="preserve">Видеонаблюдение (архивная запись): Рекомендуется использовать разрешение 4CIF или HD с частотой 12-25 </w:t>
+        <w:t>Видеонаблюдение (архивная запись)</w:t>
+      </w:r>
+      <w:proofErr w:type="gramStart"/>
+      <w:r>
+        <w:t>: Рекомендуется</w:t>
+      </w:r>
+      <w:proofErr w:type="gramEnd"/>
+      <w:r>
+        <w:t xml:space="preserve"> использовать разрешение 4CIF или HD с частотой 12-25 </w:t>
       </w:r>
       <w:proofErr w:type="spellStart"/>
       <w:r>
@@ -36168,7 +37925,15 @@
         </w:numPr>
       </w:pPr>
       <w:r>
-        <w:t xml:space="preserve">Трансляция событий (стриминг): Для разрешения HD оптимально использовать 25 </w:t>
+        <w:t>Трансляция событий (стриминг)</w:t>
+      </w:r>
+      <w:proofErr w:type="gramStart"/>
+      <w:r>
+        <w:t>: Для</w:t>
+      </w:r>
+      <w:proofErr w:type="gramEnd"/>
+      <w:r>
+        <w:t xml:space="preserve"> разрешения HD оптимально использовать 25 </w:t>
       </w:r>
       <w:proofErr w:type="spellStart"/>
       <w:r>
@@ -36247,7 +38012,15 @@
         </w:numPr>
       </w:pPr>
       <w:r>
-        <w:t>Ретрансляция IPTV: При приеме и ретрансляции без перекодирования (</w:t>
+        <w:t>Ретрансляция IPTV</w:t>
+      </w:r>
+      <w:proofErr w:type="gramStart"/>
+      <w:r>
+        <w:t>: При</w:t>
+      </w:r>
+      <w:proofErr w:type="gramEnd"/>
+      <w:r>
+        <w:t xml:space="preserve"> приеме и ретрансляции без перекодирования (</w:t>
       </w:r>
       <w:proofErr w:type="spellStart"/>
       <w:r>
@@ -36276,7 +38049,7 @@
           <w:szCs w:val="52"/>
         </w:rPr>
       </w:pPr>
-      <w:bookmarkStart w:id="50" w:name="_Toc232993249"/>
+      <w:bookmarkStart w:id="50" w:name="_Toc232996920"/>
       <w:r>
         <w:rPr>
           <w:sz w:val="28"/>
@@ -36386,7 +38159,7 @@
       <w:pPr>
         <w:pStyle w:val="a3"/>
       </w:pPr>
-      <w:bookmarkStart w:id="51" w:name="_Toc232993250"/>
+      <w:bookmarkStart w:id="51" w:name="_Toc232996921"/>
       <w:r>
         <w:t>3.</w:t>
       </w:r>
@@ -36536,10 +38309,12 @@
       <w:pPr>
         <w:pStyle w:val="a3"/>
       </w:pPr>
+      <w:bookmarkStart w:id="52" w:name="_Toc232996922"/>
       <w:r>
         <w:lastRenderedPageBreak/>
         <w:t>Заключение</w:t>
       </w:r>
+      <w:bookmarkEnd w:id="52"/>
     </w:p>
     <w:p>
       <w:r>
@@ -37002,10 +38777,12 @@
       <w:pPr>
         <w:pStyle w:val="a3"/>
       </w:pPr>
+      <w:bookmarkStart w:id="53" w:name="_Toc232996923"/>
       <w:r>
         <w:lastRenderedPageBreak/>
         <w:t>Список использованных источников</w:t>
       </w:r>
+      <w:bookmarkEnd w:id="53"/>
     </w:p>
     <w:p>
       <w:r>
@@ -37429,6 +39206,7 @@
       <w:r>
         <w:br/>
       </w:r>
+      <w:proofErr w:type="gramStart"/>
       <w:r>
         <w:rPr>
           <w:lang w:val="en-US"/>
@@ -37533,6 +39311,7 @@
         </w:rPr>
         <w:t>pdf</w:t>
       </w:r>
+      <w:proofErr w:type="gramEnd"/>
       <w:r>
         <w:t xml:space="preserve"> (дата обращения: 21.06.2026).</w:t>
       </w:r>
@@ -46684,6 +48463,7 @@
   <w:style w:type="character" w:default="1" w:styleId="a0">
     <w:name w:val="Default Paragraph Font"/>
     <w:uiPriority w:val="1"/>
+    <w:semiHidden/>
     <w:unhideWhenUsed/>
   </w:style>
   <w:style w:type="table" w:default="1" w:styleId="a1">

--- a/4 курс/Дипломная работа/Пояснительная записка.docx
+++ b/4 курс/Дипломная работа/Пояснительная записка.docx
@@ -1,6 +1,6 @@
 
 <file path=word/document.xml><?xml version="1.0" encoding="utf-8"?>
-<w:document xmlns:wpc="http://schemas.microsoft.com/office/word/2010/wordprocessingCanvas" xmlns:cx="http://schemas.microsoft.com/office/drawing/2014/chartex" xmlns:cx1="http://schemas.microsoft.com/office/drawing/2015/9/8/chartex" xmlns:cx2="http://schemas.microsoft.com/office/drawing/2015/10/21/chartex" xmlns:cx3="http://schemas.microsoft.com/office/drawing/2016/5/9/chartex" xmlns:cx4="http://schemas.microsoft.com/office/drawing/2016/5/10/chartex" xmlns:cx5="http://schemas.microsoft.com/office/drawing/2016/5/11/chartex" xmlns:cx6="http://schemas.microsoft.com/office/drawing/2016/5/12/chartex" xmlns:cx7="http://schemas.microsoft.com/office/drawing/2016/5/13/chartex" xmlns:cx8="http://schemas.microsoft.com/office/drawing/2016/5/14/chartex" xmlns:mc="http://schemas.openxmlformats.org/markup-compatibility/2006" xmlns:aink="http://schemas.microsoft.com/office/drawing/2016/ink" xmlns:am3d="http://schemas.microsoft.com/office/drawing/2017/model3d" xmlns:o="urn:schemas-microsoft-com:office:office" xmlns:oel="http://schemas.microsoft.com/office/2019/extlst" xmlns:r="http://schemas.openxmlformats.org/officeDocument/2006/relationships" xmlns:m="http://schemas.openxmlformats.org/officeDocument/2006/math" xmlns:v="urn:schemas-microsoft-com:vml" xmlns:wp14="http://schemas.microsoft.com/office/word/2010/wordprocessingDrawing" xmlns:wp="http://schemas.openxmlformats.org/drawingml/2006/wordprocessingDrawing" xmlns:w10="urn:schemas-microsoft-com:office:word" xmlns:w="http://schemas.openxmlformats.org/wordprocessingml/2006/main" xmlns:w14="http://schemas.microsoft.com/office/word/2010/wordml" xmlns:w15="http://schemas.microsoft.com/office/word/2012/wordml" xmlns:w16cex="http://schemas.microsoft.com/office/word/2018/wordml/cex" xmlns:w16cid="http://schemas.microsoft.com/office/word/2016/wordml/cid" xmlns:w16="http://schemas.microsoft.com/office/word/2018/wordml" xmlns:w16du="http://schemas.microsoft.com/office/word/2023/wordml/word16du" xmlns:w16sdtdh="http://schemas.microsoft.com/office/word/2020/wordml/sdtdatahash" xmlns:w16sdtfl="http://schemas.microsoft.com/office/word/2024/wordml/sdtformatlock" xmlns:w16se="http://schemas.microsoft.com/office/word/2015/wordml/symex" xmlns:wpg="http://schemas.microsoft.com/office/word/2010/wordprocessingGroup" xmlns:wpi="http://schemas.microsoft.com/office/word/2010/wordprocessingInk" xmlns:wne="http://schemas.microsoft.com/office/word/2006/wordml" xmlns:wps="http://schemas.microsoft.com/office/word/2010/wordprocessingShape" mc:Ignorable="w14 w15 w16se w16cid w16 w16cex w16sdtdh w16sdtfl w16du wp14">
+<w:document xmlns:wpc="http://schemas.microsoft.com/office/word/2010/wordprocessingCanvas" xmlns:cx="http://schemas.microsoft.com/office/drawing/2014/chartex" xmlns:cx1="http://schemas.microsoft.com/office/drawing/2015/9/8/chartex" xmlns:cx2="http://schemas.microsoft.com/office/drawing/2015/10/21/chartex" xmlns:cx3="http://schemas.microsoft.com/office/drawing/2016/5/9/chartex" xmlns:cx4="http://schemas.microsoft.com/office/drawing/2016/5/10/chartex" xmlns:cx5="http://schemas.microsoft.com/office/drawing/2016/5/11/chartex" xmlns:cx6="http://schemas.microsoft.com/office/drawing/2016/5/12/chartex" xmlns:cx7="http://schemas.microsoft.com/office/drawing/2016/5/13/chartex" xmlns:cx8="http://schemas.microsoft.com/office/drawing/2016/5/14/chartex" xmlns:mc="http://schemas.openxmlformats.org/markup-compatibility/2006" xmlns:m="http://schemas.openxmlformats.org/officeDocument/2006/math" xmlns:aink="http://schemas.microsoft.com/office/drawing/2016/ink" xmlns:am3d="http://schemas.microsoft.com/office/drawing/2017/model3d" xmlns:oel="http://schemas.microsoft.com/office/2019/extlst" xmlns:r="http://schemas.openxmlformats.org/officeDocument/2006/relationships" xmlns:wp14="http://schemas.microsoft.com/office/word/2010/wordprocessingDrawing" xmlns:wp="http://schemas.openxmlformats.org/drawingml/2006/wordprocessingDrawing" xmlns:wpg="http://schemas.microsoft.com/office/word/2010/wordprocessingGroup" xmlns:wpi="http://schemas.microsoft.com/office/word/2010/wordprocessingInk" xmlns:wps="http://schemas.microsoft.com/office/word/2010/wordprocessingShape" xmlns:o="urn:schemas-microsoft-com:office:office" xmlns:v="urn:schemas-microsoft-com:vml" xmlns:w10="urn:schemas-microsoft-com:office:word" xmlns:w="http://schemas.openxmlformats.org/wordprocessingml/2006/main" xmlns:w14="http://schemas.microsoft.com/office/word/2010/wordml" xmlns:w15="http://schemas.microsoft.com/office/word/2012/wordml" xmlns:w16cex="http://schemas.microsoft.com/office/word/2018/wordml/cex" xmlns:w16cid="http://schemas.microsoft.com/office/word/2016/wordml/cid" xmlns:w16="http://schemas.microsoft.com/office/word/2018/wordml" xmlns:w16sdtdh="http://schemas.microsoft.com/office/word/2020/wordml/sdtdatahash" xmlns:w16sdtfl="http://schemas.microsoft.com/office/word/2024/wordml/sdtformatlock" xmlns:w16se="http://schemas.microsoft.com/office/word/2015/wordml/symex" xmlns:w16du="http://schemas.microsoft.com/office/word/2023/wordml/word16du" xmlns:wne="http://schemas.microsoft.com/office/word/2006/wordml" mc:Ignorable="w14 w15 w16se w16cid w16 w16cex w16sdtdh w16sdtfl w16du wp14">
   <w:body>
     <w:p>
       <w:pPr>
@@ -2048,8 +2048,6 @@
       <w:r>
         <w:rPr>
           <w:rFonts w:eastAsia="Times New Roman" w:cs="Times New Roman"/>
-          <w:b/>
-          <w:bCs/>
           <w:kern w:val="0"/>
           <w:szCs w:val="28"/>
           <w:u w:val="single"/>
@@ -2351,8 +2349,6 @@
       <w:r>
         <w:rPr>
           <w:rFonts w:eastAsia="Times New Roman" w:cs="Times New Roman"/>
-          <w:b/>
-          <w:bCs/>
           <w:kern w:val="0"/>
           <w:szCs w:val="28"/>
           <w:u w:val="single"/>
@@ -2364,8 +2360,6 @@
       <w:r>
         <w:rPr>
           <w:rFonts w:eastAsia="Times New Roman" w:cs="Times New Roman"/>
-          <w:b/>
-          <w:bCs/>
           <w:kern w:val="0"/>
           <w:szCs w:val="28"/>
           <w:u w:val="single"/>
@@ -2377,8 +2371,6 @@
       <w:r>
         <w:rPr>
           <w:rFonts w:eastAsia="Times New Roman" w:cs="Times New Roman"/>
-          <w:b/>
-          <w:bCs/>
           <w:kern w:val="0"/>
           <w:szCs w:val="28"/>
           <w:u w:val="single"/>
@@ -9111,7 +9103,13 @@
     </w:p>
     <w:p>
       <w:r>
-        <w:t>В последние годы одноплатные компьютеры перешли из категории любительских устройств для хобби в разряд полноценных вычислительных платформ, применяемых в промышленных и коммерческих решениях. Рынок одноплатных компьютеров демонстрирует устойчивый рост, причём значительная доля приходится на применения, связанные с обработкой и передачей мультимедийных данных.</w:t>
+        <w:t xml:space="preserve">В последние годы одноплатные компьютеры перешли из категории любительских устройств для хобби в разряд полноценных вычислительных платформ, применяемых в промышленных и коммерческих решениях. Рынок одноплатных компьютеров демонстрирует устойчивый рост, причём значительная доля приходится на применения, связанные с обработкой </w:t>
+      </w:r>
+      <w:r>
+        <w:br/>
+      </w:r>
+      <w:r>
+        <w:t>и передачей мультимедийных данных.</w:t>
       </w:r>
     </w:p>
     <w:p>
@@ -9245,7 +9243,19 @@
       </w:r>
       <w:proofErr w:type="spellEnd"/>
       <w:r>
-        <w:t xml:space="preserve"> 4 Model B, является одним из наиболее распространённых представителей данного класса устройств. Наличие полноценного гигабитного сетевого интерфейса, четырёхъядерного процессора ARM Cortex-A72 с тактовой частотой 1,5 ГГц, 4 ГБ оперативной памяти и развитой экосистемы программного обеспечения делают данную платформу привлекательной для построения компактных и энергоэффективных медиа-серверов.</w:t>
+        <w:t xml:space="preserve"> 4 Model B, является одним из наиболее распространённых представителей данного класса устройств. Наличие полноценного гигабитного сетевого интерфейса, четырёхъядерного процессора ARM Cortex-A72 с тактовой частотой 1,5 ГГц, </w:t>
+      </w:r>
+      <w:r>
+        <w:br/>
+      </w:r>
+      <w:r>
+        <w:t xml:space="preserve">4 ГБ оперативной памяти и развитой экосистемы программного обеспечения делают данную платформу привлекательной для построения компактных </w:t>
+      </w:r>
+      <w:r>
+        <w:br/>
+      </w:r>
+      <w:r>
+        <w:t>и энергоэффективных медиа-серверов.</w:t>
       </w:r>
     </w:p>
     <w:p>
@@ -9262,7 +9272,13 @@
       </w:r>
       <w:r>
         <w:lastRenderedPageBreak/>
-        <w:t>устройств существенно зависит от множества факторов: разрешения и битрейта видеопотока, частоты кадров, выбранного кодека, протокола передачи, режима работы системы охлаждения и других. Отсутствие систематизированных данных о предельных возможностях одноплатных компьютеров в различных сценариях эксплуатации затрудняет принятие обоснованных проектных решений при построении медиа-серверов на их базе.</w:t>
+        <w:t xml:space="preserve">устройств существенно зависит от множества факторов: разрешения </w:t>
+      </w:r>
+      <w:r>
+        <w:br/>
+      </w:r>
+      <w:r>
+        <w:t>и битрейта видеопотока, частоты кадров, выбранного кодека, протокола передачи, режима работы системы охлаждения и других. Отсутствие систематизированных данных о предельных возможностях одноплатных компьютеров в различных сценариях эксплуатации затрудняет принятие обоснованных проектных решений при построении медиа-серверов на их базе.</w:t>
       </w:r>
     </w:p>
     <w:p>
@@ -9296,7 +9312,13 @@
       </w:r>
       <w:proofErr w:type="spellEnd"/>
       <w:r>
-        <w:t xml:space="preserve">, В.В. </w:t>
+        <w:t xml:space="preserve">, </w:t>
+      </w:r>
+      <w:r>
+        <w:br/>
+      </w:r>
+      <w:r>
+        <w:t xml:space="preserve">В.В. </w:t>
       </w:r>
       <w:proofErr w:type="spellStart"/>
       <w:r>
@@ -9304,7 +9326,19 @@
       </w:r>
       <w:proofErr w:type="spellEnd"/>
       <w:r>
-        <w:t>, Р. Стивенса и других авторов. Особенности применения одноплатных компьютеров в инфокоммуникационных системах обсуждаются в публикациях последних лет, однако большинство работ носят описательный характер и не содержат систематизированных экспериментальных данных о производительности конкретных платформ.</w:t>
+        <w:t xml:space="preserve">, Р. Стивенса и других авторов. Особенности применения одноплатных компьютеров в инфокоммуникационных системах обсуждаются </w:t>
+      </w:r>
+      <w:r>
+        <w:br/>
+      </w:r>
+      <w:r>
+        <w:t xml:space="preserve">в публикациях последних лет, однако большинство работ носят описательный характер и не содержат систематизированных экспериментальных данных </w:t>
+      </w:r>
+      <w:r>
+        <w:br/>
+      </w:r>
+      <w:r>
+        <w:t>о производительности конкретных платформ.</w:t>
       </w:r>
     </w:p>
     <w:p>
@@ -9385,7 +9419,13 @@
         </w:numPr>
       </w:pPr>
       <w:r>
-        <w:t>Разработать архитектуру экспериментального стенда и методику проведения исследований, обеспечивающие достоверность и воспроизводимость результатов.</w:t>
+        <w:t xml:space="preserve">Разработать архитектуру экспериментального стенда и методику проведения исследований, обеспечивающие достоверность </w:t>
+      </w:r>
+      <w:r>
+        <w:br/>
+      </w:r>
+      <w:r>
+        <w:t>и воспроизводимость результатов.</w:t>
       </w:r>
     </w:p>
     <w:p>
@@ -9445,7 +9485,13 @@
         </w:numPr>
       </w:pPr>
       <w:r>
-        <w:t>Выполнить сравнительный анализ влияния параметров видеопотоков на производительность платформы, выявить предельные возможности и сформулировать практические рекомендации по выбору конфигурации для различных сценариев эксплуатации.</w:t>
+        <w:t xml:space="preserve">Выполнить сравнительный анализ влияния параметров видеопотоков на производительность платформы, выявить предельные возможности </w:t>
+      </w:r>
+      <w:r>
+        <w:br/>
+      </w:r>
+      <w:r>
+        <w:t>и сформулировать практические рекомендации по выбору конфигурации для различных сценариев эксплуатации.</w:t>
       </w:r>
     </w:p>
     <w:p>
@@ -9485,7 +9531,13 @@
     </w:p>
     <w:p>
       <w:r>
-        <w:t xml:space="preserve">В работе применены методы экспериментального исследования производительности вычислительных систем, методы потоковой передачи видеоданных по протоколу UDP с использованием многоадресной рассылки, методы объективной оценки качества видео (PSNR, SSIM), методы статистической обработки и визуализации экспериментальных данных. Для проведения экспериментов использован программный пакет </w:t>
+        <w:t xml:space="preserve">В работе применены методы экспериментального исследования производительности вычислительных систем, методы потоковой передачи видеоданных по протоколу UDP с использованием многоадресной рассылки, методы объективной оценки качества видео (PSNR, SSIM), методы статистической обработки и визуализации экспериментальных данных. </w:t>
+      </w:r>
+      <w:r>
+        <w:br/>
+      </w:r>
+      <w:r>
+        <w:t xml:space="preserve">Для проведения экспериментов использован программный пакет </w:t>
       </w:r>
       <w:proofErr w:type="spellStart"/>
       <w:r>
@@ -9493,7 +9545,13 @@
       </w:r>
       <w:proofErr w:type="spellEnd"/>
       <w:r>
-        <w:t>, а также разработанная программа мониторинга параметров на языке Python.</w:t>
+        <w:t xml:space="preserve">, </w:t>
+      </w:r>
+      <w:r>
+        <w:br/>
+      </w:r>
+      <w:r>
+        <w:t>а также разработанная программа мониторинга параметров на языке Python.</w:t>
       </w:r>
     </w:p>
     <w:p>
@@ -9520,7 +9578,13 @@
         </w:numPr>
       </w:pPr>
       <w:r>
-        <w:t>при разработке технических заданий на системы видеонаблюдения и IPTV-вещания для определения допустимых параметров видеопотоков;</w:t>
+        <w:t xml:space="preserve">при разработке технических заданий на системы видеонаблюдения </w:t>
+      </w:r>
+      <w:r>
+        <w:br/>
+      </w:r>
+      <w:r>
+        <w:t>и IPTV-вещания для определения допустимых параметров видеопотоков;</w:t>
       </w:r>
     </w:p>
     <w:p>
@@ -9531,7 +9595,13 @@
         </w:numPr>
       </w:pPr>
       <w:r>
-        <w:t>в образовательном процессе при изучении курсов, связанных с мультимедийными технологиями и инфокоммуникационными системами.</w:t>
+        <w:t xml:space="preserve">в образовательном процессе при изучении курсов, связанных </w:t>
+      </w:r>
+      <w:r>
+        <w:br/>
+      </w:r>
+      <w:r>
+        <w:t>с мультимедийными технологиями и инфокоммуникационными системами.</w:t>
       </w:r>
     </w:p>
     <w:p>
@@ -9602,7 +9672,13 @@
         </w:numPr>
       </w:pPr>
       <w:r>
-        <w:t>Результаты оценки качества передачи видеопотоков по метрикам PSNR и SSIM для различных комбинаций параметров и выявленные пороговые значения, при превышении которых наблюдается деградация качества и производительности.</w:t>
+        <w:t xml:space="preserve">Результаты оценки качества передачи видеопотоков по метрикам PSNR и SSIM для различных комбинаций параметров и выявленные пороговые значения, при превышении которых наблюдается деградация качества </w:t>
+      </w:r>
+      <w:r>
+        <w:br/>
+      </w:r>
+      <w:r>
+        <w:t>и производительности.</w:t>
       </w:r>
     </w:p>
     <w:p>
@@ -9687,7 +9763,13 @@
     </w:p>
     <w:p>
       <w:r>
-        <w:t>Одноплатный компьютер представляет собой законченное вычислительное устройство, все основные функциональные блоки которого — процессор, оперативная память, графическая подсистема, контроллеры ввода-вывода и интерфейсы связи — размещены на единой печатной плате [1]. В отличие от традиционных персональных компьютеров, построенных по модульному принципу, одноплатные компьютеры являются самодостаточными системами, способными функционировать автономно после подключения источника питания и минимально необходимой периферии.</w:t>
+        <w:t xml:space="preserve">Одноплатный компьютер представляет собой законченное вычислительное устройство, все основные функциональные блоки которого — процессор, оперативная память, графическая подсистема, контроллеры ввода-вывода и интерфейсы связи — размещены на единой печатной плате [1]. </w:t>
+      </w:r>
+      <w:r>
+        <w:br/>
+      </w:r>
+      <w:r>
+        <w:t>В отличие от традиционных персональных компьютеров, построенных по модульному принципу, одноплатные компьютеры являются самодостаточными системами, способными функционировать автономно после подключения источника питания и минимально необходимой периферии.</w:t>
       </w:r>
     </w:p>
     <w:p>
@@ -9720,7 +9802,19 @@
       </w:r>
       <w:proofErr w:type="spellEnd"/>
       <w:r>
-        <w:t>). При таком подходе на одном полупроводниковом кристалле интегрируются центральный процессор (CPU), графический ускоритель (GPU), специализированные блоки обработки видео (Video Processing Unit, VPU), контроллеры оперативной памяти и периферийных интерфейсов [2]. Подобная интеграция обеспечивает высокую плотность размещения компонентов, низкое энергопотребление и относительно невысокую стоимость конечного устройства.</w:t>
+        <w:t xml:space="preserve">). При таком подходе на одном полупроводниковом кристалле интегрируются центральный процессор (CPU), графический ускоритель (GPU), специализированные блоки обработки видео (Video Processing Unit, VPU), контроллеры оперативной памяти </w:t>
+      </w:r>
+      <w:r>
+        <w:br/>
+      </w:r>
+      <w:r>
+        <w:t xml:space="preserve">и периферийных интерфейсов [2]. Подобная интеграция обеспечивает высокую плотность размещения компонентов, низкое энергопотребление </w:t>
+      </w:r>
+      <w:r>
+        <w:br/>
+      </w:r>
+      <w:r>
+        <w:t>и относительно невысокую стоимость конечного устройства.</w:t>
       </w:r>
     </w:p>
     <w:p>
@@ -9805,7 +9899,13 @@
       </w:r>
       <w:proofErr w:type="spellEnd"/>
       <w:r>
-        <w:t xml:space="preserve">) и специализированные решения для Интернета вещей (ESP32, </w:t>
+        <w:t xml:space="preserve">) </w:t>
+      </w:r>
+      <w:r>
+        <w:br/>
+      </w:r>
+      <w:r>
+        <w:t xml:space="preserve">и специализированные решения для Интернета вещей (ESP32, </w:t>
       </w:r>
       <w:proofErr w:type="spellStart"/>
       <w:r>
@@ -9906,7 +10006,13 @@
       </w:r>
       <w:proofErr w:type="spellEnd"/>
       <w:r>
-        <w:t>, аппаратные декодеры видео H.264/H.265/VP9 с поддержкой разрешений до 4K, сетевой интерфейс Gigabit Ethernet, порты USB 3.0 и видеовыходы HDMI 2.0 [4]. Энергопотребление таких устройств составляет от 3 до 15 Вт в зависимости от вычислительной нагрузки, что позволяет использовать пассивное охлаждение в виде алюминиевых радиаторов.</w:t>
+        <w:t xml:space="preserve">, аппаратные декодеры видео H.264/H.265/VP9 с поддержкой разрешений до 4K, сетевой интерфейс Gigabit Ethernet, порты USB 3.0 </w:t>
+      </w:r>
+      <w:r>
+        <w:br/>
+      </w:r>
+      <w:r>
+        <w:t>и видеовыходы HDMI 2.0 [4]. Энергопотребление таких устройств составляет от 3 до 15 Вт в зависимости от вычислительной нагрузки, что позволяет использовать пассивное охлаждение в виде алюминиевых радиаторов.</w:t>
       </w:r>
     </w:p>
     <w:p>
@@ -9979,7 +10085,13 @@
       </w:r>
       <w:proofErr w:type="spellEnd"/>
       <w:r>
-        <w:t xml:space="preserve"> является наиболее распространённой платформой среди одноплатных компьютеров. По данным производителя, с момента выпуска первой модели в 2012 году было реализовано более 60 миллионов устройств данного семейства [5]. Модель </w:t>
+        <w:t xml:space="preserve"> является наиболее распространённой платформой среди одноплатных компьютеров. По данным производителя, </w:t>
+      </w:r>
+      <w:r>
+        <w:br/>
+      </w:r>
+      <w:r>
+        <w:t xml:space="preserve">с момента выпуска первой модели в 2012 году было реализовано более 60 миллионов устройств данного семейства [5]. Модель </w:t>
       </w:r>
       <w:proofErr w:type="spellStart"/>
       <w:r>
@@ -10902,7 +11014,21 @@
         <w:rPr>
           <w:rFonts w:cs="Times New Roman"/>
         </w:rPr>
-        <w:t xml:space="preserve"> Pi 4 Model B, отличающей её от предшествующих моделей, является применение нового процессора </w:t>
+        <w:t xml:space="preserve"> </w:t>
+      </w:r>
+      <w:proofErr w:type="spellStart"/>
+      <w:r>
+        <w:rPr>
+          <w:rFonts w:cs="Times New Roman"/>
+        </w:rPr>
+        <w:t>Pi</w:t>
+      </w:r>
+      <w:proofErr w:type="spellEnd"/>
+      <w:r>
+        <w:rPr>
+          <w:rFonts w:cs="Times New Roman"/>
+        </w:rPr>
+        <w:t xml:space="preserve"> 4 Model B, отличающей её от предшествующих моделей, является применение нового процессора </w:t>
       </w:r>
       <w:proofErr w:type="spellStart"/>
       <w:r>
@@ -11001,13 +11127,27 @@
         <w:rPr>
           <w:rFonts w:cs="Times New Roman"/>
         </w:rPr>
-        <w:t xml:space="preserve"> Pi 4 Model B сетевой контроллер </w:t>
+        <w:t xml:space="preserve"> </w:t>
       </w:r>
       <w:proofErr w:type="spellStart"/>
       <w:r>
         <w:rPr>
           <w:rFonts w:cs="Times New Roman"/>
         </w:rPr>
+        <w:t>Pi</w:t>
+      </w:r>
+      <w:proofErr w:type="spellEnd"/>
+      <w:r>
+        <w:rPr>
+          <w:rFonts w:cs="Times New Roman"/>
+        </w:rPr>
+        <w:t xml:space="preserve"> 4 Model B сетевой контроллер </w:t>
+      </w:r>
+      <w:proofErr w:type="spellStart"/>
+      <w:r>
+        <w:rPr>
+          <w:rFonts w:cs="Times New Roman"/>
+        </w:rPr>
         <w:t>Broadcom</w:t>
       </w:r>
       <w:proofErr w:type="spellEnd"/>
@@ -11127,7 +11267,19 @@
         <w:rPr>
           <w:rFonts w:cs="Times New Roman"/>
         </w:rPr>
-        <w:t>Оперативная память LPDDR4-3200 с 32-битной шиной обеспечивает пропускную способность около 12,8 ГБ/с, что достаточно для обработки видеопотоков высокого разрешения. Плата доступна в модификациях с 1, 2, 4 и 8 ГБ памяти, что позволяет выбрать конфигурацию в зависимости от требований конкретного приложения. Для задач потоковой передачи видео, рассматриваемых в настоящей работе, оптимальной является модификация с 4 ГБ памяти, обеспечивающая достаточный запас для работы операционной системы, буферизации видеопотоков и выполнения операций кодирования.</w:t>
+        <w:t xml:space="preserve">Оперативная память LPDDR4-3200 с 32-битной шиной обеспечивает пропускную способность около 12,8 ГБ/с, что достаточно для обработки видеопотоков высокого разрешения. Плата доступна в модификациях с 1, 2, 4 и 8 ГБ памяти, что позволяет выбрать конфигурацию в зависимости от требований конкретного приложения. Для задач потоковой передачи видео, рассматриваемых в настоящей работе, оптимальной является модификация </w:t>
+      </w:r>
+      <w:r>
+        <w:rPr>
+          <w:rFonts w:cs="Times New Roman"/>
+        </w:rPr>
+        <w:br/>
+      </w:r>
+      <w:r>
+        <w:rPr>
+          <w:rFonts w:cs="Times New Roman"/>
+        </w:rPr>
+        <w:t>с 4 ГБ памяти, обеспечивающая достаточный запас для работы операционной системы, буферизации видеопотоков и выполнения операций кодирования.</w:t>
       </w:r>
     </w:p>
     <w:p>
@@ -11169,14 +11321,50 @@
         <w:rPr>
           <w:rFonts w:cs="Times New Roman"/>
         </w:rPr>
-        <w:t xml:space="preserve"> 4 Model B существенно возросло по сравнению с предшествующими моделями и составляет от 3 Вт в режиме простоя до 7–8 Вт при максимальной вычислительной нагрузке [8]. Это потребовало применения более мощного источника питания (5 В / 3 А) и сделало актуальным вопрос теплоотвода: при длительной работе под </w:t>
+        <w:t xml:space="preserve"> 4 Model B существенно возросло </w:t>
       </w:r>
       <w:r>
         <w:rPr>
           <w:rFonts w:cs="Times New Roman"/>
         </w:rPr>
+        <w:br/>
+      </w:r>
+      <w:r>
+        <w:rPr>
+          <w:rFonts w:cs="Times New Roman"/>
+        </w:rPr>
+        <w:t xml:space="preserve">по сравнению с предшествующими моделями и составляет от 3 Вт в режиме простоя до 7–8 Вт при максимальной вычислительной нагрузке [8]. Это потребовало применения более мощного источника питания (5 В / 3 А) </w:t>
+      </w:r>
+      <w:r>
+        <w:rPr>
+          <w:rFonts w:cs="Times New Roman"/>
+        </w:rPr>
+        <w:br/>
+      </w:r>
+      <w:r>
+        <w:rPr>
+          <w:rFonts w:cs="Times New Roman"/>
+        </w:rPr>
+        <w:t xml:space="preserve">и сделало актуальным вопрос теплоотвода: при длительной работе под </w:t>
+      </w:r>
+      <w:r>
+        <w:rPr>
+          <w:rFonts w:cs="Times New Roman"/>
+        </w:rPr>
         <w:lastRenderedPageBreak/>
-        <w:t>нагрузкой температура процессора может достигать 80–85°C, что приводит к срабатыванию механизма аппаратного троттлинга.</w:t>
+        <w:t xml:space="preserve">нагрузкой температура процессора может достигать 80–85°C, что приводит </w:t>
+      </w:r>
+      <w:r>
+        <w:rPr>
+          <w:rFonts w:cs="Times New Roman"/>
+        </w:rPr>
+        <w:br/>
+      </w:r>
+      <w:r>
+        <w:rPr>
+          <w:rFonts w:cs="Times New Roman"/>
+        </w:rPr>
+        <w:t>к срабатыванию механизма аппаратного троттлинга.</w:t>
       </w:r>
     </w:p>
     <w:p>
@@ -11324,7 +11512,31 @@
         <w:rPr>
           <w:rFonts w:cs="Times New Roman"/>
         </w:rPr>
-        <w:t xml:space="preserve"> MIPS) суммарно по всем четырём ядрам [9]. Каждое ядро имеет раздельные кэши L1 (48 КБ инструкций, 32 КБ данных) и общий кэш L2 объёмом 1 МБ. Процессор поддерживает набор инструкций ARMv8-A с 64-разрядным режимом работы, что обеспечивает совместимость с современными операционными системами и приложениями.</w:t>
+        <w:t xml:space="preserve"> MIPS) суммарно по всем четырём ядрам [9]. Каждое ядро имеет раздельные кэши L1 (48 КБ инструкций, 32 КБ данных) и общий кэш L2 объёмом 1 МБ. Процессор поддерживает набор инструкций ARMv8-A </w:t>
+      </w:r>
+      <w:r>
+        <w:rPr>
+          <w:rFonts w:cs="Times New Roman"/>
+        </w:rPr>
+        <w:br/>
+      </w:r>
+      <w:r>
+        <w:rPr>
+          <w:rFonts w:cs="Times New Roman"/>
+        </w:rPr>
+        <w:t xml:space="preserve">с 64-разрядным режимом работы, что обеспечивает совместимость </w:t>
+      </w:r>
+      <w:r>
+        <w:rPr>
+          <w:rFonts w:cs="Times New Roman"/>
+        </w:rPr>
+        <w:br/>
+      </w:r>
+      <w:r>
+        <w:rPr>
+          <w:rFonts w:cs="Times New Roman"/>
+        </w:rPr>
+        <w:t>с современными операционными системами и приложениями.</w:t>
       </w:r>
     </w:p>
     <w:p>
@@ -11394,7 +11606,19 @@
         <w:rPr>
           <w:rFonts w:cs="Times New Roman"/>
         </w:rPr>
-        <w:t xml:space="preserve"> VI составляет порядка 24 </w:t>
+        <w:t xml:space="preserve"> VI составляет порядка </w:t>
+      </w:r>
+      <w:r>
+        <w:rPr>
+          <w:rFonts w:cs="Times New Roman"/>
+        </w:rPr>
+        <w:br/>
+      </w:r>
+      <w:r>
+        <w:rPr>
+          <w:rFonts w:cs="Times New Roman"/>
+        </w:rPr>
+        <w:t xml:space="preserve">24 </w:t>
       </w:r>
       <w:proofErr w:type="spellStart"/>
       <w:r>
@@ -11543,7 +11767,19 @@
         <w:rPr>
           <w:rFonts w:cs="Times New Roman"/>
         </w:rPr>
-        <w:t>Аппаратное кодирование поддерживается только для формата H.264 с максимальным разрешением 1080p при 30 кадрах/с. Возможность аппаратного декодирования H.265 и VP9 до 4K была добавлена в BCM2711 по сравнению с предшествующими моделями и является важной особенностью для современных мультимедийных приложений [11].</w:t>
+        <w:t xml:space="preserve">Аппаратное кодирование поддерживается только для формата H.264 </w:t>
+      </w:r>
+      <w:r>
+        <w:rPr>
+          <w:rFonts w:cs="Times New Roman"/>
+        </w:rPr>
+        <w:br/>
+      </w:r>
+      <w:r>
+        <w:rPr>
+          <w:rFonts w:cs="Times New Roman"/>
+        </w:rPr>
+        <w:t>с максимальным разрешением 1080p при 30 кадрах/с. Возможность аппаратного декодирования H.265 и VP9 до 4K была добавлена в BCM2711 по сравнению с предшествующими моделями и является важной особенностью для современных мультимедийных приложений [11].</w:t>
       </w:r>
     </w:p>
     <w:p>
@@ -11585,13 +11821,25 @@
         <w:rPr>
           <w:rFonts w:cs="Times New Roman"/>
         </w:rPr>
-        <w:t xml:space="preserve">Несмотря на существенный прогресс по сравнению с предшествующими поколениями, система на кристалле </w:t>
-      </w:r>
-      <w:proofErr w:type="spellStart"/>
+        <w:t xml:space="preserve">Несмотря на существенный прогресс по сравнению </w:t>
+      </w:r>
       <w:r>
         <w:rPr>
           <w:rFonts w:cs="Times New Roman"/>
         </w:rPr>
+        <w:br/>
+      </w:r>
+      <w:r>
+        <w:rPr>
+          <w:rFonts w:cs="Times New Roman"/>
+        </w:rPr>
+        <w:t xml:space="preserve">с предшествующими поколениями, система на кристалле </w:t>
+      </w:r>
+      <w:proofErr w:type="spellStart"/>
+      <w:r>
+        <w:rPr>
+          <w:rFonts w:cs="Times New Roman"/>
+        </w:rPr>
         <w:t>Broadcom</w:t>
       </w:r>
       <w:proofErr w:type="spellEnd"/>
@@ -11627,14 +11875,50 @@
         <w:rPr>
           <w:rFonts w:cs="Times New Roman"/>
         </w:rPr>
-        <w:t xml:space="preserve">Во-первых, производительность центрального процессора ограничена для задач программного кодирования видео. Операции программного транскодирования видеопотоков высокого разрешения (Full HD и выше) с использованием кодека libx264 создают значительную нагрузку на CPU и могут приводить к обработке со скоростью ниже реальной. Это обусловлено тем, что программный кодировщик H.264 выполняет сложные вычисления, </w:t>
+        <w:t xml:space="preserve">Во-первых, производительность центрального процессора ограничена для задач программного кодирования видео. Операции программного транскодирования видеопотоков высокого разрешения (Full HD и выше) </w:t>
       </w:r>
       <w:r>
         <w:rPr>
           <w:rFonts w:cs="Times New Roman"/>
         </w:rPr>
+        <w:br/>
+      </w:r>
+      <w:r>
+        <w:rPr>
+          <w:rFonts w:cs="Times New Roman"/>
+        </w:rPr>
+        <w:t xml:space="preserve">с использованием кодека libx264 создают значительную нагрузку на CPU </w:t>
+      </w:r>
+      <w:r>
+        <w:rPr>
+          <w:rFonts w:cs="Times New Roman"/>
+        </w:rPr>
+        <w:br/>
+      </w:r>
+      <w:r>
+        <w:rPr>
+          <w:rFonts w:cs="Times New Roman"/>
+        </w:rPr>
+        <w:t xml:space="preserve">и могут приводить к обработке со скоростью ниже реальной. Это обусловлено тем, что программный кодировщик H.264 выполняет сложные вычисления, </w:t>
+      </w:r>
+      <w:r>
+        <w:rPr>
+          <w:rFonts w:cs="Times New Roman"/>
+        </w:rPr>
         <w:lastRenderedPageBreak/>
-        <w:t>включая компенсацию движения, дискретное косинусное преобразование и энтропийное кодирование, требующие значительных вычислительных ресурсов [12].</w:t>
+        <w:t xml:space="preserve">включая компенсацию движения, дискретное косинусное преобразование </w:t>
+      </w:r>
+      <w:r>
+        <w:rPr>
+          <w:rFonts w:cs="Times New Roman"/>
+        </w:rPr>
+        <w:br/>
+      </w:r>
+      <w:r>
+        <w:rPr>
+          <w:rFonts w:cs="Times New Roman"/>
+        </w:rPr>
+        <w:t>и энтропийное кодирование, требующие значительных вычислительных ресурсов [12].</w:t>
       </w:r>
     </w:p>
     <w:p>
@@ -11690,13 +11974,25 @@
         <w:rPr>
           <w:rFonts w:cs="Times New Roman"/>
         </w:rPr>
-        <w:t xml:space="preserve">В-четвёртых, общая пропускная способность подсистемы памяти и внутренних шин </w:t>
-      </w:r>
-      <w:proofErr w:type="spellStart"/>
+        <w:t xml:space="preserve">В-четвёртых, общая пропускная способность подсистемы памяти </w:t>
+      </w:r>
       <w:r>
         <w:rPr>
           <w:rFonts w:cs="Times New Roman"/>
         </w:rPr>
+        <w:br/>
+      </w:r>
+      <w:r>
+        <w:rPr>
+          <w:rFonts w:cs="Times New Roman"/>
+        </w:rPr>
+        <w:t xml:space="preserve">и внутренних шин </w:t>
+      </w:r>
+      <w:proofErr w:type="spellStart"/>
+      <w:r>
+        <w:rPr>
+          <w:rFonts w:cs="Times New Roman"/>
+        </w:rPr>
         <w:t>SoC</w:t>
       </w:r>
       <w:proofErr w:type="spellEnd"/>
@@ -11746,7 +12042,19 @@
         <w:rPr>
           <w:rFonts w:cs="Times New Roman"/>
         </w:rPr>
-        <w:t xml:space="preserve">, включая приём, декодирование и транскодирование видеопотоков разрешений до Full HD при умеренных частотах кадров. Выявление точных границ производительности данной </w:t>
+        <w:t xml:space="preserve">, включая приём, декодирование </w:t>
+      </w:r>
+      <w:r>
+        <w:rPr>
+          <w:rFonts w:cs="Times New Roman"/>
+        </w:rPr>
+        <w:br/>
+      </w:r>
+      <w:r>
+        <w:rPr>
+          <w:rFonts w:cs="Times New Roman"/>
+        </w:rPr>
+        <w:t xml:space="preserve">и транскодирование видеопотоков разрешений до Full HD при умеренных частотах кадров. Выявление точных границ производительности данной </w:t>
       </w:r>
       <w:r>
         <w:rPr>
@@ -11786,7 +12094,55 @@
         <w:rPr>
           <w:rFonts w:cs="Times New Roman"/>
         </w:rPr>
-        <w:t xml:space="preserve">Передача видеоданных в реальном времени является одной из наиболее требовательных к ресурсам задач в инфокоммуникационных системах. В отличие от передачи файлов, допускающей произвольные задержки и повторные передачи, потоковая передача видео накладывает строгие ограничения на время доставки данных, допустимые потери пакетов и неравномерность задержек (джиттер). В данном разделе рассмотрены особенности потоковой передачи видео, протоколы транспортного уровня и форматы </w:t>
+        <w:t xml:space="preserve">Передача видеоданных в реальном времени является одной из наиболее требовательных к ресурсам задач в инфокоммуникационных системах. </w:t>
+      </w:r>
+      <w:r>
+        <w:rPr>
+          <w:rFonts w:cs="Times New Roman"/>
+        </w:rPr>
+        <w:br/>
+      </w:r>
+      <w:r>
+        <w:rPr>
+          <w:rFonts w:cs="Times New Roman"/>
+        </w:rPr>
+        <w:t xml:space="preserve">В отличие от передачи файлов, допускающей произвольные задержки </w:t>
+      </w:r>
+      <w:r>
+        <w:rPr>
+          <w:rFonts w:cs="Times New Roman"/>
+        </w:rPr>
+        <w:br/>
+      </w:r>
+      <w:r>
+        <w:rPr>
+          <w:rFonts w:cs="Times New Roman"/>
+        </w:rPr>
+        <w:t xml:space="preserve">и повторные передачи, потоковая передача видео накладывает строгие ограничения на время доставки данных, допустимые потери пакетов </w:t>
+      </w:r>
+      <w:r>
+        <w:rPr>
+          <w:rFonts w:cs="Times New Roman"/>
+        </w:rPr>
+        <w:br/>
+      </w:r>
+      <w:r>
+        <w:rPr>
+          <w:rFonts w:cs="Times New Roman"/>
+        </w:rPr>
+        <w:t xml:space="preserve">и неравномерность задержек (джиттер). В данном разделе рассмотрены особенности потоковой передачи видео, протоколы транспортного уровня </w:t>
+      </w:r>
+      <w:r>
+        <w:rPr>
+          <w:rFonts w:cs="Times New Roman"/>
+        </w:rPr>
+        <w:br/>
+      </w:r>
+      <w:r>
+        <w:rPr>
+          <w:rFonts w:cs="Times New Roman"/>
+        </w:rPr>
+        <w:t xml:space="preserve">и форматы </w:t>
       </w:r>
       <w:proofErr w:type="spellStart"/>
       <w:r>
@@ -11923,7 +12279,19 @@
         <w:rPr>
           <w:rFonts w:cs="Times New Roman"/>
         </w:rPr>
-        <w:t xml:space="preserve"> Видеопоток имеет строгие требования к времени доставки кадров. Для обеспечения плавного воспроизведения каждый кадр должен быть доставлен и декодирован до момента его отображения. Типичные допустимые задержки (</w:t>
+        <w:t xml:space="preserve"> Видеопоток имеет строгие требования </w:t>
+      </w:r>
+      <w:r>
+        <w:rPr>
+          <w:rFonts w:cs="Times New Roman"/>
+        </w:rPr>
+        <w:br/>
+      </w:r>
+      <w:r>
+        <w:rPr>
+          <w:rFonts w:cs="Times New Roman"/>
+        </w:rPr>
+        <w:t>к времени доставки кадров. Для обеспечения плавного воспроизведения каждый кадр должен быть доставлен и декодирован до момента его отображения. Типичные допустимые задержки (</w:t>
       </w:r>
       <w:proofErr w:type="spellStart"/>
       <w:r>
@@ -11963,7 +12331,19 @@
         <w:rPr>
           <w:rFonts w:cs="Times New Roman"/>
         </w:rPr>
-        <w:t>Допустимость потерь пакетов. В отличие от передачи файлов, где потеря даже одного байта требует повторной отправки, видеопотоки могут допускать определённый уровень потерь пакетов без критической деградации качества. Современные кодеки, такие как H.264/AVC и H.265/HEVC, используют механизмы кодирования, при которых потеря одного пакета может привести к артефактам в нескольких последующих кадрах, однако при умеренном уровне потерь (до 1–2%) качество остаётся приемлемым [12].</w:t>
+        <w:t xml:space="preserve">Допустимость потерь пакетов. В отличие от передачи файлов, где потеря даже одного байта требует повторной отправки, видеопотоки могут допускать определённый уровень потерь пакетов без критической деградации качества. Современные кодеки, такие как H.264/AVC </w:t>
+      </w:r>
+      <w:r>
+        <w:rPr>
+          <w:rFonts w:cs="Times New Roman"/>
+        </w:rPr>
+        <w:br/>
+      </w:r>
+      <w:r>
+        <w:rPr>
+          <w:rFonts w:cs="Times New Roman"/>
+        </w:rPr>
+        <w:t>и H.265/HEVC, используют механизмы кодирования, при которых потеря одного пакета может привести к артефактам в нескольких последующих кадрах, однако при умеренном уровне потерь (до 1–2%) качество остаётся приемлемым [12].</w:t>
       </w:r>
     </w:p>
     <w:p>
@@ -11982,7 +12362,31 @@
         <w:rPr>
           <w:rFonts w:cs="Times New Roman"/>
         </w:rPr>
-        <w:t>Высокий и переменный битрейт. Видеопотоки характеризуются высоким битрейтом (от нескольких сотен килобит в секунду для видеонаблюдения до десятков мегабит в секунду для 4K-вещания) и существенной неравномерностью потребления полосы пропускания во времени. Динамичные сцены с большим количеством движений требуют существенно большего битрейта, чем статичные, что приводит к "всплескам" сетевого трафика.</w:t>
+        <w:t xml:space="preserve">Высокий и переменный битрейт. Видеопотоки характеризуются высоким битрейтом (от нескольких сотен килобит в секунду для видеонаблюдения до десятков мегабит в секунду для 4K-вещания) </w:t>
+      </w:r>
+      <w:r>
+        <w:rPr>
+          <w:rFonts w:cs="Times New Roman"/>
+        </w:rPr>
+        <w:br/>
+      </w:r>
+      <w:r>
+        <w:rPr>
+          <w:rFonts w:cs="Times New Roman"/>
+        </w:rPr>
+        <w:t xml:space="preserve">и существенной неравномерностью потребления полосы пропускания во времени. Динамичные сцены с большим количеством движений требуют существенно большего битрейта, чем статичные, что приводит </w:t>
+      </w:r>
+      <w:r>
+        <w:rPr>
+          <w:rFonts w:cs="Times New Roman"/>
+        </w:rPr>
+        <w:br/>
+      </w:r>
+      <w:r>
+        <w:rPr>
+          <w:rFonts w:cs="Times New Roman"/>
+        </w:rPr>
+        <w:t>к "всплескам" сетевого трафика.</w:t>
       </w:r>
     </w:p>
     <w:p>
@@ -12494,7 +12898,19 @@
         <w:rPr>
           <w:rFonts w:cs="Times New Roman"/>
         </w:rPr>
-        <w:t>Преимущества TCP — надёжность и упорядоченность передачи — делают его оптимальным выбором для передачи файлов, веб-страниц, электронной почты и других данных, для которых критична целостность, а задержки доставки отдельных сегментов допустимы. Однако для потоковой передачи видео TCP имеет ряд существенных недостатков:</w:t>
+        <w:t xml:space="preserve">Преимущества TCP — надёжность и упорядоченность передачи — делают его оптимальным выбором для передачи файлов, веб-страниц, электронной почты и других данных, для которых критична целостность, </w:t>
+      </w:r>
+      <w:r>
+        <w:rPr>
+          <w:rFonts w:cs="Times New Roman"/>
+        </w:rPr>
+        <w:br/>
+      </w:r>
+      <w:r>
+        <w:rPr>
+          <w:rFonts w:cs="Times New Roman"/>
+        </w:rPr>
+        <w:t>а задержки доставки отдельных сегментов допустимы. Однако для потоковой передачи видео TCP имеет ряд существенных недостатков:</w:t>
       </w:r>
     </w:p>
     <w:p>
@@ -12579,7 +12995,19 @@
           <w:rFonts w:cs="Times New Roman"/>
         </w:rPr>
         <w:lastRenderedPageBreak/>
-        <w:t>даже кратковременных заторов в сети, что неприемлемо для видео с постоянным битрейтом.</w:t>
+        <w:t xml:space="preserve">даже кратковременных заторов в сети, что неприемлемо для видео </w:t>
+      </w:r>
+      <w:r>
+        <w:rPr>
+          <w:rFonts w:cs="Times New Roman"/>
+        </w:rPr>
+        <w:br/>
+      </w:r>
+      <w:r>
+        <w:rPr>
+          <w:rFonts w:cs="Times New Roman"/>
+        </w:rPr>
+        <w:t>с постоянным битрейтом.</w:t>
       </w:r>
     </w:p>
     <w:p>
@@ -12707,7 +13135,19 @@
         <w:rPr>
           <w:rFonts w:cs="Times New Roman"/>
         </w:rPr>
-        <w:t>Минимальные накладные расходы. Заголовок UDP составляет всего 8 байт, что обеспечивает эффективное использование полосы пропускания.</w:t>
+        <w:t xml:space="preserve">Минимальные накладные расходы. Заголовок UDP составляет всего </w:t>
+      </w:r>
+      <w:r>
+        <w:rPr>
+          <w:rFonts w:cs="Times New Roman"/>
+        </w:rPr>
+        <w:br/>
+      </w:r>
+      <w:r>
+        <w:rPr>
+          <w:rFonts w:cs="Times New Roman"/>
+        </w:rPr>
+        <w:t>8 байт, что обеспечивает эффективное использование полосы пропускания.</w:t>
       </w:r>
     </w:p>
     <w:p>
@@ -12810,7 +13250,19 @@
         <w:rPr>
           <w:rFonts w:cs="Times New Roman"/>
         </w:rPr>
-        <w:t xml:space="preserve">Минимальные задержки. Отсутствие механизма подтверждений и </w:t>
+        <w:t xml:space="preserve">Минимальные задержки. Отсутствие механизма подтверждений </w:t>
+      </w:r>
+      <w:r>
+        <w:rPr>
+          <w:rFonts w:cs="Times New Roman"/>
+        </w:rPr>
+        <w:br/>
+      </w:r>
+      <w:r>
+        <w:rPr>
+          <w:rFonts w:cs="Times New Roman"/>
+        </w:rPr>
+        <w:t xml:space="preserve">и </w:t>
       </w:r>
       <w:proofErr w:type="spellStart"/>
       <w:r>
@@ -12922,7 +13374,19 @@
         <w:rPr>
           <w:rFonts w:cs="Times New Roman"/>
         </w:rPr>
-        <w:t>На основе анализа характеристик можно сделать вывод, что для задач потоковой передачи видео в локальных сетях, к которым относится и рассматриваемое в настоящей работе исследование, протокол UDP является предпочтительным выбором. Его недостатки (отсутствие гарантии доставки) компенсируются высокой пропускной способностью и низким джиттером локальных сетей, а также механизмами коррекции ошибок на уровне приложения.</w:t>
+        <w:t xml:space="preserve">На основе анализа характеристик можно сделать вывод, что для задач потоковой передачи видео в локальных сетях, к которым относится </w:t>
+      </w:r>
+      <w:r>
+        <w:rPr>
+          <w:rFonts w:cs="Times New Roman"/>
+        </w:rPr>
+        <w:br/>
+      </w:r>
+      <w:r>
+        <w:rPr>
+          <w:rFonts w:cs="Times New Roman"/>
+        </w:rPr>
+        <w:t>и рассматриваемое в настоящей работе исследование, протокол UDP является предпочтительным выбором. Его недостатки (отсутствие гарантии доставки) компенсируются высокой пропускной способностью и низким джиттером локальных сетей, а также механизмами коррекции ошибок на уровне приложения.</w:t>
       </w:r>
     </w:p>
     <w:p>
@@ -12964,7 +13428,14 @@
         <w:rPr>
           <w:rFonts w:cs="Times New Roman"/>
         </w:rPr>
-        <w:t>, однако в рамках настоящего исследования используется классический UDP как наиболее распространённый и хорошо изученный протокол.</w:t>
+        <w:t xml:space="preserve">, </w:t>
+      </w:r>
+      <w:r>
+        <w:rPr>
+          <w:rFonts w:cs="Times New Roman"/>
+        </w:rPr>
+        <w:lastRenderedPageBreak/>
+        <w:t>однако в рамках настоящего исследования используется классический UDP как наиболее распространённый и хорошо изученный протокол.</w:t>
       </w:r>
     </w:p>
     <w:p>
@@ -12984,7 +13455,6 @@
           <w:sz w:val="24"/>
           <w:szCs w:val="22"/>
         </w:rPr>
-        <w:lastRenderedPageBreak/>
         <w:t>Таблица 1.2 — Сравнение протоколов TCP и UDP для потоковой передачи видео</w:t>
       </w:r>
     </w:p>
@@ -13771,7 +14241,31 @@
         <w:rPr>
           <w:rFonts w:cs="Times New Roman"/>
         </w:rPr>
-        <w:t xml:space="preserve"> (контейнер мультимедийных данных) — это формат файла или потока данных, объединяющий закодированные видео-, аудио- и субтитры с метаданными, необходимыми для их синхронного воспроизведения [12]. Выбор формата контейнера существенно влияет на эффективность потоковой передачи, возможность произвольного доступа к содержимому и совместимость с различным оборудованием.</w:t>
+        <w:t xml:space="preserve"> (контейнер мультимедийных данных) — это формат файла или потока данных, объединяющий закодированные видео-, аудио- </w:t>
+      </w:r>
+      <w:r>
+        <w:rPr>
+          <w:rFonts w:cs="Times New Roman"/>
+        </w:rPr>
+        <w:br/>
+      </w:r>
+      <w:r>
+        <w:rPr>
+          <w:rFonts w:cs="Times New Roman"/>
+        </w:rPr>
+        <w:t xml:space="preserve">и субтитры с метаданными, необходимыми для их синхронного воспроизведения [12]. Выбор формата контейнера существенно влияет на эффективность потоковой передачи, возможность произвольного доступа </w:t>
+      </w:r>
+      <w:r>
+        <w:rPr>
+          <w:rFonts w:cs="Times New Roman"/>
+        </w:rPr>
+        <w:br/>
+      </w:r>
+      <w:r>
+        <w:rPr>
+          <w:rFonts w:cs="Times New Roman"/>
+        </w:rPr>
+        <w:t>к содержимому и совместимость с различным оборудованием.</w:t>
       </w:r>
     </w:p>
     <w:p>
@@ -13786,6 +14280,7 @@
         <w:rPr>
           <w:rFonts w:cs="Times New Roman"/>
         </w:rPr>
+        <w:lastRenderedPageBreak/>
         <w:t>Рассмотрим три наиболее распространённых формата контейнеров, применяемых в системах потоковой передачи видео.</w:t>
       </w:r>
     </w:p>
@@ -13800,7 +14295,6 @@
         <w:rPr>
           <w:rFonts w:cs="Times New Roman"/>
         </w:rPr>
-        <w:lastRenderedPageBreak/>
         <w:t>MPEG-TS (MPEG Transport Stream) — формат контейнера, стандартизированный в спецификации ISO/IEC 13818-1 (MPEG-2 Systems) [6]. MPEG-TS был разработан специально для передачи мультимедийных данных по каналам с возможным возникновением ошибок и является основой для цифрового телевизионного вещания (DVB, ATSC, ISDB) и систем IPTV.</w:t>
       </w:r>
       <w:r>
@@ -13931,6 +14425,7 @@
         <w:rPr>
           <w:rFonts w:cs="Times New Roman"/>
         </w:rPr>
+        <w:lastRenderedPageBreak/>
         <w:t xml:space="preserve">MP4 (MPEG-4 </w:t>
       </w:r>
       <w:proofErr w:type="spellStart"/>
@@ -13945,13 +14440,25 @@
         <w:rPr>
           <w:rFonts w:cs="Times New Roman"/>
         </w:rPr>
-        <w:t xml:space="preserve"> 14) — формат контейнера, стандартизированный в ISO/IEC 14496-14 и основанный на формате Apple </w:t>
-      </w:r>
-      <w:proofErr w:type="spellStart"/>
+        <w:t xml:space="preserve"> 14) — формат контейнера, стандартизированный </w:t>
+      </w:r>
       <w:r>
         <w:rPr>
           <w:rFonts w:cs="Times New Roman"/>
         </w:rPr>
+        <w:br/>
+      </w:r>
+      <w:r>
+        <w:rPr>
+          <w:rFonts w:cs="Times New Roman"/>
+        </w:rPr>
+        <w:t xml:space="preserve">в ISO/IEC 14496-14 и основанный на формате Apple </w:t>
+      </w:r>
+      <w:proofErr w:type="spellStart"/>
+      <w:r>
+        <w:rPr>
+          <w:rFonts w:cs="Times New Roman"/>
+        </w:rPr>
         <w:t>QuickTime</w:t>
       </w:r>
       <w:proofErr w:type="spellEnd"/>
@@ -13973,14 +14480,43 @@
         <w:rPr>
           <w:rFonts w:cs="Times New Roman"/>
         </w:rPr>
-        <w:t xml:space="preserve">). MP4 </w:t>
+        <w:t xml:space="preserve">). </w:t>
       </w:r>
       <w:r>
         <w:rPr>
           <w:rFonts w:cs="Times New Roman"/>
         </w:rPr>
-        <w:lastRenderedPageBreak/>
-        <w:t>является наиболее распространённым форматом для хранения и распространения видео в интернет-сервисах, на мобильных устройствах и в системах видеонаблюдения.</w:t>
+        <w:br/>
+      </w:r>
+      <w:r>
+        <w:rPr>
+          <w:rFonts w:cs="Times New Roman"/>
+        </w:rPr>
+        <w:t xml:space="preserve">MP4 является наиболее распространённым форматом для хранения </w:t>
+      </w:r>
+      <w:r>
+        <w:rPr>
+          <w:rFonts w:cs="Times New Roman"/>
+        </w:rPr>
+        <w:br/>
+      </w:r>
+      <w:r>
+        <w:rPr>
+          <w:rFonts w:cs="Times New Roman"/>
+        </w:rPr>
+        <w:t xml:space="preserve">и распространения видео в интернет-сервисах, на мобильных устройствах </w:t>
+      </w:r>
+      <w:r>
+        <w:rPr>
+          <w:rFonts w:cs="Times New Roman"/>
+        </w:rPr>
+        <w:br/>
+      </w:r>
+      <w:r>
+        <w:rPr>
+          <w:rFonts w:cs="Times New Roman"/>
+        </w:rPr>
+        <w:t>и в системах видеонаблюдения.</w:t>
       </w:r>
     </w:p>
     <w:p>
@@ -14182,7 +14718,19 @@
         <w:rPr>
           <w:rFonts w:cs="Times New Roman"/>
         </w:rPr>
-        <w:t>Произвольный доступ. Наличие индекса позволяет быстро переходить к любой точке видео без необходимости последовательного чтения.</w:t>
+        <w:t xml:space="preserve">Произвольный доступ. Наличие индекса позволяет быстро переходить </w:t>
+      </w:r>
+      <w:r>
+        <w:rPr>
+          <w:rFonts w:cs="Times New Roman"/>
+        </w:rPr>
+        <w:br/>
+      </w:r>
+      <w:r>
+        <w:rPr>
+          <w:rFonts w:cs="Times New Roman"/>
+        </w:rPr>
+        <w:t>к любой точке видео без необходимости последовательного чтения.</w:t>
       </w:r>
     </w:p>
     <w:p>
@@ -14238,14 +14786,14 @@
         <w:rPr>
           <w:rFonts w:cs="Times New Roman"/>
         </w:rPr>
-        <w:t xml:space="preserve"> и не привязанный к каким-либо проприетарным стандартам. MKV является гибким и расширяемым форматом, </w:t>
+        <w:t xml:space="preserve"> и не привязанный к каким-либо проприетарным </w:t>
       </w:r>
       <w:r>
         <w:rPr>
           <w:rFonts w:cs="Times New Roman"/>
         </w:rPr>
         <w:lastRenderedPageBreak/>
-        <w:t>поддерживающим широкий спектр кодеков, множественные дорожки видео, аудио и субтитров, а также сложные структуры глав и меню.</w:t>
+        <w:t>стандартам. MKV является гибким и расширяемым форматом, поддерживающим широкий спектр кодеков, множественные дорожки видео, аудио и субтитров, а также сложные структуры глав и меню.</w:t>
       </w:r>
     </w:p>
     <w:p>
@@ -15422,11 +15970,20 @@
         <w:spacing w:before="240"/>
       </w:pPr>
       <w:r>
-        <w:t xml:space="preserve">Выбор формата контейнера для конкретной задачи определяется требованиями приложения. Для потоковой передачи видео по протоколу UDP в локальной сети оптимальным является MPEG-TS, обеспечивающий потоковую природу передачи и устойчивость к ошибкам. Для хранения и </w:t>
+        <w:t xml:space="preserve">Выбор формата контейнера для конкретной задачи определяется требованиями приложения. Для потоковой передачи видео по протоколу UDP в локальной сети оптимальным является MPEG-TS, обеспечивающий потоковую природу передачи и устойчивость к ошибкам. Для хранения </w:t>
+      </w:r>
+      <w:r>
+        <w:br/>
       </w:r>
       <w:r>
         <w:lastRenderedPageBreak/>
-        <w:t>последующего анализа принятого видео может использоваться MKV или MP4, обеспечивающие удобный произвольный доступ и совместимость с анализаторами качества.</w:t>
+        <w:t xml:space="preserve">и последующего анализа принятого видео может использоваться MKV или MP4, обеспечивающие удобный произвольный доступ и совместимость </w:t>
+      </w:r>
+      <w:r>
+        <w:br/>
+      </w:r>
+      <w:r>
+        <w:t>с анализаторами качества.</w:t>
       </w:r>
     </w:p>
     <w:p>
@@ -15434,7 +15991,19 @@
         <w:spacing w:before="240"/>
       </w:pPr>
       <w:r>
-        <w:t>Таким образом, рассмотренные протоколы транспортного уровня и форматы контейнеров образуют технологическую основу для построения систем потоковой передачи видеоданных. Понимание их особенностей и ограничений необходимо для обоснованного выбора архитектуры системы передачи и интерпретации результатов экспериментальных исследований, чему посвящены последующие разделы настоящей работы.</w:t>
+        <w:t xml:space="preserve">Таким образом, рассмотренные протоколы транспортного уровня </w:t>
+      </w:r>
+      <w:r>
+        <w:br/>
+      </w:r>
+      <w:r>
+        <w:t xml:space="preserve">и форматы контейнеров образуют технологическую основу для построения систем потоковой передачи видеоданных. Понимание их особенностей </w:t>
+      </w:r>
+      <w:r>
+        <w:br/>
+      </w:r>
+      <w:r>
+        <w:t>и ограничений необходимо для обоснованного выбора архитектуры системы передачи и интерпретации результатов экспериментальных исследований, чему посвящены последующие разделы настоящей работы.</w:t>
       </w:r>
     </w:p>
     <w:p>
@@ -15452,7 +16021,13 @@
         <w:spacing w:before="240"/>
       </w:pPr>
       <w:r>
-        <w:t>Современные системы передачи видеоданных невозможны без эффективных алгоритмов сжатия (компрессии) видеоконтента. "Сырой" видеопоток даже стандартного разрешения Full HD (1920×1080, 25 кадров/с, 8 бит на компонент) требует пропускной способности около 1,5 Гбит/с, что значительно превышает возможности большинства каналов передачи данных. Применение видеокодеков позволяет снизить битрейт в 50–200 раз при сохранении приемлемого субъективного качества изображения, что делает возможным потоковую передачу видео по сетям с ограниченной пропускной способностью [12]. В данном разделе рассмотрены общие принципы компрессии видео, структура и параметры наиболее распространённого кодека H.264/AVC, а также ключевые параметры кодирования, определяющие как качество видеопотока, так и вычислительную нагрузку на принимающее оборудование.</w:t>
+        <w:t xml:space="preserve">Современные системы передачи видеоданных невозможны без эффективных алгоритмов сжатия (компрессии) видеоконтента. "Сырой" видеопоток даже стандартного разрешения Full HD (1920×1080, 25 кадров/с, </w:t>
+      </w:r>
+      <w:r>
+        <w:br/>
+      </w:r>
+      <w:r>
+        <w:t>8 бит на компонент) требует пропускной способности около 1,5 Гбит/с, что значительно превышает возможности большинства каналов передачи данных. Применение видеокодеков позволяет снизить битрейт в 50–200 раз при сохранении приемлемого субъективного качества изображения, что делает возможным потоковую передачу видео по сетям с ограниченной пропускной способностью [12]. В данном разделе рассмотрены общие принципы компрессии видео, структура и параметры наиболее распространённого кодека H.264/AVC, а также ключевые параметры кодирования, определяющие как качество видеопотока, так и вычислительную нагрузку на принимающее оборудование.</w:t>
       </w:r>
     </w:p>
     <w:p>
@@ -15550,7 +16125,13 @@
         <w:spacing w:before="240"/>
       </w:pPr>
       <w:r>
-        <w:t>Статистическая избыточность. Распределение значений пикселей и коэффициентов преобразования в типичном видеопотоке неравномерно, что позволяет применять эффективные методы энтропийного кодирования;</w:t>
+        <w:t xml:space="preserve">Статистическая избыточность. Распределение значений пикселей </w:t>
+      </w:r>
+      <w:r>
+        <w:br/>
+      </w:r>
+      <w:r>
+        <w:t>и коэффициентов преобразования в типичном видеопотоке неравномерно, что позволяет применять эффективные методы энтропийного кодирования;</w:t>
       </w:r>
     </w:p>
     <w:p>
@@ -15568,7 +16149,13 @@
       </w:r>
       <w:proofErr w:type="spellEnd"/>
       <w:r>
-        <w:t xml:space="preserve"> (перцептивная) избыточность. Человеческая зрительная система обладает ограниченной чувствительностью к определённым типам искажений (высокочастотным деталям, малым цветовым различиям), что позволяет отбрасывать часть информации без заметной потери субъективного качества.</w:t>
+        <w:t xml:space="preserve"> (перцептивная) избыточность. Человеческая зрительная система обладает ограниченной чувствительностью </w:t>
+      </w:r>
+      <w:r>
+        <w:br/>
+      </w:r>
+      <w:r>
+        <w:t>к определённым типам искажений (высокочастотным деталям, малым цветовым различиям), что позволяет отбрасывать часть информации без заметной потери субъективного качества.</w:t>
       </w:r>
     </w:p>
     <w:p>
@@ -15597,7 +16184,13 @@
       </w:r>
       <w:proofErr w:type="spellEnd"/>
       <w:r>
-        <w:t xml:space="preserve"> предсказание). В результате вместо исходных значений пикселей кодируется разность между предсказанием и фактическим значением, имеющая существенно меньшую дисперсию.</w:t>
+        <w:t xml:space="preserve"> предсказание). </w:t>
+      </w:r>
+      <w:r>
+        <w:br/>
+      </w:r>
+      <w:r>
+        <w:t>В результате вместо исходных значений пикселей кодируется разность между предсказанием и фактическим значением, имеющая существенно меньшую дисперсию.</w:t>
       </w:r>
     </w:p>
     <w:p>
@@ -15611,7 +16204,13 @@
       </w:pPr>
       <w:r>
         <w:lastRenderedPageBreak/>
-        <w:t>Преобразование. Остаток подвергается ортогональному преобразованию, как правило, дискретному косинусному преобразованию (DCT) или его модификациям (например, целочисленному преобразованию в H.264). В результате энергия сигнала концентрируется в небольшом числе низкочастотных коэффициентов, а большинство высокочастотных коэффициентов принимают значения, близкие к нулю.</w:t>
+        <w:t xml:space="preserve">Преобразование. Остаток подвергается ортогональному преобразованию, как правило, дискретному косинусному преобразованию (DCT) или его модификациям (например, целочисленному преобразованию в H.264). В результате энергия сигнала концентрируется в небольшом числе низкочастотных коэффициентов, </w:t>
+      </w:r>
+      <w:r>
+        <w:br/>
+      </w:r>
+      <w:r>
+        <w:t>а большинство высокочастотных коэффициентов принимают значения, близкие к нулю.</w:t>
       </w:r>
     </w:p>
     <w:p>
@@ -15804,7 +16403,13 @@
       </w:r>
       <w:proofErr w:type="spellEnd"/>
       <w:r>
-        <w:t xml:space="preserve">), был разработан совместной группой экспертов ITU-T и ISO/IEC (Joint Video Team) и утверждён в 2003 году [15]. На протяжении более чем двух десятилетий H.264 остаётся наиболее распространённым видеокодеком в мире, применяемым в цифровом телевидении, потоковых видеосервисах, системах видеоконференций и видеонаблюдения. По оценкам, более 90% </w:t>
+        <w:t xml:space="preserve">), был разработан совместной группой экспертов ITU-T и ISO/IEC (Joint Video Team) и утверждён в 2003 году [15]. На протяжении более чем двух десятилетий H.264 остаётся наиболее распространённым видеокодеком </w:t>
+      </w:r>
+      <w:r>
+        <w:br/>
+      </w:r>
+      <w:r>
+        <w:t xml:space="preserve">в мире, применяемым в цифровом телевидении, потоковых видеосервисах, системах видеоконференций и видеонаблюдения. По оценкам, более 90% </w:t>
       </w:r>
       <w:proofErr w:type="spellStart"/>
       <w:r>
@@ -15871,7 +16476,13 @@
         <w:spacing w:before="240"/>
       </w:pPr>
       <w:r>
-        <w:t xml:space="preserve">Множественные режимы внутрикадрового предсказания. Для I-кадров и </w:t>
+        <w:t xml:space="preserve">Множественные режимы внутрикадрового предсказания. Для I-кадров </w:t>
+      </w:r>
+      <w:r>
+        <w:br/>
+      </w:r>
+      <w:r>
+        <w:t xml:space="preserve">и </w:t>
       </w:r>
       <w:proofErr w:type="spellStart"/>
       <w:r>
@@ -15921,7 +16532,13 @@
       </w:r>
       <w:proofErr w:type="spellEnd"/>
       <w:r>
-        <w:t xml:space="preserve"> предсказания, что существенно повышает эффективность сжатия для сцен с повторяющимися движениями и периодическими возвратами.</w:t>
+        <w:t xml:space="preserve"> предсказания, что существенно повышает эффективность сжатия для сцен </w:t>
+      </w:r>
+      <w:r>
+        <w:br/>
+      </w:r>
+      <w:r>
+        <w:t>с повторяющимися движениями и периодическими возвратами.</w:t>
       </w:r>
     </w:p>
     <w:p>
@@ -16046,7 +16663,19 @@
       </w:r>
       <w:proofErr w:type="spellEnd"/>
       <w:r>
-        <w:t xml:space="preserve"> Profile. Минимальный набор инструментов, без поддержки B-кадров, CABAC и взвешенного предсказания. Применяется в системах видеоконференций и видеонаблюдения, где важны низкая задержка и устойчивость к ошибкам.</w:t>
+        <w:t xml:space="preserve"> Profile. Минимальный набор инструментов, без поддержки </w:t>
+      </w:r>
+      <w:r>
+        <w:br/>
+      </w:r>
+      <w:r>
+        <w:t xml:space="preserve">B-кадров, CABAC и взвешенного предсказания. Применяется в системах видеоконференций и видеонаблюдения, где важны низкая задержка </w:t>
+      </w:r>
+      <w:r>
+        <w:br/>
+      </w:r>
+      <w:r>
+        <w:t>и устойчивость к ошибкам.</w:t>
       </w:r>
     </w:p>
     <w:p>
@@ -16146,11 +16775,23 @@
       </w:r>
       <w:proofErr w:type="spellEnd"/>
       <w:r>
-        <w:t xml:space="preserve">, способным выполнять аппаратное декодирование H.264 High Profile с разрешением до 1080p при 60 кадрах/с [11]. Наличие аппаратного декодера позволяет воспроизводить видеопотоки с минимальной нагрузкой на </w:t>
+        <w:t xml:space="preserve">, способным выполнять аппаратное декодирование H.264 High Profile </w:t>
+      </w:r>
+      <w:r>
+        <w:br/>
+      </w:r>
+      <w:r>
+        <w:t xml:space="preserve">с разрешением до 1080p при 60 кадрах/с [11]. Наличие аппаратного декодера позволяет воспроизводить видеопотоки с минимальной нагрузкой на </w:t>
       </w:r>
       <w:r>
         <w:lastRenderedPageBreak/>
-        <w:t>центральный процессор. Однако аппаратное кодирование в H.264 ограничено разрешением 1080p при 30 кадрах/с, а для задач транскодирования с изменением разрешения или битрейта требуется использование программного кодировщика libx264, создающего значительную нагрузку на CPU. Данное обстоятельство имеет принципиальное значение для настоящего исследования, поскольку именно программное кодирование является основным источником вычислительной нагрузки на узле-приёмнике.</w:t>
+        <w:t xml:space="preserve">центральный процессор. Однако аппаратное кодирование в H.264 ограничено разрешением 1080p при 30 кадрах/с, а для задач транскодирования </w:t>
+      </w:r>
+      <w:r>
+        <w:br/>
+      </w:r>
+      <w:r>
+        <w:t>с изменением разрешения или битрейта требуется использование программного кодировщика libx264, создающего значительную нагрузку на CPU. Данное обстоятельство имеет принципиальное значение для настоящего исследования, поскольку именно программное кодирование является основным источником вычислительной нагрузки на узле-приёмнике.</w:t>
       </w:r>
     </w:p>
     <w:p>
@@ -16258,7 +16899,13 @@
       </w:r>
       <w:proofErr w:type="spellEnd"/>
       <w:r>
-        <w:t xml:space="preserve"> Rate) — переменный битрейт, при котором кодировщик автоматически увеличивает битрейт на сложных сценах и снижает его на простых. Обеспечивает лучшее среднее качество при том же среднем битрейте, но требует большей буферизации.</w:t>
+        <w:t xml:space="preserve"> Rate) — переменный битрейт, при котором кодировщик автоматически увеличивает битрейт на сложных сценах</w:t>
+      </w:r>
+      <w:r>
+        <w:br/>
+      </w:r>
+      <w:r>
+        <w:t>и снижает его на простых. Обеспечивает лучшее среднее качество при том же среднем битрейте, но требует большей буферизации.</w:t>
       </w:r>
     </w:p>
     <w:p>
@@ -16283,7 +16930,13 @@
       </w:r>
       <w:proofErr w:type="spellEnd"/>
       <w:r>
-        <w:t>) — количество пикселей по горизонтали и вертикали в каждом кадре видеопотока. Определяет пространственную детализацию изображения. Типичные разрешения:</w:t>
+        <w:t xml:space="preserve">) — количество пикселей по горизонтали </w:t>
+      </w:r>
+      <w:r>
+        <w:br/>
+      </w:r>
+      <w:r>
+        <w:t>и вертикали в каждом кадре видеопотока. Определяет пространственную детализацию изображения. Типичные разрешения:</w:t>
       </w:r>
     </w:p>
     <w:p>
@@ -16339,7 +16992,25 @@
         <w:spacing w:before="240"/>
       </w:pPr>
       <w:r>
-        <w:t>Увеличение разрешения при фиксированном битрейте приводит к снижению качества изображения из-за увеличения количества пикселей, приходящихся на один бит данных. Для сохранения качества при увеличении разрешения необходимо пропорциональное увеличение битрейта. С вычислительной точки зрения, увеличение разрешения приводит к квадратичному росту числа операций, выполняемых кодеком: при переходе от HD к Full HD количество пикселей увеличивается в 2,25 раза, что пропорционально увеличивает нагрузку на CPU при программном кодировании.</w:t>
+        <w:t xml:space="preserve">Увеличение разрешения при фиксированном битрейте приводит </w:t>
+      </w:r>
+      <w:r>
+        <w:br/>
+      </w:r>
+      <w:r>
+        <w:t xml:space="preserve">к снижению качества изображения из-за увеличения количества пикселей, приходящихся на один бит данных. Для сохранения качества при увеличении разрешения необходимо пропорциональное увеличение битрейта. </w:t>
+      </w:r>
+      <w:r>
+        <w:br/>
+      </w:r>
+      <w:r>
+        <w:t xml:space="preserve">С вычислительной точки зрения, увеличение разрешения приводит </w:t>
+      </w:r>
+      <w:r>
+        <w:br/>
+      </w:r>
+      <w:r>
+        <w:t>к квадратичному росту числа операций, выполняемых кодеком: при переходе от HD к Full HD количество пикселей увеличивается в 2,25 раза, что пропорционально увеличивает нагрузку на CPU при программном кодировании.</w:t>
       </w:r>
     </w:p>
     <w:p>
@@ -16392,7 +17063,13 @@
       </w:r>
       <w:proofErr w:type="spellEnd"/>
       <w:r>
-        <w:t xml:space="preserve"> — минимальная частота для восприятия движения, применяется в системах видеонаблюдения с ограниченным битрейтом;</w:t>
+        <w:t xml:space="preserve"> — минимальная частота для восприятия движения, применяется </w:t>
+      </w:r>
+      <w:r>
+        <w:br/>
+      </w:r>
+      <w:r>
+        <w:t>в системах видеонаблюдения с ограниченным битрейтом;</w:t>
       </w:r>
     </w:p>
     <w:p>
@@ -16472,7 +17149,13 @@
       </w:r>
       <w:proofErr w:type="spellEnd"/>
       <w:r>
-        <w:t xml:space="preserve"> — повышенная плавность для спортивных трансляций и игровых приложений.</w:t>
+        <w:t xml:space="preserve"> — повышенная плавность для спортивных трансляций </w:t>
+      </w:r>
+      <w:r>
+        <w:br/>
+      </w:r>
+      <w:r>
+        <w:t>и игровых приложений.</w:t>
       </w:r>
     </w:p>
     <w:p>
@@ -16480,7 +17163,13 @@
         <w:spacing w:before="240"/>
       </w:pPr>
       <w:r>
-        <w:t>Увеличение частоты кадров при фиксированном битрейте приводит к снижению качества каждого отдельного кадра, поскольку битрейт распределяется между большим количеством кадров. С вычислительной точки зрения, увеличение частоты кадров приводит к линейному росту нагрузки на CPU, поскольку операции декодирования и кодирования выполняются для каждого кадра независимо.</w:t>
+        <w:t xml:space="preserve">Увеличение частоты кадров при фиксированном битрейте приводит </w:t>
+      </w:r>
+      <w:r>
+        <w:br/>
+      </w:r>
+      <w:r>
+        <w:t>к снижению качества каждого отдельного кадра, поскольку битрейт распределяется между большим количеством кадров. С вычислительной точки зрения, увеличение частоты кадров приводит к линейному росту нагрузки на CPU, поскольку операции декодирования и кодирования выполняются для каждого кадра независимо.</w:t>
       </w:r>
     </w:p>
     <w:p>
@@ -16488,7 +17177,13 @@
         <w:spacing w:before="240"/>
       </w:pPr>
       <w:r>
-        <w:t>Важно отметить, что все три параметра оказывают непосредственное влияние на вычислительную нагрузку при обработке видеопотока на узле-приёмнике:</w:t>
+        <w:t xml:space="preserve">Важно отметить, что все три параметра оказывают непосредственное влияние на вычислительную нагрузку при обработке видеопотока на </w:t>
+      </w:r>
+      <w:r>
+        <w:br/>
+      </w:r>
+      <w:r>
+        <w:t>узле-приёмнике:</w:t>
       </w:r>
     </w:p>
     <w:p>
@@ -16559,7 +17254,13 @@
       </w:r>
       <w:proofErr w:type="spellEnd"/>
       <w:r>
-        <w:t xml:space="preserve"> требует применения комплекса метрик, охватывающих как качество передаваемого видеоконтента, так и производительность вычислительной платформы и характеристики сетевого взаимодействия. В настоящее время не существует универсальной метрики, способной в полной мере охарактеризовать все аспекты работы системы передачи видео, поэтому в исследовательской и инженерной практике применяется совокупность взаимодополняющих показателей [1</w:t>
+        <w:t xml:space="preserve"> требует применения комплекса метрик, охватывающих как качество передаваемого видеоконтента, так и производительность вычислительной платформы и характеристики сетевого взаимодействия. В настоящее время не существует универсальной метрики, способной в полной мере охарактеризовать все аспекты работы системы передачи видео, поэтому </w:t>
+      </w:r>
+      <w:r>
+        <w:br/>
+      </w:r>
+      <w:r>
+        <w:t>в исследовательской и инженерной практике применяется совокупность взаимодополняющих показателей [1</w:t>
       </w:r>
       <w:r>
         <w:t>8</w:t>
@@ -16630,7 +17331,13 @@
         <w:t>2</w:t>
       </w:r>
       <w:r>
-        <w:t>]. Применение объективных метрик в настоящем исследовании обусловлено необходимостью количественной оценки влияния параметров видеопотока и вычислительной нагрузки на качество передаваемого видео.</w:t>
+        <w:t xml:space="preserve">]. Применение объективных метрик в настоящем исследовании обусловлено необходимостью количественной оценки влияния параметров видеопотока </w:t>
+      </w:r>
+      <w:r>
+        <w:br/>
+      </w:r>
+      <w:r>
+        <w:t>и вычислительной нагрузки на качество передаваемого видео.</w:t>
       </w:r>
     </w:p>
     <w:p>
@@ -17401,7 +18108,13 @@
         <w:spacing w:before="240"/>
       </w:pPr>
       <w:r>
-        <w:t xml:space="preserve">SSIM вычисляется локально для небольших блоков изображения и сравнивает три компонента: яркость, контраст и структуру. Итоговое значение SSIM для видеопотока вычисляется как среднее значение по всем блокам всех кадров. </w:t>
+        <w:t xml:space="preserve">SSIM вычисляется локально для небольших блоков изображения </w:t>
+      </w:r>
+      <w:r>
+        <w:br/>
+      </w:r>
+      <w:r>
+        <w:t xml:space="preserve">и сравнивает три компонента: яркость, контраст и структуру. Итоговое значение SSIM для видеопотока вычисляется как среднее значение по всем блокам всех кадров. </w:t>
       </w:r>
       <w:r>
         <w:t xml:space="preserve">Теоретически метрика принимает значения от −1 до 1, однако на практике для видеоданных диапазон составляет от 0 до 1. </w:t>
@@ -17415,7 +18128,25 @@
         <w:spacing w:before="240"/>
       </w:pPr>
       <w:r>
-        <w:t>Преимущества SSIM перед PSNR включают лучшую корреляцию с субъективным восприятием качества, учёт структурной информации и устойчивость к определённым типам искажений. В связи с этим SSIM в настоящее время является одной из наиболее широко используемых метрик в научных исследованиях и инженерной практике [1</w:t>
+        <w:t xml:space="preserve">Преимущества SSIM перед PSNR включают лучшую корреляцию </w:t>
+      </w:r>
+      <w:r>
+        <w:br/>
+      </w:r>
+      <w:r>
+        <w:t xml:space="preserve">с субъективным восприятием качества, учёт структурной информации </w:t>
+      </w:r>
+      <w:r>
+        <w:br/>
+      </w:r>
+      <w:r>
+        <w:t xml:space="preserve">и устойчивость к определённым типам искажений. В связи с этим SSIM </w:t>
+      </w:r>
+      <w:r>
+        <w:br/>
+      </w:r>
+      <w:r>
+        <w:t>в настоящее время является одной из наиболее широко используемых метрик в научных исследованиях и инженерной практике [1</w:t>
       </w:r>
       <w:r>
         <w:t>8</w:t>
@@ -17991,7 +18722,13 @@
         <w:spacing w:before="240"/>
       </w:pPr>
       <w:r>
-        <w:t>В настоящем исследовании для оценки качества видеопотоков применяются метрики PSNR и SSIM как наиболее устоявшиеся, хорошо документированные и обеспечивающие воспроизводимость результатов. Метрика VMAF может быть использована в дальнейших исследованиях в качестве дополнения к PSNR и SSIM для более точной оценки субъективного качества.</w:t>
+        <w:t xml:space="preserve">В настоящем исследовании для оценки качества видеопотоков применяются метрики PSNR и SSIM как наиболее устоявшиеся, хорошо документированные и обеспечивающие воспроизводимость результатов. Метрика VMAF может быть использована в дальнейших исследованиях </w:t>
+      </w:r>
+      <w:r>
+        <w:br/>
+      </w:r>
+      <w:r>
+        <w:t>в качестве дополнения к PSNR и SSIM для более точной оценки субъективного качества.</w:t>
       </w:r>
     </w:p>
     <w:p>
@@ -18137,7 +18874,13 @@
         <w:spacing w:before="240"/>
       </w:pPr>
       <w:r>
-        <w:t xml:space="preserve">Загрузка процессора выражается в процентах и характеризует долю времени, в течение которого процессор выполняет полезные вычисления, по отношению к общему доступному времени. Для многоядерных процессоров, к которым относится </w:t>
+        <w:t xml:space="preserve">Загрузка процессора выражается в процентах и характеризует долю времени, в течение которого процессор выполняет полезные вычисления, по отношению к общему доступному времени. Для многоядерных процессоров, </w:t>
+      </w:r>
+      <w:r>
+        <w:br/>
+      </w:r>
+      <w:r>
+        <w:t xml:space="preserve">к которым относится </w:t>
       </w:r>
       <w:proofErr w:type="spellStart"/>
       <w:r>
@@ -18149,7 +18892,19 @@
       </w:r>
       <w:r>
         <w:lastRenderedPageBreak/>
-        <w:t>суммарная загрузка всех четырёх ядер CPU, измеряемая с дискретностью 1 секунда.</w:t>
+        <w:t xml:space="preserve">суммарная загрузка всех четырёх ядер CPU, измеряемая с </w:t>
+      </w:r>
+      <w:r>
+        <w:t>периодичностью</w:t>
+      </w:r>
+      <w:r>
+        <w:t xml:space="preserve"> </w:t>
+      </w:r>
+      <w:r>
+        <w:br/>
+      </w:r>
+      <w:r>
+        <w:t>1 секунда.</w:t>
       </w:r>
     </w:p>
     <w:p>
@@ -18175,7 +18930,13 @@
         <w:t>едет</w:t>
       </w:r>
       <w:r>
-        <w:t xml:space="preserve"> к накоплению буфера, увеличению задержки и, в конечном счёте, к потере кадров.</w:t>
+        <w:t xml:space="preserve"> </w:t>
+      </w:r>
+      <w:r>
+        <w:br/>
+      </w:r>
+      <w:r>
+        <w:t>к накоплению буфера, увеличению задержки и, в конечном счёте, к потере кадров.</w:t>
       </w:r>
     </w:p>
     <w:p>
@@ -18280,7 +19041,13 @@
       </w:pPr>
       <w:r>
         <w:lastRenderedPageBreak/>
-        <w:t>Контроль температуры в настоящем исследовании осуществляется как для выявления влияния вычислительной нагрузки на тепловой режим, так и для обеспечения сопоставимости результатов между тестами путём охлаждения платформы до фиксированной температуры (55°C) между последовательными экспериментами.</w:t>
+        <w:t xml:space="preserve">Контроль температуры в настоящем исследовании осуществляется как для выявления влияния вычислительной нагрузки на тепловой режим, так </w:t>
+      </w:r>
+      <w:r>
+        <w:br/>
+      </w:r>
+      <w:r>
+        <w:t>и для обеспечения сопоставимости результатов между тестами путём охлаждения платформы до фиксированной температуры (55°C) между последовательными экспериментами.</w:t>
       </w:r>
     </w:p>
     <w:p>
@@ -18395,7 +19162,19 @@
         <w:spacing w:before="240"/>
       </w:pPr>
       <w:r>
-        <w:t xml:space="preserve">Использование оперативной памяти выражается в процентах и характеризует долю занятой памяти от общего объёма. Данный параметр важен для выявления ситуаций, когда обработка видеопотока приводит к исчерпанию доступной оперативной памяти и переключению системы на использование файла подкачки, что существенно снижает производительность. Для </w:t>
+        <w:t xml:space="preserve">Использование оперативной памяти выражается в процентах </w:t>
+      </w:r>
+      <w:r>
+        <w:br/>
+      </w:r>
+      <w:r>
+        <w:t xml:space="preserve">и характеризует долю занятой памяти от общего объёма. Данный параметр важен для выявления ситуаций, когда обработка видеопотока приводит </w:t>
+      </w:r>
+      <w:r>
+        <w:br/>
+      </w:r>
+      <w:r>
+        <w:t xml:space="preserve">к исчерпанию доступной оперативной памяти и переключению системы на использование файла подкачки, что существенно снижает производительность. Для </w:t>
       </w:r>
       <w:proofErr w:type="spellStart"/>
       <w:r>
@@ -18541,7 +19320,13 @@
       </w:r>
       <w:proofErr w:type="spellEnd"/>
       <w:r>
-        <w:t>-режима. Формат контейнера MPEG-TS, разработанный специально для потоковой передачи, обеспечивает устойчивость к ошибкам и непрерывность вещания.</w:t>
+        <w:t xml:space="preserve">-режима. Формат контейнера MPEG-TS, разработанный специально для потоковой передачи, обеспечивает устойчивость </w:t>
+      </w:r>
+      <w:r>
+        <w:br/>
+      </w:r>
+      <w:r>
+        <w:t>к ошибкам и непрерывность вещания.</w:t>
       </w:r>
     </w:p>
     <w:p>
@@ -18554,7 +19339,13 @@
       </w:pPr>
       <w:r>
         <w:lastRenderedPageBreak/>
-        <w:t>Кодек H.264/AVC, являющийся наиболее распространённым в современных системах передачи видео, обеспечивает эффективное сжатие видеоданных за счёт устранения пространственной и временной избыточности. Ключевыми параметрами, определяющими как качество видео, так и вычислительную нагрузку, являются разрешение, частота кадров и битрейт, причём разрешение оказывает квадратичное влияние на вычислительную сложность, частота кадров — линейное, а битрейт влияет преимущественно на операции энтропийного декодирования.</w:t>
+        <w:t xml:space="preserve">Кодек H.264/AVC, являющийся наиболее распространённым </w:t>
+      </w:r>
+      <w:r>
+        <w:br/>
+      </w:r>
+      <w:r>
+        <w:t>в современных системах передачи видео, обеспечивает эффективное сжатие видеоданных за счёт устранения пространственной и временной избыточности. Ключевыми параметрами, определяющими как качество видео, так и вычислительную нагрузку, являются разрешение, частота кадров и битрейт, причём разрешение оказывает квадратичное влияние на вычислительную сложность, частота кадров — линейное, а битрейт влияет преимущественно на операции энтропийного декодирования.</w:t>
       </w:r>
     </w:p>
     <w:p>
@@ -18574,7 +19365,13 @@
         <w:spacing w:before="240"/>
       </w:pPr>
       <w:r>
-        <w:t xml:space="preserve">Проведённый теоретический анализ формирует основу для постановки экспериментального исследования, методика и результаты которого будут представлены в последующих главах. В частности, выявленные теоретические ограничения BCM2711 в задачах программного кодирования видео и квадратичная зависимость вычислительной сложности от разрешения позволяют предположить, что предельные возможности </w:t>
+        <w:t xml:space="preserve">Проведённый теоретический анализ формирует основу для постановки экспериментального исследования, методика и результаты которого будут представлены в последующих главах. В частности, выявленные теоретические ограничения BCM2711 в задачах программного кодирования видео </w:t>
+      </w:r>
+      <w:r>
+        <w:br/>
+      </w:r>
+      <w:r>
+        <w:t xml:space="preserve">и квадратичная зависимость вычислительной сложности от разрешения позволяют предположить, что предельные возможности </w:t>
       </w:r>
       <w:proofErr w:type="spellStart"/>
       <w:r>
@@ -18590,7 +19387,13 @@
       </w:r>
       <w:proofErr w:type="spellEnd"/>
       <w:r>
-        <w:t xml:space="preserve"> 4 Model B будут достигнуты при обработке видеопотоков высокого разрешения с повышенной частотой кадров. Экспериментальная проверка данного предположения и определение точных границ производительности платформы </w:t>
+        <w:t xml:space="preserve"> 4 Model B будут достигнуты при обработке видеопотоков высокого разрешения </w:t>
+      </w:r>
+      <w:r>
+        <w:br/>
+      </w:r>
+      <w:r>
+        <w:t xml:space="preserve">с повышенной частотой кадров. Экспериментальная проверка данного предположения и определение точных границ производительности платформы </w:t>
       </w:r>
       <w:r>
         <w:t xml:space="preserve">составляют </w:t>
@@ -18640,12 +19443,24 @@
       </w:r>
       <w:proofErr w:type="spellEnd"/>
       <w:r>
-        <w:t xml:space="preserve"> необходимо обеспечить строгую контролируемость условий эксперимента и воспроизводимость его результатов. Архитектура экспериментального стенда разрабатывалась с учетом требований минимизации влияния внешних факторов на измеряемые параметры и обеспечения возможности точной фиксации метрик производительности.</w:t>
-      </w:r>
-    </w:p>
-    <w:p>
-      <w:r>
-        <w:t xml:space="preserve">Основу стенда составляют два вычислительных узла, соединенных между собой каналом передачи данных: узел-источник (персональный компьютер), выполняющий формирование и отправку видеопотоков, и узел-приемник (одноплатный компьютер </w:t>
+        <w:t xml:space="preserve"> необходимо обеспечить строгую контролируемость условий эксперимента </w:t>
+      </w:r>
+      <w:r>
+        <w:br/>
+      </w:r>
+      <w:r>
+        <w:t>и воспроизводимость его результатов. Архитектура экспериментального стенда разрабатывалась с учетом требований минимизации влияния внешних факторов на измеряемые параметры и обеспечения возможности точной фиксации метрик производительности.</w:t>
+      </w:r>
+    </w:p>
+    <w:p>
+      <w:r>
+        <w:t xml:space="preserve">Основу стенда составляют два вычислительных узла, соединенных между собой каналом передачи данных: узел-источник (персональный компьютер), выполняющий формирование и отправку видеопотоков, </w:t>
+      </w:r>
+      <w:r>
+        <w:br/>
+      </w:r>
+      <w:r>
+        <w:t xml:space="preserve">и узел-приемник (одноплатный компьютер </w:t>
       </w:r>
       <w:proofErr w:type="spellStart"/>
       <w:r>
@@ -18787,7 +19602,13 @@
     </w:p>
     <w:p>
       <w:r>
-        <w:t xml:space="preserve">Аппаратная конфигурация экспериментального стенда приведена в таблице </w:t>
+        <w:t xml:space="preserve">Аппаратная конфигурация экспериментального стенда приведена </w:t>
+      </w:r>
+      <w:r>
+        <w:br/>
+      </w:r>
+      <w:r>
+        <w:t xml:space="preserve">в таблице </w:t>
       </w:r>
       <w:r>
         <w:t>2.1</w:t>
@@ -18814,7 +19635,13 @@
       </w:r>
       <w:proofErr w:type="spellEnd"/>
       <w:r>
-        <w:t xml:space="preserve"> 4 Model B в качестве объекта исследования обусловлен ее широкой распространенностью в сегменте одноплатных компьютеров, наличием полноценного гигабитного сетевого интерфейса и достаточной вычислительной мощностью для обработки видеопотоков </w:t>
+        <w:t xml:space="preserve"> 4 Model B в качестве объекта исследования обусловлен ее широкой распространенностью в сегменте одноплатных компьютеров, наличием полноценного гигабитного сетевого интерфейса </w:t>
+      </w:r>
+      <w:r>
+        <w:br/>
+      </w:r>
+      <w:r>
+        <w:t xml:space="preserve">и достаточной вычислительной мощностью для обработки видеопотоков </w:t>
       </w:r>
       <w:r>
         <w:lastRenderedPageBreak/>
@@ -19438,11 +20265,14 @@
       </w:r>
       <w:proofErr w:type="spellEnd"/>
       <w:r>
-        <w:t xml:space="preserve"> 4B) назначен статический IP-адрес 192.168.100.2 в подсети 192.168.100.0/24. Статическая адресация исключает возможные задержки, связанные с работой протокола DHCP, и </w:t>
+        <w:t xml:space="preserve"> 4B) назначен статический IP-адрес 192.168.100.2 в подсети 192.168.100.0/24. Статическая адресация исключает возможные задержки, связанные с работой протокола DHCP, </w:t>
+      </w:r>
+      <w:r>
+        <w:br/>
       </w:r>
       <w:r>
         <w:lastRenderedPageBreak/>
-        <w:t>обеспечивает стабильность сетевых маршрутов на протяжении всего исследования;</w:t>
+        <w:t>и обеспечивает стабильность сетевых маршрутов на протяжении всего исследования;</w:t>
       </w:r>
     </w:p>
     <w:p>
@@ -19526,7 +20356,13 @@
         <w:t xml:space="preserve"> </w:t>
       </w:r>
       <w:r>
-        <w:t xml:space="preserve">Исключение влияния эфирных помех. Беспроводные каналы связи подвержены влиянию множества внешних факторов: интерференции с соседними </w:t>
+        <w:t xml:space="preserve">Исключение влияния эфирных помех. Беспроводные каналы связи подвержены влиянию множества внешних факторов: интерференции </w:t>
+      </w:r>
+      <w:r>
+        <w:br/>
+      </w:r>
+      <w:r>
+        <w:t xml:space="preserve">с соседними </w:t>
       </w:r>
       <w:proofErr w:type="spellStart"/>
       <w:r>
@@ -19575,7 +20411,13 @@
       </w:r>
       <w:proofErr w:type="spellEnd"/>
       <w:r>
-        <w:t xml:space="preserve"> с использованием одноплатных компьютеров представляет собой самостоятельную научную задачу и может быть выполнено в рамках дальнейших исследований на базе разработанного в настоящей работе методического аппарата.</w:t>
+        <w:t xml:space="preserve"> с использованием одноплатных компьютеров представляет собой самостоятельную научную задачу и может быть выполнено в рамках дальнейших исследований на базе разработанного </w:t>
+      </w:r>
+      <w:r>
+        <w:br/>
+      </w:r>
+      <w:r>
+        <w:t>в настоящей работе методического аппарата.</w:t>
       </w:r>
     </w:p>
     <w:p>
@@ -19604,7 +20446,13 @@
       </w:r>
       <w:proofErr w:type="spellEnd"/>
       <w:r>
-        <w:t>. Изоляция ключевых переменных, избыточная мощность узла-источника, стабильность сетевого канала и точный мониторинг параметров приемника позволяют получить научно обоснованные и практически значимые результаты.</w:t>
+        <w:t xml:space="preserve">. Изоляция ключевых переменных, избыточная мощность узла-источника, стабильность сетевого канала и точный мониторинг параметров приемника позволяют получить научно обоснованные </w:t>
+      </w:r>
+      <w:r>
+        <w:br/>
+      </w:r>
+      <w:r>
+        <w:t>и практически значимые результаты.</w:t>
       </w:r>
     </w:p>
     <w:p/>
@@ -19623,7 +20471,13 @@
     </w:p>
     <w:p>
       <w:r>
-        <w:t>Программное обеспечение экспериментального стенда разрабатывалось с учетом необходимости решения трех взаимосвязанных задач: формирования и отправки видеопотоков с заданными параметрами, приема и обработки видеоданных на узле-приемнике, а также непрерывного мониторинга параметров производительности в процессе эксперимента. При разработке программного обеспечения особое внимание уделялось обеспечению минимального влияния вспомогательных процессов на измеряемые метрики и возможности точной фиксации всех значимых параметров.</w:t>
+        <w:t xml:space="preserve">Программное обеспечение экспериментального стенда разрабатывалось с учетом необходимости решения трех взаимосвязанных задач: формирования и отправки видеопотоков с заданными параметрами, приема и обработки видеоданных на узле-приемнике, а также непрерывного мониторинга параметров производительности в процессе эксперимента. При разработке программного обеспечения особое внимание уделялось обеспечению минимального влияния вспомогательных процессов на измеряемые метрики </w:t>
+      </w:r>
+      <w:r>
+        <w:br/>
+      </w:r>
+      <w:r>
+        <w:t>и возможности точной фиксации всех значимых параметров.</w:t>
       </w:r>
     </w:p>
     <w:p>
@@ -19648,7 +20502,13 @@
     </w:p>
     <w:p>
       <w:r>
-        <w:t xml:space="preserve">Для решения задач формирования, передачи и приема видеопотоков в рамках настоящего исследования был выбран программный пакет </w:t>
+        <w:t xml:space="preserve">Для решения задач формирования, передачи и приема видеопотоков </w:t>
+      </w:r>
+      <w:r>
+        <w:br/>
+      </w:r>
+      <w:r>
+        <w:t xml:space="preserve">в рамках настоящего исследования был выбран программный пакет </w:t>
       </w:r>
       <w:proofErr w:type="spellStart"/>
       <w:r>
@@ -19689,7 +20549,13 @@
       </w:r>
       <w:proofErr w:type="spellEnd"/>
       <w:r>
-        <w:t xml:space="preserve"> поддерживает все распространенные кодеки, контейнеры и протоколы передачи мультимедийных данных, включая H.264/AVC, H.265/HEVC, MPEG-TS, MP4, RTSP, UDP, TCP. Это позволяет использовать единый инструмент для всех этапов эксперимента — от генерации тестовых видеоданных до их приема и анализа</w:t>
+        <w:t xml:space="preserve"> поддерживает все распространенные кодеки, контейнеры и протоколы передачи мультимедийных данных, включая H.264/AVC, H.265/HEVC, MPEG-TS, MP4, RTSP, UDP, TCP. Это позволяет использовать единый инструмент для всех этапов эксперимента — от генерации тестовых видеоданных до их приема </w:t>
+      </w:r>
+      <w:r>
+        <w:br/>
+      </w:r>
+      <w:r>
+        <w:t>и анализа</w:t>
       </w:r>
       <w:r>
         <w:t>;</w:t>
@@ -19769,7 +20635,13 @@
       </w:r>
       <w:proofErr w:type="spellEnd"/>
       <w:r>
-        <w:t>, выражающий отношение скорости обработки к скорости воспроизведения в реальном времени, является ключевой метрикой, используемой в настоящем исследовании для оценки способности приемника обрабатывать видеопоток без отставания</w:t>
+        <w:t xml:space="preserve">, выражающий отношение скорости обработки к скорости воспроизведения </w:t>
+      </w:r>
+      <w:r>
+        <w:br/>
+      </w:r>
+      <w:r>
+        <w:t>в реальном времени, является ключевой метрикой, используемой в настоящем исследовании для оценки способности приемника обрабатывать видеопоток без отставания</w:t>
       </w:r>
       <w:r>
         <w:t>;</w:t>
@@ -20498,8 +21370,13 @@
               <w:jc w:val="center"/>
             </w:pPr>
             <w:r>
-              <w:t>-f mpegts</w:t>
-            </w:r>
+              <w:t xml:space="preserve">-f </w:t>
+            </w:r>
+            <w:proofErr w:type="spellStart"/>
+            <w:r>
+              <w:t>mpegts</w:t>
+            </w:r>
+            <w:proofErr w:type="spellEnd"/>
           </w:p>
         </w:tc>
         <w:tc>
@@ -21222,7 +22099,19 @@
     </w:p>
     <w:p>
       <w:r>
-        <w:t>Для фиксации параметров производительности узла-приемника в процессе эксперимента разработана специализированная программа на языке Python 3, осуществляющая непрерывный сбор данных с периодом 1 секунда. Программа реализует следующие функции:</w:t>
+        <w:t xml:space="preserve">Для фиксации параметров производительности узла-приемника </w:t>
+      </w:r>
+      <w:r>
+        <w:br/>
+      </w:r>
+      <w:r>
+        <w:t xml:space="preserve">в процессе эксперимента разработана специализированная программа на языке Python 3, осуществляющая непрерывный сбор данных с периодом </w:t>
+      </w:r>
+      <w:r>
+        <w:br/>
+      </w:r>
+      <w:r>
+        <w:t>1 секунда. Программа реализует следующие функции:</w:t>
       </w:r>
     </w:p>
     <w:p>
@@ -21573,6 +22462,15 @@
     </w:p>
     <w:p>
       <w:pPr>
+        <w:ind w:firstLine="0"/>
+        <w:rPr>
+          <w:sz w:val="24"/>
+          <w:szCs w:val="22"/>
+        </w:rPr>
+      </w:pPr>
+    </w:p>
+    <w:p>
+      <w:pPr>
         <w:ind w:left="708"/>
         <w:jc w:val="right"/>
         <w:rPr>
@@ -21580,41 +22478,12 @@
           <w:szCs w:val="22"/>
         </w:rPr>
       </w:pPr>
-    </w:p>
-    <w:p>
-      <w:pPr>
-        <w:ind w:left="708"/>
-        <w:jc w:val="right"/>
+      <w:r>
         <w:rPr>
           <w:sz w:val="24"/>
           <w:szCs w:val="22"/>
         </w:rPr>
-      </w:pPr>
-    </w:p>
-    <w:p>
-      <w:pPr>
-        <w:ind w:left="708"/>
-        <w:jc w:val="right"/>
-        <w:rPr>
-          <w:sz w:val="24"/>
-          <w:szCs w:val="22"/>
-        </w:rPr>
-      </w:pPr>
-    </w:p>
-    <w:p>
-      <w:pPr>
-        <w:ind w:left="708"/>
-        <w:jc w:val="right"/>
-        <w:rPr>
-          <w:sz w:val="24"/>
-          <w:szCs w:val="22"/>
-        </w:rPr>
-      </w:pPr>
-      <w:r>
-        <w:rPr>
-          <w:sz w:val="24"/>
-          <w:szCs w:val="22"/>
-        </w:rPr>
+        <w:lastRenderedPageBreak/>
         <w:t>Листинг 2.</w:t>
       </w:r>
       <w:r>
@@ -21886,85 +22755,71 @@
                 <w:sz w:val="20"/>
                 <w:szCs w:val="18"/>
               </w:rPr>
-              <w:t xml:space="preserve">"""Считывание температуры кристалла через </w:t>
-            </w:r>
-            <w:proofErr w:type="spellStart"/>
+              <w:t>"""</w:t>
+            </w:r>
             <w:r>
               <w:rPr>
                 <w:rFonts w:ascii="Consolas" w:hAnsi="Consolas"/>
                 <w:sz w:val="20"/>
                 <w:szCs w:val="18"/>
               </w:rPr>
-              <w:t>vcgencmd</w:t>
-            </w:r>
-            <w:proofErr w:type="spellEnd"/>
+              <w:t>Считывание</w:t>
+            </w:r>
             <w:r>
               <w:rPr>
                 <w:rFonts w:ascii="Consolas" w:hAnsi="Consolas"/>
                 <w:sz w:val="20"/>
                 <w:szCs w:val="18"/>
               </w:rPr>
-              <w:t>"""</w:t>
-            </w:r>
-          </w:p>
-          <w:p>
-            <w:pPr>
-              <w:spacing w:line="240" w:lineRule="auto"/>
-              <w:ind w:firstLine="0"/>
+              <w:t xml:space="preserve"> </w:t>
+            </w:r>
+            <w:r>
               <w:rPr>
                 <w:rFonts w:ascii="Consolas" w:hAnsi="Consolas"/>
                 <w:sz w:val="20"/>
                 <w:szCs w:val="18"/>
-                <w:lang w:val="en-US"/>
-              </w:rPr>
-            </w:pPr>
+              </w:rPr>
+              <w:t>температуры</w:t>
+            </w:r>
             <w:r>
               <w:rPr>
                 <w:rFonts w:ascii="Consolas" w:hAnsi="Consolas"/>
                 <w:sz w:val="20"/>
                 <w:szCs w:val="18"/>
               </w:rPr>
-              <w:t xml:space="preserve">    </w:t>
+              <w:t xml:space="preserve"> </w:t>
             </w:r>
             <w:r>
               <w:rPr>
                 <w:rFonts w:ascii="Consolas" w:hAnsi="Consolas"/>
                 <w:sz w:val="20"/>
                 <w:szCs w:val="18"/>
-                <w:lang w:val="en-US"/>
-              </w:rPr>
-              <w:t xml:space="preserve">result = </w:t>
-            </w:r>
-            <w:proofErr w:type="spellStart"/>
-            <w:proofErr w:type="gramStart"/>
+              </w:rPr>
+              <w:t>кристалла</w:t>
+            </w:r>
             <w:r>
               <w:rPr>
                 <w:rFonts w:ascii="Consolas" w:hAnsi="Consolas"/>
                 <w:sz w:val="20"/>
                 <w:szCs w:val="18"/>
-                <w:lang w:val="en-US"/>
-              </w:rPr>
-              <w:t>subprocess.run</w:t>
-            </w:r>
-            <w:proofErr w:type="spellEnd"/>
+              </w:rPr>
+              <w:t xml:space="preserve"> </w:t>
+            </w:r>
             <w:r>
               <w:rPr>
                 <w:rFonts w:ascii="Consolas" w:hAnsi="Consolas"/>
                 <w:sz w:val="20"/>
                 <w:szCs w:val="18"/>
-                <w:lang w:val="en-US"/>
-              </w:rPr>
-              <w:t>(</w:t>
-            </w:r>
-            <w:proofErr w:type="gramEnd"/>
+              </w:rPr>
+              <w:t>через</w:t>
+            </w:r>
             <w:r>
               <w:rPr>
                 <w:rFonts w:ascii="Consolas" w:hAnsi="Consolas"/>
                 <w:sz w:val="20"/>
                 <w:szCs w:val="18"/>
-                <w:lang w:val="en-US"/>
-              </w:rPr>
-              <w:t>['</w:t>
+              </w:rPr>
+              <w:t xml:space="preserve"> </w:t>
             </w:r>
             <w:proofErr w:type="spellStart"/>
             <w:r>
@@ -21982,42 +22837,40 @@
                 <w:rFonts w:ascii="Consolas" w:hAnsi="Consolas"/>
                 <w:sz w:val="20"/>
                 <w:szCs w:val="18"/>
-                <w:lang w:val="en-US"/>
-              </w:rPr>
-              <w:t>', '</w:t>
-            </w:r>
-            <w:proofErr w:type="spellStart"/>
-            <w:r>
+              </w:rPr>
+              <w:t>"""</w:t>
+            </w:r>
+          </w:p>
+          <w:p>
+            <w:pPr>
+              <w:spacing w:line="240" w:lineRule="auto"/>
+              <w:ind w:firstLine="0"/>
               <w:rPr>
                 <w:rFonts w:ascii="Consolas" w:hAnsi="Consolas"/>
                 <w:sz w:val="20"/>
                 <w:szCs w:val="18"/>
                 <w:lang w:val="en-US"/>
               </w:rPr>
-              <w:t>measure_temp</w:t>
-            </w:r>
-            <w:proofErr w:type="spellEnd"/>
+            </w:pPr>
             <w:r>
               <w:rPr>
                 <w:rFonts w:ascii="Consolas" w:hAnsi="Consolas"/>
                 <w:sz w:val="20"/>
                 <w:szCs w:val="18"/>
-                <w:lang w:val="en-US"/>
-              </w:rPr>
-              <w:t>'],</w:t>
-            </w:r>
-          </w:p>
-          <w:p>
-            <w:pPr>
-              <w:spacing w:line="240" w:lineRule="auto"/>
-              <w:ind w:firstLine="0"/>
+              </w:rPr>
+              <w:t xml:space="preserve">    </w:t>
+            </w:r>
+            <w:r>
               <w:rPr>
                 <w:rFonts w:ascii="Consolas" w:hAnsi="Consolas"/>
                 <w:sz w:val="20"/>
                 <w:szCs w:val="18"/>
                 <w:lang w:val="en-US"/>
               </w:rPr>
-            </w:pPr>
+              <w:t xml:space="preserve">result = </w:t>
+            </w:r>
+            <w:proofErr w:type="spellStart"/>
+            <w:proofErr w:type="gramStart"/>
             <w:r>
               <w:rPr>
                 <w:rFonts w:ascii="Consolas" w:hAnsi="Consolas"/>
@@ -22025,9 +22878,9 @@
                 <w:szCs w:val="18"/>
                 <w:lang w:val="en-US"/>
               </w:rPr>
-              <w:t xml:space="preserve">                          </w:t>
-            </w:r>
-            <w:proofErr w:type="spellStart"/>
+              <w:t>subprocess.run</w:t>
+            </w:r>
+            <w:proofErr w:type="spellEnd"/>
             <w:r>
               <w:rPr>
                 <w:rFonts w:ascii="Consolas" w:hAnsi="Consolas"/>
@@ -22035,9 +22888,9 @@
                 <w:szCs w:val="18"/>
                 <w:lang w:val="en-US"/>
               </w:rPr>
-              <w:t>capture_output</w:t>
-            </w:r>
-            <w:proofErr w:type="spellEnd"/>
+              <w:t>(</w:t>
+            </w:r>
+            <w:proofErr w:type="gramEnd"/>
             <w:r>
               <w:rPr>
                 <w:rFonts w:ascii="Consolas" w:hAnsi="Consolas"/>
@@ -22045,20 +22898,19 @@
                 <w:szCs w:val="18"/>
                 <w:lang w:val="en-US"/>
               </w:rPr>
-              <w:t>=True, text=True)</w:t>
-            </w:r>
-          </w:p>
-          <w:p>
-            <w:pPr>
-              <w:spacing w:line="240" w:lineRule="auto"/>
-              <w:ind w:firstLine="0"/>
+              <w:t>['</w:t>
+            </w:r>
+            <w:proofErr w:type="spellStart"/>
+            <w:r>
               <w:rPr>
                 <w:rFonts w:ascii="Consolas" w:hAnsi="Consolas"/>
                 <w:sz w:val="20"/>
                 <w:szCs w:val="18"/>
                 <w:lang w:val="en-US"/>
               </w:rPr>
-            </w:pPr>
+              <w:t>vcgencmd</w:t>
+            </w:r>
+            <w:proofErr w:type="spellEnd"/>
             <w:r>
               <w:rPr>
                 <w:rFonts w:ascii="Consolas" w:hAnsi="Consolas"/>
@@ -22066,9 +22918,9 @@
                 <w:szCs w:val="18"/>
                 <w:lang w:val="en-US"/>
               </w:rPr>
-              <w:t xml:space="preserve">    return </w:t>
-            </w:r>
-            <w:proofErr w:type="gramStart"/>
+              <w:t>', '</w:t>
+            </w:r>
+            <w:proofErr w:type="spellStart"/>
             <w:r>
               <w:rPr>
                 <w:rFonts w:ascii="Consolas" w:hAnsi="Consolas"/>
@@ -22076,9 +22928,9 @@
                 <w:szCs w:val="18"/>
                 <w:lang w:val="en-US"/>
               </w:rPr>
-              <w:t>float(</w:t>
-            </w:r>
-            <w:proofErr w:type="spellStart"/>
+              <w:t>measure_temp</w:t>
+            </w:r>
+            <w:proofErr w:type="spellEnd"/>
             <w:r>
               <w:rPr>
                 <w:rFonts w:ascii="Consolas" w:hAnsi="Consolas"/>
@@ -22086,19 +22938,20 @@
                 <w:szCs w:val="18"/>
                 <w:lang w:val="en-US"/>
               </w:rPr>
-              <w:t>result.stdout</w:t>
-            </w:r>
-            <w:proofErr w:type="gramEnd"/>
-            <w:r>
+              <w:t>'],</w:t>
+            </w:r>
+          </w:p>
+          <w:p>
+            <w:pPr>
+              <w:spacing w:line="240" w:lineRule="auto"/>
+              <w:ind w:firstLine="0"/>
               <w:rPr>
                 <w:rFonts w:ascii="Consolas" w:hAnsi="Consolas"/>
                 <w:sz w:val="20"/>
                 <w:szCs w:val="18"/>
                 <w:lang w:val="en-US"/>
               </w:rPr>
-              <w:t>.</w:t>
-            </w:r>
-            <w:proofErr w:type="gramStart"/>
+            </w:pPr>
             <w:r>
               <w:rPr>
                 <w:rFonts w:ascii="Consolas" w:hAnsi="Consolas"/>
@@ -22106,9 +22959,9 @@
                 <w:szCs w:val="18"/>
                 <w:lang w:val="en-US"/>
               </w:rPr>
-              <w:t>replace</w:t>
-            </w:r>
-            <w:proofErr w:type="spellEnd"/>
+              <w:t xml:space="preserve">                          </w:t>
+            </w:r>
+            <w:proofErr w:type="spellStart"/>
             <w:r>
               <w:rPr>
                 <w:rFonts w:ascii="Consolas" w:hAnsi="Consolas"/>
@@ -22116,9 +22969,9 @@
                 <w:szCs w:val="18"/>
                 <w:lang w:val="en-US"/>
               </w:rPr>
-              <w:t>(</w:t>
-            </w:r>
-            <w:proofErr w:type="gramEnd"/>
+              <w:t>capture_output</w:t>
+            </w:r>
+            <w:proofErr w:type="spellEnd"/>
             <w:r>
               <w:rPr>
                 <w:rFonts w:ascii="Consolas" w:hAnsi="Consolas"/>
@@ -22126,19 +22979,20 @@
                 <w:szCs w:val="18"/>
                 <w:lang w:val="en-US"/>
               </w:rPr>
-              <w:t>"temp=", ""</w:t>
-            </w:r>
-            <w:proofErr w:type="gramStart"/>
-            <w:r>
+              <w:t>=True, text=True)</w:t>
+            </w:r>
+          </w:p>
+          <w:p>
+            <w:pPr>
+              <w:spacing w:line="240" w:lineRule="auto"/>
+              <w:ind w:firstLine="0"/>
               <w:rPr>
                 <w:rFonts w:ascii="Consolas" w:hAnsi="Consolas"/>
                 <w:sz w:val="20"/>
                 <w:szCs w:val="18"/>
                 <w:lang w:val="en-US"/>
               </w:rPr>
-              <w:t>).replace</w:t>
-            </w:r>
-            <w:proofErr w:type="gramEnd"/>
+            </w:pPr>
             <w:r>
               <w:rPr>
                 <w:rFonts w:ascii="Consolas" w:hAnsi="Consolas"/>
@@ -22146,75 +23000,77 @@
                 <w:szCs w:val="18"/>
                 <w:lang w:val="en-US"/>
               </w:rPr>
-              <w:t>("'C\n", ""))</w:t>
-            </w:r>
-          </w:p>
-          <w:p>
-            <w:pPr>
-              <w:spacing w:line="240" w:lineRule="auto"/>
-              <w:ind w:firstLine="0"/>
+              <w:t xml:space="preserve">    return </w:t>
+            </w:r>
+            <w:proofErr w:type="gramStart"/>
+            <w:r>
               <w:rPr>
                 <w:rFonts w:ascii="Consolas" w:hAnsi="Consolas"/>
                 <w:sz w:val="20"/>
                 <w:szCs w:val="18"/>
                 <w:lang w:val="en-US"/>
               </w:rPr>
-            </w:pPr>
-          </w:p>
-          <w:p>
-            <w:pPr>
-              <w:spacing w:line="240" w:lineRule="auto"/>
-              <w:ind w:firstLine="0"/>
+              <w:t>float(</w:t>
+            </w:r>
+            <w:proofErr w:type="spellStart"/>
+            <w:r>
               <w:rPr>
                 <w:rFonts w:ascii="Consolas" w:hAnsi="Consolas"/>
                 <w:sz w:val="20"/>
                 <w:szCs w:val="18"/>
-              </w:rPr>
-            </w:pPr>
-            <w:proofErr w:type="spellStart"/>
+                <w:lang w:val="en-US"/>
+              </w:rPr>
+              <w:t>result.stdout</w:t>
+            </w:r>
+            <w:proofErr w:type="gramEnd"/>
             <w:r>
               <w:rPr>
                 <w:rFonts w:ascii="Consolas" w:hAnsi="Consolas"/>
                 <w:sz w:val="20"/>
                 <w:szCs w:val="18"/>
-              </w:rPr>
-              <w:t>def</w:t>
-            </w:r>
-            <w:proofErr w:type="spellEnd"/>
+                <w:lang w:val="en-US"/>
+              </w:rPr>
+              <w:t>.</w:t>
+            </w:r>
+            <w:proofErr w:type="gramStart"/>
             <w:r>
               <w:rPr>
                 <w:rFonts w:ascii="Consolas" w:hAnsi="Consolas"/>
                 <w:sz w:val="20"/>
                 <w:szCs w:val="18"/>
-              </w:rPr>
-              <w:t xml:space="preserve"> </w:t>
-            </w:r>
-            <w:proofErr w:type="spellStart"/>
+                <w:lang w:val="en-US"/>
+              </w:rPr>
+              <w:t>replace</w:t>
+            </w:r>
+            <w:proofErr w:type="spellEnd"/>
             <w:r>
               <w:rPr>
                 <w:rFonts w:ascii="Consolas" w:hAnsi="Consolas"/>
                 <w:sz w:val="20"/>
                 <w:szCs w:val="18"/>
-              </w:rPr>
-              <w:t>get_cpu_</w:t>
-            </w:r>
-            <w:proofErr w:type="gramStart"/>
+                <w:lang w:val="en-US"/>
+              </w:rPr>
+              <w:t>(</w:t>
+            </w:r>
+            <w:proofErr w:type="gramEnd"/>
             <w:r>
               <w:rPr>
                 <w:rFonts w:ascii="Consolas" w:hAnsi="Consolas"/>
                 <w:sz w:val="20"/>
                 <w:szCs w:val="18"/>
-              </w:rPr>
-              <w:t>freq</w:t>
-            </w:r>
-            <w:proofErr w:type="spellEnd"/>
+                <w:lang w:val="en-US"/>
+              </w:rPr>
+              <w:t>"temp=", ""</w:t>
+            </w:r>
+            <w:proofErr w:type="gramStart"/>
             <w:r>
               <w:rPr>
                 <w:rFonts w:ascii="Consolas" w:hAnsi="Consolas"/>
                 <w:sz w:val="20"/>
                 <w:szCs w:val="18"/>
-              </w:rPr>
-              <w:t>(</w:t>
+                <w:lang w:val="en-US"/>
+              </w:rPr>
+              <w:t>).replace</w:t>
             </w:r>
             <w:proofErr w:type="gramEnd"/>
             <w:r>
@@ -22222,8 +23078,9 @@
                 <w:rFonts w:ascii="Consolas" w:hAnsi="Consolas"/>
                 <w:sz w:val="20"/>
                 <w:szCs w:val="18"/>
-              </w:rPr>
-              <w:t>):</w:t>
+                <w:lang w:val="en-US"/>
+              </w:rPr>
+              <w:t>("'C\n", ""))</w:t>
             </w:r>
           </w:p>
           <w:p>
@@ -22234,55 +23091,55 @@
                 <w:rFonts w:ascii="Consolas" w:hAnsi="Consolas"/>
                 <w:sz w:val="20"/>
                 <w:szCs w:val="18"/>
-              </w:rPr>
-            </w:pPr>
-            <w:r>
+                <w:lang w:val="en-US"/>
+              </w:rPr>
+            </w:pPr>
+          </w:p>
+          <w:p>
+            <w:pPr>
+              <w:spacing w:line="240" w:lineRule="auto"/>
+              <w:ind w:firstLine="0"/>
               <w:rPr>
                 <w:rFonts w:ascii="Consolas" w:hAnsi="Consolas"/>
                 <w:sz w:val="20"/>
                 <w:szCs w:val="18"/>
               </w:rPr>
-              <w:t xml:space="preserve">    """Считывание тактовой частоты CPU в МГц"""</w:t>
-            </w:r>
-          </w:p>
-          <w:p>
-            <w:pPr>
-              <w:spacing w:line="240" w:lineRule="auto"/>
-              <w:ind w:firstLine="0"/>
+            </w:pPr>
+            <w:proofErr w:type="spellStart"/>
+            <w:r>
               <w:rPr>
                 <w:rFonts w:ascii="Consolas" w:hAnsi="Consolas"/>
                 <w:sz w:val="20"/>
                 <w:szCs w:val="18"/>
-                <w:lang w:val="en-US"/>
-              </w:rPr>
-            </w:pPr>
+              </w:rPr>
+              <w:t>def</w:t>
+            </w:r>
+            <w:proofErr w:type="spellEnd"/>
             <w:r>
               <w:rPr>
                 <w:rFonts w:ascii="Consolas" w:hAnsi="Consolas"/>
                 <w:sz w:val="20"/>
                 <w:szCs w:val="18"/>
               </w:rPr>
-              <w:t xml:space="preserve">    </w:t>
-            </w:r>
+              <w:t xml:space="preserve"> </w:t>
+            </w:r>
+            <w:proofErr w:type="spellStart"/>
             <w:r>
               <w:rPr>
                 <w:rFonts w:ascii="Consolas" w:hAnsi="Consolas"/>
                 <w:sz w:val="20"/>
                 <w:szCs w:val="18"/>
-                <w:lang w:val="en-US"/>
-              </w:rPr>
-              <w:t xml:space="preserve">result = </w:t>
-            </w:r>
-            <w:proofErr w:type="spellStart"/>
+              </w:rPr>
+              <w:t>get_cpu_</w:t>
+            </w:r>
             <w:proofErr w:type="gramStart"/>
             <w:r>
               <w:rPr>
                 <w:rFonts w:ascii="Consolas" w:hAnsi="Consolas"/>
                 <w:sz w:val="20"/>
                 <w:szCs w:val="18"/>
-                <w:lang w:val="en-US"/>
-              </w:rPr>
-              <w:t>subprocess.run</w:t>
+              </w:rPr>
+              <w:t>freq</w:t>
             </w:r>
             <w:proofErr w:type="spellEnd"/>
             <w:r>
@@ -22290,7 +23147,6 @@
                 <w:rFonts w:ascii="Consolas" w:hAnsi="Consolas"/>
                 <w:sz w:val="20"/>
                 <w:szCs w:val="18"/>
-                <w:lang w:val="en-US"/>
               </w:rPr>
               <w:t>(</w:t>
             </w:r>
@@ -22300,62 +23156,59 @@
                 <w:rFonts w:ascii="Consolas" w:hAnsi="Consolas"/>
                 <w:sz w:val="20"/>
                 <w:szCs w:val="18"/>
-                <w:lang w:val="en-US"/>
-              </w:rPr>
-              <w:t>['</w:t>
-            </w:r>
-            <w:proofErr w:type="spellStart"/>
-            <w:r>
+              </w:rPr>
+              <w:t>):</w:t>
+            </w:r>
+          </w:p>
+          <w:p>
+            <w:pPr>
+              <w:spacing w:line="240" w:lineRule="auto"/>
+              <w:ind w:firstLine="0"/>
               <w:rPr>
                 <w:rFonts w:ascii="Consolas" w:hAnsi="Consolas"/>
                 <w:sz w:val="20"/>
                 <w:szCs w:val="18"/>
-                <w:lang w:val="en-US"/>
-              </w:rPr>
-              <w:t>vcgencmd</w:t>
-            </w:r>
-            <w:proofErr w:type="spellEnd"/>
+              </w:rPr>
+            </w:pPr>
             <w:r>
               <w:rPr>
                 <w:rFonts w:ascii="Consolas" w:hAnsi="Consolas"/>
                 <w:sz w:val="20"/>
                 <w:szCs w:val="18"/>
-                <w:lang w:val="en-US"/>
-              </w:rPr>
-              <w:t>', '</w:t>
-            </w:r>
-            <w:proofErr w:type="spellStart"/>
-            <w:r>
+              </w:rPr>
+              <w:t xml:space="preserve">    """Считывание тактовой частоты CPU в МГц"""</w:t>
+            </w:r>
+          </w:p>
+          <w:p>
+            <w:pPr>
+              <w:spacing w:line="240" w:lineRule="auto"/>
+              <w:ind w:firstLine="0"/>
               <w:rPr>
                 <w:rFonts w:ascii="Consolas" w:hAnsi="Consolas"/>
                 <w:sz w:val="20"/>
                 <w:szCs w:val="18"/>
                 <w:lang w:val="en-US"/>
               </w:rPr>
-              <w:t>measure_clock</w:t>
-            </w:r>
-            <w:proofErr w:type="spellEnd"/>
+            </w:pPr>
             <w:r>
               <w:rPr>
                 <w:rFonts w:ascii="Consolas" w:hAnsi="Consolas"/>
                 <w:sz w:val="20"/>
                 <w:szCs w:val="18"/>
-                <w:lang w:val="en-US"/>
-              </w:rPr>
-              <w:t>', 'arm'],</w:t>
-            </w:r>
-          </w:p>
-          <w:p>
-            <w:pPr>
-              <w:spacing w:line="240" w:lineRule="auto"/>
-              <w:ind w:firstLine="0"/>
+              </w:rPr>
+              <w:t xml:space="preserve">    </w:t>
+            </w:r>
+            <w:r>
               <w:rPr>
                 <w:rFonts w:ascii="Consolas" w:hAnsi="Consolas"/>
                 <w:sz w:val="20"/>
                 <w:szCs w:val="18"/>
                 <w:lang w:val="en-US"/>
               </w:rPr>
-            </w:pPr>
+              <w:t xml:space="preserve">result = </w:t>
+            </w:r>
+            <w:proofErr w:type="spellStart"/>
+            <w:proofErr w:type="gramStart"/>
             <w:r>
               <w:rPr>
                 <w:rFonts w:ascii="Consolas" w:hAnsi="Consolas"/>
@@ -22363,9 +23216,9 @@
                 <w:szCs w:val="18"/>
                 <w:lang w:val="en-US"/>
               </w:rPr>
-              <w:t xml:space="preserve">                          </w:t>
-            </w:r>
-            <w:proofErr w:type="spellStart"/>
+              <w:t>subprocess.run</w:t>
+            </w:r>
+            <w:proofErr w:type="spellEnd"/>
             <w:r>
               <w:rPr>
                 <w:rFonts w:ascii="Consolas" w:hAnsi="Consolas"/>
@@ -22373,9 +23226,9 @@
                 <w:szCs w:val="18"/>
                 <w:lang w:val="en-US"/>
               </w:rPr>
-              <w:t>capture_output</w:t>
-            </w:r>
-            <w:proofErr w:type="spellEnd"/>
+              <w:t>(</w:t>
+            </w:r>
+            <w:proofErr w:type="gramEnd"/>
             <w:r>
               <w:rPr>
                 <w:rFonts w:ascii="Consolas" w:hAnsi="Consolas"/>
@@ -22383,20 +23236,19 @@
                 <w:szCs w:val="18"/>
                 <w:lang w:val="en-US"/>
               </w:rPr>
-              <w:t>=True, text=True)</w:t>
-            </w:r>
-          </w:p>
-          <w:p>
-            <w:pPr>
-              <w:spacing w:line="240" w:lineRule="auto"/>
-              <w:ind w:firstLine="0"/>
+              <w:t>['</w:t>
+            </w:r>
+            <w:proofErr w:type="spellStart"/>
+            <w:r>
               <w:rPr>
                 <w:rFonts w:ascii="Consolas" w:hAnsi="Consolas"/>
                 <w:sz w:val="20"/>
                 <w:szCs w:val="18"/>
                 <w:lang w:val="en-US"/>
               </w:rPr>
-            </w:pPr>
+              <w:t>vcgencmd</w:t>
+            </w:r>
+            <w:proofErr w:type="spellEnd"/>
             <w:r>
               <w:rPr>
                 <w:rFonts w:ascii="Consolas" w:hAnsi="Consolas"/>
@@ -22404,10 +23256,9 @@
                 <w:szCs w:val="18"/>
                 <w:lang w:val="en-US"/>
               </w:rPr>
-              <w:t xml:space="preserve">    return int(</w:t>
+              <w:t>', '</w:t>
             </w:r>
             <w:proofErr w:type="spellStart"/>
-            <w:proofErr w:type="gramStart"/>
             <w:r>
               <w:rPr>
                 <w:rFonts w:ascii="Consolas" w:hAnsi="Consolas"/>
@@ -22415,9 +23266,9 @@
                 <w:szCs w:val="18"/>
                 <w:lang w:val="en-US"/>
               </w:rPr>
-              <w:t>result.stdout</w:t>
-            </w:r>
-            <w:proofErr w:type="gramEnd"/>
+              <w:t>measure_clock</w:t>
+            </w:r>
+            <w:proofErr w:type="spellEnd"/>
             <w:r>
               <w:rPr>
                 <w:rFonts w:ascii="Consolas" w:hAnsi="Consolas"/>
@@ -22425,19 +23276,20 @@
                 <w:szCs w:val="18"/>
                 <w:lang w:val="en-US"/>
               </w:rPr>
-              <w:t>.split</w:t>
-            </w:r>
-            <w:proofErr w:type="spellEnd"/>
-            <w:r>
+              <w:t>', 'arm'],</w:t>
+            </w:r>
+          </w:p>
+          <w:p>
+            <w:pPr>
+              <w:spacing w:line="240" w:lineRule="auto"/>
+              <w:ind w:firstLine="0"/>
               <w:rPr>
                 <w:rFonts w:ascii="Consolas" w:hAnsi="Consolas"/>
                 <w:sz w:val="20"/>
                 <w:szCs w:val="18"/>
                 <w:lang w:val="en-US"/>
               </w:rPr>
-              <w:t>("=</w:t>
-            </w:r>
-            <w:proofErr w:type="gramStart"/>
+            </w:pPr>
             <w:r>
               <w:rPr>
                 <w:rFonts w:ascii="Consolas" w:hAnsi="Consolas"/>
@@ -22445,9 +23297,9 @@
                 <w:szCs w:val="18"/>
                 <w:lang w:val="en-US"/>
               </w:rPr>
-              <w:t>")[</w:t>
-            </w:r>
-            <w:proofErr w:type="gramEnd"/>
+              <w:t xml:space="preserve">                          </w:t>
+            </w:r>
+            <w:proofErr w:type="spellStart"/>
             <w:r>
               <w:rPr>
                 <w:rFonts w:ascii="Consolas" w:hAnsi="Consolas"/>
@@ -22455,9 +23307,9 @@
                 <w:szCs w:val="18"/>
                 <w:lang w:val="en-US"/>
               </w:rPr>
-              <w:t>1</w:t>
-            </w:r>
-            <w:proofErr w:type="gramStart"/>
+              <w:t>capture_output</w:t>
+            </w:r>
+            <w:proofErr w:type="spellEnd"/>
             <w:r>
               <w:rPr>
                 <w:rFonts w:ascii="Consolas" w:hAnsi="Consolas"/>
@@ -22465,42 +23317,41 @@
                 <w:szCs w:val="18"/>
                 <w:lang w:val="en-US"/>
               </w:rPr>
-              <w:t>].strip</w:t>
-            </w:r>
-            <w:proofErr w:type="gramEnd"/>
-            <w:r>
+              <w:t>=True, text=True)</w:t>
+            </w:r>
+          </w:p>
+          <w:p>
+            <w:pPr>
+              <w:spacing w:line="240" w:lineRule="auto"/>
+              <w:ind w:firstLine="0"/>
               <w:rPr>
                 <w:rFonts w:ascii="Consolas" w:hAnsi="Consolas"/>
                 <w:sz w:val="20"/>
                 <w:szCs w:val="18"/>
                 <w:lang w:val="en-US"/>
               </w:rPr>
-              <w:t>()) / 1000000</w:t>
-            </w:r>
-          </w:p>
-          <w:p>
-            <w:pPr>
-              <w:spacing w:line="240" w:lineRule="auto"/>
-              <w:ind w:firstLine="0"/>
+            </w:pPr>
+            <w:r>
               <w:rPr>
                 <w:rFonts w:ascii="Consolas" w:hAnsi="Consolas"/>
                 <w:sz w:val="20"/>
                 <w:szCs w:val="18"/>
                 <w:lang w:val="en-US"/>
               </w:rPr>
-            </w:pPr>
-          </w:p>
-          <w:p>
-            <w:pPr>
-              <w:spacing w:line="240" w:lineRule="auto"/>
-              <w:ind w:firstLine="0"/>
+              <w:t xml:space="preserve">    return int(</w:t>
+            </w:r>
+            <w:proofErr w:type="spellStart"/>
+            <w:proofErr w:type="gramStart"/>
+            <w:r>
               <w:rPr>
                 <w:rFonts w:ascii="Consolas" w:hAnsi="Consolas"/>
                 <w:sz w:val="20"/>
                 <w:szCs w:val="18"/>
                 <w:lang w:val="en-US"/>
               </w:rPr>
-            </w:pPr>
+              <w:t>result.stdout</w:t>
+            </w:r>
+            <w:proofErr w:type="gramEnd"/>
             <w:r>
               <w:rPr>
                 <w:rFonts w:ascii="Consolas" w:hAnsi="Consolas"/>
@@ -22508,9 +23359,9 @@
                 <w:szCs w:val="18"/>
                 <w:lang w:val="en-US"/>
               </w:rPr>
-              <w:t xml:space="preserve">def </w:t>
-            </w:r>
-            <w:proofErr w:type="gramStart"/>
+              <w:t>.split</w:t>
+            </w:r>
+            <w:proofErr w:type="spellEnd"/>
             <w:r>
               <w:rPr>
                 <w:rFonts w:ascii="Consolas" w:hAnsi="Consolas"/>
@@ -22518,9 +23369,9 @@
                 <w:szCs w:val="18"/>
                 <w:lang w:val="en-US"/>
               </w:rPr>
-              <w:t>monitor(</w:t>
-            </w:r>
-            <w:proofErr w:type="gramEnd"/>
+              <w:t>("=</w:t>
+            </w:r>
+            <w:proofErr w:type="gramStart"/>
             <w:r>
               <w:rPr>
                 <w:rFonts w:ascii="Consolas" w:hAnsi="Consolas"/>
@@ -22528,9 +23379,9 @@
                 <w:szCs w:val="18"/>
                 <w:lang w:val="en-US"/>
               </w:rPr>
-              <w:t xml:space="preserve">duration, </w:t>
-            </w:r>
-            <w:proofErr w:type="spellStart"/>
+              <w:t>")[</w:t>
+            </w:r>
+            <w:proofErr w:type="gramEnd"/>
             <w:r>
               <w:rPr>
                 <w:rFonts w:ascii="Consolas" w:hAnsi="Consolas"/>
@@ -22538,9 +23389,9 @@
                 <w:szCs w:val="18"/>
                 <w:lang w:val="en-US"/>
               </w:rPr>
-              <w:t>output_file</w:t>
-            </w:r>
-            <w:proofErr w:type="spellEnd"/>
+              <w:t>1</w:t>
+            </w:r>
+            <w:proofErr w:type="gramStart"/>
             <w:r>
               <w:rPr>
                 <w:rFonts w:ascii="Consolas" w:hAnsi="Consolas"/>
@@ -22548,37 +23399,42 @@
                 <w:szCs w:val="18"/>
                 <w:lang w:val="en-US"/>
               </w:rPr>
-              <w:t>):</w:t>
-            </w:r>
-          </w:p>
-          <w:p>
-            <w:pPr>
-              <w:spacing w:line="240" w:lineRule="auto"/>
-              <w:ind w:firstLine="0"/>
+              <w:t>].strip</w:t>
+            </w:r>
+            <w:proofErr w:type="gramEnd"/>
+            <w:r>
               <w:rPr>
                 <w:rFonts w:ascii="Consolas" w:hAnsi="Consolas"/>
                 <w:sz w:val="20"/>
                 <w:szCs w:val="18"/>
                 <w:lang w:val="en-US"/>
               </w:rPr>
-            </w:pPr>
-            <w:r>
+              <w:t>()) / 1000000</w:t>
+            </w:r>
+          </w:p>
+          <w:p>
+            <w:pPr>
+              <w:spacing w:line="240" w:lineRule="auto"/>
+              <w:ind w:firstLine="0"/>
               <w:rPr>
                 <w:rFonts w:ascii="Consolas" w:hAnsi="Consolas"/>
                 <w:sz w:val="20"/>
                 <w:szCs w:val="18"/>
                 <w:lang w:val="en-US"/>
               </w:rPr>
-              <w:t xml:space="preserve">    """</w:t>
-            </w:r>
-            <w:r>
+            </w:pPr>
+          </w:p>
+          <w:p>
+            <w:pPr>
+              <w:spacing w:line="240" w:lineRule="auto"/>
+              <w:ind w:firstLine="0"/>
               <w:rPr>
                 <w:rFonts w:ascii="Consolas" w:hAnsi="Consolas"/>
                 <w:sz w:val="20"/>
                 <w:szCs w:val="18"/>
-              </w:rPr>
-              <w:t>Основная</w:t>
-            </w:r>
+                <w:lang w:val="en-US"/>
+              </w:rPr>
+            </w:pPr>
             <w:r>
               <w:rPr>
                 <w:rFonts w:ascii="Consolas" w:hAnsi="Consolas"/>
@@ -22586,16 +23442,19 @@
                 <w:szCs w:val="18"/>
                 <w:lang w:val="en-US"/>
               </w:rPr>
-              <w:t xml:space="preserve"> </w:t>
-            </w:r>
+              <w:t xml:space="preserve">def </w:t>
+            </w:r>
+            <w:proofErr w:type="gramStart"/>
             <w:r>
               <w:rPr>
                 <w:rFonts w:ascii="Consolas" w:hAnsi="Consolas"/>
                 <w:sz w:val="20"/>
                 <w:szCs w:val="18"/>
-              </w:rPr>
-              <w:t>функция</w:t>
-            </w:r>
+                <w:lang w:val="en-US"/>
+              </w:rPr>
+              <w:t>monitor(</w:t>
+            </w:r>
+            <w:proofErr w:type="gramEnd"/>
             <w:r>
               <w:rPr>
                 <w:rFonts w:ascii="Consolas" w:hAnsi="Consolas"/>
@@ -22603,16 +23462,19 @@
                 <w:szCs w:val="18"/>
                 <w:lang w:val="en-US"/>
               </w:rPr>
-              <w:t xml:space="preserve"> </w:t>
-            </w:r>
+              <w:t xml:space="preserve">duration, </w:t>
+            </w:r>
+            <w:proofErr w:type="spellStart"/>
             <w:r>
               <w:rPr>
                 <w:rFonts w:ascii="Consolas" w:hAnsi="Consolas"/>
                 <w:sz w:val="20"/>
                 <w:szCs w:val="18"/>
-              </w:rPr>
-              <w:t>мониторинга</w:t>
-            </w:r>
+                <w:lang w:val="en-US"/>
+              </w:rPr>
+              <w:t>output_file</w:t>
+            </w:r>
+            <w:proofErr w:type="spellEnd"/>
             <w:r>
               <w:rPr>
                 <w:rFonts w:ascii="Consolas" w:hAnsi="Consolas"/>
@@ -22620,7 +23482,7 @@
                 <w:szCs w:val="18"/>
                 <w:lang w:val="en-US"/>
               </w:rPr>
-              <w:t>"""</w:t>
+              <w:t>):</w:t>
             </w:r>
           </w:p>
           <w:p>
@@ -22641,20 +23503,16 @@
                 <w:szCs w:val="18"/>
                 <w:lang w:val="en-US"/>
               </w:rPr>
-              <w:t xml:space="preserve">    with </w:t>
-            </w:r>
-            <w:proofErr w:type="gramStart"/>
+              <w:t xml:space="preserve">    """</w:t>
+            </w:r>
             <w:r>
               <w:rPr>
                 <w:rFonts w:ascii="Consolas" w:hAnsi="Consolas"/>
                 <w:sz w:val="20"/>
                 <w:szCs w:val="18"/>
-                <w:lang w:val="en-US"/>
-              </w:rPr>
-              <w:t>open(</w:t>
-            </w:r>
-            <w:proofErr w:type="spellStart"/>
-            <w:proofErr w:type="gramEnd"/>
+              </w:rPr>
+              <w:t>Основная</w:t>
+            </w:r>
             <w:r>
               <w:rPr>
                 <w:rFonts w:ascii="Consolas" w:hAnsi="Consolas"/>
@@ -22662,41 +23520,33 @@
                 <w:szCs w:val="18"/>
                 <w:lang w:val="en-US"/>
               </w:rPr>
-              <w:t>output_file</w:t>
-            </w:r>
-            <w:proofErr w:type="spellEnd"/>
+              <w:t xml:space="preserve"> </w:t>
+            </w:r>
             <w:r>
               <w:rPr>
                 <w:rFonts w:ascii="Consolas" w:hAnsi="Consolas"/>
                 <w:sz w:val="20"/>
                 <w:szCs w:val="18"/>
-                <w:lang w:val="en-US"/>
-              </w:rPr>
-              <w:t>, 'w', newline='') as f:</w:t>
-            </w:r>
-          </w:p>
-          <w:p>
-            <w:pPr>
-              <w:spacing w:line="240" w:lineRule="auto"/>
-              <w:ind w:firstLine="0"/>
+              </w:rPr>
+              <w:t>функция</w:t>
+            </w:r>
+            <w:r>
               <w:rPr>
                 <w:rFonts w:ascii="Consolas" w:hAnsi="Consolas"/>
                 <w:sz w:val="20"/>
                 <w:szCs w:val="18"/>
                 <w:lang w:val="en-US"/>
               </w:rPr>
-            </w:pPr>
+              <w:t xml:space="preserve"> </w:t>
+            </w:r>
             <w:r>
               <w:rPr>
                 <w:rFonts w:ascii="Consolas" w:hAnsi="Consolas"/>
                 <w:sz w:val="20"/>
                 <w:szCs w:val="18"/>
-                <w:lang w:val="en-US"/>
-              </w:rPr>
-              <w:t xml:space="preserve">        writer = </w:t>
-            </w:r>
-            <w:proofErr w:type="spellStart"/>
-            <w:proofErr w:type="gramStart"/>
+              </w:rPr>
+              <w:t>мониторинга</w:t>
+            </w:r>
             <w:r>
               <w:rPr>
                 <w:rFonts w:ascii="Consolas" w:hAnsi="Consolas"/>
@@ -22704,31 +23554,30 @@
                 <w:szCs w:val="18"/>
                 <w:lang w:val="en-US"/>
               </w:rPr>
-              <w:t>csv.writer</w:t>
-            </w:r>
-            <w:proofErr w:type="spellEnd"/>
-            <w:proofErr w:type="gramEnd"/>
-            <w:r>
+              <w:t>"""</w:t>
+            </w:r>
+          </w:p>
+          <w:p>
+            <w:pPr>
+              <w:spacing w:line="240" w:lineRule="auto"/>
+              <w:ind w:firstLine="0"/>
               <w:rPr>
                 <w:rFonts w:ascii="Consolas" w:hAnsi="Consolas"/>
                 <w:sz w:val="20"/>
                 <w:szCs w:val="18"/>
                 <w:lang w:val="en-US"/>
               </w:rPr>
-              <w:t>(f)</w:t>
-            </w:r>
-          </w:p>
-          <w:p>
-            <w:pPr>
-              <w:spacing w:line="240" w:lineRule="auto"/>
-              <w:ind w:firstLine="0"/>
+            </w:pPr>
+            <w:r>
               <w:rPr>
                 <w:rFonts w:ascii="Consolas" w:hAnsi="Consolas"/>
                 <w:sz w:val="20"/>
                 <w:szCs w:val="18"/>
                 <w:lang w:val="en-US"/>
               </w:rPr>
-            </w:pPr>
+              <w:t xml:space="preserve">    with </w:t>
+            </w:r>
+            <w:proofErr w:type="gramStart"/>
             <w:r>
               <w:rPr>
                 <w:rFonts w:ascii="Consolas" w:hAnsi="Consolas"/>
@@ -22736,10 +23585,10 @@
                 <w:szCs w:val="18"/>
                 <w:lang w:val="en-US"/>
               </w:rPr>
-              <w:t xml:space="preserve">        </w:t>
+              <w:t>open(</w:t>
             </w:r>
             <w:proofErr w:type="spellStart"/>
-            <w:proofErr w:type="gramStart"/>
+            <w:proofErr w:type="gramEnd"/>
             <w:r>
               <w:rPr>
                 <w:rFonts w:ascii="Consolas" w:hAnsi="Consolas"/>
@@ -22747,10 +23596,9 @@
                 <w:szCs w:val="18"/>
                 <w:lang w:val="en-US"/>
               </w:rPr>
-              <w:t>writer.writerow</w:t>
+              <w:t>output_file</w:t>
             </w:r>
             <w:proofErr w:type="spellEnd"/>
-            <w:proofErr w:type="gramEnd"/>
             <w:r>
               <w:rPr>
                 <w:rFonts w:ascii="Consolas" w:hAnsi="Consolas"/>
@@ -22758,19 +23606,20 @@
                 <w:szCs w:val="18"/>
                 <w:lang w:val="en-US"/>
               </w:rPr>
-              <w:t>(['</w:t>
-            </w:r>
-            <w:proofErr w:type="spellStart"/>
-            <w:r>
+              <w:t>, 'w', newline='') as f:</w:t>
+            </w:r>
+          </w:p>
+          <w:p>
+            <w:pPr>
+              <w:spacing w:line="240" w:lineRule="auto"/>
+              <w:ind w:firstLine="0"/>
               <w:rPr>
                 <w:rFonts w:ascii="Consolas" w:hAnsi="Consolas"/>
                 <w:sz w:val="20"/>
                 <w:szCs w:val="18"/>
                 <w:lang w:val="en-US"/>
               </w:rPr>
-              <w:t>Time_sec</w:t>
-            </w:r>
-            <w:proofErr w:type="spellEnd"/>
+            </w:pPr>
             <w:r>
               <w:rPr>
                 <w:rFonts w:ascii="Consolas" w:hAnsi="Consolas"/>
@@ -22778,9 +23627,10 @@
                 <w:szCs w:val="18"/>
                 <w:lang w:val="en-US"/>
               </w:rPr>
-              <w:t>', 'CPU_%', 'RAM_%', '</w:t>
+              <w:t xml:space="preserve">        writer = </w:t>
             </w:r>
             <w:proofErr w:type="spellStart"/>
+            <w:proofErr w:type="gramStart"/>
             <w:r>
               <w:rPr>
                 <w:rFonts w:ascii="Consolas" w:hAnsi="Consolas"/>
@@ -22788,9 +23638,10 @@
                 <w:szCs w:val="18"/>
                 <w:lang w:val="en-US"/>
               </w:rPr>
-              <w:t>Temp_C</w:t>
+              <w:t>csv.writer</w:t>
             </w:r>
             <w:proofErr w:type="spellEnd"/>
+            <w:proofErr w:type="gramEnd"/>
             <w:r>
               <w:rPr>
                 <w:rFonts w:ascii="Consolas" w:hAnsi="Consolas"/>
@@ -22798,7 +23649,7 @@
                 <w:szCs w:val="18"/>
                 <w:lang w:val="en-US"/>
               </w:rPr>
-              <w:t>',</w:t>
+              <w:t>(f)</w:t>
             </w:r>
           </w:p>
           <w:p>
@@ -22819,9 +23670,10 @@
                 <w:szCs w:val="18"/>
                 <w:lang w:val="en-US"/>
               </w:rPr>
-              <w:t xml:space="preserve">                        '</w:t>
+              <w:t xml:space="preserve">        </w:t>
             </w:r>
             <w:proofErr w:type="spellStart"/>
+            <w:proofErr w:type="gramStart"/>
             <w:r>
               <w:rPr>
                 <w:rFonts w:ascii="Consolas" w:hAnsi="Consolas"/>
@@ -22829,9 +23681,10 @@
                 <w:szCs w:val="18"/>
                 <w:lang w:val="en-US"/>
               </w:rPr>
-              <w:t>CPU_Freq_MHz</w:t>
+              <w:t>writer.writerow</w:t>
             </w:r>
             <w:proofErr w:type="spellEnd"/>
+            <w:proofErr w:type="gramEnd"/>
             <w:r>
               <w:rPr>
                 <w:rFonts w:ascii="Consolas" w:hAnsi="Consolas"/>
@@ -22839,32 +23692,29 @@
                 <w:szCs w:val="18"/>
                 <w:lang w:val="en-US"/>
               </w:rPr>
-              <w:t>'])</w:t>
-            </w:r>
-          </w:p>
-          <w:p>
-            <w:pPr>
-              <w:spacing w:line="240" w:lineRule="auto"/>
-              <w:ind w:firstLine="0"/>
+              <w:t>(['</w:t>
+            </w:r>
+            <w:proofErr w:type="spellStart"/>
+            <w:r>
               <w:rPr>
                 <w:rFonts w:ascii="Consolas" w:hAnsi="Consolas"/>
                 <w:sz w:val="20"/>
                 <w:szCs w:val="18"/>
                 <w:lang w:val="en-US"/>
               </w:rPr>
-            </w:pPr>
-          </w:p>
-          <w:p>
-            <w:pPr>
-              <w:spacing w:line="240" w:lineRule="auto"/>
-              <w:ind w:firstLine="0"/>
+              <w:t>Time_sec</w:t>
+            </w:r>
+            <w:proofErr w:type="spellEnd"/>
+            <w:r>
               <w:rPr>
                 <w:rFonts w:ascii="Consolas" w:hAnsi="Consolas"/>
                 <w:sz w:val="20"/>
                 <w:szCs w:val="18"/>
                 <w:lang w:val="en-US"/>
               </w:rPr>
-            </w:pPr>
+              <w:t>', 'CPU_%', 'RAM_%', '</w:t>
+            </w:r>
+            <w:proofErr w:type="spellStart"/>
             <w:r>
               <w:rPr>
                 <w:rFonts w:ascii="Consolas" w:hAnsi="Consolas"/>
@@ -22872,9 +23722,9 @@
                 <w:szCs w:val="18"/>
                 <w:lang w:val="en-US"/>
               </w:rPr>
-              <w:t xml:space="preserve">        </w:t>
-            </w:r>
-            <w:proofErr w:type="spellStart"/>
+              <w:t>Temp_C</w:t>
+            </w:r>
+            <w:proofErr w:type="spellEnd"/>
             <w:r>
               <w:rPr>
                 <w:rFonts w:ascii="Consolas" w:hAnsi="Consolas"/>
@@ -22882,20 +23732,20 @@
                 <w:szCs w:val="18"/>
                 <w:lang w:val="en-US"/>
               </w:rPr>
-              <w:t>start_time</w:t>
-            </w:r>
-            <w:proofErr w:type="spellEnd"/>
-            <w:r>
+              <w:t>',</w:t>
+            </w:r>
+          </w:p>
+          <w:p>
+            <w:pPr>
+              <w:spacing w:line="240" w:lineRule="auto"/>
+              <w:ind w:firstLine="0"/>
               <w:rPr>
                 <w:rFonts w:ascii="Consolas" w:hAnsi="Consolas"/>
                 <w:sz w:val="20"/>
                 <w:szCs w:val="18"/>
                 <w:lang w:val="en-US"/>
               </w:rPr>
-              <w:t xml:space="preserve"> = </w:t>
-            </w:r>
-            <w:proofErr w:type="spellStart"/>
-            <w:proofErr w:type="gramStart"/>
+            </w:pPr>
             <w:r>
               <w:rPr>
                 <w:rFonts w:ascii="Consolas" w:hAnsi="Consolas"/>
@@ -22903,10 +23753,9 @@
                 <w:szCs w:val="18"/>
                 <w:lang w:val="en-US"/>
               </w:rPr>
-              <w:t>time.time</w:t>
-            </w:r>
-            <w:proofErr w:type="spellEnd"/>
-            <w:proofErr w:type="gramEnd"/>
+              <w:t xml:space="preserve">                        '</w:t>
+            </w:r>
+            <w:proofErr w:type="spellStart"/>
             <w:r>
               <w:rPr>
                 <w:rFonts w:ascii="Consolas" w:hAnsi="Consolas"/>
@@ -22914,20 +23763,18 @@
                 <w:szCs w:val="18"/>
                 <w:lang w:val="en-US"/>
               </w:rPr>
-              <w:t>()</w:t>
-            </w:r>
-          </w:p>
-          <w:p>
-            <w:pPr>
-              <w:spacing w:line="240" w:lineRule="auto"/>
-              <w:ind w:firstLine="0"/>
+              <w:t>CPU_Freq_MHz</w:t>
+            </w:r>
+            <w:proofErr w:type="spellEnd"/>
+            <w:r>
               <w:rPr>
                 <w:rFonts w:ascii="Consolas" w:hAnsi="Consolas"/>
                 <w:sz w:val="20"/>
                 <w:szCs w:val="18"/>
                 <w:lang w:val="en-US"/>
               </w:rPr>
-            </w:pPr>
+              <w:t>'])</w:t>
+            </w:r>
           </w:p>
           <w:p>
             <w:pPr>
@@ -22940,17 +23787,18 @@
                 <w:lang w:val="en-US"/>
               </w:rPr>
             </w:pPr>
-            <w:r>
+          </w:p>
+          <w:p>
+            <w:pPr>
+              <w:spacing w:line="240" w:lineRule="auto"/>
+              <w:ind w:firstLine="0"/>
               <w:rPr>
                 <w:rFonts w:ascii="Consolas" w:hAnsi="Consolas"/>
                 <w:sz w:val="20"/>
                 <w:szCs w:val="18"/>
                 <w:lang w:val="en-US"/>
               </w:rPr>
-              <w:t xml:space="preserve">        while </w:t>
-            </w:r>
-            <w:proofErr w:type="spellStart"/>
-            <w:proofErr w:type="gramStart"/>
+            </w:pPr>
             <w:r>
               <w:rPr>
                 <w:rFonts w:ascii="Consolas" w:hAnsi="Consolas"/>
@@ -22958,10 +23806,9 @@
                 <w:szCs w:val="18"/>
                 <w:lang w:val="en-US"/>
               </w:rPr>
-              <w:t>time.time</w:t>
-            </w:r>
-            <w:proofErr w:type="spellEnd"/>
-            <w:proofErr w:type="gramEnd"/>
+              <w:t xml:space="preserve">        </w:t>
+            </w:r>
+            <w:proofErr w:type="spellStart"/>
             <w:r>
               <w:rPr>
                 <w:rFonts w:ascii="Consolas" w:hAnsi="Consolas"/>
@@ -22969,9 +23816,9 @@
                 <w:szCs w:val="18"/>
                 <w:lang w:val="en-US"/>
               </w:rPr>
-              <w:t xml:space="preserve">() - </w:t>
-            </w:r>
-            <w:proofErr w:type="spellStart"/>
+              <w:t>start_time</w:t>
+            </w:r>
+            <w:proofErr w:type="spellEnd"/>
             <w:r>
               <w:rPr>
                 <w:rFonts w:ascii="Consolas" w:hAnsi="Consolas"/>
@@ -22979,9 +23826,10 @@
                 <w:szCs w:val="18"/>
                 <w:lang w:val="en-US"/>
               </w:rPr>
-              <w:t>start_time</w:t>
-            </w:r>
-            <w:proofErr w:type="spellEnd"/>
+              <w:t xml:space="preserve"> = </w:t>
+            </w:r>
+            <w:proofErr w:type="spellStart"/>
+            <w:proofErr w:type="gramStart"/>
             <w:r>
               <w:rPr>
                 <w:rFonts w:ascii="Consolas" w:hAnsi="Consolas"/>
@@ -22989,40 +23837,43 @@
                 <w:szCs w:val="18"/>
                 <w:lang w:val="en-US"/>
               </w:rPr>
-              <w:t xml:space="preserve"> &lt; duration:</w:t>
-            </w:r>
-          </w:p>
-          <w:p>
-            <w:pPr>
-              <w:spacing w:line="240" w:lineRule="auto"/>
-              <w:ind w:firstLine="0"/>
+              <w:t>time.time</w:t>
+            </w:r>
+            <w:proofErr w:type="spellEnd"/>
+            <w:proofErr w:type="gramEnd"/>
+            <w:r>
               <w:rPr>
                 <w:rFonts w:ascii="Consolas" w:hAnsi="Consolas"/>
                 <w:sz w:val="20"/>
                 <w:szCs w:val="18"/>
                 <w:lang w:val="en-US"/>
               </w:rPr>
-            </w:pPr>
-            <w:r>
+              <w:t>()</w:t>
+            </w:r>
+          </w:p>
+          <w:p>
+            <w:pPr>
+              <w:spacing w:line="240" w:lineRule="auto"/>
+              <w:ind w:firstLine="0"/>
               <w:rPr>
                 <w:rFonts w:ascii="Consolas" w:hAnsi="Consolas"/>
                 <w:sz w:val="20"/>
                 <w:szCs w:val="18"/>
                 <w:lang w:val="en-US"/>
               </w:rPr>
-              <w:t xml:space="preserve">            </w:t>
-            </w:r>
-            <w:proofErr w:type="spellStart"/>
-            <w:r>
+            </w:pPr>
+          </w:p>
+          <w:p>
+            <w:pPr>
+              <w:spacing w:line="240" w:lineRule="auto"/>
+              <w:ind w:firstLine="0"/>
               <w:rPr>
                 <w:rFonts w:ascii="Consolas" w:hAnsi="Consolas"/>
                 <w:sz w:val="20"/>
                 <w:szCs w:val="18"/>
                 <w:lang w:val="en-US"/>
               </w:rPr>
-              <w:t>cpu</w:t>
-            </w:r>
-            <w:proofErr w:type="spellEnd"/>
+            </w:pPr>
             <w:r>
               <w:rPr>
                 <w:rFonts w:ascii="Consolas" w:hAnsi="Consolas"/>
@@ -23030,9 +23881,10 @@
                 <w:szCs w:val="18"/>
                 <w:lang w:val="en-US"/>
               </w:rPr>
-              <w:t xml:space="preserve"> = </w:t>
+              <w:t xml:space="preserve">        while </w:t>
             </w:r>
             <w:proofErr w:type="spellStart"/>
+            <w:proofErr w:type="gramStart"/>
             <w:r>
               <w:rPr>
                 <w:rFonts w:ascii="Consolas" w:hAnsi="Consolas"/>
@@ -23040,9 +23892,10 @@
                 <w:szCs w:val="18"/>
                 <w:lang w:val="en-US"/>
               </w:rPr>
-              <w:t>psutil.cpu_percent</w:t>
+              <w:t>time.time</w:t>
             </w:r>
             <w:proofErr w:type="spellEnd"/>
+            <w:proofErr w:type="gramEnd"/>
             <w:r>
               <w:rPr>
                 <w:rFonts w:ascii="Consolas" w:hAnsi="Consolas"/>
@@ -23050,20 +23903,19 @@
                 <w:szCs w:val="18"/>
                 <w:lang w:val="en-US"/>
               </w:rPr>
-              <w:t>(interval=1)</w:t>
-            </w:r>
-          </w:p>
-          <w:p>
-            <w:pPr>
-              <w:spacing w:line="240" w:lineRule="auto"/>
-              <w:ind w:firstLine="0"/>
+              <w:t xml:space="preserve">() - </w:t>
+            </w:r>
+            <w:proofErr w:type="spellStart"/>
+            <w:r>
               <w:rPr>
                 <w:rFonts w:ascii="Consolas" w:hAnsi="Consolas"/>
                 <w:sz w:val="20"/>
                 <w:szCs w:val="18"/>
                 <w:lang w:val="en-US"/>
               </w:rPr>
-            </w:pPr>
+              <w:t>start_time</w:t>
+            </w:r>
+            <w:proofErr w:type="spellEnd"/>
             <w:r>
               <w:rPr>
                 <w:rFonts w:ascii="Consolas" w:hAnsi="Consolas"/>
@@ -23071,20 +23923,20 @@
                 <w:szCs w:val="18"/>
                 <w:lang w:val="en-US"/>
               </w:rPr>
-              <w:t xml:space="preserve">            ram = </w:t>
-            </w:r>
-            <w:proofErr w:type="spellStart"/>
-            <w:proofErr w:type="gramStart"/>
-            <w:r>
+              <w:t xml:space="preserve"> &lt; duration:</w:t>
+            </w:r>
+          </w:p>
+          <w:p>
+            <w:pPr>
+              <w:spacing w:line="240" w:lineRule="auto"/>
+              <w:ind w:firstLine="0"/>
               <w:rPr>
                 <w:rFonts w:ascii="Consolas" w:hAnsi="Consolas"/>
                 <w:sz w:val="20"/>
                 <w:szCs w:val="18"/>
                 <w:lang w:val="en-US"/>
               </w:rPr>
-              <w:t>psutil.virtual</w:t>
-            </w:r>
-            <w:proofErr w:type="gramEnd"/>
+            </w:pPr>
             <w:r>
               <w:rPr>
                 <w:rFonts w:ascii="Consolas" w:hAnsi="Consolas"/>
@@ -23092,9 +23944,9 @@
                 <w:szCs w:val="18"/>
                 <w:lang w:val="en-US"/>
               </w:rPr>
-              <w:t>_</w:t>
-            </w:r>
-            <w:proofErr w:type="gramStart"/>
+              <w:t xml:space="preserve">            </w:t>
+            </w:r>
+            <w:proofErr w:type="spellStart"/>
             <w:r>
               <w:rPr>
                 <w:rFonts w:ascii="Consolas" w:hAnsi="Consolas"/>
@@ -23102,7 +23954,7 @@
                 <w:szCs w:val="18"/>
                 <w:lang w:val="en-US"/>
               </w:rPr>
-              <w:t>memory</w:t>
+              <w:t>cpu</w:t>
             </w:r>
             <w:proofErr w:type="spellEnd"/>
             <w:r>
@@ -23112,21 +23964,19 @@
                 <w:szCs w:val="18"/>
                 <w:lang w:val="en-US"/>
               </w:rPr>
-              <w:t>().percent</w:t>
-            </w:r>
-            <w:proofErr w:type="gramEnd"/>
-          </w:p>
-          <w:p>
-            <w:pPr>
-              <w:spacing w:line="240" w:lineRule="auto"/>
-              <w:ind w:firstLine="0"/>
+              <w:t xml:space="preserve"> = </w:t>
+            </w:r>
+            <w:proofErr w:type="spellStart"/>
+            <w:r>
               <w:rPr>
                 <w:rFonts w:ascii="Consolas" w:hAnsi="Consolas"/>
                 <w:sz w:val="20"/>
                 <w:szCs w:val="18"/>
                 <w:lang w:val="en-US"/>
               </w:rPr>
-            </w:pPr>
+              <w:t>psutil.cpu_percent</w:t>
+            </w:r>
+            <w:proofErr w:type="spellEnd"/>
             <w:r>
               <w:rPr>
                 <w:rFonts w:ascii="Consolas" w:hAnsi="Consolas"/>
@@ -23134,19 +23984,20 @@
                 <w:szCs w:val="18"/>
                 <w:lang w:val="en-US"/>
               </w:rPr>
-              <w:t xml:space="preserve">            temp = </w:t>
-            </w:r>
-            <w:proofErr w:type="spellStart"/>
-            <w:r>
+              <w:t>(interval=1)</w:t>
+            </w:r>
+          </w:p>
+          <w:p>
+            <w:pPr>
+              <w:spacing w:line="240" w:lineRule="auto"/>
+              <w:ind w:firstLine="0"/>
               <w:rPr>
                 <w:rFonts w:ascii="Consolas" w:hAnsi="Consolas"/>
                 <w:sz w:val="20"/>
                 <w:szCs w:val="18"/>
                 <w:lang w:val="en-US"/>
               </w:rPr>
-              <w:t>get_cpu_</w:t>
-            </w:r>
-            <w:proofErr w:type="gramStart"/>
+            </w:pPr>
             <w:r>
               <w:rPr>
                 <w:rFonts w:ascii="Consolas" w:hAnsi="Consolas"/>
@@ -23154,9 +24005,10 @@
                 <w:szCs w:val="18"/>
                 <w:lang w:val="en-US"/>
               </w:rPr>
-              <w:t>temp</w:t>
-            </w:r>
-            <w:proofErr w:type="spellEnd"/>
+              <w:t xml:space="preserve">            ram = </w:t>
+            </w:r>
+            <w:proofErr w:type="spellStart"/>
+            <w:proofErr w:type="gramStart"/>
             <w:r>
               <w:rPr>
                 <w:rFonts w:ascii="Consolas" w:hAnsi="Consolas"/>
@@ -23164,7 +24016,7 @@
                 <w:szCs w:val="18"/>
                 <w:lang w:val="en-US"/>
               </w:rPr>
-              <w:t>(</w:t>
+              <w:t>psutil.virtual</w:t>
             </w:r>
             <w:proofErr w:type="gramEnd"/>
             <w:r>
@@ -23174,20 +24026,19 @@
                 <w:szCs w:val="18"/>
                 <w:lang w:val="en-US"/>
               </w:rPr>
-              <w:t>)</w:t>
-            </w:r>
-          </w:p>
-          <w:p>
-            <w:pPr>
-              <w:spacing w:line="240" w:lineRule="auto"/>
-              <w:ind w:firstLine="0"/>
+              <w:t>_</w:t>
+            </w:r>
+            <w:proofErr w:type="gramStart"/>
+            <w:r>
               <w:rPr>
                 <w:rFonts w:ascii="Consolas" w:hAnsi="Consolas"/>
                 <w:sz w:val="20"/>
                 <w:szCs w:val="18"/>
                 <w:lang w:val="en-US"/>
               </w:rPr>
-            </w:pPr>
+              <w:t>memory</w:t>
+            </w:r>
+            <w:proofErr w:type="spellEnd"/>
             <w:r>
               <w:rPr>
                 <w:rFonts w:ascii="Consolas" w:hAnsi="Consolas"/>
@@ -23195,19 +24046,21 @@
                 <w:szCs w:val="18"/>
                 <w:lang w:val="en-US"/>
               </w:rPr>
-              <w:t xml:space="preserve">            </w:t>
-            </w:r>
-            <w:proofErr w:type="spellStart"/>
-            <w:r>
+              <w:t>().percent</w:t>
+            </w:r>
+            <w:proofErr w:type="gramEnd"/>
+          </w:p>
+          <w:p>
+            <w:pPr>
+              <w:spacing w:line="240" w:lineRule="auto"/>
+              <w:ind w:firstLine="0"/>
               <w:rPr>
                 <w:rFonts w:ascii="Consolas" w:hAnsi="Consolas"/>
                 <w:sz w:val="20"/>
                 <w:szCs w:val="18"/>
                 <w:lang w:val="en-US"/>
               </w:rPr>
-              <w:t>freq</w:t>
-            </w:r>
-            <w:proofErr w:type="spellEnd"/>
+            </w:pPr>
             <w:r>
               <w:rPr>
                 <w:rFonts w:ascii="Consolas" w:hAnsi="Consolas"/>
@@ -23215,7 +24068,7 @@
                 <w:szCs w:val="18"/>
                 <w:lang w:val="en-US"/>
               </w:rPr>
-              <w:t xml:space="preserve"> = </w:t>
+              <w:t xml:space="preserve">            temp = </w:t>
             </w:r>
             <w:proofErr w:type="spellStart"/>
             <w:r>
@@ -23235,7 +24088,7 @@
                 <w:szCs w:val="18"/>
                 <w:lang w:val="en-US"/>
               </w:rPr>
-              <w:t>freq</w:t>
+              <w:t>temp</w:t>
             </w:r>
             <w:proofErr w:type="spellEnd"/>
             <w:r>
@@ -23276,10 +24129,9 @@
                 <w:szCs w:val="18"/>
                 <w:lang w:val="en-US"/>
               </w:rPr>
-              <w:t xml:space="preserve">            elapsed = </w:t>
+              <w:t xml:space="preserve">            </w:t>
             </w:r>
             <w:proofErr w:type="spellStart"/>
-            <w:proofErr w:type="gramStart"/>
             <w:r>
               <w:rPr>
                 <w:rFonts w:ascii="Consolas" w:hAnsi="Consolas"/>
@@ -23287,10 +24139,9 @@
                 <w:szCs w:val="18"/>
                 <w:lang w:val="en-US"/>
               </w:rPr>
-              <w:t>time.time</w:t>
+              <w:t>freq</w:t>
             </w:r>
             <w:proofErr w:type="spellEnd"/>
-            <w:proofErr w:type="gramEnd"/>
             <w:r>
               <w:rPr>
                 <w:rFonts w:ascii="Consolas" w:hAnsi="Consolas"/>
@@ -23298,7 +24149,7 @@
                 <w:szCs w:val="18"/>
                 <w:lang w:val="en-US"/>
               </w:rPr>
-              <w:t xml:space="preserve">() - </w:t>
+              <w:t xml:space="preserve"> = </w:t>
             </w:r>
             <w:proofErr w:type="spellStart"/>
             <w:r>
@@ -23308,33 +24159,29 @@
                 <w:szCs w:val="18"/>
                 <w:lang w:val="en-US"/>
               </w:rPr>
-              <w:t>start_time</w:t>
-            </w:r>
-            <w:proofErr w:type="spellEnd"/>
-          </w:p>
-          <w:p>
-            <w:pPr>
-              <w:spacing w:line="240" w:lineRule="auto"/>
-              <w:ind w:firstLine="0"/>
+              <w:t>get_cpu_</w:t>
+            </w:r>
+            <w:proofErr w:type="gramStart"/>
+            <w:r>
               <w:rPr>
                 <w:rFonts w:ascii="Consolas" w:hAnsi="Consolas"/>
                 <w:sz w:val="20"/>
                 <w:szCs w:val="18"/>
                 <w:lang w:val="en-US"/>
               </w:rPr>
-            </w:pPr>
-          </w:p>
-          <w:p>
-            <w:pPr>
-              <w:spacing w:line="240" w:lineRule="auto"/>
-              <w:ind w:firstLine="0"/>
+              <w:t>freq</w:t>
+            </w:r>
+            <w:proofErr w:type="spellEnd"/>
+            <w:r>
               <w:rPr>
                 <w:rFonts w:ascii="Consolas" w:hAnsi="Consolas"/>
                 <w:sz w:val="20"/>
                 <w:szCs w:val="18"/>
                 <w:lang w:val="en-US"/>
               </w:rPr>
-            </w:pPr>
+              <w:t>(</w:t>
+            </w:r>
+            <w:proofErr w:type="gramEnd"/>
             <w:r>
               <w:rPr>
                 <w:rFonts w:ascii="Consolas" w:hAnsi="Consolas"/>
@@ -23342,21 +24189,20 @@
                 <w:szCs w:val="18"/>
                 <w:lang w:val="en-US"/>
               </w:rPr>
-              <w:t xml:space="preserve">            </w:t>
-            </w:r>
-            <w:proofErr w:type="spellStart"/>
-            <w:proofErr w:type="gramStart"/>
-            <w:r>
+              <w:t>)</w:t>
+            </w:r>
+          </w:p>
+          <w:p>
+            <w:pPr>
+              <w:spacing w:line="240" w:lineRule="auto"/>
+              <w:ind w:firstLine="0"/>
               <w:rPr>
                 <w:rFonts w:ascii="Consolas" w:hAnsi="Consolas"/>
                 <w:sz w:val="20"/>
                 <w:szCs w:val="18"/>
                 <w:lang w:val="en-US"/>
               </w:rPr>
-              <w:t>writer.writerow</w:t>
-            </w:r>
-            <w:proofErr w:type="spellEnd"/>
-            <w:proofErr w:type="gramEnd"/>
+            </w:pPr>
             <w:r>
               <w:rPr>
                 <w:rFonts w:ascii="Consolas" w:hAnsi="Consolas"/>
@@ -23364,9 +24210,10 @@
                 <w:szCs w:val="18"/>
                 <w:lang w:val="en-US"/>
               </w:rPr>
-              <w:t xml:space="preserve">([f"{elapsed:.1f}", </w:t>
+              <w:t xml:space="preserve">            elapsed = </w:t>
             </w:r>
             <w:proofErr w:type="spellStart"/>
+            <w:proofErr w:type="gramStart"/>
             <w:r>
               <w:rPr>
                 <w:rFonts w:ascii="Consolas" w:hAnsi="Consolas"/>
@@ -23374,9 +24221,10 @@
                 <w:szCs w:val="18"/>
                 <w:lang w:val="en-US"/>
               </w:rPr>
-              <w:t>cpu</w:t>
+              <w:t>time.time</w:t>
             </w:r>
             <w:proofErr w:type="spellEnd"/>
+            <w:proofErr w:type="gramEnd"/>
             <w:r>
               <w:rPr>
                 <w:rFonts w:ascii="Consolas" w:hAnsi="Consolas"/>
@@ -23384,40 +24232,43 @@
                 <w:szCs w:val="18"/>
                 <w:lang w:val="en-US"/>
               </w:rPr>
-              <w:t>, ram,</w:t>
-            </w:r>
-          </w:p>
-          <w:p>
-            <w:pPr>
-              <w:spacing w:line="240" w:lineRule="auto"/>
-              <w:ind w:firstLine="0"/>
+              <w:t xml:space="preserve">() - </w:t>
+            </w:r>
+            <w:proofErr w:type="spellStart"/>
+            <w:r>
               <w:rPr>
                 <w:rFonts w:ascii="Consolas" w:hAnsi="Consolas"/>
                 <w:sz w:val="20"/>
                 <w:szCs w:val="18"/>
                 <w:lang w:val="en-US"/>
               </w:rPr>
-            </w:pPr>
-            <w:r>
+              <w:t>start_time</w:t>
+            </w:r>
+            <w:proofErr w:type="spellEnd"/>
+          </w:p>
+          <w:p>
+            <w:pPr>
+              <w:spacing w:line="240" w:lineRule="auto"/>
+              <w:ind w:firstLine="0"/>
               <w:rPr>
                 <w:rFonts w:ascii="Consolas" w:hAnsi="Consolas"/>
                 <w:sz w:val="20"/>
                 <w:szCs w:val="18"/>
                 <w:lang w:val="en-US"/>
               </w:rPr>
-              <w:t xml:space="preserve">                           temp, </w:t>
-            </w:r>
-            <w:proofErr w:type="spellStart"/>
-            <w:r>
+            </w:pPr>
+          </w:p>
+          <w:p>
+            <w:pPr>
+              <w:spacing w:line="240" w:lineRule="auto"/>
+              <w:ind w:firstLine="0"/>
               <w:rPr>
                 <w:rFonts w:ascii="Consolas" w:hAnsi="Consolas"/>
                 <w:sz w:val="20"/>
                 <w:szCs w:val="18"/>
                 <w:lang w:val="en-US"/>
               </w:rPr>
-              <w:t>freq</w:t>
-            </w:r>
-            <w:proofErr w:type="spellEnd"/>
+            </w:pPr>
             <w:r>
               <w:rPr>
                 <w:rFonts w:ascii="Consolas" w:hAnsi="Consolas"/>
@@ -23425,32 +24276,31 @@
                 <w:szCs w:val="18"/>
                 <w:lang w:val="en-US"/>
               </w:rPr>
-              <w:t>])</w:t>
-            </w:r>
-          </w:p>
-          <w:p>
-            <w:pPr>
-              <w:spacing w:line="240" w:lineRule="auto"/>
-              <w:ind w:firstLine="0"/>
+              <w:t xml:space="preserve">            </w:t>
+            </w:r>
+            <w:proofErr w:type="spellStart"/>
+            <w:proofErr w:type="gramStart"/>
+            <w:r>
               <w:rPr>
                 <w:rFonts w:ascii="Consolas" w:hAnsi="Consolas"/>
                 <w:sz w:val="20"/>
                 <w:szCs w:val="18"/>
                 <w:lang w:val="en-US"/>
               </w:rPr>
-            </w:pPr>
-          </w:p>
-          <w:p>
-            <w:pPr>
-              <w:spacing w:line="240" w:lineRule="auto"/>
-              <w:ind w:firstLine="0"/>
+              <w:t>writer.writerow</w:t>
+            </w:r>
+            <w:proofErr w:type="spellEnd"/>
+            <w:proofErr w:type="gramEnd"/>
+            <w:r>
               <w:rPr>
                 <w:rFonts w:ascii="Consolas" w:hAnsi="Consolas"/>
                 <w:sz w:val="20"/>
                 <w:szCs w:val="18"/>
                 <w:lang w:val="en-US"/>
               </w:rPr>
-            </w:pPr>
+              <w:t xml:space="preserve">([f"{elapsed:.1f}", </w:t>
+            </w:r>
+            <w:proofErr w:type="spellStart"/>
             <w:r>
               <w:rPr>
                 <w:rFonts w:ascii="Consolas" w:hAnsi="Consolas"/>
@@ -23458,31 +24308,30 @@
                 <w:szCs w:val="18"/>
                 <w:lang w:val="en-US"/>
               </w:rPr>
-              <w:t>if __name__ == "__main__":</w:t>
-            </w:r>
-          </w:p>
-          <w:p>
-            <w:pPr>
-              <w:spacing w:line="240" w:lineRule="auto"/>
-              <w:ind w:firstLine="0"/>
+              <w:t>cpu</w:t>
+            </w:r>
+            <w:proofErr w:type="spellEnd"/>
+            <w:r>
               <w:rPr>
                 <w:rFonts w:ascii="Consolas" w:hAnsi="Consolas"/>
                 <w:sz w:val="20"/>
                 <w:szCs w:val="18"/>
                 <w:lang w:val="en-US"/>
               </w:rPr>
-            </w:pPr>
-            <w:r>
+              <w:t>, ram,</w:t>
+            </w:r>
+          </w:p>
+          <w:p>
+            <w:pPr>
+              <w:spacing w:line="240" w:lineRule="auto"/>
+              <w:ind w:firstLine="0"/>
               <w:rPr>
                 <w:rFonts w:ascii="Consolas" w:hAnsi="Consolas"/>
                 <w:sz w:val="20"/>
                 <w:szCs w:val="18"/>
                 <w:lang w:val="en-US"/>
               </w:rPr>
-              <w:t xml:space="preserve">    duration = int(</w:t>
-            </w:r>
-            <w:proofErr w:type="spellStart"/>
-            <w:proofErr w:type="gramStart"/>
+            </w:pPr>
             <w:r>
               <w:rPr>
                 <w:rFonts w:ascii="Consolas" w:hAnsi="Consolas"/>
@@ -23490,10 +24339,9 @@
                 <w:szCs w:val="18"/>
                 <w:lang w:val="en-US"/>
               </w:rPr>
-              <w:t>sys.argv</w:t>
-            </w:r>
-            <w:proofErr w:type="spellEnd"/>
-            <w:proofErr w:type="gramEnd"/>
+              <w:t xml:space="preserve">                           temp, </w:t>
+            </w:r>
+            <w:proofErr w:type="spellStart"/>
             <w:r>
               <w:rPr>
                 <w:rFonts w:ascii="Consolas" w:hAnsi="Consolas"/>
@@ -23501,40 +24349,42 @@
                 <w:szCs w:val="18"/>
                 <w:lang w:val="en-US"/>
               </w:rPr>
-              <w:t>[1])</w:t>
-            </w:r>
-          </w:p>
-          <w:p>
-            <w:pPr>
-              <w:spacing w:line="240" w:lineRule="auto"/>
-              <w:ind w:firstLine="0"/>
+              <w:t>freq</w:t>
+            </w:r>
+            <w:proofErr w:type="spellEnd"/>
+            <w:r>
               <w:rPr>
                 <w:rFonts w:ascii="Consolas" w:hAnsi="Consolas"/>
                 <w:sz w:val="20"/>
                 <w:szCs w:val="18"/>
                 <w:lang w:val="en-US"/>
               </w:rPr>
-            </w:pPr>
-            <w:r>
+              <w:t>])</w:t>
+            </w:r>
+          </w:p>
+          <w:p>
+            <w:pPr>
+              <w:spacing w:line="240" w:lineRule="auto"/>
+              <w:ind w:firstLine="0"/>
               <w:rPr>
                 <w:rFonts w:ascii="Consolas" w:hAnsi="Consolas"/>
                 <w:sz w:val="20"/>
                 <w:szCs w:val="18"/>
                 <w:lang w:val="en-US"/>
               </w:rPr>
-              <w:t xml:space="preserve">    </w:t>
-            </w:r>
-            <w:proofErr w:type="spellStart"/>
-            <w:r>
+            </w:pPr>
+          </w:p>
+          <w:p>
+            <w:pPr>
+              <w:spacing w:line="240" w:lineRule="auto"/>
+              <w:ind w:firstLine="0"/>
               <w:rPr>
                 <w:rFonts w:ascii="Consolas" w:hAnsi="Consolas"/>
                 <w:sz w:val="20"/>
                 <w:szCs w:val="18"/>
                 <w:lang w:val="en-US"/>
               </w:rPr>
-              <w:t>output_file</w:t>
-            </w:r>
-            <w:proofErr w:type="spellEnd"/>
+            </w:pPr>
             <w:r>
               <w:rPr>
                 <w:rFonts w:ascii="Consolas" w:hAnsi="Consolas"/>
@@ -23542,21 +24392,20 @@
                 <w:szCs w:val="18"/>
                 <w:lang w:val="en-US"/>
               </w:rPr>
-              <w:t xml:space="preserve"> = </w:t>
-            </w:r>
-            <w:proofErr w:type="spellStart"/>
-            <w:proofErr w:type="gramStart"/>
-            <w:r>
+              <w:t>if __name__ == "__main__":</w:t>
+            </w:r>
+          </w:p>
+          <w:p>
+            <w:pPr>
+              <w:spacing w:line="240" w:lineRule="auto"/>
+              <w:ind w:firstLine="0"/>
               <w:rPr>
                 <w:rFonts w:ascii="Consolas" w:hAnsi="Consolas"/>
                 <w:sz w:val="20"/>
                 <w:szCs w:val="18"/>
                 <w:lang w:val="en-US"/>
               </w:rPr>
-              <w:t>sys.argv</w:t>
-            </w:r>
-            <w:proofErr w:type="spellEnd"/>
-            <w:proofErr w:type="gramEnd"/>
+            </w:pPr>
             <w:r>
               <w:rPr>
                 <w:rFonts w:ascii="Consolas" w:hAnsi="Consolas"/>
@@ -23564,14 +24413,10 @@
                 <w:szCs w:val="18"/>
                 <w:lang w:val="en-US"/>
               </w:rPr>
-              <w:t>[2]</w:t>
-            </w:r>
-          </w:p>
-          <w:p>
-            <w:pPr>
-              <w:spacing w:line="240" w:lineRule="auto"/>
-              <w:ind w:firstLine="0"/>
-            </w:pPr>
+              <w:t xml:space="preserve">    duration = int(</w:t>
+            </w:r>
+            <w:proofErr w:type="spellStart"/>
+            <w:proofErr w:type="gramStart"/>
             <w:r>
               <w:rPr>
                 <w:rFonts w:ascii="Consolas" w:hAnsi="Consolas"/>
@@ -23579,61 +24424,150 @@
                 <w:szCs w:val="18"/>
                 <w:lang w:val="en-US"/>
               </w:rPr>
-              <w:t xml:space="preserve">    </w:t>
-            </w:r>
-            <w:proofErr w:type="spellStart"/>
-            <w:proofErr w:type="gramStart"/>
+              <w:t>sys.argv</w:t>
+            </w:r>
+            <w:proofErr w:type="spellEnd"/>
+            <w:proofErr w:type="gramEnd"/>
             <w:r>
               <w:rPr>
                 <w:rFonts w:ascii="Consolas" w:hAnsi="Consolas"/>
                 <w:sz w:val="20"/>
                 <w:szCs w:val="18"/>
-              </w:rPr>
-              <w:t>monitor</w:t>
-            </w:r>
-            <w:proofErr w:type="spellEnd"/>
-            <w:r>
+                <w:lang w:val="en-US"/>
+              </w:rPr>
+              <w:t>[1])</w:t>
+            </w:r>
+          </w:p>
+          <w:p>
+            <w:pPr>
+              <w:spacing w:line="240" w:lineRule="auto"/>
+              <w:ind w:firstLine="0"/>
               <w:rPr>
                 <w:rFonts w:ascii="Consolas" w:hAnsi="Consolas"/>
                 <w:sz w:val="20"/>
                 <w:szCs w:val="18"/>
-              </w:rPr>
-              <w:t>(</w:t>
-            </w:r>
-            <w:proofErr w:type="spellStart"/>
-            <w:proofErr w:type="gramEnd"/>
+                <w:lang w:val="en-US"/>
+              </w:rPr>
+            </w:pPr>
             <w:r>
               <w:rPr>
                 <w:rFonts w:ascii="Consolas" w:hAnsi="Consolas"/>
                 <w:sz w:val="20"/>
                 <w:szCs w:val="18"/>
-              </w:rPr>
-              <w:t>duration</w:t>
-            </w:r>
-            <w:proofErr w:type="spellEnd"/>
+                <w:lang w:val="en-US"/>
+              </w:rPr>
+              <w:t xml:space="preserve">    </w:t>
+            </w:r>
+            <w:proofErr w:type="spellStart"/>
             <w:r>
               <w:rPr>
                 <w:rFonts w:ascii="Consolas" w:hAnsi="Consolas"/>
                 <w:sz w:val="20"/>
                 <w:szCs w:val="18"/>
-              </w:rPr>
-              <w:t xml:space="preserve">, </w:t>
-            </w:r>
-            <w:proofErr w:type="spellStart"/>
+                <w:lang w:val="en-US"/>
+              </w:rPr>
+              <w:t>output_file</w:t>
+            </w:r>
+            <w:proofErr w:type="spellEnd"/>
             <w:r>
               <w:rPr>
                 <w:rFonts w:ascii="Consolas" w:hAnsi="Consolas"/>
                 <w:sz w:val="20"/>
                 <w:szCs w:val="18"/>
-              </w:rPr>
-              <w:t>output_file</w:t>
-            </w:r>
-            <w:proofErr w:type="spellEnd"/>
+                <w:lang w:val="en-US"/>
+              </w:rPr>
+              <w:t xml:space="preserve"> = </w:t>
+            </w:r>
+            <w:proofErr w:type="spellStart"/>
+            <w:proofErr w:type="gramStart"/>
             <w:r>
               <w:rPr>
                 <w:rFonts w:ascii="Consolas" w:hAnsi="Consolas"/>
                 <w:sz w:val="20"/>
                 <w:szCs w:val="18"/>
+                <w:lang w:val="en-US"/>
+              </w:rPr>
+              <w:t>sys.argv</w:t>
+            </w:r>
+            <w:proofErr w:type="spellEnd"/>
+            <w:proofErr w:type="gramEnd"/>
+            <w:r>
+              <w:rPr>
+                <w:rFonts w:ascii="Consolas" w:hAnsi="Consolas"/>
+                <w:sz w:val="20"/>
+                <w:szCs w:val="18"/>
+                <w:lang w:val="en-US"/>
+              </w:rPr>
+              <w:t>[2]</w:t>
+            </w:r>
+          </w:p>
+          <w:p>
+            <w:pPr>
+              <w:spacing w:line="240" w:lineRule="auto"/>
+              <w:ind w:firstLine="0"/>
+            </w:pPr>
+            <w:r>
+              <w:rPr>
+                <w:rFonts w:ascii="Consolas" w:hAnsi="Consolas"/>
+                <w:sz w:val="20"/>
+                <w:szCs w:val="18"/>
+                <w:lang w:val="en-US"/>
+              </w:rPr>
+              <w:t xml:space="preserve">    </w:t>
+            </w:r>
+            <w:proofErr w:type="spellStart"/>
+            <w:proofErr w:type="gramStart"/>
+            <w:r>
+              <w:rPr>
+                <w:rFonts w:ascii="Consolas" w:hAnsi="Consolas"/>
+                <w:sz w:val="20"/>
+                <w:szCs w:val="18"/>
+              </w:rPr>
+              <w:t>monitor</w:t>
+            </w:r>
+            <w:proofErr w:type="spellEnd"/>
+            <w:r>
+              <w:rPr>
+                <w:rFonts w:ascii="Consolas" w:hAnsi="Consolas"/>
+                <w:sz w:val="20"/>
+                <w:szCs w:val="18"/>
+              </w:rPr>
+              <w:t>(</w:t>
+            </w:r>
+            <w:proofErr w:type="spellStart"/>
+            <w:proofErr w:type="gramEnd"/>
+            <w:r>
+              <w:rPr>
+                <w:rFonts w:ascii="Consolas" w:hAnsi="Consolas"/>
+                <w:sz w:val="20"/>
+                <w:szCs w:val="18"/>
+              </w:rPr>
+              <w:t>duration</w:t>
+            </w:r>
+            <w:proofErr w:type="spellEnd"/>
+            <w:r>
+              <w:rPr>
+                <w:rFonts w:ascii="Consolas" w:hAnsi="Consolas"/>
+                <w:sz w:val="20"/>
+                <w:szCs w:val="18"/>
+              </w:rPr>
+              <w:t xml:space="preserve">, </w:t>
+            </w:r>
+            <w:proofErr w:type="spellStart"/>
+            <w:r>
+              <w:rPr>
+                <w:rFonts w:ascii="Consolas" w:hAnsi="Consolas"/>
+                <w:sz w:val="20"/>
+                <w:szCs w:val="18"/>
+              </w:rPr>
+              <w:t>output_file</w:t>
+            </w:r>
+            <w:proofErr w:type="spellEnd"/>
+            <w:r>
+              <w:rPr>
+                <w:rFonts w:ascii="Consolas" w:hAnsi="Consolas"/>
+                <w:sz w:val="20"/>
+                <w:szCs w:val="18"/>
               </w:rPr>
               <w:t>)</w:t>
             </w:r>
@@ -23666,8 +24600,17 @@
         <w:spacing w:before="240"/>
       </w:pPr>
       <w:r>
+        <w:t xml:space="preserve">Таким образом, разработанное программное обеспечение экспериментального стенда обеспечивает полный цикл проведения эксперимента: от формирования видеопотоков с заданными параметрами на </w:t>
+      </w:r>
+      <w:r>
         <w:lastRenderedPageBreak/>
-        <w:t xml:space="preserve">Таким образом, разработанное программное обеспечение экспериментального стенда обеспечивает полный цикл проведения эксперимента: от формирования видеопотоков с заданными параметрами на узле-источнике до их приема, обработки и сохранения на узле-приемнике с одновременным мониторингом параметров производительности. Использование </w:t>
+        <w:t xml:space="preserve">узле-источнике до их приема, обработки и сохранения на узле-приемнике </w:t>
+      </w:r>
+      <w:r>
+        <w:br/>
+      </w:r>
+      <w:r>
+        <w:t xml:space="preserve">с одновременным мониторингом параметров производительности. Использование </w:t>
       </w:r>
       <w:proofErr w:type="spellStart"/>
       <w:r>
@@ -23675,7 +24618,13 @@
       </w:r>
       <w:proofErr w:type="spellEnd"/>
       <w:r>
-        <w:t xml:space="preserve"> в качестве единого инструмента на обоих узлах, точный контроль параметров кодирования и специализированная система мониторинга создают необходимую базу для получения достоверных и воспроизводимых результатов исследования.</w:t>
+        <w:t xml:space="preserve"> в качестве единого инструмента на обоих узлах, точный контроль параметров кодирования и специализированная система мониторинга создают необходимую базу для получения достоверных </w:t>
+      </w:r>
+      <w:r>
+        <w:br/>
+      </w:r>
+      <w:r>
+        <w:t>и воспроизводимых результатов исследования.</w:t>
       </w:r>
     </w:p>
     <w:p>
@@ -23693,7 +24642,13 @@
         <w:spacing w:before="240"/>
       </w:pPr>
       <w:r>
-        <w:t>Корректность результатов экспериментального исследования в значительной степени определяется репрезентативностью набора тестовых данных. Видеопотоки, используемые в настоящем исследовании, должны охватывать широкий спектр параметров, характерных для реальных сценариев передачи мультимедийных данных, и при этом позволять выявить зависимость производительности одноплатного компьютера от каждого из ключевых параметров видеопотока. В рамках настоящего исследования сформирован набор из 27 тестовых видеофайлов, различающихся по разрешению, частоте кадров и битрейту.</w:t>
+        <w:t xml:space="preserve">Корректность результатов экспериментального исследования </w:t>
+      </w:r>
+      <w:r>
+        <w:br/>
+      </w:r>
+      <w:r>
+        <w:t>в значительной степени определяется репрезентативностью набора тестовых данных. Видеопотоки, используемые в настоящем исследовании, должны охватывать широкий спектр параметров, характерных для реальных сценариев передачи мультимедийных данных, и при этом позволять выявить зависимость производительности одноплатного компьютера от каждого из ключевых параметров видеопотока. В рамках настоящего исследования сформирован набор из 27 тестовых видеофайлов, различающихся по разрешению, частоте кадров и битрейту.</w:t>
       </w:r>
     </w:p>
     <w:p>
@@ -23737,7 +24692,6 @@
         <w:spacing w:before="240"/>
       </w:pPr>
       <w:r>
-        <w:lastRenderedPageBreak/>
         <w:t>Выбор разрешений. В исследовании использованы три разрешения, соответствующие различным классам задач видеонаблюдения и потокового вещания:</w:t>
       </w:r>
     </w:p>
@@ -23761,6 +24715,7 @@
         <w:ind w:firstLine="0"/>
       </w:pPr>
       <w:r>
+        <w:lastRenderedPageBreak/>
         <w:t xml:space="preserve"> для систем видеонаблюдения и видеоконференцсвязи. Представляет класс низких нагрузок и позволяет исследовать производительность платформы </w:t>
       </w:r>
       <w:r>
@@ -23839,14 +24794,73 @@
         <w:spacing w:before="240"/>
       </w:pPr>
       <w:r>
+        <w:t>—</w:t>
+      </w:r>
+      <w:r>
+        <w:t xml:space="preserve"> </w:t>
+      </w:r>
+      <w:r>
+        <w:t xml:space="preserve">25 кадров/с — стандартная частота для систем PAL-вещания </w:t>
+      </w:r>
+      <w:r>
+        <w:br/>
+      </w:r>
+      <w:r>
+        <w:t>и большинства приложений потокового видео;</w:t>
+      </w:r>
+    </w:p>
+    <w:p>
+      <w:pPr>
+        <w:spacing w:before="240"/>
+      </w:pPr>
+      <w:r>
+        <w:t>—</w:t>
+      </w:r>
+      <w:r>
+        <w:t xml:space="preserve"> </w:t>
+      </w:r>
+      <w:r>
+        <w:t>60 кадров/с — повышенная частота кадров, применяемая в системах высококачественного вещания, спортивных трансляциях и интерактивных приложениях.</w:t>
+      </w:r>
+    </w:p>
+    <w:p>
+      <w:pPr>
+        <w:spacing w:before="240"/>
+      </w:pPr>
+      <w:r>
         <w:lastRenderedPageBreak/>
+        <w:t>Данный набор позволяет исследовать влияние частоты кадров на производительность в широком диапазоне — от минимально достаточного до предельного для исследуемой платформы.</w:t>
+      </w:r>
+    </w:p>
+    <w:p>
+      <w:pPr>
+        <w:spacing w:before="240"/>
+      </w:pPr>
+      <w:r>
+        <w:t>Выбор битрейта. Для каждой комбинации разрешения и частоты кадров подготовлено видео с тремя уровнями битрейта:</w:t>
+      </w:r>
+    </w:p>
+    <w:p>
+      <w:pPr>
+        <w:spacing w:before="240"/>
+      </w:pPr>
+      <w:r>
         <w:t>—</w:t>
       </w:r>
       <w:r>
         <w:t xml:space="preserve"> </w:t>
       </w:r>
       <w:r>
-        <w:t>25 кадров/с — стандартная частота для систем PAL-вещания и большинства приложений потокового видео;</w:t>
+        <w:t>Минимальный</w:t>
+      </w:r>
+      <w:r>
+        <w:t xml:space="preserve"> </w:t>
+      </w:r>
+      <w:r>
+        <w:t>— битрейт, близкий к нижнему порогу, при котором еще возможно декодирование видеопотока с приемлемым качеством. Позволяет исследовать работу платформы в условиях жестких ограничений пропускной способности канала</w:t>
+      </w:r>
+      <w:r>
+        <w:t>;</w:t>
       </w:r>
     </w:p>
     <w:p>
@@ -23860,7 +24874,16 @@
         <w:t xml:space="preserve"> </w:t>
       </w:r>
       <w:r>
-        <w:t>60 кадров/с — повышенная частота кадров, применяемая в системах высококачественного вещания, спортивных трансляциях и интерактивных приложениях.</w:t>
+        <w:t>Средний</w:t>
+      </w:r>
+      <w:r>
+        <w:t xml:space="preserve"> </w:t>
+      </w:r>
+      <w:r>
+        <w:t>— битрейт, характерный для типовых сценариев потокового вещания (аналогичный качеству, предоставляемому крупными видеосервисами при стандартных настройках)</w:t>
+      </w:r>
+      <w:r>
+        <w:t>;</w:t>
       </w:r>
     </w:p>
     <w:p>
@@ -23868,81 +24891,25 @@
         <w:spacing w:before="240"/>
       </w:pPr>
       <w:r>
-        <w:t>Данный набор позволяет исследовать влияние частоты кадров на производительность в широком диапазоне — от минимально достаточного до предельного для исследуемой платформы.</w:t>
-      </w:r>
-    </w:p>
-    <w:p>
-      <w:pPr>
-        <w:spacing w:before="240"/>
-      </w:pPr>
-      <w:r>
-        <w:t>Выбор битрейта. Для каждой комбинации разрешения и частоты кадров подготовлено видео с тремя уровнями битрейта:</w:t>
-      </w:r>
-    </w:p>
-    <w:p>
-      <w:pPr>
-        <w:spacing w:before="240"/>
-      </w:pPr>
-      <w:r>
         <w:t>—</w:t>
       </w:r>
       <w:r>
         <w:t xml:space="preserve"> </w:t>
       </w:r>
       <w:r>
-        <w:t>Минимальный</w:t>
+        <w:t>Высокий</w:t>
       </w:r>
       <w:r>
         <w:t xml:space="preserve"> </w:t>
       </w:r>
       <w:r>
-        <w:t>— битрейт, близкий к нижнему порогу, при котором еще возможно декодирование видеопотока с приемлемым качеством. Позволяет исследовать работу платформы в условиях жестких ограничений пропускной способности канала</w:t>
-      </w:r>
-      <w:r>
-        <w:t>;</w:t>
-      </w:r>
-    </w:p>
-    <w:p>
-      <w:pPr>
-        <w:spacing w:before="240"/>
-      </w:pPr>
-      <w:r>
-        <w:t>—</w:t>
-      </w:r>
-      <w:r>
-        <w:t xml:space="preserve"> </w:t>
-      </w:r>
-      <w:r>
-        <w:t>Средний</w:t>
-      </w:r>
-      <w:r>
-        <w:t xml:space="preserve"> </w:t>
-      </w:r>
-      <w:r>
-        <w:t>— битрейт, характерный для типовых сценариев потокового вещания (аналогичный качеству, предоставляемому крупными видеосервисами при стандартных настройках)</w:t>
-      </w:r>
-      <w:r>
-        <w:t>;</w:t>
-      </w:r>
-    </w:p>
-    <w:p>
-      <w:pPr>
-        <w:spacing w:before="240"/>
-      </w:pPr>
-      <w:r>
-        <w:t>—</w:t>
-      </w:r>
-      <w:r>
-        <w:t xml:space="preserve"> </w:t>
-      </w:r>
-      <w:r>
-        <w:t>Высокий</w:t>
-      </w:r>
-      <w:r>
-        <w:t xml:space="preserve"> </w:t>
-      </w:r>
-      <w:r>
-        <w:t>— битрейт, обеспечивающий высокое качество видео с минимальными артефактами сжатия. Позволяет исследовать производительность платформы в условиях, когда ограничивающим фактором является не канал передачи, а вычислительная мощность приемника.</w:t>
+        <w:t xml:space="preserve">— битрейт, обеспечивающий высокое качество видео </w:t>
+      </w:r>
+      <w:r>
+        <w:br/>
+      </w:r>
+      <w:r>
+        <w:t>с минимальными артефактами сжатия. Позволяет исследовать производительность платформы в условиях, когда ограничивающим фактором является не канал передачи, а вычислительная мощность приемника.</w:t>
       </w:r>
     </w:p>
     <w:p>
@@ -25279,7 +26246,13 @@
         <w:t>видеороликов</w:t>
       </w:r>
       <w:r>
-        <w:t xml:space="preserve"> содержит 27 комбинаций, что обеспечивает репрезентативную выборку для выявления закономерностей влияния каждого параметра на производительность платформы.</w:t>
+        <w:t xml:space="preserve"> содержит </w:t>
+      </w:r>
+      <w:r>
+        <w:br/>
+      </w:r>
+      <w:r>
+        <w:t>27 комбинаций, что обеспечивает репрезентативную выборку для выявления закономерностей влияния каждого параметра на производительность платформы.</w:t>
       </w:r>
     </w:p>
     <w:p>
@@ -26228,11 +27201,14 @@
       </w:r>
       <w:proofErr w:type="spellEnd"/>
       <w:r>
-        <w:t xml:space="preserve">, установленных в одно значение, обеспечивает формирование видеопотока с </w:t>
+        <w:t xml:space="preserve">, установленных в одно значение, обеспечивает формирование видеопотока </w:t>
+      </w:r>
+      <w:r>
+        <w:br/>
       </w:r>
       <w:r>
         <w:lastRenderedPageBreak/>
-        <w:t xml:space="preserve">постоянным битрейтом (CBR — </w:t>
+        <w:t xml:space="preserve">с постоянным битрейтом (CBR — </w:t>
       </w:r>
       <w:proofErr w:type="spellStart"/>
       <w:r>
@@ -26304,7 +27280,19 @@
         <w:spacing w:before="240"/>
       </w:pPr>
       <w:r>
-        <w:t>Таким образом, сформированный набор из 27 тестовых видеофайлов охватывает широкий спектр параметров, характерных для реальных сценариев передачи видеоданных, и обеспечивает возможность независимого исследования влияния разрешения, частоты кадров и битрейта на производительность одноплатного компьютера. Единая методика генерации и верификация параметров гарантируют воспроизводимость результатов и научную достоверность последующих выводов.</w:t>
+        <w:t xml:space="preserve">Таким образом, сформированный набор из 27 тестовых видеофайлов охватывает широкий спектр параметров, характерных для реальных сценариев передачи видеоданных, и обеспечивает возможность независимого исследования влияния разрешения, частоты кадров и битрейта на производительность одноплатного компьютера. Единая методика генерации </w:t>
+      </w:r>
+      <w:r>
+        <w:br/>
+      </w:r>
+      <w:r>
+        <w:t xml:space="preserve">и верификация параметров гарантируют воспроизводимость результатов </w:t>
+      </w:r>
+      <w:r>
+        <w:br/>
+      </w:r>
+      <w:r>
+        <w:t>и научную достоверность последующих выводов.</w:t>
       </w:r>
     </w:p>
     <w:p>
@@ -26341,7 +27329,13 @@
         <w:spacing w:before="240"/>
       </w:pPr>
       <w:r>
-        <w:t>Методика проведения экспериментов разрабатывалась с учетом необходимости обеспечения строгой воспроизводимости результатов и исключения влияния побочных факторов на измеряемые параметры. В данном разделе описана последовательность выполнения тестов, методика контроля теплового режима, фиксации параметров производительности и расчета метрик качества видеопотоков.</w:t>
+        <w:t xml:space="preserve">Методика проведения экспериментов разрабатывалась с учетом необходимости обеспечения строгой воспроизводимости результатов </w:t>
+      </w:r>
+      <w:r>
+        <w:br/>
+      </w:r>
+      <w:r>
+        <w:t>и исключения влияния побочных факторов на измеряемые параметры. В данном разделе описана последовательность выполнения тестов, методика контроля теплового режима, фиксации параметров производительности и расчета метрик качества видеопотоков.</w:t>
       </w:r>
     </w:p>
     <w:p>
@@ -26369,7 +27363,13 @@
         <w:spacing w:before="240"/>
       </w:pPr>
       <w:r>
-        <w:t>Каждый из 27 экспериментов выполнялся по единому алгоритму, обеспечивающему идентичность условий проведения тестов и сопоставимость получаемых результатов. Строгая последовательность действий позволяла исключить влияние человеческого фактора на результаты измерений и гарантировать, что различия между тестами обусловлены исключительно вариацией параметров видеопотока.</w:t>
+        <w:t xml:space="preserve">Каждый из 27 экспериментов выполнялся по единому алгоритму, обеспечивающему идентичность условий проведения тестов </w:t>
+      </w:r>
+      <w:r>
+        <w:br/>
+      </w:r>
+      <w:r>
+        <w:t>и сопоставимость получаемых результатов. Строгая последовательность действий позволяла исключить влияние человеческого фактора на результаты измерений и гарантировать, что различия между тестами обусловлены исключительно вариацией параметров видеопотока.</w:t>
       </w:r>
     </w:p>
     <w:p>
@@ -26437,11 +27437,20 @@
         <w:spacing w:before="240"/>
       </w:pPr>
       <w:r>
-        <w:t xml:space="preserve">После успешного прохождения этапа подготовки запускалась программа мониторинга параметров производительности, разработанная в рамках настоящего исследования. Программа запускалась на узле-приемнике с </w:t>
+        <w:t xml:space="preserve">После успешного прохождения этапа подготовки запускалась программа мониторинга параметров производительности, разработанная в рамках настоящего исследования. Программа запускалась на узле-приемнике </w:t>
+      </w:r>
+      <w:r>
+        <w:br/>
       </w:r>
       <w:r>
         <w:lastRenderedPageBreak/>
-        <w:t>указанием длительности мониторинга, превышающей длительность видеопотока на 10-15 секунд, что обеспечивало фиксацию фоновых показателей производительности до начала приема видеоданных и завершающих показателей — после окончания передачи. Результаты мониторинга сохранялись в файл формата CSV с именем monitor_XXX.csv, где XXX — порядковый номер теста с ведущими нулями. Важно отметить, что запуск мониторинга выполнялся до начала приема видеопотока, что обеспечивало непрерывность записи данных на протяжении всего эксперимента.</w:t>
+        <w:t xml:space="preserve">с указанием длительности мониторинга, превышающей длительность видеопотока на 10-15 секунд, что обеспечивало фиксацию фоновых показателей производительности до начала приема видеоданных </w:t>
+      </w:r>
+      <w:r>
+        <w:br/>
+      </w:r>
+      <w:r>
+        <w:t>и завершающих показателей — после окончания передачи. Результаты мониторинга сохранялись в файл формата CSV с именем monitor_XXX.csv, где XXX — порядковый номер теста с ведущими нулями. Важно отметить, что запуск мониторинга выполнялся до начала приема видеопотока, что обеспечивало непрерывность записи данных на протяжении всего эксперимента.</w:t>
       </w:r>
     </w:p>
     <w:p>
@@ -26457,7 +27466,13 @@
       </w:r>
       <w:proofErr w:type="spellEnd"/>
       <w:r>
-        <w:t xml:space="preserve">, выполняющая декодирование входящего H.264-потока с последующим перекодированием и сохранением в файл, и программа </w:t>
+        <w:t xml:space="preserve">, выполняющая декодирование входящего H.264-потока с последующим перекодированием и сохранением </w:t>
+      </w:r>
+      <w:r>
+        <w:br/>
+      </w:r>
+      <w:r>
+        <w:t xml:space="preserve">в файл, и программа </w:t>
       </w:r>
       <w:proofErr w:type="spellStart"/>
       <w:r>
@@ -26517,7 +27532,13 @@
         <w:t>ись</w:t>
       </w:r>
       <w:r>
-        <w:t xml:space="preserve"> корректность сохранения принятого видеофайла с использованием утилиты </w:t>
+        <w:t xml:space="preserve"> корректность сохранения принятого видеофайла </w:t>
+      </w:r>
+      <w:r>
+        <w:br/>
+      </w:r>
+      <w:r>
+        <w:t xml:space="preserve">с использованием утилиты </w:t>
       </w:r>
       <w:proofErr w:type="spellStart"/>
       <w:r>
@@ -26620,7 +27641,13 @@
       </w:r>
       <w:proofErr w:type="spellEnd"/>
       <w:r>
-        <w:t xml:space="preserve"> 4 Model B в задачах передачи и обработки видеоданных.</w:t>
+        <w:t xml:space="preserve"> 4 Model B </w:t>
+      </w:r>
+      <w:r>
+        <w:br/>
+      </w:r>
+      <w:r>
+        <w:t>в задачах передачи и обработки видеоданных.</w:t>
       </w:r>
     </w:p>
     <w:p>
@@ -26664,7 +27691,13 @@
       </w:r>
       <w:proofErr w:type="spellEnd"/>
       <w:r>
-        <w:t xml:space="preserve"> 4 Model B между отдельными тестами. Данный аспект является критически важным, поскольку температура процессора непосредственно влияет на его производительность: при достижении пороговых значений (80°C и 85°C) срабатывает механизм аппаратного троттлинга, приводящий к снижению тактовой частоты и, как следствие, к ухудшению производительности.</w:t>
+        <w:t xml:space="preserve"> 4 Model B между отдельными тестами. Данный аспект является критически важным, поскольку температура процессора непосредственно влияет на его производительность: при достижении пороговых значений (80°C и 85°C) срабатывает механизм аппаратного троттлинга, приводящий </w:t>
+      </w:r>
+      <w:r>
+        <w:br/>
+      </w:r>
+      <w:r>
+        <w:t>к снижению тактовой частоты и, как следствие, к ухудшению производительности.</w:t>
       </w:r>
     </w:p>
     <w:p>
@@ -28078,7 +29111,19 @@
         <w:spacing w:before="240"/>
       </w:pPr>
       <w:r>
-        <w:t>воспроизводимость результатов за счет фиксации аппаратной и программной конфигурации, стандартизации тестовых данных и контроля теплового режима;</w:t>
+        <w:t xml:space="preserve">воспроизводимость результатов за счет фиксации аппаратной </w:t>
+      </w:r>
+      <w:r>
+        <w:br/>
+      </w:r>
+      <w:r>
+        <w:t xml:space="preserve">и программной конфигурации, стандартизации тестовых данных </w:t>
+      </w:r>
+      <w:r>
+        <w:br/>
+      </w:r>
+      <w:r>
+        <w:t>и контроля теплового режима;</w:t>
       </w:r>
     </w:p>
     <w:p>
@@ -28159,7 +29204,13 @@
       </w:r>
       <w:proofErr w:type="spellEnd"/>
       <w:r>
-        <w:t xml:space="preserve"> 4 Model B при обработке видеопотоков низкого разрешения 4CIF (704×576 пикселей). Данное разрешение было выбрано как базовый сценарий с минимальной вычислительной нагрузкой, характерный для систем видеонаблюдения и видеоконференцсвязи.</w:t>
+        <w:t xml:space="preserve"> 4 Model B при обработке видеопотоков низкого разрешения 4CIF (704×576 пикселей). Данное разрешение было выбрано как базовый сценарий с минимальной вычислительной нагрузкой, характерный для систем видеонаблюдения </w:t>
+      </w:r>
+      <w:r>
+        <w:br/>
+      </w:r>
+      <w:r>
+        <w:t>и видеоконференцсвязи.</w:t>
       </w:r>
     </w:p>
     <w:p>
@@ -28232,7 +29283,13 @@
         </w:sectPr>
       </w:pPr>
       <w:r>
-        <w:t>Данная зависимость подтверждает теоретическое предположение о линейном росте вычислительной сложности от частоты кадров: увеличение количества обрабатываемых кадров в единицу времени пропорционально увеличивает количество операций декодирования и кодирования, выполняемых процессором.</w:t>
+        <w:t xml:space="preserve">Данная зависимость подтверждает теоретическое предположение </w:t>
+      </w:r>
+      <w:r>
+        <w:br/>
+      </w:r>
+      <w:r>
+        <w:t>о линейном росте вычислительной сложности от частоты кадров: увеличение количества обрабатываемых кадров в единицу времени пропорционально увеличивает количество операций декодирования и кодирования, выполняемых процессором.</w:t>
       </w:r>
     </w:p>
     <w:p>
@@ -30608,7 +31665,13 @@
       </w:pPr>
       <w:r>
         <w:lastRenderedPageBreak/>
-        <w:t>Влияние битрейта на загрузку CPU оказалось существенно менее выраженным по сравнению с частотой кадров. В рамках каждой группы тестов с фиксированной частотой кадров увеличение битрейта в 2-4 раза приводило к росту загрузки процессора всего на 1-3%.</w:t>
+        <w:t xml:space="preserve">Влияние битрейта на загрузку CPU оказалось существенно менее выраженным по сравнению с частотой кадров. В рамках каждой группы тестов с фиксированной частотой кадров увеличение битрейта в 2-4 раза приводило </w:t>
+      </w:r>
+      <w:r>
+        <w:br/>
+      </w:r>
+      <w:r>
+        <w:t>к росту загрузки процессора всего на 1-3%.</w:t>
       </w:r>
     </w:p>
     <w:p>
@@ -30624,7 +31687,13 @@
         <w:spacing w:before="240"/>
       </w:pPr>
       <w:r>
-        <w:t xml:space="preserve">Анализ температурных показателей выявил следующую закономерность: максимальная температура процессора коррелирует с загрузкой CPU и частотой кадров. При обработке видео с частотой 12 </w:t>
+        <w:t xml:space="preserve">Анализ температурных показателей выявил следующую закономерность: максимальная температура процессора коррелирует </w:t>
+      </w:r>
+      <w:r>
+        <w:br/>
+      </w:r>
+      <w:r>
+        <w:t xml:space="preserve">с загрузкой CPU и частотой кадров. При обработке видео с частотой 12 </w:t>
       </w:r>
       <w:proofErr w:type="spellStart"/>
       <w:r>
@@ -30705,7 +31774,13 @@
         <w:spacing w:before="240"/>
       </w:pPr>
       <w:r>
-        <w:t xml:space="preserve">Наблюдалась слабая обратная зависимость между частотой кадров и качеством видео: при увеличении </w:t>
+        <w:t xml:space="preserve">Наблюдалась слабая обратная зависимость между частотой кадров </w:t>
+      </w:r>
+      <w:r>
+        <w:br/>
+      </w:r>
+      <w:r>
+        <w:t xml:space="preserve">и качеством видео: при увеличении </w:t>
       </w:r>
       <w:proofErr w:type="spellStart"/>
       <w:r>
@@ -30759,7 +31834,13 @@
       </w:r>
       <w:proofErr w:type="spellEnd"/>
       <w:r>
-        <w:t xml:space="preserve"> 4 Model B справляется с обработкой видеопотоков разрешения 4CIF в реальном времени с запасом производительности </w:t>
+        <w:t xml:space="preserve"> 4 Model B справляется с обработкой видеопотоков разрешения 4CIF </w:t>
+      </w:r>
+      <w:r>
+        <w:br/>
+      </w:r>
+      <w:r>
+        <w:t xml:space="preserve">в реальном времени с запасом производительности </w:t>
       </w:r>
       <w:r>
         <w:t>7</w:t>
@@ -30989,7 +32070,13 @@
       </w:r>
       <w:proofErr w:type="spellEnd"/>
       <w:r>
-        <w:t xml:space="preserve"> средняя загрузка CPU возросла с 38-39% (для 4CIF) до 49-53%, что составляет увеличение на 25-35%. Это подтверждает теоретическое предположение о квадратичной зависимости вычислительной сложности от разрешения: при переходе от 704×576 (405 504 пикселей) к 1280×720 (921 600 пикселей) количество пикселей увеличилось в 2,27 раза, что пропорционально увеличило нагрузку на процессор.</w:t>
+        <w:t xml:space="preserve"> средняя загрузка CPU возросла с 38-39% (для 4CIF) до 49-53%, что составляет увеличение на 25-35%. Это подтверждает теоретическое предположение о квадратичной зависимости вычислительной сложности от разрешения: при переходе от 704×576 (405 504 пикселей) к 1280×720 (921 600 пикселей) количество пикселей увеличилось </w:t>
+      </w:r>
+      <w:r>
+        <w:br/>
+      </w:r>
+      <w:r>
+        <w:t>в 2,27 раза, что пропорционально увеличило нагрузку на процессор.</w:t>
       </w:r>
     </w:p>
     <w:p>
@@ -33574,7 +34661,13 @@
     <w:p>
       <w:r>
         <w:lastRenderedPageBreak/>
-        <w:t xml:space="preserve">Влияние битрейта на загрузку CPU при разрешении HD оказалось более выраженным по сравнению с разрешением 4CIF. В рамках группы тестов с частотой 12 </w:t>
+        <w:t xml:space="preserve">Влияние битрейта на загрузку CPU при разрешении HD оказалось более выраженным по сравнению с разрешением 4CIF. В рамках группы тестов </w:t>
+      </w:r>
+      <w:r>
+        <w:br/>
+      </w:r>
+      <w:r>
+        <w:t xml:space="preserve">с частотой 12 </w:t>
       </w:r>
       <w:proofErr w:type="spellStart"/>
       <w:r>
@@ -33603,7 +34696,13 @@
       </w:r>
       <w:proofErr w:type="spellEnd"/>
       <w:r>
-        <w:t xml:space="preserve"> привело к росту загрузки с 74,23% до 78,45% (на 4,22 процентных пункта), а при 60 </w:t>
+        <w:t xml:space="preserve"> привело к росту загрузки с 74,23% до 78,45% (на 4,22 процентных пункта), </w:t>
+      </w:r>
+      <w:r>
+        <w:br/>
+      </w:r>
+      <w:r>
+        <w:t xml:space="preserve">а при 60 </w:t>
       </w:r>
       <w:proofErr w:type="spellStart"/>
       <w:r>
@@ -33753,7 +34852,13 @@
         </w:numPr>
       </w:pPr>
       <w:r>
-        <w:t>Значения SSIM составили 0,979-0,989, что характеризует "отличное" и "очень хорошее" структурное сходство с эталоном.</w:t>
+        <w:t xml:space="preserve">Значения SSIM составили 0,979-0,989, что характеризует "отличное" </w:t>
+      </w:r>
+      <w:r>
+        <w:br/>
+      </w:r>
+      <w:r>
+        <w:t>и "очень хорошее" структурное сходство с эталоном.</w:t>
       </w:r>
     </w:p>
     <w:p>
@@ -33774,7 +34879,13 @@
       </w:r>
       <w:proofErr w:type="spellEnd"/>
       <w:r>
-        <w:t>. Это объясняется тем, что при фиксированном битрейте увеличение количества кадров приводит к уменьшению количества бит, выделяемых на каждый кадр, что при высоком разрешении приводит к более заметной деградации качества.</w:t>
+        <w:t xml:space="preserve">. Это объясняется тем, что при фиксированном битрейте увеличение количества кадров приводит </w:t>
+      </w:r>
+      <w:r>
+        <w:br/>
+      </w:r>
+      <w:r>
+        <w:t>к уменьшению количества бит, выделяемых на каждый кадр, что при высоком разрешении приводит к более заметной деградации качества.</w:t>
       </w:r>
     </w:p>
     <w:p>
@@ -33801,7 +34912,13 @@
         <w:t>в</w:t>
       </w:r>
       <w:r>
-        <w:t>се тесты завершились успешно со скоростью обработки 1,09x-1,10x, что означает наличие запаса производительности 9-10%. Данный запас достаточен для стабильной работы системы с учетом возможных кратковременных пиков нагрузки.</w:t>
+        <w:t xml:space="preserve">се тесты завершились успешно со скоростью обработки 1,09x-1,10x, что означает наличие запаса производительности </w:t>
+      </w:r>
+      <w:r>
+        <w:br/>
+      </w:r>
+      <w:r>
+        <w:t>9-10%. Данный запас достаточен для стабильной работы системы с учетом возможных кратковременных пиков нагрузки.</w:t>
       </w:r>
     </w:p>
     <w:p>
@@ -33866,7 +34983,13 @@
         <w:t>Наиболее критичным оказался тест hd_60fps_10m, где скорость обработки составила 1,01x, а температура процессора достигла 80,2°C, что соответствует порогу срабатывания механизма троттлинга. При более длительной нагрузке или повышении температуры окружающей среды возможно снижение производительности из-за троттлинга.</w:t>
       </w:r>
       <w:r>
-        <w:t xml:space="preserve"> Это означает, что при таких нагрузках пассивное охлаждение перестает справляется и рекомендуется использовать активное охлаждение.</w:t>
+        <w:t xml:space="preserve"> Это означает, что при таких нагрузках пассивное охлаждение перестает справляется </w:t>
+      </w:r>
+      <w:r>
+        <w:br/>
+      </w:r>
+      <w:r>
+        <w:t>и рекомендуется использовать активное охлаждение.</w:t>
       </w:r>
     </w:p>
     <w:p>
@@ -33895,7 +35018,13 @@
       </w:r>
       <w:proofErr w:type="spellEnd"/>
       <w:r>
-        <w:t xml:space="preserve">) и битрейтах (до 10 Мбит/с). Однако при частоте 60 </w:t>
+        <w:t xml:space="preserve">) </w:t>
+      </w:r>
+      <w:r>
+        <w:br/>
+      </w:r>
+      <w:r>
+        <w:t xml:space="preserve">и битрейтах (до 10 Мбит/с). Однако при частоте 60 </w:t>
       </w:r>
       <w:proofErr w:type="spellStart"/>
       <w:r>
@@ -33903,7 +35032,13 @@
       </w:r>
       <w:proofErr w:type="spellEnd"/>
       <w:r>
-        <w:t xml:space="preserve"> платформа работает на пределе своих возможностей с минимальным запасом производительности 1-2%.</w:t>
+        <w:t xml:space="preserve"> платформа работает на пределе своих возможностей с минимальным запасом производительности </w:t>
+      </w:r>
+      <w:r>
+        <w:br/>
+      </w:r>
+      <w:r>
+        <w:t>1-2%.</w:t>
       </w:r>
     </w:p>
     <w:p>
@@ -33939,7 +35074,13 @@
     </w:p>
     <w:p>
       <w:r>
-        <w:t xml:space="preserve">В рамках данного этапа планировалось проведение 9 экспериментов с различными комбинациями частоты кадров (12, 25 и 60 </w:t>
+        <w:t xml:space="preserve">В рамках данного этапа планировалось проведение 9 экспериментов </w:t>
+      </w:r>
+      <w:r>
+        <w:br/>
+      </w:r>
+      <w:r>
+        <w:t xml:space="preserve">с различными комбинациями частоты кадров (12, 25 и 60 </w:t>
       </w:r>
       <w:proofErr w:type="spellStart"/>
       <w:r>
@@ -33947,11 +35088,17 @@
       </w:r>
       <w:proofErr w:type="spellEnd"/>
       <w:r>
-        <w:t xml:space="preserve">) и битрейта (от 1 Мбит/с до 15 Мбит/с). Однако, как показали результаты, платформа способна </w:t>
+        <w:t xml:space="preserve">) и битрейта </w:t>
+      </w:r>
+      <w:r>
+        <w:br/>
+      </w:r>
+      <w:r>
+        <w:t xml:space="preserve">(от 1 Мбит/с до 15 Мбит/с). Однако, как показали результаты, платформа </w:t>
       </w:r>
       <w:r>
         <w:lastRenderedPageBreak/>
-        <w:t xml:space="preserve">стабильно обрабатывать видеопотоки разрешения Full HD только при минимальной частоте кадров (12 </w:t>
+        <w:t xml:space="preserve">способна стабильно обрабатывать видеопотоки разрешения Full HD только при минимальной частоте кадров (12 </w:t>
       </w:r>
       <w:proofErr w:type="spellStart"/>
       <w:r>
@@ -33967,7 +35114,13 @@
       </w:r>
       <w:proofErr w:type="spellEnd"/>
       <w:r>
-        <w:t xml:space="preserve"> и 60 </w:t>
+        <w:t xml:space="preserve"> </w:t>
+      </w:r>
+      <w:r>
+        <w:br/>
+      </w:r>
+      <w:r>
+        <w:t xml:space="preserve">и 60 </w:t>
       </w:r>
       <w:proofErr w:type="spellStart"/>
       <w:r>
@@ -33991,7 +35144,13 @@
       </w:r>
       <w:proofErr w:type="spellEnd"/>
       <w:r>
-        <w:t xml:space="preserve"> 4 Model B не справлялась с обработкой в реальном времени, что приводило к критическому падению скорости обработки и досрочному прерыванию тестов. </w:t>
+        <w:t xml:space="preserve"> 4 Model B не справлялась с обработкой в реальном времени, что приводило к критическому падению скорости обработки </w:t>
+      </w:r>
+      <w:r>
+        <w:br/>
+      </w:r>
+      <w:r>
+        <w:t xml:space="preserve">и досрочному прерыванию тестов. </w:t>
       </w:r>
     </w:p>
     <w:p>
@@ -34009,7 +35168,13 @@
       </w:r>
       <w:proofErr w:type="spellEnd"/>
       <w:r>
-        <w:t xml:space="preserve"> влияние битрейта на загрузку CPU оказалось более выраженным по сравнению с разрешениями 4CIF и HD. Увеличение битрейта с 1 Мбит/с до 4 Мбит/с (в 4 раза) привело к росту загрузки процессора с 71,34% до 85,23%, то есть на 13,89 процентных пунктов.</w:t>
+        <w:t xml:space="preserve"> влияние битрейта на загрузку CPU оказалось более выраженным по сравнению с разрешениями 4CIF и HD. Увеличение битрейта с 1 Мбит/с до 4 Мбит/с (в 4 раза) привело </w:t>
+      </w:r>
+      <w:r>
+        <w:br/>
+      </w:r>
+      <w:r>
+        <w:t>к росту загрузки процессора с 71,34% до 85,23%, то есть на 13,89 процентных пунктов.</w:t>
       </w:r>
     </w:p>
     <w:p>
@@ -34019,7 +35184,13 @@
     </w:p>
     <w:p>
       <w:r>
-        <w:t>Анализ температурных показателей выявил существенный рост нагрева процессора по сравнению с разрешениями 4CIF и HD. При битрейте 1 Мбит/с максимальная температура достигала 72,0°C, при 2 Мбит/с — 73,5°C, а при 4 Мбит/с — 77,9°C.</w:t>
+        <w:t xml:space="preserve">Анализ температурных показателей выявил существенный рост нагрева процессора по сравнению с разрешениями 4CIF и HD. При битрейте 1 Мбит/с максимальная температура достигала 72,0°C, при 2 Мбит/с — 73,5°C, а при </w:t>
+      </w:r>
+      <w:r>
+        <w:br/>
+      </w:r>
+      <w:r>
+        <w:t>4 Мбит/с — 77,9°C.</w:t>
       </w:r>
     </w:p>
     <w:p>
@@ -36800,7 +37971,19 @@
       </w:r>
       <w:proofErr w:type="spellEnd"/>
       <w:r>
-        <w:t xml:space="preserve"> скорость обработки видео составила 0,62x–0,63x независимо от битрейта. Это означает, что платформа обрабатывает видеопоток со скоростью примерно 62–63% от реальной, то есть вместо требуемых 25 кадров в секунду фактически обрабатывается около 15–16 кадров в секунду.</w:t>
+        <w:t xml:space="preserve"> скорость обработки видео составила </w:t>
+      </w:r>
+      <w:r>
+        <w:br/>
+      </w:r>
+      <w:r>
+        <w:t xml:space="preserve">0,62x–0,63x независимо от битрейта. Это означает, что платформа обрабатывает видеопоток со скоростью примерно 62–63% от реальной, то есть вместо требуемых 25 кадров в секунду фактически обрабатывается около </w:t>
+      </w:r>
+      <w:r>
+        <w:br/>
+      </w:r>
+      <w:r>
+        <w:t>15–16 кадров в секунду.</w:t>
       </w:r>
     </w:p>
     <w:p>
@@ -36875,12 +38058,24 @@
       </w:r>
       <w:proofErr w:type="spellEnd"/>
       <w:r>
-        <w:t>) устойчиво находилась ниже значения 1.0x, видеопоток не мог быть обработан в реальном времени. Это приводило к накоплению буфера непрочитанных данных и росту задержки воспроизведения. При достижении буфером предельного размера происходило его переполнение, что вызывало досрочное прерывание процесса приема видеопотока.</w:t>
-      </w:r>
-    </w:p>
-    <w:p>
-      <w:r>
-        <w:t xml:space="preserve">Согласно методике эксперимента (раздел 2.4.1), плановая длительность каждого теста составляла 120 секунд. Однако из-за переполнения буфера и последующего прерывания обработки фактическое время выполнения тестов с </w:t>
+        <w:t xml:space="preserve">) устойчиво находилась ниже значения 1.0x, видеопоток не мог быть обработан в реальном времени. </w:t>
+      </w:r>
+      <w:r>
+        <w:br/>
+      </w:r>
+      <w:r>
+        <w:t>Это приводило к накоплению буфера непрочитанных данных и росту задержки воспроизведения. При достижении буфером предельного размера происходило его переполнение, что вызывало досрочное прерывание процесса приема видеопотока.</w:t>
+      </w:r>
+    </w:p>
+    <w:p>
+      <w:r>
+        <w:t xml:space="preserve">Согласно методике эксперимента (раздел 2.4.1), плановая длительность каждого теста составляла 120 секунд. Однако из-за переполнения буфера </w:t>
+      </w:r>
+      <w:r>
+        <w:br/>
+      </w:r>
+      <w:r>
+        <w:t xml:space="preserve">и последующего прерывания обработки фактическое время выполнения тестов с </w:t>
       </w:r>
       <w:proofErr w:type="spellStart"/>
       <w:r>
@@ -36909,7 +38104,13 @@
     </w:p>
     <w:p>
       <w:r>
-        <w:t>Аналогично, программа мониторинга фиксировала параметры системы только на протяжении фактического времени работы процессов приема, которое оказывалось существенно короче запланированных 120 секунд из-за досрочного прерывания. В связи с этим сводные показатели (средние и максимальные значения CPU, RAM, температуры) для данных тестов не были собраны и не представлены в таблице, так как не отражали бы полную картину поведения системы под нагрузкой.</w:t>
+        <w:t xml:space="preserve">Аналогично, программа мониторинга фиксировала параметры системы только на протяжении фактического времени работы процессов приема, которое оказывалось существенно короче запланированных 120 секунд из-за досрочного прерывания. В связи с этим сводные показатели (средние </w:t>
+      </w:r>
+      <w:r>
+        <w:br/>
+      </w:r>
+      <w:r>
+        <w:t>и максимальные значения CPU, RAM, температуры) для данных тестов не были собраны и не представлены в таблице, так как не отражали бы полную картину поведения системы под нагрузкой.</w:t>
       </w:r>
     </w:p>
     <w:p>
@@ -36930,7 +38131,13 @@
       </w:r>
       <w:proofErr w:type="spellEnd"/>
       <w:r>
-        <w:t xml:space="preserve"> в процессе работы до момента прерывания. Именно это значение позволило констатировать факт достижения вычислительного предела платформы и невозможность обработки видеопотоков данных параметров в реальном времени.</w:t>
+        <w:t xml:space="preserve"> в процессе работы до момента прерывания. Именно это значение позволило констатировать факт достижения вычислительного предела платформы </w:t>
+      </w:r>
+      <w:r>
+        <w:br/>
+      </w:r>
+      <w:r>
+        <w:t>и невозможность обработки видеопотоков данных параметров в реальном времени.</w:t>
       </w:r>
     </w:p>
     <w:p>
@@ -36999,7 +38206,13 @@
       </w:r>
       <w:proofErr w:type="spellEnd"/>
       <w:r>
-        <w:t xml:space="preserve"> скорость обработки видео составила 0,62x–0,63x независимо от битрейта. Это означает, что платформа обрабатывает видеопоток со скоростью примерно 62–63% от реальной, то есть вместо требуемых 25 кадров в секунду фактически обрабатывается около 15–16 кадров в секунду.</w:t>
+        <w:t xml:space="preserve"> скорость обработки видео составила 0,62x–0,63x независимо от битрейта. Это означает, что платформа обрабатывает видеопоток со скоростью примерно </w:t>
+      </w:r>
+      <w:r>
+        <w:br/>
+      </w:r>
+      <w:r>
+        <w:t>62–63% от реальной, то есть вместо требуемых 25 кадров в секунду фактически обрабатывается около 15–16 кадров в секунду.</w:t>
       </w:r>
     </w:p>
     <w:p>
@@ -37042,7 +38255,10 @@
         <w:t xml:space="preserve"> кадров в секунду вместо требуемых 60</w:t>
       </w:r>
       <w:r>
-        <w:t>. В данном режиме обработка видеопотока невозможной.</w:t>
+        <w:t>. В данном режиме обработка видеопотока невозможн</w:t>
+      </w:r>
+      <w:r>
+        <w:t>а.</w:t>
       </w:r>
     </w:p>
     <w:p>
@@ -37069,7 +38285,19 @@
         </w:numPr>
       </w:pPr>
       <w:r>
-        <w:t>Линейная зависимость от частоты кадров. Увеличение FPS с 12 до 25 и 60 требует пропорционального увеличения операций декодирования в единицу времени.</w:t>
+        <w:t xml:space="preserve">Линейная зависимость от частоты кадров. Увеличение FPS с 12 до 25 </w:t>
+      </w:r>
+      <w:r>
+        <w:br/>
+      </w:r>
+      <w:r>
+        <w:t xml:space="preserve">и 60 требует пропорционального увеличения операций декодирования </w:t>
+      </w:r>
+      <w:r>
+        <w:br/>
+      </w:r>
+      <w:r>
+        <w:t>в единицу времени.</w:t>
       </w:r>
     </w:p>
     <w:p>
@@ -37103,7 +38331,13 @@
       </w:r>
       <w:proofErr w:type="spellEnd"/>
       <w:r>
-        <w:t xml:space="preserve"> (запись и рендеринг) удваивает нагрузку на систему по сравнению с одиночным сценарием.</w:t>
+        <w:t xml:space="preserve"> (запись и рендеринг) удваивает нагрузку на систему по сравнению </w:t>
+      </w:r>
+      <w:r>
+        <w:br/>
+      </w:r>
+      <w:r>
+        <w:t>с одиночным сценарием.</w:t>
       </w:r>
     </w:p>
     <w:p>
@@ -37184,7 +38418,13 @@
     </w:p>
     <w:p>
       <w:r>
-        <w:t>Падение скорости обработки ниже значения 1.0x является критическим событием, свидетельствующим о том, что платформа не справляется с обработкой видеопотока в реальном времени.</w:t>
+        <w:t xml:space="preserve">Падение скорости обработки ниже значения 1.0x является критическим событием, свидетельствующим о том, что платформа не справляется </w:t>
+      </w:r>
+      <w:r>
+        <w:br/>
+      </w:r>
+      <w:r>
+        <w:t>с обработкой видеопотока в реальном времени.</w:t>
       </w:r>
     </w:p>
     <w:p>
@@ -37213,12 +38453,24 @@
       </w:r>
       <w:proofErr w:type="spellEnd"/>
       <w:r>
-        <w:t>) устойчиво находилась ниже значения 1.0x, видеопоток не мог быть обработан в реальном времени. Это приводило к накоплению буфера непрочитанных данных и росту задержки воспроизведения. При достижении буфером предельного размера происходило его переполнение, что вызывало досрочное прерывание процесса приема видеопотока.</w:t>
-      </w:r>
-    </w:p>
-    <w:p>
-      <w:r>
-        <w:t xml:space="preserve">Согласно методике эксперимента (раздел 2.4.1), плановая длительность каждого теста составляла 120 секунд. Однако из-за переполнения буфера и последующего прерывания обработки фактическое время выполнения тестов с </w:t>
+        <w:t xml:space="preserve">) устойчиво находилась ниже значения 1.0x, видеопоток не мог быть обработан в реальном времени. Это приводило </w:t>
+      </w:r>
+      <w:r>
+        <w:br/>
+      </w:r>
+      <w:r>
+        <w:t>к накоплению буфера непрочитанных данных и росту задержки воспроизведения. При достижении буфером предельного размера происходило его переполнение, что вызывало досрочное прерывание процесса приема видеопотока.</w:t>
+      </w:r>
+    </w:p>
+    <w:p>
+      <w:r>
+        <w:t xml:space="preserve">Согласно методике эксперимента (раздел 2.4.1), плановая длительность каждого теста составляла 120 секунд. Однако из-за переполнения буфера </w:t>
+      </w:r>
+      <w:r>
+        <w:br/>
+      </w:r>
+      <w:r>
+        <w:t xml:space="preserve">и последующего прерывания обработки фактическое время выполнения тестов с </w:t>
       </w:r>
       <w:proofErr w:type="spellStart"/>
       <w:r>
@@ -37234,16 +38486,28 @@
       </w:r>
       <w:proofErr w:type="gramEnd"/>
       <w:r>
-        <w:t xml:space="preserve"> оказалось существенно короче. Поскольку обработка видеопотока не была завершена корректно, итоговые метрики качества (PSNR и SSIM), требующие полного сравнения эталонного и принятого видео одинаковой длительности, не могли быть рассчитаны. Принятые видеофайлы оказались неполными и непригодными для объективной оценки качества.</w:t>
-      </w:r>
-    </w:p>
-    <w:p>
-      <w:r>
-        <w:t xml:space="preserve">Аналогично, программа мониторинга фиксировала параметры системы только на протяжении фактического времени работы процессов приема, которое оказывалось существенно короче запланированных 120 секунд из-за досрочного прерывания. В связи с этим сводные показатели (средние и максимальные значения CPU, RAM, температуры) для данных тестов не были </w:t>
+        <w:t xml:space="preserve"> оказалось существенно короче. Поскольку обработка видеопотока не была завершена корректно, итоговые метрики качества </w:t>
+      </w:r>
+      <w:r>
+        <w:br/>
+      </w:r>
+      <w:r>
+        <w:t>(PSNR и SSIM), требующие полного сравнения эталонного и принятого видео одинаковой длительности, не могли быть рассчитаны. Принятые видеофайлы оказались неполными и непригодными для объективной оценки качества.</w:t>
+      </w:r>
+    </w:p>
+    <w:p>
+      <w:r>
+        <w:t xml:space="preserve">Аналогично, программа мониторинга фиксировала параметры системы только на протяжении фактического времени работы процессов приема, которое оказывалось существенно короче запланированных 120 секунд из-за досрочного прерывания. В связи с этим сводные показатели </w:t>
+      </w:r>
+      <w:r>
+        <w:br/>
+      </w:r>
+      <w:r>
+        <w:t xml:space="preserve">(средние и максимальные значения CPU, RAM, температуры) для данных </w:t>
       </w:r>
       <w:r>
         <w:lastRenderedPageBreak/>
-        <w:t>собраны и не представлены в таблице, так как не отражали бы полную картину поведения системы под нагрузкой.</w:t>
+        <w:t>тестов не были собраны и не представлены в таблице, так как не отражали бы полную картину поведения системы под нагрузкой.</w:t>
       </w:r>
     </w:p>
     <w:p>
@@ -37333,7 +38597,13 @@
       </w:r>
       <w:proofErr w:type="spellEnd"/>
       <w:r>
-        <w:t xml:space="preserve"> 4 Model B при высокой загрузке CPU и температуре, близкой к порогу троттлинга, без срабатывания механизма снижения производительности.</w:t>
+        <w:t xml:space="preserve"> 4 Model B при высокой загрузке CPU </w:t>
+      </w:r>
+      <w:r>
+        <w:br/>
+      </w:r>
+      <w:r>
+        <w:t>и температуре, близкой к порогу троттлинга, без срабатывания механизма снижения производительности.</w:t>
       </w:r>
     </w:p>
     <w:p>
@@ -37362,7 +38632,13 @@
         <w:t>выше</w:t>
       </w:r>
       <w:r>
-        <w:t xml:space="preserve"> порога срабатывания троттлинга (80°C). При этом загрузка CPU составила 85,23%, а скорость обработки — 1,02x. В течение всего теста тактовая частота процессора оставалась на уровне 1500 МГц, что подтверждается данными мониторинга. Это свидетельствует о том, что механизм троттлинга не срабатывал, и платформа работала на максимальной производительности.</w:t>
+        <w:t xml:space="preserve"> порога срабатывания троттлинга (80°C). При этом загрузка CPU составила 85,23%, </w:t>
+      </w:r>
+      <w:r>
+        <w:br/>
+      </w:r>
+      <w:r>
+        <w:t>а скорость обработки — 1,02x. В течение всего теста тактовая частота процессора оставалась на уровне 1500 МГц, что подтверждается данными мониторинга. Это свидетельствует о том, что механизм троттлинга не срабатывал, и платформа работала на максимальной производительности.</w:t>
       </w:r>
       <w:r>
         <w:t xml:space="preserve"> Однако при продолжительной нагрузке при таких температурах будет происходить снижение тактовой частоты. </w:t>
@@ -37389,7 +38665,20 @@
     </w:p>
     <w:p>
       <w:r>
-        <w:t xml:space="preserve">Анализ результатов показывает квадратичную зависимость вычислительной сложности от разрешения. Переход от 4CIF (405 504 пикселей) к HD (921 600 пикселей) при одинаковой частоте кадров 12 </w:t>
+        <w:t xml:space="preserve">Анализ результатов показывает квадратичную зависимость вычислительной сложности от разрешения. Переход от 4CIF </w:t>
+      </w:r>
+      <w:r>
+        <w:br/>
+      </w:r>
+      <w:r>
+        <w:t xml:space="preserve">(405 504 пикселей) к HD (921 600 пикселей) при одинаковой частоте кадров </w:t>
+      </w:r>
+      <w:r>
+        <w:br/>
+      </w:r>
+      <w:r>
+        <w:lastRenderedPageBreak/>
+        <w:t xml:space="preserve">12 </w:t>
       </w:r>
       <w:proofErr w:type="spellStart"/>
       <w:r>
@@ -37397,11 +38686,7 @@
       </w:r>
       <w:proofErr w:type="spellEnd"/>
       <w:r>
-        <w:t xml:space="preserve"> </w:t>
-      </w:r>
-      <w:r>
-        <w:lastRenderedPageBreak/>
-        <w:t>привел к росту средней загрузки CPU с 38-39% до 49-53% (рост на ~30%). Дальнейший переход к Full HD (2 073 600 пикселей) увеличил загрузку до 71-85%. Таким образом, увеличение количества пикселей в 5 раз (от 4CIF до FHD) привело к почти двукратному росту нагрузки на процессор, что полностью соответствует теоретическим моделям вычислительной сложности видеокодеков.</w:t>
+        <w:t xml:space="preserve"> привел к росту средней загрузки CPU с 38-39% до 49-53% (рост на ~30%). Дальнейший переход к Full HD (2 073 600 пикселей) увеличил загрузку до 71-85%. Таким образом, увеличение количества пикселей в 5 раз (от 4CIF до FHD) привело к почти двукратному росту нагрузки на процессор, что полностью соответствует теоретическим моделям вычислительной сложности видеокодеков.</w:t>
       </w:r>
     </w:p>
     <w:p>
@@ -37492,7 +38777,13 @@
     </w:p>
     <w:p>
       <w:r>
-        <w:t xml:space="preserve">Во всех успешно завершенных тестах значения PSNR находились в диапазоне от 40,5 </w:t>
+        <w:t xml:space="preserve">Во всех успешно завершенных тестах значения PSNR находились </w:t>
+      </w:r>
+      <w:r>
+        <w:br/>
+      </w:r>
+      <w:r>
+        <w:t xml:space="preserve">в диапазоне от 40,5 </w:t>
       </w:r>
       <w:proofErr w:type="spellStart"/>
       <w:r>
@@ -37566,7 +38857,19 @@
     </w:p>
     <w:p>
       <w:r>
-        <w:t xml:space="preserve">Анализ не выявил прямой зависимости между загрузкой CPU и деградацией качества видео в успешных тестах. Высокие значения PSNR и SSIM сохранялись даже при загрузке CPU 94% (тест hd_60fps_10m). Деградация качества наступает не из-за нехватки вычислительных ресурсов (пока </w:t>
+        <w:t xml:space="preserve">Анализ не выявил прямой зависимости между загрузкой CPU </w:t>
+      </w:r>
+      <w:r>
+        <w:br/>
+      </w:r>
+      <w:r>
+        <w:t xml:space="preserve">и деградацией качества видео в успешных тестах. Высокие значения PSNR </w:t>
+      </w:r>
+      <w:r>
+        <w:br/>
+      </w:r>
+      <w:r>
+        <w:t xml:space="preserve">и SSIM сохранялись даже при загрузке CPU 94% (тест hd_60fps_10m). Деградация качества наступает не из-за нехватки вычислительных ресурсов (пока </w:t>
       </w:r>
       <w:proofErr w:type="spellStart"/>
       <w:proofErr w:type="gramStart"/>
@@ -37803,7 +39106,13 @@
       </w:r>
       <w:proofErr w:type="spellEnd"/>
       <w:r>
-        <w:t xml:space="preserve"> ≥ 1.05x) и температурой процессора ниже 75°C, оптимальными являются следующие конфигурации:</w:t>
+        <w:t xml:space="preserve"> ≥ 1.05x) </w:t>
+      </w:r>
+      <w:r>
+        <w:br/>
+      </w:r>
+      <w:r>
+        <w:t>и температурой процессора ниже 75°C, оптимальными являются следующие конфигурации:</w:t>
       </w:r>
     </w:p>
     <w:p>
@@ -37822,7 +39131,13 @@
       </w:r>
       <w:proofErr w:type="spellEnd"/>
       <w:r>
-        <w:t>, битрейт до 2 Мбит/с.</w:t>
+        <w:t xml:space="preserve">, битрейт до </w:t>
+      </w:r>
+      <w:r>
+        <w:br/>
+      </w:r>
+      <w:r>
+        <w:t>2 Мбит/с.</w:t>
       </w:r>
     </w:p>
     <w:p>
@@ -38334,7 +39649,13 @@
       </w:r>
       <w:proofErr w:type="spellEnd"/>
       <w:r>
-        <w:t xml:space="preserve"> 4 Model B в задачах передачи и обработки </w:t>
+        <w:t xml:space="preserve"> 4 Model B в задачах передачи </w:t>
+      </w:r>
+      <w:r>
+        <w:br/>
+      </w:r>
+      <w:r>
+        <w:t xml:space="preserve">и обработки </w:t>
       </w:r>
       <w:proofErr w:type="spellStart"/>
       <w:r>
@@ -38376,7 +39697,13 @@
     </w:p>
     <w:p>
       <w:r>
-        <w:t>Во второй главе разработана архитектура экспериментального стенда и методика проведения исследований. Стенд включает узел-источник (персональный компьютер) и узел-приемник (</w:t>
+        <w:t xml:space="preserve">Во второй главе разработана архитектура экспериментального стенда </w:t>
+      </w:r>
+      <w:r>
+        <w:br/>
+      </w:r>
+      <w:r>
+        <w:t>и методика проведения исследований. Стенд включает узел-источник (персональный компьютер) и узел-приемник (</w:t>
       </w:r>
       <w:proofErr w:type="spellStart"/>
       <w:r>
@@ -38422,7 +39749,13 @@
       </w:r>
       <w:proofErr w:type="spellEnd"/>
       <w:r>
-        <w:t xml:space="preserve"> 4 Model B. Проведено 21 успешный эксперимент из 27 запланированных. Получены следующие основные результаты:</w:t>
+        <w:t xml:space="preserve"> 4 Model B. Проведен </w:t>
+      </w:r>
+      <w:r>
+        <w:br/>
+      </w:r>
+      <w:r>
+        <w:t>21 успешный эксперимент из 27 запланированных. Получены следующие основные результаты:</w:t>
       </w:r>
     </w:p>
     <w:p>
@@ -38484,7 +39817,13 @@
       </w:r>
       <w:proofErr w:type="spellEnd"/>
       <w:r>
-        <w:t xml:space="preserve"> 1.07x-1.18x). Для разрешения HD платформа справляется со всеми комбинациями параметров, но при 60 </w:t>
+        <w:t xml:space="preserve"> 1.07x-1.18x). Для разрешения HD платформа справляется со всеми комбинациями параметров, но при </w:t>
+      </w:r>
+      <w:r>
+        <w:br/>
+      </w:r>
+      <w:r>
+        <w:t xml:space="preserve">60 </w:t>
       </w:r>
       <w:proofErr w:type="spellStart"/>
       <w:r>
@@ -38532,7 +39871,19 @@
       </w:r>
       <w:proofErr w:type="spellEnd"/>
       <w:r>
-        <w:t xml:space="preserve"> скорость обработки падает до 0.62x-0.63x и 0.26x-0.28x соответственно, что приводит к переполнению буфера и досрочному прерыванию тестов.</w:t>
+        <w:t xml:space="preserve"> скорость обработки падает до 0.62x-0.63x </w:t>
+      </w:r>
+      <w:r>
+        <w:br/>
+      </w:r>
+      <w:r>
+        <w:t xml:space="preserve">и 0.26x-0.28x соответственно, что приводит к переполнению буфера </w:t>
+      </w:r>
+      <w:r>
+        <w:br/>
+      </w:r>
+      <w:r>
+        <w:t>и досрочному прерыванию тестов.</w:t>
       </w:r>
     </w:p>
     <w:p>
@@ -38551,7 +39902,13 @@
       </w:r>
       <w:proofErr w:type="spellEnd"/>
       <w:r>
-        <w:t xml:space="preserve"> (категория "очень хорошее" качество), SSIM — 0.979-0.991 (категория "отличное" структурное сходство). Наивысшие показатели качества достигнуты при разрешении Full HD и частоте 12 </w:t>
+        <w:t xml:space="preserve"> (категория "очень хорошее" качество), SSIM — 0.979-0.991 (категория "отличное" структурное сходство). Наивысшие показатели качества достигнуты при разрешении Full HD и частоте </w:t>
+      </w:r>
+      <w:r>
+        <w:br/>
+      </w:r>
+      <w:r>
+        <w:t xml:space="preserve">12 </w:t>
       </w:r>
       <w:proofErr w:type="spellStart"/>
       <w:r>
@@ -38660,7 +40017,19 @@
     </w:p>
     <w:p>
       <w:r>
-        <w:t>Практическая значимость работы состоит в том, что полученные результаты могут быть использованы при проектировании медиа-серверов и систем потокового вещания на базе одноплатных компьютеров, при разработке технических заданий на системы видеонаблюдения и IPTV-вещания, а также в образовательном процессе при изучении курсов, связанных с мультимедийными технологиями и инфокоммуникационными системами.</w:t>
+        <w:t xml:space="preserve">Практическая значимость работы состоит в том, что полученные результаты могут быть использованы при проектировании медиа-серверов </w:t>
+      </w:r>
+      <w:r>
+        <w:br/>
+      </w:r>
+      <w:r>
+        <w:t xml:space="preserve">и систем потокового вещания на базе одноплатных компьютеров, при разработке технических заданий на системы видеонаблюдения </w:t>
+      </w:r>
+      <w:r>
+        <w:br/>
+      </w:r>
+      <w:r>
+        <w:t>и IPTV-вещания, а также в образовательном процессе при изучении курсов, связанных с мультимедийными технологиями и инфокоммуникационными системами.</w:t>
       </w:r>
     </w:p>
     <w:p>
@@ -38670,6 +40039,7 @@
     </w:p>
     <w:p>
       <w:r>
+        <w:lastRenderedPageBreak/>
         <w:t>Направлениями дальнейших исследований могут стать:</w:t>
       </w:r>
     </w:p>
@@ -38681,7 +40051,6 @@
         </w:numPr>
       </w:pPr>
       <w:r>
-        <w:lastRenderedPageBreak/>
         <w:t>исследование производительности при использовании аппаратного кодировщика H.264 (</w:t>
       </w:r>
       <w:proofErr w:type="spellStart"/>
@@ -38788,21 +40157,26 @@
       <w:r>
         <w:t xml:space="preserve">1. </w:t>
       </w:r>
-      <w:proofErr w:type="spellStart"/>
-      <w:r>
-        <w:t>Уэйкман</w:t>
-      </w:r>
-      <w:proofErr w:type="spellEnd"/>
-      <w:r>
-        <w:t xml:space="preserve"> Д. Одноплатные компьютеры: архитектура и применение / Д. </w:t>
-      </w:r>
-      <w:proofErr w:type="spellStart"/>
-      <w:r>
-        <w:t>Уэйкман</w:t>
-      </w:r>
-      <w:proofErr w:type="spellEnd"/>
-      <w:r>
-        <w:t>. — М.: ДМК Пресс, 2020. — 312 с.</w:t>
+      <w:r>
+        <w:t xml:space="preserve">Хеннесси Дж. </w:t>
+      </w:r>
+      <w:r>
+        <w:t>Компьютерная архитектура</w:t>
+      </w:r>
+      <w:r>
+        <w:t xml:space="preserve">: количественный подход/ Дж. Хеннесси, Д. Паттерсон. — </w:t>
+      </w:r>
+      <w:r>
+        <w:t>5</w:t>
+      </w:r>
+      <w:r>
+        <w:t>-е изд. — М.: Вильямс, 20</w:t>
+      </w:r>
+      <w:r>
+        <w:t>16</w:t>
+      </w:r>
+      <w:r>
+        <w:t>. — 832 с.</w:t>
       </w:r>
     </w:p>
     <w:p>
@@ -38906,7 +40280,19 @@
       </w:r>
       <w:proofErr w:type="spellEnd"/>
       <w:r>
-        <w:t xml:space="preserve"> В. П. Компьютерные сети. Принципы, технологии, протоколы: учебник для вузов / В. П. </w:t>
+        <w:t xml:space="preserve"> В. </w:t>
+      </w:r>
+      <w:r>
+        <w:t>Г</w:t>
+      </w:r>
+      <w:r>
+        <w:t xml:space="preserve">. Компьютерные сети. Принципы, технологии, протоколы: учебник для вузов / В. </w:t>
+      </w:r>
+      <w:r>
+        <w:t>Г</w:t>
+      </w:r>
+      <w:r>
+        <w:t xml:space="preserve">. </w:t>
       </w:r>
       <w:proofErr w:type="spellStart"/>
       <w:r>
@@ -39907,7 +41293,19 @@
         <w:rPr>
           <w:lang w:val="en-US"/>
         </w:rPr>
-        <w:t xml:space="preserve">12. Richardson I. E. G. The H.264 Advanced Video Compression Standard / I. E. G. Richardson. — 2nd ed. — Chichester: Wiley, 2010. — 474 </w:t>
+        <w:t>12. Richardson E. The H.264 Advanced Video Compression Standard / E.</w:t>
+      </w:r>
+      <w:r>
+        <w:rPr>
+          <w:lang w:val="en-US"/>
+        </w:rPr>
+        <w:t xml:space="preserve"> </w:t>
+      </w:r>
+      <w:r>
+        <w:rPr>
+          <w:lang w:val="en-US"/>
+        </w:rPr>
+        <w:t xml:space="preserve">Richardson. — 2nd ed. — Chichester: Wiley, 2010. — 474 </w:t>
       </w:r>
       <w:r>
         <w:t>с</w:t>
@@ -40265,7 +41663,19 @@
         <w:rPr>
           <w:lang w:val="en-US"/>
         </w:rPr>
-        <w:t xml:space="preserve">. Experimental Comparison of PSNR and SSIM Metrics for Video Quality Estimation // Lecture Notes in Computer Science. — 2019. — Vol. 11853. — </w:t>
+        <w:t>. Experimental Comparison of PSNR and SSIM Metrics for Video Quality Estimation // Lecture Notes in Computer Science. — 201</w:t>
+      </w:r>
+      <w:r>
+        <w:rPr>
+          <w:lang w:val="en-US"/>
+        </w:rPr>
+        <w:t>0</w:t>
+      </w:r>
+      <w:r>
+        <w:rPr>
+          <w:lang w:val="en-US"/>
+        </w:rPr>
+        <w:t xml:space="preserve">. — Vol. 11853. — </w:t>
       </w:r>
       <w:r>
         <w:t>С</w:t>
@@ -40367,14 +41777,43 @@
       </w:r>
     </w:p>
     <w:p>
-      <w:r>
+      <w:pPr>
+        <w:rPr>
+          <w:lang w:val="en-US"/>
+        </w:rPr>
+      </w:pPr>
+      <w:r>
+        <w:rPr>
+          <w:lang w:val="en-US"/>
+        </w:rPr>
         <w:t>2</w:t>
       </w:r>
       <w:r>
+        <w:rPr>
+          <w:lang w:val="en-US"/>
+        </w:rPr>
         <w:t>0</w:t>
       </w:r>
       <w:r>
-        <w:t>. Бистров В. А. Мультимедийные технологии в инфокоммуникационных системах: учебное пособие / В. А. Бистров. — СПб.: СПбГУТ, 2021. — 256 с.</w:t>
+        <w:rPr>
+          <w:lang w:val="en-US"/>
+        </w:rPr>
+        <w:t xml:space="preserve">. </w:t>
+      </w:r>
+      <w:r>
+        <w:rPr>
+          <w:lang w:val="en-US"/>
+        </w:rPr>
+        <w:t>VMAF: A Perceptual Video Quality Metric Based on Multiple Features/ C. Li, A. Bera, Y. Qian et al.// IEEE Transactions on Image Processing. — 20</w:t>
+      </w:r>
+      <w:r>
+        <w:t>16</w:t>
+      </w:r>
+      <w:r>
+        <w:rPr>
+          <w:lang w:val="en-US"/>
+        </w:rPr>
+        <w:t>. — Vol. 30. — P. 6155–6168.</w:t>
       </w:r>
     </w:p>
     <w:p>
@@ -40525,7 +41964,7 @@
 </file>
 
 <file path=word/endnotes.xml><?xml version="1.0" encoding="utf-8"?>
-<w:endnotes xmlns:wpc="http://schemas.microsoft.com/office/word/2010/wordprocessingCanvas" xmlns:cx="http://schemas.microsoft.com/office/drawing/2014/chartex" xmlns:cx1="http://schemas.microsoft.com/office/drawing/2015/9/8/chartex" xmlns:cx2="http://schemas.microsoft.com/office/drawing/2015/10/21/chartex" xmlns:cx3="http://schemas.microsoft.com/office/drawing/2016/5/9/chartex" xmlns:cx4="http://schemas.microsoft.com/office/drawing/2016/5/10/chartex" xmlns:cx5="http://schemas.microsoft.com/office/drawing/2016/5/11/chartex" xmlns:cx6="http://schemas.microsoft.com/office/drawing/2016/5/12/chartex" xmlns:cx7="http://schemas.microsoft.com/office/drawing/2016/5/13/chartex" xmlns:cx8="http://schemas.microsoft.com/office/drawing/2016/5/14/chartex" xmlns:mc="http://schemas.openxmlformats.org/markup-compatibility/2006" xmlns:aink="http://schemas.microsoft.com/office/drawing/2016/ink" xmlns:am3d="http://schemas.microsoft.com/office/drawing/2017/model3d" xmlns:o="urn:schemas-microsoft-com:office:office" xmlns:oel="http://schemas.microsoft.com/office/2019/extlst" xmlns:r="http://schemas.openxmlformats.org/officeDocument/2006/relationships" xmlns:m="http://schemas.openxmlformats.org/officeDocument/2006/math" xmlns:v="urn:schemas-microsoft-com:vml" xmlns:wp14="http://schemas.microsoft.com/office/word/2010/wordprocessingDrawing" xmlns:wp="http://schemas.openxmlformats.org/drawingml/2006/wordprocessingDrawing" xmlns:w10="urn:schemas-microsoft-com:office:word" xmlns:w="http://schemas.openxmlformats.org/wordprocessingml/2006/main" xmlns:w14="http://schemas.microsoft.com/office/word/2010/wordml" xmlns:w15="http://schemas.microsoft.com/office/word/2012/wordml" xmlns:w16cex="http://schemas.microsoft.com/office/word/2018/wordml/cex" xmlns:w16cid="http://schemas.microsoft.com/office/word/2016/wordml/cid" xmlns:w16="http://schemas.microsoft.com/office/word/2018/wordml" xmlns:w16du="http://schemas.microsoft.com/office/word/2023/wordml/word16du" xmlns:w16sdtdh="http://schemas.microsoft.com/office/word/2020/wordml/sdtdatahash" xmlns:w16sdtfl="http://schemas.microsoft.com/office/word/2024/wordml/sdtformatlock" xmlns:w16se="http://schemas.microsoft.com/office/word/2015/wordml/symex" xmlns:wpg="http://schemas.microsoft.com/office/word/2010/wordprocessingGroup" xmlns:wpi="http://schemas.microsoft.com/office/word/2010/wordprocessingInk" xmlns:wne="http://schemas.microsoft.com/office/word/2006/wordml" xmlns:wps="http://schemas.microsoft.com/office/word/2010/wordprocessingShape" mc:Ignorable="w14 w15 w16se w16cid w16 w16cex w16sdtdh w16sdtfl w16du wp14">
+<w:endnotes xmlns:wpc="http://schemas.microsoft.com/office/word/2010/wordprocessingCanvas" xmlns:cx="http://schemas.microsoft.com/office/drawing/2014/chartex" xmlns:cx1="http://schemas.microsoft.com/office/drawing/2015/9/8/chartex" xmlns:cx2="http://schemas.microsoft.com/office/drawing/2015/10/21/chartex" xmlns:cx3="http://schemas.microsoft.com/office/drawing/2016/5/9/chartex" xmlns:cx4="http://schemas.microsoft.com/office/drawing/2016/5/10/chartex" xmlns:cx5="http://schemas.microsoft.com/office/drawing/2016/5/11/chartex" xmlns:cx6="http://schemas.microsoft.com/office/drawing/2016/5/12/chartex" xmlns:cx7="http://schemas.microsoft.com/office/drawing/2016/5/13/chartex" xmlns:cx8="http://schemas.microsoft.com/office/drawing/2016/5/14/chartex" xmlns:mc="http://schemas.openxmlformats.org/markup-compatibility/2006" xmlns:m="http://schemas.openxmlformats.org/officeDocument/2006/math" xmlns:aink="http://schemas.microsoft.com/office/drawing/2016/ink" xmlns:am3d="http://schemas.microsoft.com/office/drawing/2017/model3d" xmlns:oel="http://schemas.microsoft.com/office/2019/extlst" xmlns:r="http://schemas.openxmlformats.org/officeDocument/2006/relationships" xmlns:wp14="http://schemas.microsoft.com/office/word/2010/wordprocessingDrawing" xmlns:wp="http://schemas.openxmlformats.org/drawingml/2006/wordprocessingDrawing" xmlns:wpg="http://schemas.microsoft.com/office/word/2010/wordprocessingGroup" xmlns:wpi="http://schemas.microsoft.com/office/word/2010/wordprocessingInk" xmlns:wps="http://schemas.microsoft.com/office/word/2010/wordprocessingShape" xmlns:o="urn:schemas-microsoft-com:office:office" xmlns:v="urn:schemas-microsoft-com:vml" xmlns:w10="urn:schemas-microsoft-com:office:word" xmlns:w="http://schemas.openxmlformats.org/wordprocessingml/2006/main" xmlns:w14="http://schemas.microsoft.com/office/word/2010/wordml" xmlns:w15="http://schemas.microsoft.com/office/word/2012/wordml" xmlns:w16cex="http://schemas.microsoft.com/office/word/2018/wordml/cex" xmlns:w16cid="http://schemas.microsoft.com/office/word/2016/wordml/cid" xmlns:w16="http://schemas.microsoft.com/office/word/2018/wordml" xmlns:w16sdtdh="http://schemas.microsoft.com/office/word/2020/wordml/sdtdatahash" xmlns:w16sdtfl="http://schemas.microsoft.com/office/word/2024/wordml/sdtformatlock" xmlns:w16se="http://schemas.microsoft.com/office/word/2015/wordml/symex" xmlns:w16du="http://schemas.microsoft.com/office/word/2023/wordml/word16du" xmlns:wne="http://schemas.microsoft.com/office/word/2006/wordml" mc:Ignorable="w14 w15 w16se w16cid w16 w16cex w16sdtdh w16sdtfl w16du wp14">
   <w:endnote w:type="separator" w:id="-1">
     <w:p>
       <w:pPr>
@@ -40550,7 +41989,7 @@
 </file>
 
 <file path=word/footer1.xml><?xml version="1.0" encoding="utf-8"?>
-<w:ftr xmlns:wpc="http://schemas.microsoft.com/office/word/2010/wordprocessingCanvas" xmlns:cx="http://schemas.microsoft.com/office/drawing/2014/chartex" xmlns:cx1="http://schemas.microsoft.com/office/drawing/2015/9/8/chartex" xmlns:cx2="http://schemas.microsoft.com/office/drawing/2015/10/21/chartex" xmlns:cx3="http://schemas.microsoft.com/office/drawing/2016/5/9/chartex" xmlns:cx4="http://schemas.microsoft.com/office/drawing/2016/5/10/chartex" xmlns:cx5="http://schemas.microsoft.com/office/drawing/2016/5/11/chartex" xmlns:cx6="http://schemas.microsoft.com/office/drawing/2016/5/12/chartex" xmlns:cx7="http://schemas.microsoft.com/office/drawing/2016/5/13/chartex" xmlns:cx8="http://schemas.microsoft.com/office/drawing/2016/5/14/chartex" xmlns:mc="http://schemas.openxmlformats.org/markup-compatibility/2006" xmlns:aink="http://schemas.microsoft.com/office/drawing/2016/ink" xmlns:am3d="http://schemas.microsoft.com/office/drawing/2017/model3d" xmlns:o="urn:schemas-microsoft-com:office:office" xmlns:oel="http://schemas.microsoft.com/office/2019/extlst" xmlns:r="http://schemas.openxmlformats.org/officeDocument/2006/relationships" xmlns:m="http://schemas.openxmlformats.org/officeDocument/2006/math" xmlns:v="urn:schemas-microsoft-com:vml" xmlns:wp14="http://schemas.microsoft.com/office/word/2010/wordprocessingDrawing" xmlns:wp="http://schemas.openxmlformats.org/drawingml/2006/wordprocessingDrawing" xmlns:w10="urn:schemas-microsoft-com:office:word" xmlns:w="http://schemas.openxmlformats.org/wordprocessingml/2006/main" xmlns:w14="http://schemas.microsoft.com/office/word/2010/wordml" xmlns:w15="http://schemas.microsoft.com/office/word/2012/wordml" xmlns:w16cex="http://schemas.microsoft.com/office/word/2018/wordml/cex" xmlns:w16cid="http://schemas.microsoft.com/office/word/2016/wordml/cid" xmlns:w16="http://schemas.microsoft.com/office/word/2018/wordml" xmlns:w16du="http://schemas.microsoft.com/office/word/2023/wordml/word16du" xmlns:w16sdtdh="http://schemas.microsoft.com/office/word/2020/wordml/sdtdatahash" xmlns:w16sdtfl="http://schemas.microsoft.com/office/word/2024/wordml/sdtformatlock" xmlns:w16se="http://schemas.microsoft.com/office/word/2015/wordml/symex" xmlns:wpg="http://schemas.microsoft.com/office/word/2010/wordprocessingGroup" xmlns:wpi="http://schemas.microsoft.com/office/word/2010/wordprocessingInk" xmlns:wne="http://schemas.microsoft.com/office/word/2006/wordml" xmlns:wps="http://schemas.microsoft.com/office/word/2010/wordprocessingShape" mc:Ignorable="w14 w15 w16se w16cid w16 w16cex w16sdtdh w16sdtfl w16du wp14">
+<w:ftr xmlns:wpc="http://schemas.microsoft.com/office/word/2010/wordprocessingCanvas" xmlns:cx="http://schemas.microsoft.com/office/drawing/2014/chartex" xmlns:cx1="http://schemas.microsoft.com/office/drawing/2015/9/8/chartex" xmlns:cx2="http://schemas.microsoft.com/office/drawing/2015/10/21/chartex" xmlns:cx3="http://schemas.microsoft.com/office/drawing/2016/5/9/chartex" xmlns:cx4="http://schemas.microsoft.com/office/drawing/2016/5/10/chartex" xmlns:cx5="http://schemas.microsoft.com/office/drawing/2016/5/11/chartex" xmlns:cx6="http://schemas.microsoft.com/office/drawing/2016/5/12/chartex" xmlns:cx7="http://schemas.microsoft.com/office/drawing/2016/5/13/chartex" xmlns:cx8="http://schemas.microsoft.com/office/drawing/2016/5/14/chartex" xmlns:mc="http://schemas.openxmlformats.org/markup-compatibility/2006" xmlns:m="http://schemas.openxmlformats.org/officeDocument/2006/math" xmlns:aink="http://schemas.microsoft.com/office/drawing/2016/ink" xmlns:am3d="http://schemas.microsoft.com/office/drawing/2017/model3d" xmlns:oel="http://schemas.microsoft.com/office/2019/extlst" xmlns:r="http://schemas.openxmlformats.org/officeDocument/2006/relationships" xmlns:wp14="http://schemas.microsoft.com/office/word/2010/wordprocessingDrawing" xmlns:wp="http://schemas.openxmlformats.org/drawingml/2006/wordprocessingDrawing" xmlns:wpg="http://schemas.microsoft.com/office/word/2010/wordprocessingGroup" xmlns:wpi="http://schemas.microsoft.com/office/word/2010/wordprocessingInk" xmlns:wps="http://schemas.microsoft.com/office/word/2010/wordprocessingShape" xmlns:o="urn:schemas-microsoft-com:office:office" xmlns:v="urn:schemas-microsoft-com:vml" xmlns:w10="urn:schemas-microsoft-com:office:word" xmlns:w="http://schemas.openxmlformats.org/wordprocessingml/2006/main" xmlns:w14="http://schemas.microsoft.com/office/word/2010/wordml" xmlns:w15="http://schemas.microsoft.com/office/word/2012/wordml" xmlns:w16cex="http://schemas.microsoft.com/office/word/2018/wordml/cex" xmlns:w16cid="http://schemas.microsoft.com/office/word/2016/wordml/cid" xmlns:w16="http://schemas.microsoft.com/office/word/2018/wordml" xmlns:w16sdtdh="http://schemas.microsoft.com/office/word/2020/wordml/sdtdatahash" xmlns:w16sdtfl="http://schemas.microsoft.com/office/word/2024/wordml/sdtformatlock" xmlns:w16se="http://schemas.microsoft.com/office/word/2015/wordml/symex" xmlns:w16du="http://schemas.microsoft.com/office/word/2023/wordml/word16du" xmlns:wne="http://schemas.microsoft.com/office/word/2006/wordml" mc:Ignorable="w14 w15 w16se w16cid w16 w16cex w16sdtdh w16sdtfl w16du wp14">
   <w:sdt>
     <w:sdtPr>
       <w:rPr>
@@ -40607,7 +42046,7 @@
 </file>
 
 <file path=word/footer2.xml><?xml version="1.0" encoding="utf-8"?>
-<w:ftr xmlns:wpc="http://schemas.microsoft.com/office/word/2010/wordprocessingCanvas" xmlns:cx="http://schemas.microsoft.com/office/drawing/2014/chartex" xmlns:cx1="http://schemas.microsoft.com/office/drawing/2015/9/8/chartex" xmlns:cx2="http://schemas.microsoft.com/office/drawing/2015/10/21/chartex" xmlns:cx3="http://schemas.microsoft.com/office/drawing/2016/5/9/chartex" xmlns:cx4="http://schemas.microsoft.com/office/drawing/2016/5/10/chartex" xmlns:cx5="http://schemas.microsoft.com/office/drawing/2016/5/11/chartex" xmlns:cx6="http://schemas.microsoft.com/office/drawing/2016/5/12/chartex" xmlns:cx7="http://schemas.microsoft.com/office/drawing/2016/5/13/chartex" xmlns:cx8="http://schemas.microsoft.com/office/drawing/2016/5/14/chartex" xmlns:mc="http://schemas.openxmlformats.org/markup-compatibility/2006" xmlns:aink="http://schemas.microsoft.com/office/drawing/2016/ink" xmlns:am3d="http://schemas.microsoft.com/office/drawing/2017/model3d" xmlns:o="urn:schemas-microsoft-com:office:office" xmlns:oel="http://schemas.microsoft.com/office/2019/extlst" xmlns:r="http://schemas.openxmlformats.org/officeDocument/2006/relationships" xmlns:m="http://schemas.openxmlformats.org/officeDocument/2006/math" xmlns:v="urn:schemas-microsoft-com:vml" xmlns:wp14="http://schemas.microsoft.com/office/word/2010/wordprocessingDrawing" xmlns:wp="http://schemas.openxmlformats.org/drawingml/2006/wordprocessingDrawing" xmlns:w10="urn:schemas-microsoft-com:office:word" xmlns:w="http://schemas.openxmlformats.org/wordprocessingml/2006/main" xmlns:w14="http://schemas.microsoft.com/office/word/2010/wordml" xmlns:w15="http://schemas.microsoft.com/office/word/2012/wordml" xmlns:w16cex="http://schemas.microsoft.com/office/word/2018/wordml/cex" xmlns:w16cid="http://schemas.microsoft.com/office/word/2016/wordml/cid" xmlns:w16="http://schemas.microsoft.com/office/word/2018/wordml" xmlns:w16du="http://schemas.microsoft.com/office/word/2023/wordml/word16du" xmlns:w16sdtdh="http://schemas.microsoft.com/office/word/2020/wordml/sdtdatahash" xmlns:w16sdtfl="http://schemas.microsoft.com/office/word/2024/wordml/sdtformatlock" xmlns:w16se="http://schemas.microsoft.com/office/word/2015/wordml/symex" xmlns:wpg="http://schemas.microsoft.com/office/word/2010/wordprocessingGroup" xmlns:wpi="http://schemas.microsoft.com/office/word/2010/wordprocessingInk" xmlns:wne="http://schemas.microsoft.com/office/word/2006/wordml" xmlns:wps="http://schemas.microsoft.com/office/word/2010/wordprocessingShape" mc:Ignorable="w14 w15 w16se w16cid w16 w16cex w16sdtdh w16sdtfl w16du wp14">
+<w:ftr xmlns:wpc="http://schemas.microsoft.com/office/word/2010/wordprocessingCanvas" xmlns:cx="http://schemas.microsoft.com/office/drawing/2014/chartex" xmlns:cx1="http://schemas.microsoft.com/office/drawing/2015/9/8/chartex" xmlns:cx2="http://schemas.microsoft.com/office/drawing/2015/10/21/chartex" xmlns:cx3="http://schemas.microsoft.com/office/drawing/2016/5/9/chartex" xmlns:cx4="http://schemas.microsoft.com/office/drawing/2016/5/10/chartex" xmlns:cx5="http://schemas.microsoft.com/office/drawing/2016/5/11/chartex" xmlns:cx6="http://schemas.microsoft.com/office/drawing/2016/5/12/chartex" xmlns:cx7="http://schemas.microsoft.com/office/drawing/2016/5/13/chartex" xmlns:cx8="http://schemas.microsoft.com/office/drawing/2016/5/14/chartex" xmlns:mc="http://schemas.openxmlformats.org/markup-compatibility/2006" xmlns:m="http://schemas.openxmlformats.org/officeDocument/2006/math" xmlns:aink="http://schemas.microsoft.com/office/drawing/2016/ink" xmlns:am3d="http://schemas.microsoft.com/office/drawing/2017/model3d" xmlns:oel="http://schemas.microsoft.com/office/2019/extlst" xmlns:r="http://schemas.openxmlformats.org/officeDocument/2006/relationships" xmlns:wp14="http://schemas.microsoft.com/office/word/2010/wordprocessingDrawing" xmlns:wp="http://schemas.openxmlformats.org/drawingml/2006/wordprocessingDrawing" xmlns:wpg="http://schemas.microsoft.com/office/word/2010/wordprocessingGroup" xmlns:wpi="http://schemas.microsoft.com/office/word/2010/wordprocessingInk" xmlns:wps="http://schemas.microsoft.com/office/word/2010/wordprocessingShape" xmlns:o="urn:schemas-microsoft-com:office:office" xmlns:v="urn:schemas-microsoft-com:vml" xmlns:w10="urn:schemas-microsoft-com:office:word" xmlns:w="http://schemas.openxmlformats.org/wordprocessingml/2006/main" xmlns:w14="http://schemas.microsoft.com/office/word/2010/wordml" xmlns:w15="http://schemas.microsoft.com/office/word/2012/wordml" xmlns:w16cex="http://schemas.microsoft.com/office/word/2018/wordml/cex" xmlns:w16cid="http://schemas.microsoft.com/office/word/2016/wordml/cid" xmlns:w16="http://schemas.microsoft.com/office/word/2018/wordml" xmlns:w16sdtdh="http://schemas.microsoft.com/office/word/2020/wordml/sdtdatahash" xmlns:w16sdtfl="http://schemas.microsoft.com/office/word/2024/wordml/sdtformatlock" xmlns:w16se="http://schemas.microsoft.com/office/word/2015/wordml/symex" xmlns:w16du="http://schemas.microsoft.com/office/word/2023/wordml/word16du" xmlns:wne="http://schemas.microsoft.com/office/word/2006/wordml" mc:Ignorable="w14 w15 w16se w16cid w16 w16cex w16sdtdh w16sdtfl w16du wp14">
   <w:sdt>
     <w:sdtPr>
       <w:rPr>
@@ -40672,7 +42111,7 @@
 </file>
 
 <file path=word/footnotes.xml><?xml version="1.0" encoding="utf-8"?>
-<w:footnotes xmlns:wpc="http://schemas.microsoft.com/office/word/2010/wordprocessingCanvas" xmlns:cx="http://schemas.microsoft.com/office/drawing/2014/chartex" xmlns:cx1="http://schemas.microsoft.com/office/drawing/2015/9/8/chartex" xmlns:cx2="http://schemas.microsoft.com/office/drawing/2015/10/21/chartex" xmlns:cx3="http://schemas.microsoft.com/office/drawing/2016/5/9/chartex" xmlns:cx4="http://schemas.microsoft.com/office/drawing/2016/5/10/chartex" xmlns:cx5="http://schemas.microsoft.com/office/drawing/2016/5/11/chartex" xmlns:cx6="http://schemas.microsoft.com/office/drawing/2016/5/12/chartex" xmlns:cx7="http://schemas.microsoft.com/office/drawing/2016/5/13/chartex" xmlns:cx8="http://schemas.microsoft.com/office/drawing/2016/5/14/chartex" xmlns:mc="http://schemas.openxmlformats.org/markup-compatibility/2006" xmlns:aink="http://schemas.microsoft.com/office/drawing/2016/ink" xmlns:am3d="http://schemas.microsoft.com/office/drawing/2017/model3d" xmlns:o="urn:schemas-microsoft-com:office:office" xmlns:oel="http://schemas.microsoft.com/office/2019/extlst" xmlns:r="http://schemas.openxmlformats.org/officeDocument/2006/relationships" xmlns:m="http://schemas.openxmlformats.org/officeDocument/2006/math" xmlns:v="urn:schemas-microsoft-com:vml" xmlns:wp14="http://schemas.microsoft.com/office/word/2010/wordprocessingDrawing" xmlns:wp="http://schemas.openxmlformats.org/drawingml/2006/wordprocessingDrawing" xmlns:w10="urn:schemas-microsoft-com:office:word" xmlns:w="http://schemas.openxmlformats.org/wordprocessingml/2006/main" xmlns:w14="http://schemas.microsoft.com/office/word/2010/wordml" xmlns:w15="http://schemas.microsoft.com/office/word/2012/wordml" xmlns:w16cex="http://schemas.microsoft.com/office/word/2018/wordml/cex" xmlns:w16cid="http://schemas.microsoft.com/office/word/2016/wordml/cid" xmlns:w16="http://schemas.microsoft.com/office/word/2018/wordml" xmlns:w16du="http://schemas.microsoft.com/office/word/2023/wordml/word16du" xmlns:w16sdtdh="http://schemas.microsoft.com/office/word/2020/wordml/sdtdatahash" xmlns:w16sdtfl="http://schemas.microsoft.com/office/word/2024/wordml/sdtformatlock" xmlns:w16se="http://schemas.microsoft.com/office/word/2015/wordml/symex" xmlns:wpg="http://schemas.microsoft.com/office/word/2010/wordprocessingGroup" xmlns:wpi="http://schemas.microsoft.com/office/word/2010/wordprocessingInk" xmlns:wne="http://schemas.microsoft.com/office/word/2006/wordml" xmlns:wps="http://schemas.microsoft.com/office/word/2010/wordprocessingShape" mc:Ignorable="w14 w15 w16se w16cid w16 w16cex w16sdtdh w16sdtfl w16du wp14">
+<w:footnotes xmlns:wpc="http://schemas.microsoft.com/office/word/2010/wordprocessingCanvas" xmlns:cx="http://schemas.microsoft.com/office/drawing/2014/chartex" xmlns:cx1="http://schemas.microsoft.com/office/drawing/2015/9/8/chartex" xmlns:cx2="http://schemas.microsoft.com/office/drawing/2015/10/21/chartex" xmlns:cx3="http://schemas.microsoft.com/office/drawing/2016/5/9/chartex" xmlns:cx4="http://schemas.microsoft.com/office/drawing/2016/5/10/chartex" xmlns:cx5="http://schemas.microsoft.com/office/drawing/2016/5/11/chartex" xmlns:cx6="http://schemas.microsoft.com/office/drawing/2016/5/12/chartex" xmlns:cx7="http://schemas.microsoft.com/office/drawing/2016/5/13/chartex" xmlns:cx8="http://schemas.microsoft.com/office/drawing/2016/5/14/chartex" xmlns:mc="http://schemas.openxmlformats.org/markup-compatibility/2006" xmlns:m="http://schemas.openxmlformats.org/officeDocument/2006/math" xmlns:aink="http://schemas.microsoft.com/office/drawing/2016/ink" xmlns:am3d="http://schemas.microsoft.com/office/drawing/2017/model3d" xmlns:oel="http://schemas.microsoft.com/office/2019/extlst" xmlns:r="http://schemas.openxmlformats.org/officeDocument/2006/relationships" xmlns:wp14="http://schemas.microsoft.com/office/word/2010/wordprocessingDrawing" xmlns:wp="http://schemas.openxmlformats.org/drawingml/2006/wordprocessingDrawing" xmlns:wpg="http://schemas.microsoft.com/office/word/2010/wordprocessingGroup" xmlns:wpi="http://schemas.microsoft.com/office/word/2010/wordprocessingInk" xmlns:wps="http://schemas.microsoft.com/office/word/2010/wordprocessingShape" xmlns:o="urn:schemas-microsoft-com:office:office" xmlns:v="urn:schemas-microsoft-com:vml" xmlns:w10="urn:schemas-microsoft-com:office:word" xmlns:w="http://schemas.openxmlformats.org/wordprocessingml/2006/main" xmlns:w14="http://schemas.microsoft.com/office/word/2010/wordml" xmlns:w15="http://schemas.microsoft.com/office/word/2012/wordml" xmlns:w16cex="http://schemas.microsoft.com/office/word/2018/wordml/cex" xmlns:w16cid="http://schemas.microsoft.com/office/word/2016/wordml/cid" xmlns:w16="http://schemas.microsoft.com/office/word/2018/wordml" xmlns:w16sdtdh="http://schemas.microsoft.com/office/word/2020/wordml/sdtdatahash" xmlns:w16sdtfl="http://schemas.microsoft.com/office/word/2024/wordml/sdtformatlock" xmlns:w16se="http://schemas.microsoft.com/office/word/2015/wordml/symex" xmlns:w16du="http://schemas.microsoft.com/office/word/2023/wordml/word16du" xmlns:wne="http://schemas.microsoft.com/office/word/2006/wordml" mc:Ignorable="w14 w15 w16se w16cid w16 w16cex w16sdtdh w16sdtfl w16du wp14">
   <w:footnote w:type="separator" w:id="-1">
     <w:p>
       <w:pPr>
@@ -40697,7 +42136,7 @@
 </file>
 
 <file path=word/numbering.xml><?xml version="1.0" encoding="utf-8"?>
-<w:numbering xmlns:wpc="http://schemas.microsoft.com/office/word/2010/wordprocessingCanvas" xmlns:cx="http://schemas.microsoft.com/office/drawing/2014/chartex" xmlns:cx1="http://schemas.microsoft.com/office/drawing/2015/9/8/chartex" xmlns:cx2="http://schemas.microsoft.com/office/drawing/2015/10/21/chartex" xmlns:cx3="http://schemas.microsoft.com/office/drawing/2016/5/9/chartex" xmlns:cx4="http://schemas.microsoft.com/office/drawing/2016/5/10/chartex" xmlns:cx5="http://schemas.microsoft.com/office/drawing/2016/5/11/chartex" xmlns:cx6="http://schemas.microsoft.com/office/drawing/2016/5/12/chartex" xmlns:cx7="http://schemas.microsoft.com/office/drawing/2016/5/13/chartex" xmlns:cx8="http://schemas.microsoft.com/office/drawing/2016/5/14/chartex" xmlns:mc="http://schemas.openxmlformats.org/markup-compatibility/2006" xmlns:aink="http://schemas.microsoft.com/office/drawing/2016/ink" xmlns:am3d="http://schemas.microsoft.com/office/drawing/2017/model3d" xmlns:o="urn:schemas-microsoft-com:office:office" xmlns:oel="http://schemas.microsoft.com/office/2019/extlst" xmlns:r="http://schemas.openxmlformats.org/officeDocument/2006/relationships" xmlns:m="http://schemas.openxmlformats.org/officeDocument/2006/math" xmlns:v="urn:schemas-microsoft-com:vml" xmlns:wp14="http://schemas.microsoft.com/office/word/2010/wordprocessingDrawing" xmlns:wp="http://schemas.openxmlformats.org/drawingml/2006/wordprocessingDrawing" xmlns:w10="urn:schemas-microsoft-com:office:word" xmlns:w="http://schemas.openxmlformats.org/wordprocessingml/2006/main" xmlns:w14="http://schemas.microsoft.com/office/word/2010/wordml" xmlns:w15="http://schemas.microsoft.com/office/word/2012/wordml" xmlns:w16cex="http://schemas.microsoft.com/office/word/2018/wordml/cex" xmlns:w16cid="http://schemas.microsoft.com/office/word/2016/wordml/cid" xmlns:w16="http://schemas.microsoft.com/office/word/2018/wordml" xmlns:w16du="http://schemas.microsoft.com/office/word/2023/wordml/word16du" xmlns:w16sdtdh="http://schemas.microsoft.com/office/word/2020/wordml/sdtdatahash" xmlns:w16sdtfl="http://schemas.microsoft.com/office/word/2024/wordml/sdtformatlock" xmlns:w16se="http://schemas.microsoft.com/office/word/2015/wordml/symex" xmlns:wpg="http://schemas.microsoft.com/office/word/2010/wordprocessingGroup" xmlns:wpi="http://schemas.microsoft.com/office/word/2010/wordprocessingInk" xmlns:wne="http://schemas.microsoft.com/office/word/2006/wordml" xmlns:wps="http://schemas.microsoft.com/office/word/2010/wordprocessingShape" mc:Ignorable="w14 w15 w16se w16cid w16 w16cex w16sdtdh w16sdtfl w16du wp14">
+<w:numbering xmlns:wpc="http://schemas.microsoft.com/office/word/2010/wordprocessingCanvas" xmlns:cx="http://schemas.microsoft.com/office/drawing/2014/chartex" xmlns:cx1="http://schemas.microsoft.com/office/drawing/2015/9/8/chartex" xmlns:cx2="http://schemas.microsoft.com/office/drawing/2015/10/21/chartex" xmlns:cx3="http://schemas.microsoft.com/office/drawing/2016/5/9/chartex" xmlns:cx4="http://schemas.microsoft.com/office/drawing/2016/5/10/chartex" xmlns:cx5="http://schemas.microsoft.com/office/drawing/2016/5/11/chartex" xmlns:cx6="http://schemas.microsoft.com/office/drawing/2016/5/12/chartex" xmlns:cx7="http://schemas.microsoft.com/office/drawing/2016/5/13/chartex" xmlns:cx8="http://schemas.microsoft.com/office/drawing/2016/5/14/chartex" xmlns:mc="http://schemas.openxmlformats.org/markup-compatibility/2006" xmlns:m="http://schemas.openxmlformats.org/officeDocument/2006/math" xmlns:aink="http://schemas.microsoft.com/office/drawing/2016/ink" xmlns:am3d="http://schemas.microsoft.com/office/drawing/2017/model3d" xmlns:oel="http://schemas.microsoft.com/office/2019/extlst" xmlns:r="http://schemas.openxmlformats.org/officeDocument/2006/relationships" xmlns:wp14="http://schemas.microsoft.com/office/word/2010/wordprocessingDrawing" xmlns:wp="http://schemas.openxmlformats.org/drawingml/2006/wordprocessingDrawing" xmlns:wpg="http://schemas.microsoft.com/office/word/2010/wordprocessingGroup" xmlns:wpi="http://schemas.microsoft.com/office/word/2010/wordprocessingInk" xmlns:wps="http://schemas.microsoft.com/office/word/2010/wordprocessingShape" xmlns:o="urn:schemas-microsoft-com:office:office" xmlns:v="urn:schemas-microsoft-com:vml" xmlns:w10="urn:schemas-microsoft-com:office:word" xmlns:w="http://schemas.openxmlformats.org/wordprocessingml/2006/main" xmlns:w14="http://schemas.microsoft.com/office/word/2010/wordml" xmlns:w15="http://schemas.microsoft.com/office/word/2012/wordml" xmlns:w16cex="http://schemas.microsoft.com/office/word/2018/wordml/cex" xmlns:w16cid="http://schemas.microsoft.com/office/word/2016/wordml/cid" xmlns:w16="http://schemas.microsoft.com/office/word/2018/wordml" xmlns:w16sdtdh="http://schemas.microsoft.com/office/word/2020/wordml/sdtdatahash" xmlns:w16sdtfl="http://schemas.microsoft.com/office/word/2024/wordml/sdtformatlock" xmlns:w16se="http://schemas.microsoft.com/office/word/2015/wordml/symex" xmlns:w16du="http://schemas.microsoft.com/office/word/2023/wordml/word16du" xmlns:wne="http://schemas.microsoft.com/office/word/2006/wordml" mc:Ignorable="w14 w15 w16se w16cid w16 w16cex w16sdtdh w16sdtfl w16du wp14">
   <w:abstractNum w:abstractNumId="0" w15:restartNumberingAfterBreak="0">
     <w:nsid w:val="01055C69"/>
     <w:multiLevelType w:val="multilevel"/>
@@ -47853,7 +49292,7 @@
 </file>
 
 <file path=word/styles.xml><?xml version="1.0" encoding="utf-8"?>
-<w:styles xmlns:mc="http://schemas.openxmlformats.org/markup-compatibility/2006" xmlns:r="http://schemas.openxmlformats.org/officeDocument/2006/relationships" xmlns:w="http://schemas.openxmlformats.org/wordprocessingml/2006/main" xmlns:w14="http://schemas.microsoft.com/office/word/2010/wordml" xmlns:w15="http://schemas.microsoft.com/office/word/2012/wordml" xmlns:w16cex="http://schemas.microsoft.com/office/word/2018/wordml/cex" xmlns:w16cid="http://schemas.microsoft.com/office/word/2016/wordml/cid" xmlns:w16="http://schemas.microsoft.com/office/word/2018/wordml" xmlns:w16du="http://schemas.microsoft.com/office/word/2023/wordml/word16du" xmlns:w16sdtdh="http://schemas.microsoft.com/office/word/2020/wordml/sdtdatahash" xmlns:w16sdtfl="http://schemas.microsoft.com/office/word/2024/wordml/sdtformatlock" xmlns:w16se="http://schemas.microsoft.com/office/word/2015/wordml/symex" mc:Ignorable="w14 w15 w16se w16cid w16 w16cex w16sdtdh w16sdtfl w16du">
+<w:styles xmlns:mc="http://schemas.openxmlformats.org/markup-compatibility/2006" xmlns:r="http://schemas.openxmlformats.org/officeDocument/2006/relationships" xmlns:w="http://schemas.openxmlformats.org/wordprocessingml/2006/main" xmlns:w14="http://schemas.microsoft.com/office/word/2010/wordml" xmlns:w15="http://schemas.microsoft.com/office/word/2012/wordml" xmlns:w16cex="http://schemas.microsoft.com/office/word/2018/wordml/cex" xmlns:w16cid="http://schemas.microsoft.com/office/word/2016/wordml/cid" xmlns:w16="http://schemas.microsoft.com/office/word/2018/wordml" xmlns:w16sdtdh="http://schemas.microsoft.com/office/word/2020/wordml/sdtdatahash" xmlns:w16sdtfl="http://schemas.microsoft.com/office/word/2024/wordml/sdtformatlock" xmlns:w16se="http://schemas.microsoft.com/office/word/2015/wordml/symex" xmlns:w16du="http://schemas.microsoft.com/office/word/2023/wordml/word16du" mc:Ignorable="w14 w15 w16se w16cid w16 w16cex w16sdtdh w16sdtfl w16du">
   <w:docDefaults>
     <w:rPrDefault>
       <w:rPr>
